--- a/FraudShield-System-Documentation.docx
+++ b/FraudShield-System-Documentation.docx
@@ -74,7 +74,7 @@
           <w:sz w:val="22"/>
           <w:szCs w:val="22"/>
         </w:rPr>
-        <w:t xml:space="preserve">Version 1.0</w:t>
+        <w:t xml:space="preserve">Version 2.0</w:t>
       </w:r>
     </w:p>
     <w:p>
@@ -145,7 +145,7 @@
           <w:sz w:val="22"/>
           <w:szCs w:val="22"/>
         </w:rPr>
-        <w:t xml:space="preserve">FraudShield is a real-time fraud detection platform built for telecommunications service providers. It identifies fraudulent service orders by combining a traditional rule-based scoring engine with four machine learning layers that analyze orders from multiple angles simultaneously.</w:t>
+        <w:t xml:space="preserve">FraudShield is a real-time fraud detection platform designed for telecommunications service providers. It identifies fraudulent service orders — specifically the pattern where a customer disconnects service (often due to non-payment), then reconnects under a different name at the same address to avoid the outstanding balance and capture new-customer promotions.</w:t>
       </w:r>
     </w:p>
     <w:p>
@@ -158,7 +158,7 @@
           <w:sz w:val="22"/>
           <w:szCs w:val="22"/>
         </w:rPr>
-        <w:t xml:space="preserve">Unlike simple rule-based systems, FraudShield learns from data patterns to detect previously unknown fraud schemes, scores orders in real time as they arrive, and provides full explainability for every risk score it generates. The system is designed for the specific pattern of telecom fraud where bad actors disconnect service at one address and immediately reconnect under a different name at the same or similar address to avoid paying outstanding balances.</w:t>
+        <w:t xml:space="preserve">The system combines a deterministic rule engine with four machine learning layers. Each layer analyzes orders from a different mathematical perspective, and a composite scorer blends all five outputs into a single 0-100 risk score with full explainability. No score is a black box — every risk assessment includes the individual contribution from each layer and a list of specific evidence items that drove the score.</w:t>
       </w:r>
     </w:p>
     <w:p>
@@ -195,15 +195,15 @@
           <w:sz w:val="22"/>
           <w:szCs w:val="22"/>
         </w:rPr>
-        <w:t xml:space="preserve">Five-layer scoring architecture</w:t>
-      </w:r>
-      <w:r>
-        <w:rPr>
-          <w:rFonts w:ascii="Arial" w:cs="Arial" w:eastAsia="Arial" w:hAnsi="Arial"/>
-          <w:sz w:val="22"/>
-          <w:szCs w:val="22"/>
-        </w:rPr>
-        <w:t xml:space="preserve"> blending rule-based pattern matching with unsupervised anomaly detection, fuzzy string matching, predictive ML, and graph-based fraud ring detection</w:t>
+        <w:t xml:space="preserve">Five-layer scoring: </w:t>
+      </w:r>
+      <w:r>
+        <w:rPr>
+          <w:rFonts w:ascii="Arial" w:cs="Arial" w:eastAsia="Arial" w:hAnsi="Arial"/>
+          <w:sz w:val="22"/>
+          <w:szCs w:val="22"/>
+        </w:rPr>
+        <w:t xml:space="preserve">Rule engine, encoder embeddings for fuzzy matching, Isolation Forest for unsupervised anomaly detection, gradient boosted classifier for supervised prediction, and graph network analysis for fraud ring detection.</w:t>
       </w:r>
     </w:p>
     <w:p>
@@ -223,15 +223,15 @@
           <w:sz w:val="22"/>
           <w:szCs w:val="22"/>
         </w:rPr>
-        <w:t xml:space="preserve">Real-time scoring</w:t>
-      </w:r>
-      <w:r>
-        <w:rPr>
-          <w:rFonts w:ascii="Arial" w:cs="Arial" w:eastAsia="Arial" w:hAnsi="Arial"/>
-          <w:sz w:val="22"/>
-          <w:szCs w:val="22"/>
-        </w:rPr>
-        <w:t xml:space="preserve"> via REST API endpoints that score individual orders or batch-process entire datasets</w:t>
+        <w:t xml:space="preserve">Signal-based scoring: </w:t>
+      </w:r>
+      <w:r>
+        <w:rPr>
+          <w:rFonts w:ascii="Arial" w:cs="Arial" w:eastAsia="Arial" w:hAnsi="Arial"/>
+          <w:sz w:val="22"/>
+          <w:szCs w:val="22"/>
+        </w:rPr>
+        <w:t xml:space="preserve">The rule engine only generates points from actual fraud signals (address reuse, identity matches, delinquent balances). An order with no fraud signals scores zero regardless of channel or agent.</w:t>
       </w:r>
     </w:p>
     <w:p>
@@ -251,15 +251,15 @@
           <w:sz w:val="22"/>
           <w:szCs w:val="22"/>
         </w:rPr>
-        <w:t xml:space="preserve">AI-powered case analysis</w:t>
-      </w:r>
-      <w:r>
-        <w:rPr>
-          <w:rFonts w:ascii="Arial" w:cs="Arial" w:eastAsia="Arial" w:hAnsi="Arial"/>
-          <w:sz w:val="22"/>
-          <w:szCs w:val="22"/>
-        </w:rPr>
-        <w:t xml:space="preserve"> using Claude (Anthropic) to generate investigative summaries and provide an analyst chat interface for each case</w:t>
+        <w:t xml:space="preserve">Two-signal minimum: </w:t>
+      </w:r>
+      <w:r>
+        <w:rPr>
+          <w:rFonts w:ascii="Arial" w:cs="Arial" w:eastAsia="Arial" w:hAnsi="Arial"/>
+          <w:sz w:val="22"/>
+          <w:szCs w:val="22"/>
+        </w:rPr>
+        <w:t xml:space="preserve">A single fraud signal cannot push an order above Medium risk. High and Critical risk require two or more independent evidence types, reducing false positives from coincidental matches.</w:t>
       </w:r>
     </w:p>
     <w:p>
@@ -279,15 +279,15 @@
           <w:sz w:val="22"/>
           <w:szCs w:val="22"/>
         </w:rPr>
-        <w:t xml:space="preserve">Self-improving feedback loop</w:t>
-      </w:r>
-      <w:r>
-        <w:rPr>
-          <w:rFonts w:ascii="Arial" w:cs="Arial" w:eastAsia="Arial" w:hAnsi="Arial"/>
-          <w:sz w:val="22"/>
-          <w:szCs w:val="22"/>
-        </w:rPr>
-        <w:t xml:space="preserve"> that analyzes resolved case outcomes to recommend scoring weight adjustments</w:t>
+        <w:t xml:space="preserve">Real-time API: </w:t>
+      </w:r>
+      <w:r>
+        <w:rPr>
+          <w:rFonts w:ascii="Arial" w:cs="Arial" w:eastAsia="Arial" w:hAnsi="Arial"/>
+          <w:sz w:val="22"/>
+          <w:szCs w:val="22"/>
+        </w:rPr>
+        <w:t xml:space="preserve">REST endpoints score individual orders or batch-process entire datasets. Each scoring call returns the full evidence breakdown.</w:t>
       </w:r>
     </w:p>
     <w:p>
@@ -307,15 +307,15 @@
           <w:sz w:val="22"/>
           <w:szCs w:val="22"/>
         </w:rPr>
-        <w:t xml:space="preserve">Agent tracking</w:t>
-      </w:r>
-      <w:r>
-        <w:rPr>
-          <w:rFonts w:ascii="Arial" w:cs="Arial" w:eastAsia="Arial" w:hAnsi="Arial"/>
-          <w:sz w:val="22"/>
-          <w:szCs w:val="22"/>
-        </w:rPr>
-        <w:t xml:space="preserve"> that monitors sales agent codes for disproportionate volumes of high-risk orders</w:t>
+        <w:t xml:space="preserve">AI-powered investigation: </w:t>
+      </w:r>
+      <w:r>
+        <w:rPr>
+          <w:rFonts w:ascii="Arial" w:cs="Arial" w:eastAsia="Arial" w:hAnsi="Arial"/>
+          <w:sz w:val="22"/>
+          <w:szCs w:val="22"/>
+        </w:rPr>
+        <w:t xml:space="preserve">Claude (Anthropic) generates case summaries and powers an analyst chat interface on each case detail page. Falls back gracefully to rule-based summaries when the API key is not configured.</w:t>
       </w:r>
     </w:p>
     <w:p>
@@ -325,7 +325,7 @@
           <w:ilvl w:val="0"/>
           <w:numId w:val="2"/>
         </w:numPr>
-        <w:spacing w:after="200"/>
+        <w:spacing w:after="80"/>
       </w:pPr>
       <w:r>
         <w:rPr>
@@ -335,15 +335,43 @@
           <w:sz w:val="22"/>
           <w:szCs w:val="22"/>
         </w:rPr>
-        <w:t xml:space="preserve">Full audit trail</w:t>
-      </w:r>
-      <w:r>
-        <w:rPr>
-          <w:rFonts w:ascii="Arial" w:cs="Arial" w:eastAsia="Arial" w:hAnsi="Arial"/>
-          <w:sz w:val="22"/>
-          <w:szCs w:val="22"/>
-        </w:rPr>
-        <w:t xml:space="preserve"> with immutable logging of every action, assignment, and resolution for compliance</w:t>
+        <w:t xml:space="preserve">Self-improving feedback: </w:t>
+      </w:r>
+      <w:r>
+        <w:rPr>
+          <w:rFonts w:ascii="Arial" w:cs="Arial" w:eastAsia="Arial" w:hAnsi="Arial"/>
+          <w:sz w:val="22"/>
+          <w:szCs w:val="22"/>
+        </w:rPr>
+        <w:t xml:space="preserve">Resolved case outcomes (confirmed fraud vs false positive) feed back into the system to train the gradient boosted classifier and recommend weight adjustments.</w:t>
+      </w:r>
+    </w:p>
+    <w:p>
+      <w:pPr>
+        <w:pStyle w:val="ListParagraph"/>
+        <w:numPr>
+          <w:ilvl w:val="0"/>
+          <w:numId w:val="2"/>
+        </w:numPr>
+        <w:spacing w:after="80"/>
+      </w:pPr>
+      <w:r>
+        <w:rPr>
+          <w:rFonts w:ascii="Arial" w:cs="Arial" w:eastAsia="Arial" w:hAnsi="Arial"/>
+          <w:b/>
+          <w:bCs/>
+          <w:sz w:val="22"/>
+          <w:szCs w:val="22"/>
+        </w:rPr>
+        <w:t xml:space="preserve">Agent tracking: </w:t>
+      </w:r>
+      <w:r>
+        <w:rPr>
+          <w:rFonts w:ascii="Arial" w:cs="Arial" w:eastAsia="Arial" w:hAnsi="Arial"/>
+          <w:sz w:val="22"/>
+          <w:szCs w:val="22"/>
+        </w:rPr>
+        <w:t xml:space="preserve">Agents are only flagged when they accumulate 3+ previously confirmed fraud orders — not simply for being third-party sales agents.</w:t>
       </w:r>
     </w:p>
     <w:p>
@@ -378,7 +406,7 @@
           <w:sz w:val="22"/>
           <w:szCs w:val="22"/>
         </w:rPr>
-        <w:t xml:space="preserve">FraudShield is a full-stack web application built with Next.js 14 (App Router), deployed on Vercel, with a PostgreSQL database hosted on Neon. The application follows a modern serverless architecture where API routes handle scoring logic and the React frontend provides the analyst dashboard.</w:t>
+        <w:t xml:space="preserve">FraudShield is a full-stack web application built with Next.js 14 (App Router), deployed on Vercel with auto-deploy from GitHub. The database is PostgreSQL hosted on Neon (serverless). Authentication uses NextAuth.js v5 with Google OAuth and role-based access control.</w:t>
       </w:r>
     </w:p>
     <w:p>
@@ -528,6 +556,9 @@
             </w:tcMar>
           </w:tcPr>
           <w:p>
+            <w:pPr>
+              <w:spacing w:after="40"/>
+            </w:pPr>
             <w:r>
               <w:rPr>
                 <w:rFonts w:ascii="Arial" w:cs="Arial" w:eastAsia="Arial" w:hAnsi="Arial"/>
@@ -555,6 +586,9 @@
             </w:tcMar>
           </w:tcPr>
           <w:p>
+            <w:pPr>
+              <w:spacing w:after="40"/>
+            </w:pPr>
             <w:r>
               <w:rPr>
                 <w:rFonts w:ascii="Arial" w:cs="Arial" w:eastAsia="Arial" w:hAnsi="Arial"/>
@@ -582,13 +616,16 @@
             </w:tcMar>
           </w:tcPr>
           <w:p>
-            <w:r>
-              <w:rPr>
-                <w:rFonts w:ascii="Arial" w:cs="Arial" w:eastAsia="Arial" w:hAnsi="Arial"/>
-                <w:sz w:val="22"/>
-                <w:szCs w:val="22"/>
-              </w:rPr>
-              <w:t xml:space="preserve">Analyst dashboard, case management UI</w:t>
+            <w:pPr>
+              <w:spacing w:after="40"/>
+            </w:pPr>
+            <w:r>
+              <w:rPr>
+                <w:rFonts w:ascii="Arial" w:cs="Arial" w:eastAsia="Arial" w:hAnsi="Arial"/>
+                <w:sz w:val="22"/>
+                <w:szCs w:val="22"/>
+              </w:rPr>
+              <w:t xml:space="preserve">Analyst dashboard and case management UI</w:t>
             </w:r>
           </w:p>
         </w:tc>
@@ -611,6 +648,9 @@
             </w:tcMar>
           </w:tcPr>
           <w:p>
+            <w:pPr>
+              <w:spacing w:after="40"/>
+            </w:pPr>
             <w:r>
               <w:rPr>
                 <w:rFonts w:ascii="Arial" w:cs="Arial" w:eastAsia="Arial" w:hAnsi="Arial"/>
@@ -638,6 +678,9 @@
             </w:tcMar>
           </w:tcPr>
           <w:p>
+            <w:pPr>
+              <w:spacing w:after="40"/>
+            </w:pPr>
             <w:r>
               <w:rPr>
                 <w:rFonts w:ascii="Arial" w:cs="Arial" w:eastAsia="Arial" w:hAnsi="Arial"/>
@@ -665,6 +708,9 @@
             </w:tcMar>
           </w:tcPr>
           <w:p>
+            <w:pPr>
+              <w:spacing w:after="40"/>
+            </w:pPr>
             <w:r>
               <w:rPr>
                 <w:rFonts w:ascii="Arial" w:cs="Arial" w:eastAsia="Arial" w:hAnsi="Arial"/>
@@ -694,6 +740,9 @@
             </w:tcMar>
           </w:tcPr>
           <w:p>
+            <w:pPr>
+              <w:spacing w:after="40"/>
+            </w:pPr>
             <w:r>
               <w:rPr>
                 <w:rFonts w:ascii="Arial" w:cs="Arial" w:eastAsia="Arial" w:hAnsi="Arial"/>
@@ -721,6 +770,9 @@
             </w:tcMar>
           </w:tcPr>
           <w:p>
+            <w:pPr>
+              <w:spacing w:after="40"/>
+            </w:pPr>
             <w:r>
               <w:rPr>
                 <w:rFonts w:ascii="Arial" w:cs="Arial" w:eastAsia="Arial" w:hAnsi="Arial"/>
@@ -748,6 +800,9 @@
             </w:tcMar>
           </w:tcPr>
           <w:p>
+            <w:pPr>
+              <w:spacing w:after="40"/>
+            </w:pPr>
             <w:r>
               <w:rPr>
                 <w:rFonts w:ascii="Arial" w:cs="Arial" w:eastAsia="Arial" w:hAnsi="Arial"/>
@@ -777,6 +832,9 @@
             </w:tcMar>
           </w:tcPr>
           <w:p>
+            <w:pPr>
+              <w:spacing w:after="40"/>
+            </w:pPr>
             <w:r>
               <w:rPr>
                 <w:rFonts w:ascii="Arial" w:cs="Arial" w:eastAsia="Arial" w:hAnsi="Arial"/>
@@ -804,6 +862,9 @@
             </w:tcMar>
           </w:tcPr>
           <w:p>
+            <w:pPr>
+              <w:spacing w:after="40"/>
+            </w:pPr>
             <w:r>
               <w:rPr>
                 <w:rFonts w:ascii="Arial" w:cs="Arial" w:eastAsia="Arial" w:hAnsi="Arial"/>
@@ -831,13 +892,16 @@
             </w:tcMar>
           </w:tcPr>
           <w:p>
-            <w:r>
-              <w:rPr>
-                <w:rFonts w:ascii="Arial" w:cs="Arial" w:eastAsia="Arial" w:hAnsi="Arial"/>
-                <w:sz w:val="22"/>
-                <w:szCs w:val="22"/>
-              </w:rPr>
-              <w:t xml:space="preserve">Type-safe database queries and migrations</w:t>
+            <w:pPr>
+              <w:spacing w:after="40"/>
+            </w:pPr>
+            <w:r>
+              <w:rPr>
+                <w:rFonts w:ascii="Arial" w:cs="Arial" w:eastAsia="Arial" w:hAnsi="Arial"/>
+                <w:sz w:val="22"/>
+                <w:szCs w:val="22"/>
+              </w:rPr>
+              <w:t xml:space="preserve">Type-safe queries and schema migrations</w:t>
             </w:r>
           </w:p>
         </w:tc>
@@ -860,13 +924,16 @@
             </w:tcMar>
           </w:tcPr>
           <w:p>
-            <w:r>
-              <w:rPr>
-                <w:rFonts w:ascii="Arial" w:cs="Arial" w:eastAsia="Arial" w:hAnsi="Arial"/>
-                <w:sz w:val="22"/>
-                <w:szCs w:val="22"/>
-              </w:rPr>
-              <w:t xml:space="preserve">Authentication</w:t>
+            <w:pPr>
+              <w:spacing w:after="40"/>
+            </w:pPr>
+            <w:r>
+              <w:rPr>
+                <w:rFonts w:ascii="Arial" w:cs="Arial" w:eastAsia="Arial" w:hAnsi="Arial"/>
+                <w:sz w:val="22"/>
+                <w:szCs w:val="22"/>
+              </w:rPr>
+              <w:t xml:space="preserve">Auth</w:t>
             </w:r>
           </w:p>
         </w:tc>
@@ -887,13 +954,16 @@
             </w:tcMar>
           </w:tcPr>
           <w:p>
-            <w:r>
-              <w:rPr>
-                <w:rFonts w:ascii="Arial" w:cs="Arial" w:eastAsia="Arial" w:hAnsi="Arial"/>
-                <w:sz w:val="22"/>
-                <w:szCs w:val="22"/>
-              </w:rPr>
-              <w:t xml:space="preserve">NextAuth.js</w:t>
+            <w:pPr>
+              <w:spacing w:after="40"/>
+            </w:pPr>
+            <w:r>
+              <w:rPr>
+                <w:rFonts w:ascii="Arial" w:cs="Arial" w:eastAsia="Arial" w:hAnsi="Arial"/>
+                <w:sz w:val="22"/>
+                <w:szCs w:val="22"/>
+              </w:rPr>
+              <w:t xml:space="preserve">NextAuth.js v5, Google OAuth</w:t>
             </w:r>
           </w:p>
         </w:tc>
@@ -914,13 +984,16 @@
             </w:tcMar>
           </w:tcPr>
           <w:p>
-            <w:r>
-              <w:rPr>
-                <w:rFonts w:ascii="Arial" w:cs="Arial" w:eastAsia="Arial" w:hAnsi="Arial"/>
-                <w:sz w:val="22"/>
-                <w:szCs w:val="22"/>
-              </w:rPr>
-              <w:t xml:space="preserve">Google OAuth, role-based access control</w:t>
+            <w:pPr>
+              <w:spacing w:after="40"/>
+            </w:pPr>
+            <w:r>
+              <w:rPr>
+                <w:rFonts w:ascii="Arial" w:cs="Arial" w:eastAsia="Arial" w:hAnsi="Arial"/>
+                <w:sz w:val="22"/>
+                <w:szCs w:val="22"/>
+              </w:rPr>
+              <w:t xml:space="preserve">Authentication with role-based access</w:t>
             </w:r>
           </w:p>
         </w:tc>
@@ -943,13 +1016,16 @@
             </w:tcMar>
           </w:tcPr>
           <w:p>
-            <w:r>
-              <w:rPr>
-                <w:rFonts w:ascii="Arial" w:cs="Arial" w:eastAsia="Arial" w:hAnsi="Arial"/>
-                <w:sz w:val="22"/>
-                <w:szCs w:val="22"/>
-              </w:rPr>
-              <w:t xml:space="preserve">AI Integration</w:t>
+            <w:pPr>
+              <w:spacing w:after="40"/>
+            </w:pPr>
+            <w:r>
+              <w:rPr>
+                <w:rFonts w:ascii="Arial" w:cs="Arial" w:eastAsia="Arial" w:hAnsi="Arial"/>
+                <w:sz w:val="22"/>
+                <w:szCs w:val="22"/>
+              </w:rPr>
+              <w:t xml:space="preserve">AI</w:t>
             </w:r>
           </w:p>
         </w:tc>
@@ -970,6 +1046,9 @@
             </w:tcMar>
           </w:tcPr>
           <w:p>
+            <w:pPr>
+              <w:spacing w:after="40"/>
+            </w:pPr>
             <w:r>
               <w:rPr>
                 <w:rFonts w:ascii="Arial" w:cs="Arial" w:eastAsia="Arial" w:hAnsi="Arial"/>
@@ -997,13 +1076,16 @@
             </w:tcMar>
           </w:tcPr>
           <w:p>
-            <w:r>
-              <w:rPr>
-                <w:rFonts w:ascii="Arial" w:cs="Arial" w:eastAsia="Arial" w:hAnsi="Arial"/>
-                <w:sz w:val="22"/>
-                <w:szCs w:val="22"/>
-              </w:rPr>
-              <w:t xml:space="preserve">Case summaries, analyst chat</w:t>
+            <w:pPr>
+              <w:spacing w:after="40"/>
+            </w:pPr>
+            <w:r>
+              <w:rPr>
+                <w:rFonts w:ascii="Arial" w:cs="Arial" w:eastAsia="Arial" w:hAnsi="Arial"/>
+                <w:sz w:val="22"/>
+                <w:szCs w:val="22"/>
+              </w:rPr>
+              <w:t xml:space="preserve">Case summaries and analyst chat</w:t>
             </w:r>
           </w:p>
         </w:tc>
@@ -1026,13 +1108,16 @@
             </w:tcMar>
           </w:tcPr>
           <w:p>
-            <w:r>
-              <w:rPr>
-                <w:rFonts w:ascii="Arial" w:cs="Arial" w:eastAsia="Arial" w:hAnsi="Arial"/>
-                <w:sz w:val="22"/>
-                <w:szCs w:val="22"/>
-              </w:rPr>
-              <w:t xml:space="preserve">ML Runtime</w:t>
+            <w:pPr>
+              <w:spacing w:after="40"/>
+            </w:pPr>
+            <w:r>
+              <w:rPr>
+                <w:rFonts w:ascii="Arial" w:cs="Arial" w:eastAsia="Arial" w:hAnsi="Arial"/>
+                <w:sz w:val="22"/>
+                <w:szCs w:val="22"/>
+              </w:rPr>
+              <w:t xml:space="preserve">ML</w:t>
             </w:r>
           </w:p>
         </w:tc>
@@ -1053,13 +1138,16 @@
             </w:tcMar>
           </w:tcPr>
           <w:p>
-            <w:r>
-              <w:rPr>
-                <w:rFonts w:ascii="Arial" w:cs="Arial" w:eastAsia="Arial" w:hAnsi="Arial"/>
-                <w:sz w:val="22"/>
-                <w:szCs w:val="22"/>
-              </w:rPr>
-              <w:t xml:space="preserve">Pure TypeScript (no dependencies)</w:t>
+            <w:pPr>
+              <w:spacing w:after="40"/>
+            </w:pPr>
+            <w:r>
+              <w:rPr>
+                <w:rFonts w:ascii="Arial" w:cs="Arial" w:eastAsia="Arial" w:hAnsi="Arial"/>
+                <w:sz w:val="22"/>
+                <w:szCs w:val="22"/>
+              </w:rPr>
+              <w:t xml:space="preserve">Pure TypeScript (zero dependencies)</w:t>
             </w:r>
           </w:p>
         </w:tc>
@@ -1080,13 +1168,16 @@
             </w:tcMar>
           </w:tcPr>
           <w:p>
-            <w:r>
-              <w:rPr>
-                <w:rFonts w:ascii="Arial" w:cs="Arial" w:eastAsia="Arial" w:hAnsi="Arial"/>
-                <w:sz w:val="22"/>
-                <w:szCs w:val="22"/>
-              </w:rPr>
-              <w:t xml:space="preserve">All ML models run in-process</w:t>
+            <w:pPr>
+              <w:spacing w:after="40"/>
+            </w:pPr>
+            <w:r>
+              <w:rPr>
+                <w:rFonts w:ascii="Arial" w:cs="Arial" w:eastAsia="Arial" w:hAnsi="Arial"/>
+                <w:sz w:val="22"/>
+                <w:szCs w:val="22"/>
+              </w:rPr>
+              <w:t xml:space="preserve">All ML models run in-process, no external services</w:t>
             </w:r>
           </w:p>
         </w:tc>
@@ -1109,13 +1200,16 @@
             </w:tcMar>
           </w:tcPr>
           <w:p>
-            <w:r>
-              <w:rPr>
-                <w:rFonts w:ascii="Arial" w:cs="Arial" w:eastAsia="Arial" w:hAnsi="Arial"/>
-                <w:sz w:val="22"/>
-                <w:szCs w:val="22"/>
-              </w:rPr>
-              <w:t xml:space="preserve">Deployment</w:t>
+            <w:pPr>
+              <w:spacing w:after="40"/>
+            </w:pPr>
+            <w:r>
+              <w:rPr>
+                <w:rFonts w:ascii="Arial" w:cs="Arial" w:eastAsia="Arial" w:hAnsi="Arial"/>
+                <w:sz w:val="22"/>
+                <w:szCs w:val="22"/>
+              </w:rPr>
+              <w:t xml:space="preserve">Deploy</w:t>
             </w:r>
           </w:p>
         </w:tc>
@@ -1136,6 +1230,9 @@
             </w:tcMar>
           </w:tcPr>
           <w:p>
+            <w:pPr>
+              <w:spacing w:after="40"/>
+            </w:pPr>
             <w:r>
               <w:rPr>
                 <w:rFonts w:ascii="Arial" w:cs="Arial" w:eastAsia="Arial" w:hAnsi="Arial"/>
@@ -1163,13 +1260,16 @@
             </w:tcMar>
           </w:tcPr>
           <w:p>
-            <w:r>
-              <w:rPr>
-                <w:rFonts w:ascii="Arial" w:cs="Arial" w:eastAsia="Arial" w:hAnsi="Arial"/>
-                <w:sz w:val="22"/>
-                <w:szCs w:val="22"/>
-              </w:rPr>
-              <w:t xml:space="preserve">CI/CD, edge functions, serverless</w:t>
+            <w:pPr>
+              <w:spacing w:after="40"/>
+            </w:pPr>
+            <w:r>
+              <w:rPr>
+                <w:rFonts w:ascii="Arial" w:cs="Arial" w:eastAsia="Arial" w:hAnsi="Arial"/>
+                <w:sz w:val="22"/>
+                <w:szCs w:val="22"/>
+              </w:rPr>
+              <w:t xml:space="preserve">Push to main triggers build and deploy</w:t>
             </w:r>
           </w:p>
         </w:tc>
@@ -1203,19 +1303,6 @@
           <w:szCs w:val="28"/>
         </w:rPr>
         <w:t xml:space="preserve">2.2 Data Flow</w:t>
-      </w:r>
-    </w:p>
-    <w:p>
-      <w:pPr>
-        <w:spacing w:after="160" w:line="276"/>
-      </w:pPr>
-      <w:r>
-        <w:rPr>
-          <w:rFonts w:ascii="Arial" w:cs="Arial" w:eastAsia="Arial" w:hAnsi="Arial"/>
-          <w:sz w:val="22"/>
-          <w:szCs w:val="22"/>
-        </w:rPr>
-        <w:t xml:space="preserve">The system processes orders through a multi-stage pipeline. Orders are ingested via CSV upload or API, normalized and enriched with historical context, scored by all five layers, and surfaced as fraud cases in the analyst dashboard.</w:t>
       </w:r>
     </w:p>
     <w:p>
@@ -1243,7 +1330,7 @@
           <w:sz w:val="22"/>
           <w:szCs w:val="22"/>
         </w:rPr>
-        <w:t xml:space="preserve">Raw orders arrive via CSV upload or the /api/v1/score endpoint. Each order contains customer name, address, phone/email/SSN hashes, agent ID, channel, and order type (connect, disconnect, or transfer).</w:t>
+        <w:t xml:space="preserve">Raw orders arrive via CSV upload or the /api/v1/score endpoint. Each order contains customer name, address, phone/email/SSN/payment hashes, agent ID, channel, order type (connect or disconnect), and optional fields like disconnect reason and delinquent balance.</w:t>
       </w:r>
     </w:p>
     <w:p>
@@ -1271,7 +1358,7 @@
           <w:sz w:val="22"/>
           <w:szCs w:val="22"/>
         </w:rPr>
-        <w:t xml:space="preserve">Addresses are normalized by expanding abbreviations (St to Street, Ave to Avenue), removing apartment/suite/unit suffixes, and lowercasing. Names are similarly normalized.</w:t>
+        <w:t xml:space="preserve">Addresses are uppercased and trimmed. Unit numbers (Apt, Suite, etc.) are preserved so that different units in the same building are treated as distinct addresses. The embedding layer additionally expands abbreviations (St to Street, Ave to Avenue) for fuzzy comparison.</w:t>
       </w:r>
     </w:p>
     <w:p>
@@ -1299,7 +1386,7 @@
           <w:sz w:val="22"/>
           <w:szCs w:val="22"/>
         </w:rPr>
-        <w:t xml:space="preserve">For every connect order, the system searches all disconnect orders for matching normalized addresses and computes daysSinceDisconnect. This is the foundation of most fraud signals.</w:t>
+        <w:t xml:space="preserve">For every connect order, the system searches all disconnect orders for matching normalized addresses (exact match including unit number, same zip code) and computes daysSinceDisconnect. This is the foundation of most fraud signals.</w:t>
       </w:r>
     </w:p>
     <w:p>
@@ -1327,7 +1414,7 @@
           <w:sz w:val="22"/>
           <w:szCs w:val="22"/>
         </w:rPr>
-        <w:t xml:space="preserve">The order is scored by the rule engine, embedding similarity, Isolation Forest, gradient boost (if trained), and graph network analysis. Results are blended into a composite score.</w:t>
+        <w:t xml:space="preserve">The order is scored by the rule engine, then by four ML layers (embeddings, Isolation Forest, gradient boost if trained, graph network). The composite scorer blends all outputs using configurable weights.</w:t>
       </w:r>
     </w:p>
     <w:p>
@@ -1355,7 +1442,7 @@
           <w:sz w:val="22"/>
           <w:szCs w:val="22"/>
         </w:rPr>
-        <w:t xml:space="preserve">A fraud case is created with the composite risk score, risk band (Low/Medium/High/Critical), all evidence items, and an SLA timer based on severity.</w:t>
+        <w:t xml:space="preserve">A fraud case is created with the risk score, risk band, all evidence items, financial impact estimate, and an SLA timer based on severity.</w:t>
       </w:r>
     </w:p>
     <w:p>
@@ -1365,7 +1452,7 @@
           <w:ilvl w:val="0"/>
           <w:numId w:val="3"/>
         </w:numPr>
-        <w:spacing w:after="200"/>
+        <w:spacing w:after="80"/>
       </w:pPr>
       <w:r>
         <w:rPr>
@@ -1383,7 +1470,7 @@
           <w:sz w:val="22"/>
           <w:szCs w:val="22"/>
         </w:rPr>
-        <w:t xml:space="preserve">Analysts review cases in the dashboard, use AI-powered summaries and chat, and resolve cases as confirmed fraud, false positive, or inconclusive. Resolutions feed back into the learning system.</w:t>
+        <w:t xml:space="preserve">Analysts review cases, use AI summaries and chat, and resolve as confirmed fraud, false positive, or inconclusive. Resolutions feed the learning system.</w:t>
       </w:r>
     </w:p>
     <w:p>
@@ -1405,7 +1492,7 @@
           <w:sz w:val="32"/>
           <w:szCs w:val="32"/>
         </w:rPr>
-        <w:t xml:space="preserve">3. Scoring Layers</w:t>
+        <w:t xml:space="preserve">3. Scoring Layer 1: Rule Engine</w:t>
       </w:r>
     </w:p>
     <w:p>
@@ -1418,7 +1505,25 @@
           <w:sz w:val="22"/>
           <w:szCs w:val="22"/>
         </w:rPr>
-        <w:t xml:space="preserve">FraudShield uses five independent scoring layers, each analyzing orders from a different mathematical perspective. The composite scorer blends all layer outputs into a single 0-100 risk score.</w:t>
+        <w:t xml:space="preserve">The rule engine is a deterministic pattern-matching system. It evaluates each connect order against the full order pool and generates evidence items. Each evidence item has a confidence (0 to 1, how certain the signal is) and a weight (0 to 1, how important this signal type is). The score is computed as: sum of (confidence x weight) for all evidence items, multiplied by 100 and capped at 100.</w:t>
+      </w:r>
+    </w:p>
+    <w:p>
+      <w:pPr>
+        <w:shd w:fill="EBF5FB" w:val="clear"/>
+        <w:spacing w:after="200" w:before="120"/>
+        <w:ind w:left="360" w:right="360"/>
+      </w:pPr>
+      <w:r>
+        <w:rPr>
+          <w:rFonts w:ascii="Arial" w:cs="Arial" w:eastAsia="Arial" w:hAnsi="Arial"/>
+          <w:i/>
+          <w:iCs/>
+          <w:color w:val="2C3E50"/>
+          <w:sz w:val="22"/>
+          <w:szCs w:val="22"/>
+        </w:rPr>
+        <w:t xml:space="preserve">The rule engine does not penalize orders based on sales channel. A third-party door-to-door order with no fraud signals scores zero, the same as an internal online order with no fraud signals.</w:t>
       </w:r>
     </w:p>
     <w:p>
@@ -1435,7 +1540,7 @@
           <w:sz w:val="28"/>
           <w:szCs w:val="28"/>
         </w:rPr>
-        <w:t xml:space="preserve">3.1 Layer 1: Rule Engine</w:t>
+        <w:t xml:space="preserve">3.1 Evidence Types</w:t>
       </w:r>
     </w:p>
     <w:p>
@@ -1448,24 +1553,2061 @@
           <w:sz w:val="22"/>
           <w:szCs w:val="22"/>
         </w:rPr>
-        <w:t xml:space="preserve">The rule engine is a deterministic pattern-matching system that applies weighted rules based on known telecom fraud patterns. Each rule checks for a specific signal and adds points to the risk score.</w:t>
-      </w:r>
-    </w:p>
-    <w:p>
-      <w:pPr>
-        <w:pStyle w:val="Heading3"/>
-        <w:spacing w:after="120" w:before="200"/>
+        <w:t xml:space="preserve">The following table shows each evidence type, what triggers it, and its scoring contribution. The "Contribution" column shows the approximate points added to the score (confidence x weight x 100).</w:t>
+      </w:r>
+    </w:p>
+    <w:tbl>
+      <w:tblPr>
+        <w:tblW w:type="dxa" w:w="9360"/>
+        <w:tblBorders>
+          <w:top w:val="single" w:color="auto" w:sz="4"/>
+          <w:left w:val="single" w:color="auto" w:sz="4"/>
+          <w:bottom w:val="single" w:color="auto" w:sz="4"/>
+          <w:right w:val="single" w:color="auto" w:sz="4"/>
+          <w:insideH w:val="single" w:color="auto" w:sz="4"/>
+          <w:insideV w:val="single" w:color="auto" w:sz="4"/>
+        </w:tblBorders>
+      </w:tblPr>
+      <w:tblGrid>
+        <w:gridCol w:w="2400"/>
+        <w:gridCol w:w="4160"/>
+        <w:gridCol w:w="2800"/>
+      </w:tblGrid>
+      <w:tr>
+        <w:tc>
+          <w:tcPr>
+            <w:tcW w:type="dxa" w:w="2400"/>
+            <w:tcBorders>
+              <w:top w:val="single" w:color="BDC3C7" w:sz="1"/>
+              <w:left w:val="single" w:color="BDC3C7" w:sz="1"/>
+              <w:bottom w:val="single" w:color="BDC3C7" w:sz="1"/>
+              <w:right w:val="single" w:color="BDC3C7" w:sz="1"/>
+            </w:tcBorders>
+            <w:shd w:fill="1B4F72" w:val="clear"/>
+            <w:tcMar>
+              <w:top w:type="dxa" w:w="80"/>
+              <w:left w:type="dxa" w:w="120"/>
+              <w:bottom w:type="dxa" w:w="80"/>
+              <w:right w:type="dxa" w:w="120"/>
+            </w:tcMar>
+          </w:tcPr>
+          <w:p>
+            <w:r>
+              <w:rPr>
+                <w:rFonts w:ascii="Arial" w:cs="Arial" w:eastAsia="Arial" w:hAnsi="Arial"/>
+                <w:b/>
+                <w:bCs/>
+                <w:color w:val="FFFFFF"/>
+                <w:sz w:val="22"/>
+                <w:szCs w:val="22"/>
+              </w:rPr>
+              <w:t xml:space="preserve">Evidence Type</w:t>
+            </w:r>
+          </w:p>
+        </w:tc>
+        <w:tc>
+          <w:tcPr>
+            <w:tcW w:type="dxa" w:w="4160"/>
+            <w:tcBorders>
+              <w:top w:val="single" w:color="BDC3C7" w:sz="1"/>
+              <w:left w:val="single" w:color="BDC3C7" w:sz="1"/>
+              <w:bottom w:val="single" w:color="BDC3C7" w:sz="1"/>
+              <w:right w:val="single" w:color="BDC3C7" w:sz="1"/>
+            </w:tcBorders>
+            <w:shd w:fill="1B4F72" w:val="clear"/>
+            <w:tcMar>
+              <w:top w:type="dxa" w:w="80"/>
+              <w:left w:type="dxa" w:w="120"/>
+              <w:bottom w:type="dxa" w:w="80"/>
+              <w:right w:type="dxa" w:w="120"/>
+            </w:tcMar>
+          </w:tcPr>
+          <w:p>
+            <w:r>
+              <w:rPr>
+                <w:rFonts w:ascii="Arial" w:cs="Arial" w:eastAsia="Arial" w:hAnsi="Arial"/>
+                <w:b/>
+                <w:bCs/>
+                <w:color w:val="FFFFFF"/>
+                <w:sz w:val="22"/>
+                <w:szCs w:val="22"/>
+              </w:rPr>
+              <w:t xml:space="preserve">Trigger Condition</w:t>
+            </w:r>
+          </w:p>
+        </w:tc>
+        <w:tc>
+          <w:tcPr>
+            <w:tcW w:type="dxa" w:w="2800"/>
+            <w:tcBorders>
+              <w:top w:val="single" w:color="BDC3C7" w:sz="1"/>
+              <w:left w:val="single" w:color="BDC3C7" w:sz="1"/>
+              <w:bottom w:val="single" w:color="BDC3C7" w:sz="1"/>
+              <w:right w:val="single" w:color="BDC3C7" w:sz="1"/>
+            </w:tcBorders>
+            <w:shd w:fill="1B4F72" w:val="clear"/>
+            <w:tcMar>
+              <w:top w:type="dxa" w:w="80"/>
+              <w:left w:type="dxa" w:w="120"/>
+              <w:bottom w:type="dxa" w:w="80"/>
+              <w:right w:type="dxa" w:w="120"/>
+            </w:tcMar>
+          </w:tcPr>
+          <w:p>
+            <w:r>
+              <w:rPr>
+                <w:rFonts w:ascii="Arial" w:cs="Arial" w:eastAsia="Arial" w:hAnsi="Arial"/>
+                <w:b/>
+                <w:bCs/>
+                <w:color w:val="FFFFFF"/>
+                <w:sz w:val="22"/>
+                <w:szCs w:val="22"/>
+              </w:rPr>
+              <w:t xml:space="preserve">Contribution</w:t>
+            </w:r>
+          </w:p>
+        </w:tc>
+      </w:tr>
+      <w:tr>
+        <w:tc>
+          <w:tcPr>
+            <w:tcW w:type="dxa" w:w="2400"/>
+            <w:tcBorders>
+              <w:top w:val="single" w:color="BDC3C7" w:sz="1"/>
+              <w:left w:val="single" w:color="BDC3C7" w:sz="1"/>
+              <w:bottom w:val="single" w:color="BDC3C7" w:sz="1"/>
+              <w:right w:val="single" w:color="BDC3C7" w:sz="1"/>
+            </w:tcBorders>
+            <w:tcMar>
+              <w:top w:type="dxa" w:w="80"/>
+              <w:left w:type="dxa" w:w="120"/>
+              <w:bottom w:type="dxa" w:w="80"/>
+              <w:right w:type="dxa" w:w="120"/>
+            </w:tcMar>
+          </w:tcPr>
+          <w:p>
+            <w:pPr>
+              <w:spacing w:after="40"/>
+            </w:pPr>
+            <w:r>
+              <w:rPr>
+                <w:rFonts w:ascii="Arial" w:cs="Arial" w:eastAsia="Arial" w:hAnsi="Arial"/>
+                <w:sz w:val="22"/>
+                <w:szCs w:val="22"/>
+              </w:rPr>
+              <w:t xml:space="preserve">Rapid Reconnect</w:t>
+            </w:r>
+          </w:p>
+        </w:tc>
+        <w:tc>
+          <w:tcPr>
+            <w:tcW w:type="dxa" w:w="4160"/>
+            <w:tcBorders>
+              <w:top w:val="single" w:color="BDC3C7" w:sz="1"/>
+              <w:left w:val="single" w:color="BDC3C7" w:sz="1"/>
+              <w:bottom w:val="single" w:color="BDC3C7" w:sz="1"/>
+              <w:right w:val="single" w:color="BDC3C7" w:sz="1"/>
+            </w:tcBorders>
+            <w:tcMar>
+              <w:top w:type="dxa" w:w="80"/>
+              <w:left w:type="dxa" w:w="120"/>
+              <w:bottom w:type="dxa" w:w="80"/>
+              <w:right w:type="dxa" w:w="120"/>
+            </w:tcMar>
+          </w:tcPr>
+          <w:p>
+            <w:pPr>
+              <w:spacing w:after="40"/>
+            </w:pPr>
+            <w:r>
+              <w:rPr>
+                <w:rFonts w:ascii="Arial" w:cs="Arial" w:eastAsia="Arial" w:hAnsi="Arial"/>
+                <w:sz w:val="22"/>
+                <w:szCs w:val="22"/>
+              </w:rPr>
+              <w:t xml:space="preserve">Connect order at an address where the same customer had a disconnect within 30 days. Urgency scales: 7 days = highest, 14 days = medium, 30 days = lower.</w:t>
+            </w:r>
+          </w:p>
+        </w:tc>
+        <w:tc>
+          <w:tcPr>
+            <w:tcW w:type="dxa" w:w="2800"/>
+            <w:tcBorders>
+              <w:top w:val="single" w:color="BDC3C7" w:sz="1"/>
+              <w:left w:val="single" w:color="BDC3C7" w:sz="1"/>
+              <w:bottom w:val="single" w:color="BDC3C7" w:sz="1"/>
+              <w:right w:val="single" w:color="BDC3C7" w:sz="1"/>
+            </w:tcBorders>
+            <w:tcMar>
+              <w:top w:type="dxa" w:w="80"/>
+              <w:left w:type="dxa" w:w="120"/>
+              <w:bottom w:type="dxa" w:w="80"/>
+              <w:right w:type="dxa" w:w="120"/>
+            </w:tcMar>
+          </w:tcPr>
+          <w:p>
+            <w:pPr>
+              <w:spacing w:after="40"/>
+            </w:pPr>
+            <w:r>
+              <w:rPr>
+                <w:rFonts w:ascii="Arial" w:cs="Arial" w:eastAsia="Arial" w:hAnsi="Arial"/>
+                <w:sz w:val="22"/>
+                <w:szCs w:val="22"/>
+              </w:rPr>
+              <w:t xml:space="preserve">9-18 points</w:t>
+            </w:r>
+          </w:p>
+        </w:tc>
+      </w:tr>
+      <w:tr>
+        <w:tc>
+          <w:tcPr>
+            <w:tcW w:type="dxa" w:w="2400"/>
+            <w:tcBorders>
+              <w:top w:val="single" w:color="BDC3C7" w:sz="1"/>
+              <w:left w:val="single" w:color="BDC3C7" w:sz="1"/>
+              <w:bottom w:val="single" w:color="BDC3C7" w:sz="1"/>
+              <w:right w:val="single" w:color="BDC3C7" w:sz="1"/>
+            </w:tcBorders>
+            <w:tcMar>
+              <w:top w:type="dxa" w:w="80"/>
+              <w:left w:type="dxa" w:w="120"/>
+              <w:bottom w:type="dxa" w:w="80"/>
+              <w:right w:type="dxa" w:w="120"/>
+            </w:tcMar>
+          </w:tcPr>
+          <w:p>
+            <w:pPr>
+              <w:spacing w:after="40"/>
+            </w:pPr>
+            <w:r>
+              <w:rPr>
+                <w:rFonts w:ascii="Arial" w:cs="Arial" w:eastAsia="Arial" w:hAnsi="Arial"/>
+                <w:sz w:val="22"/>
+                <w:szCs w:val="22"/>
+              </w:rPr>
+              <w:t xml:space="preserve">Address Disconnect Reuse</w:t>
+            </w:r>
+          </w:p>
+        </w:tc>
+        <w:tc>
+          <w:tcPr>
+            <w:tcW w:type="dxa" w:w="4160"/>
+            <w:tcBorders>
+              <w:top w:val="single" w:color="BDC3C7" w:sz="1"/>
+              <w:left w:val="single" w:color="BDC3C7" w:sz="1"/>
+              <w:bottom w:val="single" w:color="BDC3C7" w:sz="1"/>
+              <w:right w:val="single" w:color="BDC3C7" w:sz="1"/>
+            </w:tcBorders>
+            <w:tcMar>
+              <w:top w:type="dxa" w:w="80"/>
+              <w:left w:type="dxa" w:w="120"/>
+              <w:bottom w:type="dxa" w:w="80"/>
+              <w:right w:type="dxa" w:w="120"/>
+            </w:tcMar>
+          </w:tcPr>
+          <w:p>
+            <w:pPr>
+              <w:spacing w:after="40"/>
+            </w:pPr>
+            <w:r>
+              <w:rPr>
+                <w:rFonts w:ascii="Arial" w:cs="Arial" w:eastAsia="Arial" w:hAnsi="Arial"/>
+                <w:sz w:val="22"/>
+                <w:szCs w:val="22"/>
+              </w:rPr>
+              <w:t xml:space="preserve">Connect order at an address that had ANY disconnect within 30 days (even a different customer). If the name is different from the prior account, confidence is higher (0.85) because this is the core slamming pattern.</w:t>
+            </w:r>
+          </w:p>
+        </w:tc>
+        <w:tc>
+          <w:tcPr>
+            <w:tcW w:type="dxa" w:w="2800"/>
+            <w:tcBorders>
+              <w:top w:val="single" w:color="BDC3C7" w:sz="1"/>
+              <w:left w:val="single" w:color="BDC3C7" w:sz="1"/>
+              <w:bottom w:val="single" w:color="BDC3C7" w:sz="1"/>
+              <w:right w:val="single" w:color="BDC3C7" w:sz="1"/>
+            </w:tcBorders>
+            <w:tcMar>
+              <w:top w:type="dxa" w:w="80"/>
+              <w:left w:type="dxa" w:w="120"/>
+              <w:bottom w:type="dxa" w:w="80"/>
+              <w:right w:type="dxa" w:w="120"/>
+            </w:tcMar>
+          </w:tcPr>
+          <w:p>
+            <w:pPr>
+              <w:spacing w:after="40"/>
+            </w:pPr>
+            <w:r>
+              <w:rPr>
+                <w:rFonts w:ascii="Arial" w:cs="Arial" w:eastAsia="Arial" w:hAnsi="Arial"/>
+                <w:sz w:val="22"/>
+                <w:szCs w:val="22"/>
+              </w:rPr>
+              <w:t xml:space="preserve">18-21 points</w:t>
+            </w:r>
+          </w:p>
+        </w:tc>
+      </w:tr>
+      <w:tr>
+        <w:tc>
+          <w:tcPr>
+            <w:tcW w:type="dxa" w:w="2400"/>
+            <w:tcBorders>
+              <w:top w:val="single" w:color="BDC3C7" w:sz="1"/>
+              <w:left w:val="single" w:color="BDC3C7" w:sz="1"/>
+              <w:bottom w:val="single" w:color="BDC3C7" w:sz="1"/>
+              <w:right w:val="single" w:color="BDC3C7" w:sz="1"/>
+            </w:tcBorders>
+            <w:tcMar>
+              <w:top w:type="dxa" w:w="80"/>
+              <w:left w:type="dxa" w:w="120"/>
+              <w:bottom w:type="dxa" w:w="80"/>
+              <w:right w:type="dxa" w:w="120"/>
+            </w:tcMar>
+          </w:tcPr>
+          <w:p>
+            <w:pPr>
+              <w:spacing w:after="40"/>
+            </w:pPr>
+            <w:r>
+              <w:rPr>
+                <w:rFonts w:ascii="Arial" w:cs="Arial" w:eastAsia="Arial" w:hAnsi="Arial"/>
+                <w:sz w:val="22"/>
+                <w:szCs w:val="22"/>
+              </w:rPr>
+              <w:t xml:space="preserve">Legacy Address Match</w:t>
+            </w:r>
+          </w:p>
+        </w:tc>
+        <w:tc>
+          <w:tcPr>
+            <w:tcW w:type="dxa" w:w="4160"/>
+            <w:tcBorders>
+              <w:top w:val="single" w:color="BDC3C7" w:sz="1"/>
+              <w:left w:val="single" w:color="BDC3C7" w:sz="1"/>
+              <w:bottom w:val="single" w:color="BDC3C7" w:sz="1"/>
+              <w:right w:val="single" w:color="BDC3C7" w:sz="1"/>
+            </w:tcBorders>
+            <w:tcMar>
+              <w:top w:type="dxa" w:w="80"/>
+              <w:left w:type="dxa" w:w="120"/>
+              <w:bottom w:type="dxa" w:w="80"/>
+              <w:right w:type="dxa" w:w="120"/>
+            </w:tcMar>
+          </w:tcPr>
+          <w:p>
+            <w:pPr>
+              <w:spacing w:after="40"/>
+            </w:pPr>
+            <w:r>
+              <w:rPr>
+                <w:rFonts w:ascii="Arial" w:cs="Arial" w:eastAsia="Arial" w:hAnsi="Arial"/>
+                <w:sz w:val="22"/>
+                <w:szCs w:val="22"/>
+              </w:rPr>
+              <w:t xml:space="preserve">Address had a disconnect more than 30 days ago (e.g., 6 months ago with an unpaid balance). Only fires when there is no recent disconnect within 30 days. A weaker signal on its own, but becomes meaningful when combined with other signals like a name mismatch or identity reuse. Think of it as a flag that this address has a fraud-relevant history.</w:t>
+            </w:r>
+          </w:p>
+        </w:tc>
+        <w:tc>
+          <w:tcPr>
+            <w:tcW w:type="dxa" w:w="2800"/>
+            <w:tcBorders>
+              <w:top w:val="single" w:color="BDC3C7" w:sz="1"/>
+              <w:left w:val="single" w:color="BDC3C7" w:sz="1"/>
+              <w:bottom w:val="single" w:color="BDC3C7" w:sz="1"/>
+              <w:right w:val="single" w:color="BDC3C7" w:sz="1"/>
+            </w:tcBorders>
+            <w:tcMar>
+              <w:top w:type="dxa" w:w="80"/>
+              <w:left w:type="dxa" w:w="120"/>
+              <w:bottom w:type="dxa" w:w="80"/>
+              <w:right w:type="dxa" w:w="120"/>
+            </w:tcMar>
+          </w:tcPr>
+          <w:p>
+            <w:pPr>
+              <w:spacing w:after="40"/>
+            </w:pPr>
+            <w:r>
+              <w:rPr>
+                <w:rFonts w:ascii="Arial" w:cs="Arial" w:eastAsia="Arial" w:hAnsi="Arial"/>
+                <w:sz w:val="22"/>
+                <w:szCs w:val="22"/>
+              </w:rPr>
+              <w:t xml:space="preserve">~8 points</w:t>
+            </w:r>
+          </w:p>
+        </w:tc>
+      </w:tr>
+      <w:tr>
+        <w:tc>
+          <w:tcPr>
+            <w:tcW w:type="dxa" w:w="2400"/>
+            <w:tcBorders>
+              <w:top w:val="single" w:color="BDC3C7" w:sz="1"/>
+              <w:left w:val="single" w:color="BDC3C7" w:sz="1"/>
+              <w:bottom w:val="single" w:color="BDC3C7" w:sz="1"/>
+              <w:right w:val="single" w:color="BDC3C7" w:sz="1"/>
+            </w:tcBorders>
+            <w:tcMar>
+              <w:top w:type="dxa" w:w="80"/>
+              <w:left w:type="dxa" w:w="120"/>
+              <w:bottom w:type="dxa" w:w="80"/>
+              <w:right w:type="dxa" w:w="120"/>
+            </w:tcMar>
+          </w:tcPr>
+          <w:p>
+            <w:pPr>
+              <w:spacing w:after="40"/>
+            </w:pPr>
+            <w:r>
+              <w:rPr>
+                <w:rFonts w:ascii="Arial" w:cs="Arial" w:eastAsia="Arial" w:hAnsi="Arial"/>
+                <w:sz w:val="22"/>
+                <w:szCs w:val="22"/>
+              </w:rPr>
+              <w:t xml:space="preserve">Payment Method Reuse</w:t>
+            </w:r>
+          </w:p>
+        </w:tc>
+        <w:tc>
+          <w:tcPr>
+            <w:tcW w:type="dxa" w:w="4160"/>
+            <w:tcBorders>
+              <w:top w:val="single" w:color="BDC3C7" w:sz="1"/>
+              <w:left w:val="single" w:color="BDC3C7" w:sz="1"/>
+              <w:bottom w:val="single" w:color="BDC3C7" w:sz="1"/>
+              <w:right w:val="single" w:color="BDC3C7" w:sz="1"/>
+            </w:tcBorders>
+            <w:tcMar>
+              <w:top w:type="dxa" w:w="80"/>
+              <w:left w:type="dxa" w:w="120"/>
+              <w:bottom w:type="dxa" w:w="80"/>
+              <w:right w:type="dxa" w:w="120"/>
+            </w:tcMar>
+          </w:tcPr>
+          <w:p>
+            <w:pPr>
+              <w:spacing w:after="40"/>
+            </w:pPr>
+            <w:r>
+              <w:rPr>
+                <w:rFonts w:ascii="Arial" w:cs="Arial" w:eastAsia="Arial" w:hAnsi="Arial"/>
+                <w:sz w:val="22"/>
+                <w:szCs w:val="22"/>
+              </w:rPr>
+              <w:t xml:space="preserve">Same payment hash found on a disconnected account. If at the same address, scored higher (weight 0.25, confidence 0.9). Different address is weaker (weight 0.15, confidence 0.7).</w:t>
+            </w:r>
+          </w:p>
+        </w:tc>
+        <w:tc>
+          <w:tcPr>
+            <w:tcW w:type="dxa" w:w="2800"/>
+            <w:tcBorders>
+              <w:top w:val="single" w:color="BDC3C7" w:sz="1"/>
+              <w:left w:val="single" w:color="BDC3C7" w:sz="1"/>
+              <w:bottom w:val="single" w:color="BDC3C7" w:sz="1"/>
+              <w:right w:val="single" w:color="BDC3C7" w:sz="1"/>
+            </w:tcBorders>
+            <w:tcMar>
+              <w:top w:type="dxa" w:w="80"/>
+              <w:left w:type="dxa" w:w="120"/>
+              <w:bottom w:type="dxa" w:w="80"/>
+              <w:right w:type="dxa" w:w="120"/>
+            </w:tcMar>
+          </w:tcPr>
+          <w:p>
+            <w:pPr>
+              <w:spacing w:after="40"/>
+            </w:pPr>
+            <w:r>
+              <w:rPr>
+                <w:rFonts w:ascii="Arial" w:cs="Arial" w:eastAsia="Arial" w:hAnsi="Arial"/>
+                <w:sz w:val="22"/>
+                <w:szCs w:val="22"/>
+              </w:rPr>
+              <w:t xml:space="preserve">11-23 points</w:t>
+            </w:r>
+          </w:p>
+        </w:tc>
+      </w:tr>
+      <w:tr>
+        <w:tc>
+          <w:tcPr>
+            <w:tcW w:type="dxa" w:w="2400"/>
+            <w:tcBorders>
+              <w:top w:val="single" w:color="BDC3C7" w:sz="1"/>
+              <w:left w:val="single" w:color="BDC3C7" w:sz="1"/>
+              <w:bottom w:val="single" w:color="BDC3C7" w:sz="1"/>
+              <w:right w:val="single" w:color="BDC3C7" w:sz="1"/>
+            </w:tcBorders>
+            <w:tcMar>
+              <w:top w:type="dxa" w:w="80"/>
+              <w:left w:type="dxa" w:w="120"/>
+              <w:bottom w:type="dxa" w:w="80"/>
+              <w:right w:type="dxa" w:w="120"/>
+            </w:tcMar>
+          </w:tcPr>
+          <w:p>
+            <w:pPr>
+              <w:spacing w:after="40"/>
+            </w:pPr>
+            <w:r>
+              <w:rPr>
+                <w:rFonts w:ascii="Arial" w:cs="Arial" w:eastAsia="Arial" w:hAnsi="Arial"/>
+                <w:sz w:val="22"/>
+                <w:szCs w:val="22"/>
+              </w:rPr>
+              <w:t xml:space="preserve">Phone Number Reuse</w:t>
+            </w:r>
+          </w:p>
+        </w:tc>
+        <w:tc>
+          <w:tcPr>
+            <w:tcW w:type="dxa" w:w="4160"/>
+            <w:tcBorders>
+              <w:top w:val="single" w:color="BDC3C7" w:sz="1"/>
+              <w:left w:val="single" w:color="BDC3C7" w:sz="1"/>
+              <w:bottom w:val="single" w:color="BDC3C7" w:sz="1"/>
+              <w:right w:val="single" w:color="BDC3C7" w:sz="1"/>
+            </w:tcBorders>
+            <w:tcMar>
+              <w:top w:type="dxa" w:w="80"/>
+              <w:left w:type="dxa" w:w="120"/>
+              <w:bottom w:type="dxa" w:w="80"/>
+              <w:right w:type="dxa" w:w="120"/>
+            </w:tcMar>
+          </w:tcPr>
+          <w:p>
+            <w:pPr>
+              <w:spacing w:after="40"/>
+            </w:pPr>
+            <w:r>
+              <w:rPr>
+                <w:rFonts w:ascii="Arial" w:cs="Arial" w:eastAsia="Arial" w:hAnsi="Arial"/>
+                <w:sz w:val="22"/>
+                <w:szCs w:val="22"/>
+              </w:rPr>
+              <w:t xml:space="preserve">Same phone hash on a disconnected account. If under a different name, confidence is 0.85; same name is 0.65.</w:t>
+            </w:r>
+          </w:p>
+        </w:tc>
+        <w:tc>
+          <w:tcPr>
+            <w:tcW w:type="dxa" w:w="2800"/>
+            <w:tcBorders>
+              <w:top w:val="single" w:color="BDC3C7" w:sz="1"/>
+              <w:left w:val="single" w:color="BDC3C7" w:sz="1"/>
+              <w:bottom w:val="single" w:color="BDC3C7" w:sz="1"/>
+              <w:right w:val="single" w:color="BDC3C7" w:sz="1"/>
+            </w:tcBorders>
+            <w:tcMar>
+              <w:top w:type="dxa" w:w="80"/>
+              <w:left w:type="dxa" w:w="120"/>
+              <w:bottom w:type="dxa" w:w="80"/>
+              <w:right w:type="dxa" w:w="120"/>
+            </w:tcMar>
+          </w:tcPr>
+          <w:p>
+            <w:pPr>
+              <w:spacing w:after="40"/>
+            </w:pPr>
+            <w:r>
+              <w:rPr>
+                <w:rFonts w:ascii="Arial" w:cs="Arial" w:eastAsia="Arial" w:hAnsi="Arial"/>
+                <w:sz w:val="22"/>
+                <w:szCs w:val="22"/>
+              </w:rPr>
+              <w:t xml:space="preserve">13-17 points</w:t>
+            </w:r>
+          </w:p>
+        </w:tc>
+      </w:tr>
+      <w:tr>
+        <w:tc>
+          <w:tcPr>
+            <w:tcW w:type="dxa" w:w="2400"/>
+            <w:tcBorders>
+              <w:top w:val="single" w:color="BDC3C7" w:sz="1"/>
+              <w:left w:val="single" w:color="BDC3C7" w:sz="1"/>
+              <w:bottom w:val="single" w:color="BDC3C7" w:sz="1"/>
+              <w:right w:val="single" w:color="BDC3C7" w:sz="1"/>
+            </w:tcBorders>
+            <w:tcMar>
+              <w:top w:type="dxa" w:w="80"/>
+              <w:left w:type="dxa" w:w="120"/>
+              <w:bottom w:type="dxa" w:w="80"/>
+              <w:right w:type="dxa" w:w="120"/>
+            </w:tcMar>
+          </w:tcPr>
+          <w:p>
+            <w:pPr>
+              <w:spacing w:after="40"/>
+            </w:pPr>
+            <w:r>
+              <w:rPr>
+                <w:rFonts w:ascii="Arial" w:cs="Arial" w:eastAsia="Arial" w:hAnsi="Arial"/>
+                <w:sz w:val="22"/>
+                <w:szCs w:val="22"/>
+              </w:rPr>
+              <w:t xml:space="preserve">Identity Match</w:t>
+            </w:r>
+          </w:p>
+        </w:tc>
+        <w:tc>
+          <w:tcPr>
+            <w:tcW w:type="dxa" w:w="4160"/>
+            <w:tcBorders>
+              <w:top w:val="single" w:color="BDC3C7" w:sz="1"/>
+              <w:left w:val="single" w:color="BDC3C7" w:sz="1"/>
+              <w:bottom w:val="single" w:color="BDC3C7" w:sz="1"/>
+              <w:right w:val="single" w:color="BDC3C7" w:sz="1"/>
+            </w:tcBorders>
+            <w:tcMar>
+              <w:top w:type="dxa" w:w="80"/>
+              <w:left w:type="dxa" w:w="120"/>
+              <w:bottom w:type="dxa" w:w="80"/>
+              <w:right w:type="dxa" w:w="120"/>
+            </w:tcMar>
+          </w:tcPr>
+          <w:p>
+            <w:pPr>
+              <w:spacing w:after="40"/>
+            </w:pPr>
+            <w:r>
+              <w:rPr>
+                <w:rFonts w:ascii="Arial" w:cs="Arial" w:eastAsia="Arial" w:hAnsi="Arial"/>
+                <w:sz w:val="22"/>
+                <w:szCs w:val="22"/>
+              </w:rPr>
+              <w:t xml:space="preserve">Two or more of 5 identity signals (phone, email, payment, SSN, equipment) match a prior account. Three+ matches = confidence 0.9.</w:t>
+            </w:r>
+          </w:p>
+        </w:tc>
+        <w:tc>
+          <w:tcPr>
+            <w:tcW w:type="dxa" w:w="2800"/>
+            <w:tcBorders>
+              <w:top w:val="single" w:color="BDC3C7" w:sz="1"/>
+              <w:left w:val="single" w:color="BDC3C7" w:sz="1"/>
+              <w:bottom w:val="single" w:color="BDC3C7" w:sz="1"/>
+              <w:right w:val="single" w:color="BDC3C7" w:sz="1"/>
+            </w:tcBorders>
+            <w:tcMar>
+              <w:top w:type="dxa" w:w="80"/>
+              <w:left w:type="dxa" w:w="120"/>
+              <w:bottom w:type="dxa" w:w="80"/>
+              <w:right w:type="dxa" w:w="120"/>
+            </w:tcMar>
+          </w:tcPr>
+          <w:p>
+            <w:pPr>
+              <w:spacing w:after="40"/>
+            </w:pPr>
+            <w:r>
+              <w:rPr>
+                <w:rFonts w:ascii="Arial" w:cs="Arial" w:eastAsia="Arial" w:hAnsi="Arial"/>
+                <w:sz w:val="22"/>
+                <w:szCs w:val="22"/>
+              </w:rPr>
+              <w:t xml:space="preserve">20-27 points</w:t>
+            </w:r>
+          </w:p>
+        </w:tc>
+      </w:tr>
+      <w:tr>
+        <w:tc>
+          <w:tcPr>
+            <w:tcW w:type="dxa" w:w="2400"/>
+            <w:tcBorders>
+              <w:top w:val="single" w:color="BDC3C7" w:sz="1"/>
+              <w:left w:val="single" w:color="BDC3C7" w:sz="1"/>
+              <w:bottom w:val="single" w:color="BDC3C7" w:sz="1"/>
+              <w:right w:val="single" w:color="BDC3C7" w:sz="1"/>
+            </w:tcBorders>
+            <w:tcMar>
+              <w:top w:type="dxa" w:w="80"/>
+              <w:left w:type="dxa" w:w="120"/>
+              <w:bottom w:type="dxa" w:w="80"/>
+              <w:right w:type="dxa" w:w="120"/>
+            </w:tcMar>
+          </w:tcPr>
+          <w:p>
+            <w:pPr>
+              <w:spacing w:after="40"/>
+            </w:pPr>
+            <w:r>
+              <w:rPr>
+                <w:rFonts w:ascii="Arial" w:cs="Arial" w:eastAsia="Arial" w:hAnsi="Arial"/>
+                <w:sz w:val="22"/>
+                <w:szCs w:val="22"/>
+              </w:rPr>
+              <w:t xml:space="preserve">Delinquency Bypass</w:t>
+            </w:r>
+          </w:p>
+        </w:tc>
+        <w:tc>
+          <w:tcPr>
+            <w:tcW w:type="dxa" w:w="4160"/>
+            <w:tcBorders>
+              <w:top w:val="single" w:color="BDC3C7" w:sz="1"/>
+              <w:left w:val="single" w:color="BDC3C7" w:sz="1"/>
+              <w:bottom w:val="single" w:color="BDC3C7" w:sz="1"/>
+              <w:right w:val="single" w:color="BDC3C7" w:sz="1"/>
+            </w:tcBorders>
+            <w:tcMar>
+              <w:top w:type="dxa" w:w="80"/>
+              <w:left w:type="dxa" w:w="120"/>
+              <w:bottom w:type="dxa" w:w="80"/>
+              <w:right w:type="dxa" w:w="120"/>
+            </w:tcMar>
+          </w:tcPr>
+          <w:p>
+            <w:pPr>
+              <w:spacing w:after="40"/>
+            </w:pPr>
+            <w:r>
+              <w:rPr>
+                <w:rFonts w:ascii="Arial" w:cs="Arial" w:eastAsia="Arial" w:hAnsi="Arial"/>
+                <w:sz w:val="22"/>
+                <w:szCs w:val="22"/>
+              </w:rPr>
+              <w:t xml:space="preserve">Prior disconnect at address had a delinquent balance over $100. Strong indicator the reconnect is to avoid the debt.</w:t>
+            </w:r>
+          </w:p>
+        </w:tc>
+        <w:tc>
+          <w:tcPr>
+            <w:tcW w:type="dxa" w:w="2800"/>
+            <w:tcBorders>
+              <w:top w:val="single" w:color="BDC3C7" w:sz="1"/>
+              <w:left w:val="single" w:color="BDC3C7" w:sz="1"/>
+              <w:bottom w:val="single" w:color="BDC3C7" w:sz="1"/>
+              <w:right w:val="single" w:color="BDC3C7" w:sz="1"/>
+            </w:tcBorders>
+            <w:tcMar>
+              <w:top w:type="dxa" w:w="80"/>
+              <w:left w:type="dxa" w:w="120"/>
+              <w:bottom w:type="dxa" w:w="80"/>
+              <w:right w:type="dxa" w:w="120"/>
+            </w:tcMar>
+          </w:tcPr>
+          <w:p>
+            <w:pPr>
+              <w:spacing w:after="40"/>
+            </w:pPr>
+            <w:r>
+              <w:rPr>
+                <w:rFonts w:ascii="Arial" w:cs="Arial" w:eastAsia="Arial" w:hAnsi="Arial"/>
+                <w:sz w:val="22"/>
+                <w:szCs w:val="22"/>
+              </w:rPr>
+              <w:t xml:space="preserve">~17 points</w:t>
+            </w:r>
+          </w:p>
+        </w:tc>
+      </w:tr>
+      <w:tr>
+        <w:tc>
+          <w:tcPr>
+            <w:tcW w:type="dxa" w:w="2400"/>
+            <w:tcBorders>
+              <w:top w:val="single" w:color="BDC3C7" w:sz="1"/>
+              <w:left w:val="single" w:color="BDC3C7" w:sz="1"/>
+              <w:bottom w:val="single" w:color="BDC3C7" w:sz="1"/>
+              <w:right w:val="single" w:color="BDC3C7" w:sz="1"/>
+            </w:tcBorders>
+            <w:tcMar>
+              <w:top w:type="dxa" w:w="80"/>
+              <w:left w:type="dxa" w:w="120"/>
+              <w:bottom w:type="dxa" w:w="80"/>
+              <w:right w:type="dxa" w:w="120"/>
+            </w:tcMar>
+          </w:tcPr>
+          <w:p>
+            <w:pPr>
+              <w:spacing w:after="40"/>
+            </w:pPr>
+            <w:r>
+              <w:rPr>
+                <w:rFonts w:ascii="Arial" w:cs="Arial" w:eastAsia="Arial" w:hAnsi="Arial"/>
+                <w:sz w:val="22"/>
+                <w:szCs w:val="22"/>
+              </w:rPr>
+              <w:t xml:space="preserve">Agent Cluster</w:t>
+            </w:r>
+          </w:p>
+        </w:tc>
+        <w:tc>
+          <w:tcPr>
+            <w:tcW w:type="dxa" w:w="4160"/>
+            <w:tcBorders>
+              <w:top w:val="single" w:color="BDC3C7" w:sz="1"/>
+              <w:left w:val="single" w:color="BDC3C7" w:sz="1"/>
+              <w:bottom w:val="single" w:color="BDC3C7" w:sz="1"/>
+              <w:right w:val="single" w:color="BDC3C7" w:sz="1"/>
+            </w:tcBorders>
+            <w:tcMar>
+              <w:top w:type="dxa" w:w="80"/>
+              <w:left w:type="dxa" w:w="120"/>
+              <w:bottom w:type="dxa" w:w="80"/>
+              <w:right w:type="dxa" w:w="120"/>
+            </w:tcMar>
+          </w:tcPr>
+          <w:p>
+            <w:pPr>
+              <w:spacing w:after="40"/>
+            </w:pPr>
+            <w:r>
+              <w:rPr>
+                <w:rFonts w:ascii="Arial" w:cs="Arial" w:eastAsia="Arial" w:hAnsi="Arial"/>
+                <w:sz w:val="22"/>
+                <w:szCs w:val="22"/>
+              </w:rPr>
+              <w:t xml:space="preserve">Agent has 3+ previously flagged fraud orders, OR company has 5+. Only counts orders already marked as fraud. Clean agents score zero.</w:t>
+            </w:r>
+          </w:p>
+        </w:tc>
+        <w:tc>
+          <w:tcPr>
+            <w:tcW w:type="dxa" w:w="2800"/>
+            <w:tcBorders>
+              <w:top w:val="single" w:color="BDC3C7" w:sz="1"/>
+              <w:left w:val="single" w:color="BDC3C7" w:sz="1"/>
+              <w:bottom w:val="single" w:color="BDC3C7" w:sz="1"/>
+              <w:right w:val="single" w:color="BDC3C7" w:sz="1"/>
+            </w:tcBorders>
+            <w:tcMar>
+              <w:top w:type="dxa" w:w="80"/>
+              <w:left w:type="dxa" w:w="120"/>
+              <w:bottom w:type="dxa" w:w="80"/>
+              <w:right w:type="dxa" w:w="120"/>
+            </w:tcMar>
+          </w:tcPr>
+          <w:p>
+            <w:pPr>
+              <w:spacing w:after="40"/>
+            </w:pPr>
+            <w:r>
+              <w:rPr>
+                <w:rFonts w:ascii="Arial" w:cs="Arial" w:eastAsia="Arial" w:hAnsi="Arial"/>
+                <w:sz w:val="22"/>
+                <w:szCs w:val="22"/>
+              </w:rPr>
+              <w:t xml:space="preserve">~7 points</w:t>
+            </w:r>
+          </w:p>
+        </w:tc>
+      </w:tr>
+      <w:tr>
+        <w:tc>
+          <w:tcPr>
+            <w:tcW w:type="dxa" w:w="2400"/>
+            <w:tcBorders>
+              <w:top w:val="single" w:color="BDC3C7" w:sz="1"/>
+              <w:left w:val="single" w:color="BDC3C7" w:sz="1"/>
+              <w:bottom w:val="single" w:color="BDC3C7" w:sz="1"/>
+              <w:right w:val="single" w:color="BDC3C7" w:sz="1"/>
+            </w:tcBorders>
+            <w:tcMar>
+              <w:top w:type="dxa" w:w="80"/>
+              <w:left w:type="dxa" w:w="120"/>
+              <w:bottom w:type="dxa" w:w="80"/>
+              <w:right w:type="dxa" w:w="120"/>
+            </w:tcMar>
+          </w:tcPr>
+          <w:p>
+            <w:pPr>
+              <w:spacing w:after="40"/>
+            </w:pPr>
+            <w:r>
+              <w:rPr>
+                <w:rFonts w:ascii="Arial" w:cs="Arial" w:eastAsia="Arial" w:hAnsi="Arial"/>
+                <w:sz w:val="22"/>
+                <w:szCs w:val="22"/>
+              </w:rPr>
+              <w:t xml:space="preserve">Promo Reset</w:t>
+            </w:r>
+          </w:p>
+        </w:tc>
+        <w:tc>
+          <w:tcPr>
+            <w:tcW w:type="dxa" w:w="4160"/>
+            <w:tcBorders>
+              <w:top w:val="single" w:color="BDC3C7" w:sz="1"/>
+              <w:left w:val="single" w:color="BDC3C7" w:sz="1"/>
+              <w:bottom w:val="single" w:color="BDC3C7" w:sz="1"/>
+              <w:right w:val="single" w:color="BDC3C7" w:sz="1"/>
+            </w:tcBorders>
+            <w:tcMar>
+              <w:top w:type="dxa" w:w="80"/>
+              <w:left w:type="dxa" w:w="120"/>
+              <w:bottom w:type="dxa" w:w="80"/>
+              <w:right w:type="dxa" w:w="120"/>
+            </w:tcMar>
+          </w:tcPr>
+          <w:p>
+            <w:pPr>
+              <w:spacing w:after="40"/>
+            </w:pPr>
+            <w:r>
+              <w:rPr>
+                <w:rFonts w:ascii="Arial" w:cs="Arial" w:eastAsia="Arial" w:hAnsi="Arial"/>
+                <w:sz w:val="22"/>
+                <w:szCs w:val="22"/>
+              </w:rPr>
+              <w:t xml:space="preserve">Prior bill was more than 1.5x the new promo bill, within 30 days of disconnect. Indicates reconnect for promo pricing.</w:t>
+            </w:r>
+          </w:p>
+        </w:tc>
+        <w:tc>
+          <w:tcPr>
+            <w:tcW w:type="dxa" w:w="2800"/>
+            <w:tcBorders>
+              <w:top w:val="single" w:color="BDC3C7" w:sz="1"/>
+              <w:left w:val="single" w:color="BDC3C7" w:sz="1"/>
+              <w:bottom w:val="single" w:color="BDC3C7" w:sz="1"/>
+              <w:right w:val="single" w:color="BDC3C7" w:sz="1"/>
+            </w:tcBorders>
+            <w:tcMar>
+              <w:top w:type="dxa" w:w="80"/>
+              <w:left w:type="dxa" w:w="120"/>
+              <w:bottom w:type="dxa" w:w="80"/>
+              <w:right w:type="dxa" w:w="120"/>
+            </w:tcMar>
+          </w:tcPr>
+          <w:p>
+            <w:pPr>
+              <w:spacing w:after="40"/>
+            </w:pPr>
+            <w:r>
+              <w:rPr>
+                <w:rFonts w:ascii="Arial" w:cs="Arial" w:eastAsia="Arial" w:hAnsi="Arial"/>
+                <w:sz w:val="22"/>
+                <w:szCs w:val="22"/>
+              </w:rPr>
+              <w:t xml:space="preserve">~10 points</w:t>
+            </w:r>
+          </w:p>
+        </w:tc>
+      </w:tr>
+      <w:tr>
+        <w:tc>
+          <w:tcPr>
+            <w:tcW w:type="dxa" w:w="2400"/>
+            <w:tcBorders>
+              <w:top w:val="single" w:color="BDC3C7" w:sz="1"/>
+              <w:left w:val="single" w:color="BDC3C7" w:sz="1"/>
+              <w:bottom w:val="single" w:color="BDC3C7" w:sz="1"/>
+              <w:right w:val="single" w:color="BDC3C7" w:sz="1"/>
+            </w:tcBorders>
+            <w:tcMar>
+              <w:top w:type="dxa" w:w="80"/>
+              <w:left w:type="dxa" w:w="120"/>
+              <w:bottom w:type="dxa" w:w="80"/>
+              <w:right w:type="dxa" w:w="120"/>
+            </w:tcMar>
+          </w:tcPr>
+          <w:p>
+            <w:pPr>
+              <w:spacing w:after="40"/>
+            </w:pPr>
+            <w:r>
+              <w:rPr>
+                <w:rFonts w:ascii="Arial" w:cs="Arial" w:eastAsia="Arial" w:hAnsi="Arial"/>
+                <w:sz w:val="22"/>
+                <w:szCs w:val="22"/>
+              </w:rPr>
+              <w:t xml:space="preserve">Equipment Swap</w:t>
+            </w:r>
+          </w:p>
+        </w:tc>
+        <w:tc>
+          <w:tcPr>
+            <w:tcW w:type="dxa" w:w="4160"/>
+            <w:tcBorders>
+              <w:top w:val="single" w:color="BDC3C7" w:sz="1"/>
+              <w:left w:val="single" w:color="BDC3C7" w:sz="1"/>
+              <w:bottom w:val="single" w:color="BDC3C7" w:sz="1"/>
+              <w:right w:val="single" w:color="BDC3C7" w:sz="1"/>
+            </w:tcBorders>
+            <w:tcMar>
+              <w:top w:type="dxa" w:w="80"/>
+              <w:left w:type="dxa" w:w="120"/>
+              <w:bottom w:type="dxa" w:w="80"/>
+              <w:right w:type="dxa" w:w="120"/>
+            </w:tcMar>
+          </w:tcPr>
+          <w:p>
+            <w:pPr>
+              <w:spacing w:after="40"/>
+            </w:pPr>
+            <w:r>
+              <w:rPr>
+                <w:rFonts w:ascii="Arial" w:cs="Arial" w:eastAsia="Arial" w:hAnsi="Arial"/>
+                <w:sz w:val="22"/>
+                <w:szCs w:val="22"/>
+              </w:rPr>
+              <w:t xml:space="preserve">Equipment serial changed at time of reconnect within 30 days of disconnect.</w:t>
+            </w:r>
+          </w:p>
+        </w:tc>
+        <w:tc>
+          <w:tcPr>
+            <w:tcW w:type="dxa" w:w="2800"/>
+            <w:tcBorders>
+              <w:top w:val="single" w:color="BDC3C7" w:sz="1"/>
+              <w:left w:val="single" w:color="BDC3C7" w:sz="1"/>
+              <w:bottom w:val="single" w:color="BDC3C7" w:sz="1"/>
+              <w:right w:val="single" w:color="BDC3C7" w:sz="1"/>
+            </w:tcBorders>
+            <w:tcMar>
+              <w:top w:type="dxa" w:w="80"/>
+              <w:left w:type="dxa" w:w="120"/>
+              <w:bottom w:type="dxa" w:w="80"/>
+              <w:right w:type="dxa" w:w="120"/>
+            </w:tcMar>
+          </w:tcPr>
+          <w:p>
+            <w:pPr>
+              <w:spacing w:after="40"/>
+            </w:pPr>
+            <w:r>
+              <w:rPr>
+                <w:rFonts w:ascii="Arial" w:cs="Arial" w:eastAsia="Arial" w:hAnsi="Arial"/>
+                <w:sz w:val="22"/>
+                <w:szCs w:val="22"/>
+              </w:rPr>
+              <w:t xml:space="preserve">~11 points</w:t>
+            </w:r>
+          </w:p>
+        </w:tc>
+      </w:tr>
+      <w:tr>
+        <w:tc>
+          <w:tcPr>
+            <w:tcW w:type="dxa" w:w="2400"/>
+            <w:tcBorders>
+              <w:top w:val="single" w:color="BDC3C7" w:sz="1"/>
+              <w:left w:val="single" w:color="BDC3C7" w:sz="1"/>
+              <w:bottom w:val="single" w:color="BDC3C7" w:sz="1"/>
+              <w:right w:val="single" w:color="BDC3C7" w:sz="1"/>
+            </w:tcBorders>
+            <w:tcMar>
+              <w:top w:type="dxa" w:w="80"/>
+              <w:left w:type="dxa" w:w="120"/>
+              <w:bottom w:type="dxa" w:w="80"/>
+              <w:right w:type="dxa" w:w="120"/>
+            </w:tcMar>
+          </w:tcPr>
+          <w:p>
+            <w:pPr>
+              <w:spacing w:after="40"/>
+            </w:pPr>
+            <w:r>
+              <w:rPr>
+                <w:rFonts w:ascii="Arial" w:cs="Arial" w:eastAsia="Arial" w:hAnsi="Arial"/>
+                <w:sz w:val="22"/>
+                <w:szCs w:val="22"/>
+              </w:rPr>
+              <w:t xml:space="preserve">Same Customer New Address</w:t>
+            </w:r>
+          </w:p>
+        </w:tc>
+        <w:tc>
+          <w:tcPr>
+            <w:tcW w:type="dxa" w:w="4160"/>
+            <w:tcBorders>
+              <w:top w:val="single" w:color="BDC3C7" w:sz="1"/>
+              <w:left w:val="single" w:color="BDC3C7" w:sz="1"/>
+              <w:bottom w:val="single" w:color="BDC3C7" w:sz="1"/>
+              <w:right w:val="single" w:color="BDC3C7" w:sz="1"/>
+            </w:tcBorders>
+            <w:tcMar>
+              <w:top w:type="dxa" w:w="80"/>
+              <w:left w:type="dxa" w:w="120"/>
+              <w:bottom w:type="dxa" w:w="80"/>
+              <w:right w:type="dxa" w:w="120"/>
+            </w:tcMar>
+          </w:tcPr>
+          <w:p>
+            <w:pPr>
+              <w:spacing w:after="40"/>
+            </w:pPr>
+            <w:r>
+              <w:rPr>
+                <w:rFonts w:ascii="Arial" w:cs="Arial" w:eastAsia="Arial" w:hAnsi="Arial"/>
+                <w:sz w:val="22"/>
+                <w:szCs w:val="22"/>
+              </w:rPr>
+              <w:t xml:space="preserve">Same customer identity (via account number or 2+ identity matches) reconnecting at a different address within 30 days.</w:t>
+            </w:r>
+          </w:p>
+        </w:tc>
+        <w:tc>
+          <w:tcPr>
+            <w:tcW w:type="dxa" w:w="2800"/>
+            <w:tcBorders>
+              <w:top w:val="single" w:color="BDC3C7" w:sz="1"/>
+              <w:left w:val="single" w:color="BDC3C7" w:sz="1"/>
+              <w:bottom w:val="single" w:color="BDC3C7" w:sz="1"/>
+              <w:right w:val="single" w:color="BDC3C7" w:sz="1"/>
+            </w:tcBorders>
+            <w:tcMar>
+              <w:top w:type="dxa" w:w="80"/>
+              <w:left w:type="dxa" w:w="120"/>
+              <w:bottom w:type="dxa" w:w="80"/>
+              <w:right w:type="dxa" w:w="120"/>
+            </w:tcMar>
+          </w:tcPr>
+          <w:p>
+            <w:pPr>
+              <w:spacing w:after="40"/>
+            </w:pPr>
+            <w:r>
+              <w:rPr>
+                <w:rFonts w:ascii="Arial" w:cs="Arial" w:eastAsia="Arial" w:hAnsi="Arial"/>
+                <w:sz w:val="22"/>
+                <w:szCs w:val="22"/>
+              </w:rPr>
+              <w:t xml:space="preserve">~9 points</w:t>
+            </w:r>
+          </w:p>
+        </w:tc>
+      </w:tr>
+    </w:tbl>
+    <w:p>
+      <w:pPr>
+        <w:spacing w:after="160" w:line="276"/>
+      </w:pPr>
+      <w:r>
+        <w:rPr>
+          <w:rFonts w:ascii="Arial" w:cs="Arial" w:eastAsia="Arial" w:hAnsi="Arial"/>
+          <w:sz w:val="22"/>
+          <w:szCs w:val="22"/>
+        </w:rPr>
+        <w:t xml:space="preserve"/>
+      </w:r>
+    </w:p>
+    <w:p>
+      <w:pPr>
+        <w:pStyle w:val="Heading2"/>
+        <w:spacing w:after="160" w:before="280"/>
       </w:pPr>
       <w:r>
         <w:rPr>
           <w:rFonts w:ascii="Arial" w:cs="Arial" w:eastAsia="Arial" w:hAnsi="Arial"/>
           <w:b/>
           <w:bCs/>
-          <w:color w:val="2E86C1"/>
-          <w:sz w:val="24"/>
-          <w:szCs w:val="24"/>
-        </w:rPr>
-        <w:t xml:space="preserve">Core Fraud Rules</w:t>
+          <w:color w:val="2C3E50"/>
+          <w:sz w:val="28"/>
+          <w:szCs w:val="28"/>
+        </w:rPr>
+        <w:t xml:space="preserve">3.2 Scoring Safeguards</w:t>
+      </w:r>
+    </w:p>
+    <w:p>
+      <w:pPr>
+        <w:pStyle w:val="ListParagraph"/>
+        <w:numPr>
+          <w:ilvl w:val="0"/>
+          <w:numId w:val="2"/>
+        </w:numPr>
+        <w:spacing w:after="80"/>
+      </w:pPr>
+      <w:r>
+        <w:rPr>
+          <w:rFonts w:ascii="Arial" w:cs="Arial" w:eastAsia="Arial" w:hAnsi="Arial"/>
+          <w:b/>
+          <w:bCs/>
+          <w:sz w:val="22"/>
+          <w:szCs w:val="22"/>
+        </w:rPr>
+        <w:t xml:space="preserve">Two-signal minimum: </w:t>
+      </w:r>
+      <w:r>
+        <w:rPr>
+          <w:rFonts w:ascii="Arial" w:cs="Arial" w:eastAsia="Arial" w:hAnsi="Arial"/>
+          <w:sz w:val="22"/>
+          <w:szCs w:val="22"/>
+        </w:rPr>
+        <w:t xml:space="preserve">If only one evidence type is present, the score is capped at 49 (Medium). This prevents a single coincidental match from triggering a High or Critical alert. At least two independent signal types are required to reach High (50+) or Critical (70+).</w:t>
+      </w:r>
+    </w:p>
+    <w:p>
+      <w:pPr>
+        <w:pStyle w:val="ListParagraph"/>
+        <w:numPr>
+          <w:ilvl w:val="0"/>
+          <w:numId w:val="2"/>
+        </w:numPr>
+        <w:spacing w:after="80"/>
+      </w:pPr>
+      <w:r>
+        <w:rPr>
+          <w:rFonts w:ascii="Arial" w:cs="Arial" w:eastAsia="Arial" w:hAnsi="Arial"/>
+          <w:b/>
+          <w:bCs/>
+          <w:sz w:val="22"/>
+          <w:szCs w:val="22"/>
+        </w:rPr>
+        <w:t xml:space="preserve">Retention channel mitigation: </w:t>
+      </w:r>
+      <w:r>
+        <w:rPr>
+          <w:rFonts w:ascii="Arial" w:cs="Arial" w:eastAsia="Arial" w:hAnsi="Arial"/>
+          <w:sz w:val="22"/>
+          <w:szCs w:val="22"/>
+        </w:rPr>
+        <w:t xml:space="preserve">Orders from the retention channel (internal win-back) are expected to show rapid reconnect and promo reset patterns. If those are the only two signals, the score is capped at 24 (Low). Retention orders only escalate if they have additional signals like delinquency bypass, name mismatch, or agent cluster.</w:t>
+      </w:r>
+    </w:p>
+    <w:p>
+      <w:pPr>
+        <w:pStyle w:val="ListParagraph"/>
+        <w:numPr>
+          <w:ilvl w:val="0"/>
+          <w:numId w:val="2"/>
+        </w:numPr>
+        <w:spacing w:after="80"/>
+      </w:pPr>
+      <w:r>
+        <w:rPr>
+          <w:rFonts w:ascii="Arial" w:cs="Arial" w:eastAsia="Arial" w:hAnsi="Arial"/>
+          <w:b/>
+          <w:bCs/>
+          <w:sz w:val="22"/>
+          <w:szCs w:val="22"/>
+        </w:rPr>
+        <w:t xml:space="preserve">No channel penalty: </w:t>
+      </w:r>
+      <w:r>
+        <w:rPr>
+          <w:rFonts w:ascii="Arial" w:cs="Arial" w:eastAsia="Arial" w:hAnsi="Arial"/>
+          <w:sz w:val="22"/>
+          <w:szCs w:val="22"/>
+        </w:rPr>
+        <w:t xml:space="preserve">The rule engine does not add points for an order being from a third-party channel. Channel type is noted in the analyst summary for context but does not contribute to the score.</w:t>
+      </w:r>
+    </w:p>
+    <w:p>
+      <w:pPr>
+        <w:pStyle w:val="Heading2"/>
+        <w:spacing w:after="160" w:before="280"/>
+      </w:pPr>
+      <w:r>
+        <w:rPr>
+          <w:rFonts w:ascii="Arial" w:cs="Arial" w:eastAsia="Arial" w:hAnsi="Arial"/>
+          <w:b/>
+          <w:bCs/>
+          <w:color w:val="2C3E50"/>
+          <w:sz w:val="28"/>
+          <w:szCs w:val="28"/>
+        </w:rPr>
+        <w:t xml:space="preserve">3.3 Risk Bands (Rule Engine)</w:t>
+      </w:r>
+    </w:p>
+    <w:tbl>
+      <w:tblPr>
+        <w:tblW w:type="dxa" w:w="9360"/>
+        <w:tblBorders>
+          <w:top w:val="single" w:color="auto" w:sz="4"/>
+          <w:left w:val="single" w:color="auto" w:sz="4"/>
+          <w:bottom w:val="single" w:color="auto" w:sz="4"/>
+          <w:right w:val="single" w:color="auto" w:sz="4"/>
+          <w:insideH w:val="single" w:color="auto" w:sz="4"/>
+          <w:insideV w:val="single" w:color="auto" w:sz="4"/>
+        </w:tblBorders>
+      </w:tblPr>
+      <w:tblGrid>
+        <w:gridCol w:w="1800"/>
+        <w:gridCol w:w="1800"/>
+        <w:gridCol w:w="5760"/>
+      </w:tblGrid>
+      <w:tr>
+        <w:tc>
+          <w:tcPr>
+            <w:tcW w:type="dxa" w:w="1800"/>
+            <w:tcBorders>
+              <w:top w:val="single" w:color="BDC3C7" w:sz="1"/>
+              <w:left w:val="single" w:color="BDC3C7" w:sz="1"/>
+              <w:bottom w:val="single" w:color="BDC3C7" w:sz="1"/>
+              <w:right w:val="single" w:color="BDC3C7" w:sz="1"/>
+            </w:tcBorders>
+            <w:shd w:fill="1B4F72" w:val="clear"/>
+            <w:tcMar>
+              <w:top w:type="dxa" w:w="80"/>
+              <w:left w:type="dxa" w:w="120"/>
+              <w:bottom w:type="dxa" w:w="80"/>
+              <w:right w:type="dxa" w:w="120"/>
+            </w:tcMar>
+          </w:tcPr>
+          <w:p>
+            <w:r>
+              <w:rPr>
+                <w:rFonts w:ascii="Arial" w:cs="Arial" w:eastAsia="Arial" w:hAnsi="Arial"/>
+                <w:b/>
+                <w:bCs/>
+                <w:color w:val="FFFFFF"/>
+                <w:sz w:val="22"/>
+                <w:szCs w:val="22"/>
+              </w:rPr>
+              <w:t xml:space="preserve">Band</w:t>
+            </w:r>
+          </w:p>
+        </w:tc>
+        <w:tc>
+          <w:tcPr>
+            <w:tcW w:type="dxa" w:w="1800"/>
+            <w:tcBorders>
+              <w:top w:val="single" w:color="BDC3C7" w:sz="1"/>
+              <w:left w:val="single" w:color="BDC3C7" w:sz="1"/>
+              <w:bottom w:val="single" w:color="BDC3C7" w:sz="1"/>
+              <w:right w:val="single" w:color="BDC3C7" w:sz="1"/>
+            </w:tcBorders>
+            <w:shd w:fill="1B4F72" w:val="clear"/>
+            <w:tcMar>
+              <w:top w:type="dxa" w:w="80"/>
+              <w:left w:type="dxa" w:w="120"/>
+              <w:bottom w:type="dxa" w:w="80"/>
+              <w:right w:type="dxa" w:w="120"/>
+            </w:tcMar>
+          </w:tcPr>
+          <w:p>
+            <w:r>
+              <w:rPr>
+                <w:rFonts w:ascii="Arial" w:cs="Arial" w:eastAsia="Arial" w:hAnsi="Arial"/>
+                <w:b/>
+                <w:bCs/>
+                <w:color w:val="FFFFFF"/>
+                <w:sz w:val="22"/>
+                <w:szCs w:val="22"/>
+              </w:rPr>
+              <w:t xml:space="preserve">Score Range</w:t>
+            </w:r>
+          </w:p>
+        </w:tc>
+        <w:tc>
+          <w:tcPr>
+            <w:tcW w:type="dxa" w:w="5760"/>
+            <w:tcBorders>
+              <w:top w:val="single" w:color="BDC3C7" w:sz="1"/>
+              <w:left w:val="single" w:color="BDC3C7" w:sz="1"/>
+              <w:bottom w:val="single" w:color="BDC3C7" w:sz="1"/>
+              <w:right w:val="single" w:color="BDC3C7" w:sz="1"/>
+            </w:tcBorders>
+            <w:shd w:fill="1B4F72" w:val="clear"/>
+            <w:tcMar>
+              <w:top w:type="dxa" w:w="80"/>
+              <w:left w:type="dxa" w:w="120"/>
+              <w:bottom w:type="dxa" w:w="80"/>
+              <w:right w:type="dxa" w:w="120"/>
+            </w:tcMar>
+          </w:tcPr>
+          <w:p>
+            <w:r>
+              <w:rPr>
+                <w:rFonts w:ascii="Arial" w:cs="Arial" w:eastAsia="Arial" w:hAnsi="Arial"/>
+                <w:b/>
+                <w:bCs/>
+                <w:color w:val="FFFFFF"/>
+                <w:sz w:val="22"/>
+                <w:szCs w:val="22"/>
+              </w:rPr>
+              <w:t xml:space="preserve">Response</w:t>
+            </w:r>
+          </w:p>
+        </w:tc>
+      </w:tr>
+      <w:tr>
+        <w:tc>
+          <w:tcPr>
+            <w:tcW w:type="dxa" w:w="1800"/>
+            <w:tcBorders>
+              <w:top w:val="single" w:color="BDC3C7" w:sz="1"/>
+              <w:left w:val="single" w:color="BDC3C7" w:sz="1"/>
+              <w:bottom w:val="single" w:color="BDC3C7" w:sz="1"/>
+              <w:right w:val="single" w:color="BDC3C7" w:sz="1"/>
+            </w:tcBorders>
+            <w:tcMar>
+              <w:top w:type="dxa" w:w="80"/>
+              <w:left w:type="dxa" w:w="120"/>
+              <w:bottom w:type="dxa" w:w="80"/>
+              <w:right w:type="dxa" w:w="120"/>
+            </w:tcMar>
+          </w:tcPr>
+          <w:p>
+            <w:pPr>
+              <w:spacing w:after="40"/>
+            </w:pPr>
+            <w:r>
+              <w:rPr>
+                <w:rFonts w:ascii="Arial" w:cs="Arial" w:eastAsia="Arial" w:hAnsi="Arial"/>
+                <w:sz w:val="22"/>
+                <w:szCs w:val="22"/>
+              </w:rPr>
+              <w:t xml:space="preserve">Critical</w:t>
+            </w:r>
+          </w:p>
+        </w:tc>
+        <w:tc>
+          <w:tcPr>
+            <w:tcW w:type="dxa" w:w="1800"/>
+            <w:tcBorders>
+              <w:top w:val="single" w:color="BDC3C7" w:sz="1"/>
+              <w:left w:val="single" w:color="BDC3C7" w:sz="1"/>
+              <w:bottom w:val="single" w:color="BDC3C7" w:sz="1"/>
+              <w:right w:val="single" w:color="BDC3C7" w:sz="1"/>
+            </w:tcBorders>
+            <w:tcMar>
+              <w:top w:type="dxa" w:w="80"/>
+              <w:left w:type="dxa" w:w="120"/>
+              <w:bottom w:type="dxa" w:w="80"/>
+              <w:right w:type="dxa" w:w="120"/>
+            </w:tcMar>
+          </w:tcPr>
+          <w:p>
+            <w:pPr>
+              <w:spacing w:after="40"/>
+            </w:pPr>
+            <w:r>
+              <w:rPr>
+                <w:rFonts w:ascii="Arial" w:cs="Arial" w:eastAsia="Arial" w:hAnsi="Arial"/>
+                <w:sz w:val="22"/>
+                <w:szCs w:val="22"/>
+              </w:rPr>
+              <w:t xml:space="preserve">70-100</w:t>
+            </w:r>
+          </w:p>
+        </w:tc>
+        <w:tc>
+          <w:tcPr>
+            <w:tcW w:type="dxa" w:w="5760"/>
+            <w:tcBorders>
+              <w:top w:val="single" w:color="BDC3C7" w:sz="1"/>
+              <w:left w:val="single" w:color="BDC3C7" w:sz="1"/>
+              <w:bottom w:val="single" w:color="BDC3C7" w:sz="1"/>
+              <w:right w:val="single" w:color="BDC3C7" w:sz="1"/>
+            </w:tcBorders>
+            <w:tcMar>
+              <w:top w:type="dxa" w:w="80"/>
+              <w:left w:type="dxa" w:w="120"/>
+              <w:bottom w:type="dxa" w:w="80"/>
+              <w:right w:type="dxa" w:w="120"/>
+            </w:tcMar>
+          </w:tcPr>
+          <w:p>
+            <w:pPr>
+              <w:spacing w:after="40"/>
+            </w:pPr>
+            <w:r>
+              <w:rPr>
+                <w:rFonts w:ascii="Arial" w:cs="Arial" w:eastAsia="Arial" w:hAnsi="Arial"/>
+                <w:sz w:val="22"/>
+                <w:szCs w:val="22"/>
+              </w:rPr>
+              <w:t xml:space="preserve">Immediate investigation. Commission hold. 48-hour SLA.</w:t>
+            </w:r>
+          </w:p>
+        </w:tc>
+      </w:tr>
+      <w:tr>
+        <w:tc>
+          <w:tcPr>
+            <w:tcW w:type="dxa" w:w="1800"/>
+            <w:tcBorders>
+              <w:top w:val="single" w:color="BDC3C7" w:sz="1"/>
+              <w:left w:val="single" w:color="BDC3C7" w:sz="1"/>
+              <w:bottom w:val="single" w:color="BDC3C7" w:sz="1"/>
+              <w:right w:val="single" w:color="BDC3C7" w:sz="1"/>
+            </w:tcBorders>
+            <w:tcMar>
+              <w:top w:type="dxa" w:w="80"/>
+              <w:left w:type="dxa" w:w="120"/>
+              <w:bottom w:type="dxa" w:w="80"/>
+              <w:right w:type="dxa" w:w="120"/>
+            </w:tcMar>
+          </w:tcPr>
+          <w:p>
+            <w:pPr>
+              <w:spacing w:after="40"/>
+            </w:pPr>
+            <w:r>
+              <w:rPr>
+                <w:rFonts w:ascii="Arial" w:cs="Arial" w:eastAsia="Arial" w:hAnsi="Arial"/>
+                <w:sz w:val="22"/>
+                <w:szCs w:val="22"/>
+              </w:rPr>
+              <w:t xml:space="preserve">High</w:t>
+            </w:r>
+          </w:p>
+        </w:tc>
+        <w:tc>
+          <w:tcPr>
+            <w:tcW w:type="dxa" w:w="1800"/>
+            <w:tcBorders>
+              <w:top w:val="single" w:color="BDC3C7" w:sz="1"/>
+              <w:left w:val="single" w:color="BDC3C7" w:sz="1"/>
+              <w:bottom w:val="single" w:color="BDC3C7" w:sz="1"/>
+              <w:right w:val="single" w:color="BDC3C7" w:sz="1"/>
+            </w:tcBorders>
+            <w:tcMar>
+              <w:top w:type="dxa" w:w="80"/>
+              <w:left w:type="dxa" w:w="120"/>
+              <w:bottom w:type="dxa" w:w="80"/>
+              <w:right w:type="dxa" w:w="120"/>
+            </w:tcMar>
+          </w:tcPr>
+          <w:p>
+            <w:pPr>
+              <w:spacing w:after="40"/>
+            </w:pPr>
+            <w:r>
+              <w:rPr>
+                <w:rFonts w:ascii="Arial" w:cs="Arial" w:eastAsia="Arial" w:hAnsi="Arial"/>
+                <w:sz w:val="22"/>
+                <w:szCs w:val="22"/>
+              </w:rPr>
+              <w:t xml:space="preserve">50-69</w:t>
+            </w:r>
+          </w:p>
+        </w:tc>
+        <w:tc>
+          <w:tcPr>
+            <w:tcW w:type="dxa" w:w="5760"/>
+            <w:tcBorders>
+              <w:top w:val="single" w:color="BDC3C7" w:sz="1"/>
+              <w:left w:val="single" w:color="BDC3C7" w:sz="1"/>
+              <w:bottom w:val="single" w:color="BDC3C7" w:sz="1"/>
+              <w:right w:val="single" w:color="BDC3C7" w:sz="1"/>
+            </w:tcBorders>
+            <w:tcMar>
+              <w:top w:type="dxa" w:w="80"/>
+              <w:left w:type="dxa" w:w="120"/>
+              <w:bottom w:type="dxa" w:w="80"/>
+              <w:right w:type="dxa" w:w="120"/>
+            </w:tcMar>
+          </w:tcPr>
+          <w:p>
+            <w:pPr>
+              <w:spacing w:after="40"/>
+            </w:pPr>
+            <w:r>
+              <w:rPr>
+                <w:rFonts w:ascii="Arial" w:cs="Arial" w:eastAsia="Arial" w:hAnsi="Arial"/>
+                <w:sz w:val="22"/>
+                <w:szCs w:val="22"/>
+              </w:rPr>
+              <w:t xml:space="preserve">Priority review. Commission hold pending decision. 48-hour SLA.</w:t>
+            </w:r>
+          </w:p>
+        </w:tc>
+      </w:tr>
+      <w:tr>
+        <w:tc>
+          <w:tcPr>
+            <w:tcW w:type="dxa" w:w="1800"/>
+            <w:tcBorders>
+              <w:top w:val="single" w:color="BDC3C7" w:sz="1"/>
+              <w:left w:val="single" w:color="BDC3C7" w:sz="1"/>
+              <w:bottom w:val="single" w:color="BDC3C7" w:sz="1"/>
+              <w:right w:val="single" w:color="BDC3C7" w:sz="1"/>
+            </w:tcBorders>
+            <w:tcMar>
+              <w:top w:type="dxa" w:w="80"/>
+              <w:left w:type="dxa" w:w="120"/>
+              <w:bottom w:type="dxa" w:w="80"/>
+              <w:right w:type="dxa" w:w="120"/>
+            </w:tcMar>
+          </w:tcPr>
+          <w:p>
+            <w:pPr>
+              <w:spacing w:after="40"/>
+            </w:pPr>
+            <w:r>
+              <w:rPr>
+                <w:rFonts w:ascii="Arial" w:cs="Arial" w:eastAsia="Arial" w:hAnsi="Arial"/>
+                <w:sz w:val="22"/>
+                <w:szCs w:val="22"/>
+              </w:rPr>
+              <w:t xml:space="preserve">Medium</w:t>
+            </w:r>
+          </w:p>
+        </w:tc>
+        <w:tc>
+          <w:tcPr>
+            <w:tcW w:type="dxa" w:w="1800"/>
+            <w:tcBorders>
+              <w:top w:val="single" w:color="BDC3C7" w:sz="1"/>
+              <w:left w:val="single" w:color="BDC3C7" w:sz="1"/>
+              <w:bottom w:val="single" w:color="BDC3C7" w:sz="1"/>
+              <w:right w:val="single" w:color="BDC3C7" w:sz="1"/>
+            </w:tcBorders>
+            <w:tcMar>
+              <w:top w:type="dxa" w:w="80"/>
+              <w:left w:type="dxa" w:w="120"/>
+              <w:bottom w:type="dxa" w:w="80"/>
+              <w:right w:type="dxa" w:w="120"/>
+            </w:tcMar>
+          </w:tcPr>
+          <w:p>
+            <w:pPr>
+              <w:spacing w:after="40"/>
+            </w:pPr>
+            <w:r>
+              <w:rPr>
+                <w:rFonts w:ascii="Arial" w:cs="Arial" w:eastAsia="Arial" w:hAnsi="Arial"/>
+                <w:sz w:val="22"/>
+                <w:szCs w:val="22"/>
+              </w:rPr>
+              <w:t xml:space="preserve">25-49</w:t>
+            </w:r>
+          </w:p>
+        </w:tc>
+        <w:tc>
+          <w:tcPr>
+            <w:tcW w:type="dxa" w:w="5760"/>
+            <w:tcBorders>
+              <w:top w:val="single" w:color="BDC3C7" w:sz="1"/>
+              <w:left w:val="single" w:color="BDC3C7" w:sz="1"/>
+              <w:bottom w:val="single" w:color="BDC3C7" w:sz="1"/>
+              <w:right w:val="single" w:color="BDC3C7" w:sz="1"/>
+            </w:tcBorders>
+            <w:tcMar>
+              <w:top w:type="dxa" w:w="80"/>
+              <w:left w:type="dxa" w:w="120"/>
+              <w:bottom w:type="dxa" w:w="80"/>
+              <w:right w:type="dxa" w:w="120"/>
+            </w:tcMar>
+          </w:tcPr>
+          <w:p>
+            <w:pPr>
+              <w:spacing w:after="40"/>
+            </w:pPr>
+            <w:r>
+              <w:rPr>
+                <w:rFonts w:ascii="Arial" w:cs="Arial" w:eastAsia="Arial" w:hAnsi="Arial"/>
+                <w:sz w:val="22"/>
+                <w:szCs w:val="22"/>
+              </w:rPr>
+              <w:t xml:space="preserve">Standard review. Flag for secondary check. 7-day SLA.</w:t>
+            </w:r>
+          </w:p>
+        </w:tc>
+      </w:tr>
+      <w:tr>
+        <w:tc>
+          <w:tcPr>
+            <w:tcW w:type="dxa" w:w="1800"/>
+            <w:tcBorders>
+              <w:top w:val="single" w:color="BDC3C7" w:sz="1"/>
+              <w:left w:val="single" w:color="BDC3C7" w:sz="1"/>
+              <w:bottom w:val="single" w:color="BDC3C7" w:sz="1"/>
+              <w:right w:val="single" w:color="BDC3C7" w:sz="1"/>
+            </w:tcBorders>
+            <w:tcMar>
+              <w:top w:type="dxa" w:w="80"/>
+              <w:left w:type="dxa" w:w="120"/>
+              <w:bottom w:type="dxa" w:w="80"/>
+              <w:right w:type="dxa" w:w="120"/>
+            </w:tcMar>
+          </w:tcPr>
+          <w:p>
+            <w:pPr>
+              <w:spacing w:after="40"/>
+            </w:pPr>
+            <w:r>
+              <w:rPr>
+                <w:rFonts w:ascii="Arial" w:cs="Arial" w:eastAsia="Arial" w:hAnsi="Arial"/>
+                <w:sz w:val="22"/>
+                <w:szCs w:val="22"/>
+              </w:rPr>
+              <w:t xml:space="preserve">Low</w:t>
+            </w:r>
+          </w:p>
+        </w:tc>
+        <w:tc>
+          <w:tcPr>
+            <w:tcW w:type="dxa" w:w="1800"/>
+            <w:tcBorders>
+              <w:top w:val="single" w:color="BDC3C7" w:sz="1"/>
+              <w:left w:val="single" w:color="BDC3C7" w:sz="1"/>
+              <w:bottom w:val="single" w:color="BDC3C7" w:sz="1"/>
+              <w:right w:val="single" w:color="BDC3C7" w:sz="1"/>
+            </w:tcBorders>
+            <w:tcMar>
+              <w:top w:type="dxa" w:w="80"/>
+              <w:left w:type="dxa" w:w="120"/>
+              <w:bottom w:type="dxa" w:w="80"/>
+              <w:right w:type="dxa" w:w="120"/>
+            </w:tcMar>
+          </w:tcPr>
+          <w:p>
+            <w:pPr>
+              <w:spacing w:after="40"/>
+            </w:pPr>
+            <w:r>
+              <w:rPr>
+                <w:rFonts w:ascii="Arial" w:cs="Arial" w:eastAsia="Arial" w:hAnsi="Arial"/>
+                <w:sz w:val="22"/>
+                <w:szCs w:val="22"/>
+              </w:rPr>
+              <w:t xml:space="preserve">0-24</w:t>
+            </w:r>
+          </w:p>
+        </w:tc>
+        <w:tc>
+          <w:tcPr>
+            <w:tcW w:type="dxa" w:w="5760"/>
+            <w:tcBorders>
+              <w:top w:val="single" w:color="BDC3C7" w:sz="1"/>
+              <w:left w:val="single" w:color="BDC3C7" w:sz="1"/>
+              <w:bottom w:val="single" w:color="BDC3C7" w:sz="1"/>
+              <w:right w:val="single" w:color="BDC3C7" w:sz="1"/>
+            </w:tcBorders>
+            <w:tcMar>
+              <w:top w:type="dxa" w:w="80"/>
+              <w:left w:type="dxa" w:w="120"/>
+              <w:bottom w:type="dxa" w:w="80"/>
+              <w:right w:type="dxa" w:w="120"/>
+            </w:tcMar>
+          </w:tcPr>
+          <w:p>
+            <w:pPr>
+              <w:spacing w:after="40"/>
+            </w:pPr>
+            <w:r>
+              <w:rPr>
+                <w:rFonts w:ascii="Arial" w:cs="Arial" w:eastAsia="Arial" w:hAnsi="Arial"/>
+                <w:sz w:val="22"/>
+                <w:szCs w:val="22"/>
+              </w:rPr>
+              <w:t xml:space="preserve">No action required. Auto-clear eligible.</w:t>
+            </w:r>
+          </w:p>
+        </w:tc>
+      </w:tr>
+    </w:tbl>
+    <w:p>
+      <w:pPr>
+        <w:spacing w:after="160" w:line="276"/>
+      </w:pPr>
+      <w:r>
+        <w:rPr>
+          <w:rFonts w:ascii="Arial" w:cs="Arial" w:eastAsia="Arial" w:hAnsi="Arial"/>
+          <w:sz w:val="22"/>
+          <w:szCs w:val="22"/>
+        </w:rPr>
+        <w:t xml:space="preserve"/>
+      </w:r>
+    </w:p>
+    <w:p>
+      <w:r>
+        <w:br w:type="page"/>
+      </w:r>
+    </w:p>
+    <w:p>
+      <w:pPr>
+        <w:pStyle w:val="Heading1"/>
+        <w:spacing w:after="200" w:before="360"/>
+      </w:pPr>
+      <w:r>
+        <w:rPr>
+          <w:rFonts w:ascii="Arial" w:cs="Arial" w:eastAsia="Arial" w:hAnsi="Arial"/>
+          <w:b/>
+          <w:bCs/>
+          <w:color w:val="1B4F72"/>
+          <w:sz w:val="32"/>
+          <w:szCs w:val="32"/>
+        </w:rPr>
+        <w:t xml:space="preserve">4. Scoring Layer 2: Encoder Embedding Similarity</w:t>
+      </w:r>
+    </w:p>
+    <w:p>
+      <w:pPr>
+        <w:spacing w:after="160" w:line="276"/>
+      </w:pPr>
+      <w:r>
+        <w:rPr>
+          <w:rFonts w:ascii="Arial" w:cs="Arial" w:eastAsia="Arial" w:hAnsi="Arial"/>
+          <w:sz w:val="22"/>
+          <w:szCs w:val="22"/>
+        </w:rPr>
+        <w:t xml:space="preserve">This layer uses character n-gram vectorization to detect address and name spoofing that exact-match rules miss. It converts text strings into high-dimensional vectors and measures cosine similarity between them.</w:t>
+      </w:r>
+    </w:p>
+    <w:p>
+      <w:pPr>
+        <w:pStyle w:val="Heading2"/>
+        <w:spacing w:after="160" w:before="280"/>
+      </w:pPr>
+      <w:r>
+        <w:rPr>
+          <w:rFonts w:ascii="Arial" w:cs="Arial" w:eastAsia="Arial" w:hAnsi="Arial"/>
+          <w:b/>
+          <w:bCs/>
+          <w:color w:val="2C3E50"/>
+          <w:sz w:val="28"/>
+          <w:szCs w:val="28"/>
+        </w:rPr>
+        <w:t xml:space="preserve">4.1 How It Works</w:t>
+      </w:r>
+    </w:p>
+    <w:p>
+      <w:pPr>
+        <w:pStyle w:val="ListParagraph"/>
+        <w:numPr>
+          <w:ilvl w:val="0"/>
+          <w:numId w:val="4"/>
+        </w:numPr>
+        <w:spacing w:after="80"/>
+      </w:pPr>
+      <w:r>
+        <w:rPr>
+          <w:rFonts w:ascii="Arial" w:cs="Arial" w:eastAsia="Arial" w:hAnsi="Arial"/>
+          <w:b/>
+          <w:bCs/>
+          <w:sz w:val="22"/>
+          <w:szCs w:val="22"/>
+        </w:rPr>
+        <w:t xml:space="preserve">Abbreviation Expansion: </w:t>
+      </w:r>
+      <w:r>
+        <w:rPr>
+          <w:rFonts w:ascii="Arial" w:cs="Arial" w:eastAsia="Arial" w:hAnsi="Arial"/>
+          <w:sz w:val="22"/>
+          <w:szCs w:val="22"/>
+        </w:rPr>
+        <w:t xml:space="preserve">Addresses are preprocessed to expand common abbreviations (St to Street, Ave to Avenue, Blvd to Boulevard, Rd to Road, Ln to Lane, Apt to Apartment, Ste to Suite, etc.) so that variant spellings produce more similar vectors.</w:t>
+      </w:r>
+    </w:p>
+    <w:p>
+      <w:pPr>
+        <w:pStyle w:val="ListParagraph"/>
+        <w:numPr>
+          <w:ilvl w:val="0"/>
+          <w:numId w:val="4"/>
+        </w:numPr>
+        <w:spacing w:after="80"/>
+      </w:pPr>
+      <w:r>
+        <w:rPr>
+          <w:rFonts w:ascii="Arial" w:cs="Arial" w:eastAsia="Arial" w:hAnsi="Arial"/>
+          <w:b/>
+          <w:bCs/>
+          <w:sz w:val="22"/>
+          <w:szCs w:val="22"/>
+        </w:rPr>
+        <w:t xml:space="preserve">Character Trigram Extraction: </w:t>
+      </w:r>
+      <w:r>
+        <w:rPr>
+          <w:rFonts w:ascii="Arial" w:cs="Arial" w:eastAsia="Arial" w:hAnsi="Arial"/>
+          <w:sz w:val="22"/>
+          <w:szCs w:val="22"/>
+        </w:rPr>
+        <w:t xml:space="preserve">The normalized string is broken into overlapping 3-character sequences with boundary markers. For example, "123 OAK STREET" produces trigrams: "$$1", "$12", "123", "23 ", "3 O", " OA", "OAK", and so on.</w:t>
+      </w:r>
+    </w:p>
+    <w:p>
+      <w:pPr>
+        <w:pStyle w:val="ListParagraph"/>
+        <w:numPr>
+          <w:ilvl w:val="0"/>
+          <w:numId w:val="4"/>
+        </w:numPr>
+        <w:spacing w:after="80"/>
+      </w:pPr>
+      <w:r>
+        <w:rPr>
+          <w:rFonts w:ascii="Arial" w:cs="Arial" w:eastAsia="Arial" w:hAnsi="Arial"/>
+          <w:b/>
+          <w:bCs/>
+          <w:sz w:val="22"/>
+          <w:szCs w:val="22"/>
+        </w:rPr>
+        <w:t xml:space="preserve">Vector Construction: </w:t>
+      </w:r>
+      <w:r>
+        <w:rPr>
+          <w:rFonts w:ascii="Arial" w:cs="Arial" w:eastAsia="Arial" w:hAnsi="Arial"/>
+          <w:sz w:val="22"/>
+          <w:szCs w:val="22"/>
+        </w:rPr>
+        <w:t xml:space="preserve">Each unique trigram becomes a dimension. The frequency of each trigram is the value in that dimension.</w:t>
+      </w:r>
+    </w:p>
+    <w:p>
+      <w:pPr>
+        <w:pStyle w:val="ListParagraph"/>
+        <w:numPr>
+          <w:ilvl w:val="0"/>
+          <w:numId w:val="4"/>
+        </w:numPr>
+        <w:spacing w:after="80"/>
+      </w:pPr>
+      <w:r>
+        <w:rPr>
+          <w:rFonts w:ascii="Arial" w:cs="Arial" w:eastAsia="Arial" w:hAnsi="Arial"/>
+          <w:b/>
+          <w:bCs/>
+          <w:sz w:val="22"/>
+          <w:szCs w:val="22"/>
+        </w:rPr>
+        <w:t xml:space="preserve">Cosine Similarity: </w:t>
+      </w:r>
+      <w:r>
+        <w:rPr>
+          <w:rFonts w:ascii="Arial" w:cs="Arial" w:eastAsia="Arial" w:hAnsi="Arial"/>
+          <w:sz w:val="22"/>
+          <w:szCs w:val="22"/>
+        </w:rPr>
+        <w:t xml:space="preserve">The dot product of two vectors divided by the product of their magnitudes gives a similarity score between 0 and 1.</w:t>
+      </w:r>
+    </w:p>
+    <w:p>
+      <w:pPr>
+        <w:pStyle w:val="ListParagraph"/>
+        <w:numPr>
+          <w:ilvl w:val="0"/>
+          <w:numId w:val="4"/>
+        </w:numPr>
+        <w:spacing w:after="80"/>
+      </w:pPr>
+      <w:r>
+        <w:rPr>
+          <w:rFonts w:ascii="Arial" w:cs="Arial" w:eastAsia="Arial" w:hAnsi="Arial"/>
+          <w:b/>
+          <w:bCs/>
+          <w:sz w:val="22"/>
+          <w:szCs w:val="22"/>
+        </w:rPr>
+        <w:t xml:space="preserve">Disconnect Weighting: </w:t>
+      </w:r>
+      <w:r>
+        <w:rPr>
+          <w:rFonts w:ascii="Arial" w:cs="Arial" w:eastAsia="Arial" w:hAnsi="Arial"/>
+          <w:sz w:val="22"/>
+          <w:szCs w:val="22"/>
+        </w:rPr>
+        <w:t xml:space="preserve">Matches against addresses with a disconnect record are weighted heavily (up to 70 points — 60 base plus 10 bonus for multiple disconnected matches) because address reuse at a disconnected location is the primary fraud pattern. Non-disconnected address matches contribute less.</w:t>
+      </w:r>
+    </w:p>
+    <w:p>
+      <w:pPr>
+        <w:pStyle w:val="Heading2"/>
+        <w:spacing w:after="160" w:before="280"/>
+      </w:pPr>
+      <w:r>
+        <w:rPr>
+          <w:rFonts w:ascii="Arial" w:cs="Arial" w:eastAsia="Arial" w:hAnsi="Arial"/>
+          <w:b/>
+          <w:bCs/>
+          <w:color w:val="2C3E50"/>
+          <w:sz w:val="28"/>
+          <w:szCs w:val="28"/>
+        </w:rPr>
+        <w:t xml:space="preserve">4.2 What It Catches</w:t>
+      </w:r>
+    </w:p>
+    <w:p>
+      <w:pPr>
+        <w:spacing w:after="160" w:line="276"/>
+      </w:pPr>
+      <w:r>
+        <w:rPr>
+          <w:rFonts w:ascii="Arial" w:cs="Arial" w:eastAsia="Arial" w:hAnsi="Arial"/>
+          <w:sz w:val="22"/>
+          <w:szCs w:val="22"/>
+        </w:rPr>
+        <w:t xml:space="preserve">This layer detects subtle address spoofing that exact-match rules miss: transposed house numbers ("4521" vs "4512"), misspelled street names ("Birch" vs "Brich"), added or removed unit numbers ("123 Oak St" vs "123 Oak St Apt B"), and slight name variations ("Robert Martinez" vs "Roberto Martinez"). Two orders at the same building but different units will show high but not perfect similarity, flagging them for review without treating them as definitive matches.</w:t>
+      </w:r>
+    </w:p>
+    <w:p>
+      <w:r>
+        <w:br w:type="page"/>
+      </w:r>
+    </w:p>
+    <w:p>
+      <w:pPr>
+        <w:pStyle w:val="Heading1"/>
+        <w:spacing w:after="200" w:before="360"/>
+      </w:pPr>
+      <w:r>
+        <w:rPr>
+          <w:rFonts w:ascii="Arial" w:cs="Arial" w:eastAsia="Arial" w:hAnsi="Arial"/>
+          <w:b/>
+          <w:bCs/>
+          <w:color w:val="1B4F72"/>
+          <w:sz w:val="32"/>
+          <w:szCs w:val="32"/>
+        </w:rPr>
+        <w:t xml:space="preserve">5. Scoring Layer 3: Isolation Forest</w:t>
+      </w:r>
+    </w:p>
+    <w:p>
+      <w:pPr>
+        <w:spacing w:after="160" w:line="276"/>
+      </w:pPr>
+      <w:r>
+        <w:rPr>
+          <w:rFonts w:ascii="Arial" w:cs="Arial" w:eastAsia="Arial" w:hAnsi="Arial"/>
+          <w:sz w:val="22"/>
+          <w:szCs w:val="22"/>
+        </w:rPr>
+        <w:t xml:space="preserve">The Isolation Forest is an unsupervised machine learning algorithm that detects statistical outliers without labeled training data. It works from day one with no configuration.</w:t>
+      </w:r>
+    </w:p>
+    <w:p>
+      <w:pPr>
+        <w:pStyle w:val="Heading2"/>
+        <w:spacing w:after="160" w:before="280"/>
+      </w:pPr>
+      <w:r>
+        <w:rPr>
+          <w:rFonts w:ascii="Arial" w:cs="Arial" w:eastAsia="Arial" w:hAnsi="Arial"/>
+          <w:b/>
+          <w:bCs/>
+          <w:color w:val="2C3E50"/>
+          <w:sz w:val="28"/>
+          <w:szCs w:val="28"/>
+        </w:rPr>
+        <w:t xml:space="preserve">5.1 Algorithm</w:t>
+      </w:r>
+    </w:p>
+    <w:p>
+      <w:pPr>
+        <w:spacing w:after="160" w:line="276"/>
+      </w:pPr>
+      <w:r>
+        <w:rPr>
+          <w:rFonts w:ascii="Arial" w:cs="Arial" w:eastAsia="Arial" w:hAnsi="Arial"/>
+          <w:sz w:val="22"/>
+          <w:szCs w:val="22"/>
+        </w:rPr>
+        <w:t xml:space="preserve">The algorithm builds an ensemble of random binary trees. Each tree randomly selects a feature and a split value, partitioning data recursively. Normal data points cluster together and require many splits to isolate. Anomalous points sit in sparse regions and get isolated quickly. The anomaly score is: s = 2^(-avgPathLength / c(n)), where scores near 1.0 are strong anomalies and scores near 0.5 are normal. A seeded pseudo-random number generator ensures reproducibility — the same input always produces the same output.</w:t>
+      </w:r>
+    </w:p>
+    <w:p>
+      <w:pPr>
+        <w:pStyle w:val="Heading2"/>
+        <w:spacing w:after="160" w:before="280"/>
+      </w:pPr>
+      <w:r>
+        <w:rPr>
+          <w:rFonts w:ascii="Arial" w:cs="Arial" w:eastAsia="Arial" w:hAnsi="Arial"/>
+          <w:b/>
+          <w:bCs/>
+          <w:color w:val="2C3E50"/>
+          <w:sz w:val="28"/>
+          <w:szCs w:val="28"/>
+        </w:rPr>
+        <w:t xml:space="preserve">5.2 Feature Vector (10 dimensions)</w:t>
       </w:r>
     </w:p>
     <w:tbl>
@@ -1512,7 +3654,7 @@
                 <w:sz w:val="22"/>
                 <w:szCs w:val="22"/>
               </w:rPr>
-              <w:t xml:space="preserve">Rule</w:t>
+              <w:t xml:space="preserve">Feature</w:t>
             </w:r>
           </w:p>
         </w:tc>
@@ -1543,7 +3685,7 @@
                 <w:sz w:val="22"/>
                 <w:szCs w:val="22"/>
               </w:rPr>
-              <w:t xml:space="preserve">Description</w:t>
+              <w:t xml:space="preserve">What It Measures</w:t>
             </w:r>
           </w:p>
         </w:tc>
@@ -1566,13 +3708,16 @@
             </w:tcMar>
           </w:tcPr>
           <w:p>
-            <w:r>
-              <w:rPr>
-                <w:rFonts w:ascii="Arial" w:cs="Arial" w:eastAsia="Arial" w:hAnsi="Arial"/>
-                <w:sz w:val="22"/>
-                <w:szCs w:val="22"/>
-              </w:rPr>
-              <w:t xml:space="preserve">Quick Reconnect</w:t>
+            <w:pPr>
+              <w:spacing w:after="40"/>
+            </w:pPr>
+            <w:r>
+              <w:rPr>
+                <w:rFonts w:ascii="Arial" w:cs="Arial" w:eastAsia="Arial" w:hAnsi="Arial"/>
+                <w:sz w:val="22"/>
+                <w:szCs w:val="22"/>
+              </w:rPr>
+              <w:t xml:space="preserve">Shared Phone Count</w:t>
             </w:r>
           </w:p>
         </w:tc>
@@ -1593,13 +3738,16 @@
             </w:tcMar>
           </w:tcPr>
           <w:p>
-            <w:r>
-              <w:rPr>
-                <w:rFonts w:ascii="Arial" w:cs="Arial" w:eastAsia="Arial" w:hAnsi="Arial"/>
-                <w:sz w:val="22"/>
-                <w:szCs w:val="22"/>
-              </w:rPr>
-              <w:t xml:space="preserve">Connect order at an address that had a disconnect within 30 days. The closer to the disconnect date, the higher the score (up to +35 points).</w:t>
+            <w:pPr>
+              <w:spacing w:after="40"/>
+            </w:pPr>
+            <w:r>
+              <w:rPr>
+                <w:rFonts w:ascii="Arial" w:cs="Arial" w:eastAsia="Arial" w:hAnsi="Arial"/>
+                <w:sz w:val="22"/>
+                <w:szCs w:val="22"/>
+              </w:rPr>
+              <w:t xml:space="preserve">How many other orders in the system use the same customer phone number. A legitimate customer typically has a phone that appears on 1 order. If this phone appears on 4 others, that is statistically unusual.</w:t>
             </w:r>
           </w:p>
         </w:tc>
@@ -1622,13 +3770,16 @@
             </w:tcMar>
           </w:tcPr>
           <w:p>
-            <w:r>
-              <w:rPr>
-                <w:rFonts w:ascii="Arial" w:cs="Arial" w:eastAsia="Arial" w:hAnsi="Arial"/>
-                <w:sz w:val="22"/>
-                <w:szCs w:val="22"/>
-              </w:rPr>
-              <w:t xml:space="preserve">Name Mismatch</w:t>
+            <w:pPr>
+              <w:spacing w:after="40"/>
+            </w:pPr>
+            <w:r>
+              <w:rPr>
+                <w:rFonts w:ascii="Arial" w:cs="Arial" w:eastAsia="Arial" w:hAnsi="Arial"/>
+                <w:sz w:val="22"/>
+                <w:szCs w:val="22"/>
+              </w:rPr>
+              <w:t xml:space="preserve">Shared Email Count</w:t>
             </w:r>
           </w:p>
         </w:tc>
@@ -1649,13 +3800,16 @@
             </w:tcMar>
           </w:tcPr>
           <w:p>
-            <w:r>
-              <w:rPr>
-                <w:rFonts w:ascii="Arial" w:cs="Arial" w:eastAsia="Arial" w:hAnsi="Arial"/>
-                <w:sz w:val="22"/>
-                <w:szCs w:val="22"/>
-              </w:rPr>
-              <w:t xml:space="preserve">Different customer name on a connect order at an address with a recent disconnect. Strong indicator of slamming fraud (+25 points).</w:t>
+            <w:pPr>
+              <w:spacing w:after="40"/>
+            </w:pPr>
+            <w:r>
+              <w:rPr>
+                <w:rFonts w:ascii="Arial" w:cs="Arial" w:eastAsia="Arial" w:hAnsi="Arial"/>
+                <w:sz w:val="22"/>
+                <w:szCs w:val="22"/>
+              </w:rPr>
+              <w:t xml:space="preserve">Same logic as phone — how many other orders use the same customer email. Sharing an email across multiple accounts is abnormal.</w:t>
             </w:r>
           </w:p>
         </w:tc>
@@ -1678,13 +3832,16 @@
             </w:tcMar>
           </w:tcPr>
           <w:p>
-            <w:r>
-              <w:rPr>
-                <w:rFonts w:ascii="Arial" w:cs="Arial" w:eastAsia="Arial" w:hAnsi="Arial"/>
-                <w:sz w:val="22"/>
-                <w:szCs w:val="22"/>
-              </w:rPr>
-              <w:t xml:space="preserve">Delinquent Balance</w:t>
+            <w:pPr>
+              <w:spacing w:after="40"/>
+            </w:pPr>
+            <w:r>
+              <w:rPr>
+                <w:rFonts w:ascii="Arial" w:cs="Arial" w:eastAsia="Arial" w:hAnsi="Arial"/>
+                <w:sz w:val="22"/>
+                <w:szCs w:val="22"/>
+              </w:rPr>
+              <w:t xml:space="preserve">Shared SSN Count</w:t>
             </w:r>
           </w:p>
         </w:tc>
@@ -1705,13 +3862,16 @@
             </w:tcMar>
           </w:tcPr>
           <w:p>
-            <w:r>
-              <w:rPr>
-                <w:rFonts w:ascii="Arial" w:cs="Arial" w:eastAsia="Arial" w:hAnsi="Arial"/>
-                <w:sz w:val="22"/>
-                <w:szCs w:val="22"/>
-              </w:rPr>
-              <w:t xml:space="preserve">Prior disconnect at the address had an unpaid balance. Higher balances increase the score (up to +20 points).</w:t>
+            <w:pPr>
+              <w:spacing w:after="40"/>
+            </w:pPr>
+            <w:r>
+              <w:rPr>
+                <w:rFonts w:ascii="Arial" w:cs="Arial" w:eastAsia="Arial" w:hAnsi="Arial"/>
+                <w:sz w:val="22"/>
+                <w:szCs w:val="22"/>
+              </w:rPr>
+              <w:t xml:space="preserve">How many other orders use the same SSN. This is the strongest identity signal — legitimate customers almost never share SSNs.</w:t>
             </w:r>
           </w:p>
         </w:tc>
@@ -1734,13 +3894,16 @@
             </w:tcMar>
           </w:tcPr>
           <w:p>
-            <w:r>
-              <w:rPr>
-                <w:rFonts w:ascii="Arial" w:cs="Arial" w:eastAsia="Arial" w:hAnsi="Arial"/>
-                <w:sz w:val="22"/>
-                <w:szCs w:val="22"/>
-              </w:rPr>
-              <w:t xml:space="preserve">Channel Risk</w:t>
+            <w:pPr>
+              <w:spacing w:after="40"/>
+            </w:pPr>
+            <w:r>
+              <w:rPr>
+                <w:rFonts w:ascii="Arial" w:cs="Arial" w:eastAsia="Arial" w:hAnsi="Arial"/>
+                <w:sz w:val="22"/>
+                <w:szCs w:val="22"/>
+              </w:rPr>
+              <w:t xml:space="preserve">Shared Payment Count</w:t>
             </w:r>
           </w:p>
         </w:tc>
@@ -1761,13 +3924,16 @@
             </w:tcMar>
           </w:tcPr>
           <w:p>
-            <w:r>
-              <w:rPr>
-                <w:rFonts w:ascii="Arial" w:cs="Arial" w:eastAsia="Arial" w:hAnsi="Arial"/>
-                <w:sz w:val="22"/>
-                <w:szCs w:val="22"/>
-              </w:rPr>
-              <w:t xml:space="preserve">Third-party door-to-door and telemarketing channels carry inherently higher fraud rates (+10-15 points).</w:t>
+            <w:pPr>
+              <w:spacing w:after="40"/>
+            </w:pPr>
+            <w:r>
+              <w:rPr>
+                <w:rFonts w:ascii="Arial" w:cs="Arial" w:eastAsia="Arial" w:hAnsi="Arial"/>
+                <w:sz w:val="22"/>
+                <w:szCs w:val="22"/>
+              </w:rPr>
+              <w:t xml:space="preserve">How many other orders use the same payment method. Same card on multiple accounts under different names is a strong fraud indicator.</w:t>
             </w:r>
           </w:p>
         </w:tc>
@@ -1790,13 +3956,16 @@
             </w:tcMar>
           </w:tcPr>
           <w:p>
-            <w:r>
-              <w:rPr>
-                <w:rFonts w:ascii="Arial" w:cs="Arial" w:eastAsia="Arial" w:hAnsi="Arial"/>
-                <w:sz w:val="22"/>
-                <w:szCs w:val="22"/>
-              </w:rPr>
-              <w:t xml:space="preserve">Agent Cluster</w:t>
+            <w:pPr>
+              <w:spacing w:after="40"/>
+            </w:pPr>
+            <w:r>
+              <w:rPr>
+                <w:rFonts w:ascii="Arial" w:cs="Arial" w:eastAsia="Arial" w:hAnsi="Arial"/>
+                <w:sz w:val="22"/>
+                <w:szCs w:val="22"/>
+              </w:rPr>
+              <w:t xml:space="preserve">Shared Address Count</w:t>
             </w:r>
           </w:p>
         </w:tc>
@@ -1817,13 +3986,16 @@
             </w:tcMar>
           </w:tcPr>
           <w:p>
-            <w:r>
-              <w:rPr>
-                <w:rFonts w:ascii="Arial" w:cs="Arial" w:eastAsia="Arial" w:hAnsi="Arial"/>
-                <w:sz w:val="22"/>
-                <w:szCs w:val="22"/>
-              </w:rPr>
-              <w:t xml:space="preserve">Agent has disproportionate volume of high-risk orders relative to peers. Flags rogue agents (+10-20 points).</w:t>
+            <w:pPr>
+              <w:spacing w:after="40"/>
+            </w:pPr>
+            <w:r>
+              <w:rPr>
+                <w:rFonts w:ascii="Arial" w:cs="Arial" w:eastAsia="Arial" w:hAnsi="Arial"/>
+                <w:sz w:val="22"/>
+                <w:szCs w:val="22"/>
+              </w:rPr>
+              <w:t xml:space="preserve">How many other orders exist at this exact address (including unit number). Multiple orders at the same address is unusual for residential service.</w:t>
             </w:r>
           </w:p>
         </w:tc>
@@ -1846,13 +4018,16 @@
             </w:tcMar>
           </w:tcPr>
           <w:p>
-            <w:r>
-              <w:rPr>
-                <w:rFonts w:ascii="Arial" w:cs="Arial" w:eastAsia="Arial" w:hAnsi="Arial"/>
-                <w:sz w:val="22"/>
-                <w:szCs w:val="22"/>
-              </w:rPr>
-              <w:t xml:space="preserve">Promo Abuse</w:t>
+            <w:pPr>
+              <w:spacing w:after="40"/>
+            </w:pPr>
+            <w:r>
+              <w:rPr>
+                <w:rFonts w:ascii="Arial" w:cs="Arial" w:eastAsia="Arial" w:hAnsi="Arial"/>
+                <w:sz w:val="22"/>
+                <w:szCs w:val="22"/>
+              </w:rPr>
+              <w:t xml:space="preserve">Agent Order Velocity</w:t>
             </w:r>
           </w:p>
         </w:tc>
@@ -1873,13 +4048,16 @@
             </w:tcMar>
           </w:tcPr>
           <w:p>
-            <w:r>
-              <w:rPr>
-                <w:rFonts w:ascii="Arial" w:cs="Arial" w:eastAsia="Arial" w:hAnsi="Arial"/>
-                <w:sz w:val="22"/>
-                <w:szCs w:val="22"/>
-              </w:rPr>
-              <w:t xml:space="preserve">Promotional code usage on reconnect orders, particularly at addresses with prior delinquency (+5-10 points).</w:t>
+            <w:pPr>
+              <w:spacing w:after="40"/>
+            </w:pPr>
+            <w:r>
+              <w:rPr>
+                <w:rFonts w:ascii="Arial" w:cs="Arial" w:eastAsia="Arial" w:hAnsi="Arial"/>
+                <w:sz w:val="22"/>
+                <w:szCs w:val="22"/>
+              </w:rPr>
+              <w:t xml:space="preserve">How many total orders this sales agent has submitted. Agents with unusually high volumes relative to peers stand out statistically.</w:t>
             </w:r>
           </w:p>
         </w:tc>
@@ -1902,13 +4080,16 @@
             </w:tcMar>
           </w:tcPr>
           <w:p>
-            <w:r>
-              <w:rPr>
-                <w:rFonts w:ascii="Arial" w:cs="Arial" w:eastAsia="Arial" w:hAnsi="Arial"/>
-                <w:sz w:val="22"/>
-                <w:szCs w:val="22"/>
-              </w:rPr>
-              <w:t xml:space="preserve">Identity Signal Reuse</w:t>
+            <w:pPr>
+              <w:spacing w:after="40"/>
+            </w:pPr>
+            <w:r>
+              <w:rPr>
+                <w:rFonts w:ascii="Arial" w:cs="Arial" w:eastAsia="Arial" w:hAnsi="Arial"/>
+                <w:sz w:val="22"/>
+                <w:szCs w:val="22"/>
+              </w:rPr>
+              <w:t xml:space="preserve">Channel Risk Score</w:t>
             </w:r>
           </w:p>
         </w:tc>
@@ -1929,13 +4110,202 @@
             </w:tcMar>
           </w:tcPr>
           <w:p>
-            <w:r>
-              <w:rPr>
-                <w:rFonts w:ascii="Arial" w:cs="Arial" w:eastAsia="Arial" w:hAnsi="Arial"/>
-                <w:sz w:val="22"/>
-                <w:szCs w:val="22"/>
-              </w:rPr>
-              <w:t xml:space="preserve">Same phone hash, email hash, SSN hash, or payment method appearing on both a disconnect and a new connect order at a different name (+15-25 points).</w:t>
+            <w:pPr>
+              <w:spacing w:after="40"/>
+            </w:pPr>
+            <w:r>
+              <w:rPr>
+                <w:rFonts w:ascii="Arial" w:cs="Arial" w:eastAsia="Arial" w:hAnsi="Arial"/>
+                <w:sz w:val="22"/>
+                <w:szCs w:val="22"/>
+              </w:rPr>
+              <w:t xml:space="preserve">Numeric encoding of channel type (third-party channels get a higher value, but this is one of 10 features — it does not dominate the score)</w:t>
+            </w:r>
+          </w:p>
+        </w:tc>
+      </w:tr>
+      <w:tr>
+        <w:tc>
+          <w:tcPr>
+            <w:tcW w:type="dxa" w:w="3200"/>
+            <w:tcBorders>
+              <w:top w:val="single" w:color="BDC3C7" w:sz="1"/>
+              <w:left w:val="single" w:color="BDC3C7" w:sz="1"/>
+              <w:bottom w:val="single" w:color="BDC3C7" w:sz="1"/>
+              <w:right w:val="single" w:color="BDC3C7" w:sz="1"/>
+            </w:tcBorders>
+            <w:tcMar>
+              <w:top w:type="dxa" w:w="80"/>
+              <w:left w:type="dxa" w:w="120"/>
+              <w:bottom w:type="dxa" w:w="80"/>
+              <w:right w:type="dxa" w:w="120"/>
+            </w:tcMar>
+          </w:tcPr>
+          <w:p>
+            <w:pPr>
+              <w:spacing w:after="40"/>
+            </w:pPr>
+            <w:r>
+              <w:rPr>
+                <w:rFonts w:ascii="Arial" w:cs="Arial" w:eastAsia="Arial" w:hAnsi="Arial"/>
+                <w:sz w:val="22"/>
+                <w:szCs w:val="22"/>
+              </w:rPr>
+              <w:t xml:space="preserve">Days Since Disconnect</w:t>
+            </w:r>
+          </w:p>
+        </w:tc>
+        <w:tc>
+          <w:tcPr>
+            <w:tcW w:type="dxa" w:w="6160"/>
+            <w:tcBorders>
+              <w:top w:val="single" w:color="BDC3C7" w:sz="1"/>
+              <w:left w:val="single" w:color="BDC3C7" w:sz="1"/>
+              <w:bottom w:val="single" w:color="BDC3C7" w:sz="1"/>
+              <w:right w:val="single" w:color="BDC3C7" w:sz="1"/>
+            </w:tcBorders>
+            <w:tcMar>
+              <w:top w:type="dxa" w:w="80"/>
+              <w:left w:type="dxa" w:w="120"/>
+              <w:bottom w:type="dxa" w:w="80"/>
+              <w:right w:type="dxa" w:w="120"/>
+            </w:tcMar>
+          </w:tcPr>
+          <w:p>
+            <w:pPr>
+              <w:spacing w:after="40"/>
+            </w:pPr>
+            <w:r>
+              <w:rPr>
+                <w:rFonts w:ascii="Arial" w:cs="Arial" w:eastAsia="Arial" w:hAnsi="Arial"/>
+                <w:sz w:val="22"/>
+                <w:szCs w:val="22"/>
+              </w:rPr>
+              <w:t xml:space="preserve">Days between disconnect at this address and this connect order</w:t>
+            </w:r>
+          </w:p>
+        </w:tc>
+      </w:tr>
+      <w:tr>
+        <w:tc>
+          <w:tcPr>
+            <w:tcW w:type="dxa" w:w="3200"/>
+            <w:tcBorders>
+              <w:top w:val="single" w:color="BDC3C7" w:sz="1"/>
+              <w:left w:val="single" w:color="BDC3C7" w:sz="1"/>
+              <w:bottom w:val="single" w:color="BDC3C7" w:sz="1"/>
+              <w:right w:val="single" w:color="BDC3C7" w:sz="1"/>
+            </w:tcBorders>
+            <w:tcMar>
+              <w:top w:type="dxa" w:w="80"/>
+              <w:left w:type="dxa" w:w="120"/>
+              <w:bottom w:type="dxa" w:w="80"/>
+              <w:right w:type="dxa" w:w="120"/>
+            </w:tcMar>
+          </w:tcPr>
+          <w:p>
+            <w:pPr>
+              <w:spacing w:after="40"/>
+            </w:pPr>
+            <w:r>
+              <w:rPr>
+                <w:rFonts w:ascii="Arial" w:cs="Arial" w:eastAsia="Arial" w:hAnsi="Arial"/>
+                <w:sz w:val="22"/>
+                <w:szCs w:val="22"/>
+              </w:rPr>
+              <w:t xml:space="preserve">Has Delinquent Balance</w:t>
+            </w:r>
+          </w:p>
+        </w:tc>
+        <w:tc>
+          <w:tcPr>
+            <w:tcW w:type="dxa" w:w="6160"/>
+            <w:tcBorders>
+              <w:top w:val="single" w:color="BDC3C7" w:sz="1"/>
+              <w:left w:val="single" w:color="BDC3C7" w:sz="1"/>
+              <w:bottom w:val="single" w:color="BDC3C7" w:sz="1"/>
+              <w:right w:val="single" w:color="BDC3C7" w:sz="1"/>
+            </w:tcBorders>
+            <w:tcMar>
+              <w:top w:type="dxa" w:w="80"/>
+              <w:left w:type="dxa" w:w="120"/>
+              <w:bottom w:type="dxa" w:w="80"/>
+              <w:right w:type="dxa" w:w="120"/>
+            </w:tcMar>
+          </w:tcPr>
+          <w:p>
+            <w:pPr>
+              <w:spacing w:after="40"/>
+            </w:pPr>
+            <w:r>
+              <w:rPr>
+                <w:rFonts w:ascii="Arial" w:cs="Arial" w:eastAsia="Arial" w:hAnsi="Arial"/>
+                <w:sz w:val="22"/>
+                <w:szCs w:val="22"/>
+              </w:rPr>
+              <w:t xml:space="preserve">Binary flag (yes/no) indicating whether the prior disconnect at this address had an outstanding balance over $0</w:t>
+            </w:r>
+          </w:p>
+        </w:tc>
+      </w:tr>
+      <w:tr>
+        <w:tc>
+          <w:tcPr>
+            <w:tcW w:type="dxa" w:w="3200"/>
+            <w:tcBorders>
+              <w:top w:val="single" w:color="BDC3C7" w:sz="1"/>
+              <w:left w:val="single" w:color="BDC3C7" w:sz="1"/>
+              <w:bottom w:val="single" w:color="BDC3C7" w:sz="1"/>
+              <w:right w:val="single" w:color="BDC3C7" w:sz="1"/>
+            </w:tcBorders>
+            <w:tcMar>
+              <w:top w:type="dxa" w:w="80"/>
+              <w:left w:type="dxa" w:w="120"/>
+              <w:bottom w:type="dxa" w:w="80"/>
+              <w:right w:type="dxa" w:w="120"/>
+            </w:tcMar>
+          </w:tcPr>
+          <w:p>
+            <w:pPr>
+              <w:spacing w:after="40"/>
+            </w:pPr>
+            <w:r>
+              <w:rPr>
+                <w:rFonts w:ascii="Arial" w:cs="Arial" w:eastAsia="Arial" w:hAnsi="Arial"/>
+                <w:sz w:val="22"/>
+                <w:szCs w:val="22"/>
+              </w:rPr>
+              <w:t xml:space="preserve">Identity Signal Overlap</w:t>
+            </w:r>
+          </w:p>
+        </w:tc>
+        <w:tc>
+          <w:tcPr>
+            <w:tcW w:type="dxa" w:w="6160"/>
+            <w:tcBorders>
+              <w:top w:val="single" w:color="BDC3C7" w:sz="1"/>
+              <w:left w:val="single" w:color="BDC3C7" w:sz="1"/>
+              <w:bottom w:val="single" w:color="BDC3C7" w:sz="1"/>
+              <w:right w:val="single" w:color="BDC3C7" w:sz="1"/>
+            </w:tcBorders>
+            <w:tcMar>
+              <w:top w:type="dxa" w:w="80"/>
+              <w:left w:type="dxa" w:w="120"/>
+              <w:bottom w:type="dxa" w:w="80"/>
+              <w:right w:type="dxa" w:w="120"/>
+            </w:tcMar>
+          </w:tcPr>
+          <w:p>
+            <w:pPr>
+              <w:spacing w:after="40"/>
+            </w:pPr>
+            <w:r>
+              <w:rPr>
+                <w:rFonts w:ascii="Arial" w:cs="Arial" w:eastAsia="Arial" w:hAnsi="Arial"/>
+                <w:sz w:val="22"/>
+                <w:szCs w:val="22"/>
+              </w:rPr>
+              <w:t xml:space="preserve">Maximum number of matching identity signals (phone, email, payment, SSN) between this order and any single other order in the pool</w:t>
             </w:r>
           </w:p>
         </w:tc>
@@ -1969,12 +4339,42 @@
           <w:sz w:val="22"/>
           <w:szCs w:val="22"/>
         </w:rPr>
-        <w:t xml:space="preserve">The rule engine is the only layer that runs from day one without any historical data. It provides the baseline scoring that ML layers enhance.</w:t>
+        <w:t xml:space="preserve">The Isolation Forest does use channel type as one feature, but it contributes roughly 1/10th of the anomaly signal. An order is only flagged as anomalous when multiple features together place it in an unusual region of the feature space — channel alone cannot cause a high anomaly score.</w:t>
       </w:r>
     </w:p>
     <w:p>
       <w:r>
         <w:br w:type="page"/>
+      </w:r>
+    </w:p>
+    <w:p>
+      <w:pPr>
+        <w:pStyle w:val="Heading1"/>
+        <w:spacing w:after="200" w:before="360"/>
+      </w:pPr>
+      <w:r>
+        <w:rPr>
+          <w:rFonts w:ascii="Arial" w:cs="Arial" w:eastAsia="Arial" w:hAnsi="Arial"/>
+          <w:b/>
+          <w:bCs/>
+          <w:color w:val="1B4F72"/>
+          <w:sz w:val="32"/>
+          <w:szCs w:val="32"/>
+        </w:rPr>
+        <w:t xml:space="preserve">6. Scoring Layer 4: Gradient Boosted Classifier</w:t>
+      </w:r>
+    </w:p>
+    <w:p>
+      <w:pPr>
+        <w:spacing w:after="160" w:line="276"/>
+      </w:pPr>
+      <w:r>
+        <w:rPr>
+          <w:rFonts w:ascii="Arial" w:cs="Arial" w:eastAsia="Arial" w:hAnsi="Arial"/>
+          <w:sz w:val="22"/>
+          <w:szCs w:val="22"/>
+        </w:rPr>
+        <w:t xml:space="preserve">The Gradient Boosted Decision Tree (GBDT) is a supervised machine learning model that learns to predict fraud probability from resolved case outcomes. Unlike the other layers which work from day one, this layer requires labeled training data.</w:t>
       </w:r>
     </w:p>
     <w:p>
@@ -1991,7 +4391,7 @@
           <w:sz w:val="28"/>
           <w:szCs w:val="28"/>
         </w:rPr>
-        <w:t xml:space="preserve">3.2 Layer 2: Encoder Embedding Similarity</w:t>
+        <w:t xml:space="preserve">6.1 Training</w:t>
       </w:r>
     </w:p>
     <w:p>
@@ -2004,199 +4404,7 @@
           <w:sz w:val="22"/>
           <w:szCs w:val="22"/>
         </w:rPr>
-        <w:t xml:space="preserve">This layer uses character n-gram vectorization to detect address and name spoofing that exact-match rules would miss. It converts addresses and names into high-dimensional vectors and measures cosine similarity between them.</w:t>
-      </w:r>
-    </w:p>
-    <w:p>
-      <w:pPr>
-        <w:pStyle w:val="Heading3"/>
-        <w:spacing w:after="120" w:before="200"/>
-      </w:pPr>
-      <w:r>
-        <w:rPr>
-          <w:rFonts w:ascii="Arial" w:cs="Arial" w:eastAsia="Arial" w:hAnsi="Arial"/>
-          <w:b/>
-          <w:bCs/>
-          <w:color w:val="2E86C1"/>
-          <w:sz w:val="24"/>
-          <w:szCs w:val="24"/>
-        </w:rPr>
-        <w:t xml:space="preserve">How It Works</w:t>
-      </w:r>
-    </w:p>
-    <w:p>
-      <w:pPr>
-        <w:pStyle w:val="ListParagraph"/>
-        <w:numPr>
-          <w:ilvl w:val="0"/>
-          <w:numId w:val="4"/>
-        </w:numPr>
-        <w:spacing w:after="80"/>
-      </w:pPr>
-      <w:r>
-        <w:rPr>
-          <w:rFonts w:ascii="Arial" w:cs="Arial" w:eastAsia="Arial" w:hAnsi="Arial"/>
-          <w:b/>
-          <w:bCs/>
-          <w:sz w:val="22"/>
-          <w:szCs w:val="22"/>
-        </w:rPr>
-        <w:t xml:space="preserve">Abbreviation Expansion: </w:t>
-      </w:r>
-      <w:r>
-        <w:rPr>
-          <w:rFonts w:ascii="Arial" w:cs="Arial" w:eastAsia="Arial" w:hAnsi="Arial"/>
-          <w:sz w:val="22"/>
-          <w:szCs w:val="22"/>
-        </w:rPr>
-        <w:t xml:space="preserve">Addresses are preprocessed to expand common abbreviations (St to Street, Ave to Avenue, Blvd to Boulevard, Dr to Drive, Ln to Lane, Ct to Court, Rd to Road, etc.) so that "123 Oak St" and "123 Oak Street" produce identical vectors.</w:t>
-      </w:r>
-    </w:p>
-    <w:p>
-      <w:pPr>
-        <w:pStyle w:val="ListParagraph"/>
-        <w:numPr>
-          <w:ilvl w:val="0"/>
-          <w:numId w:val="4"/>
-        </w:numPr>
-        <w:spacing w:after="80"/>
-      </w:pPr>
-      <w:r>
-        <w:rPr>
-          <w:rFonts w:ascii="Arial" w:cs="Arial" w:eastAsia="Arial" w:hAnsi="Arial"/>
-          <w:b/>
-          <w:bCs/>
-          <w:sz w:val="22"/>
-          <w:szCs w:val="22"/>
-        </w:rPr>
-        <w:t xml:space="preserve">Character Trigram Extraction: </w:t>
-      </w:r>
-      <w:r>
-        <w:rPr>
-          <w:rFonts w:ascii="Arial" w:cs="Arial" w:eastAsia="Arial" w:hAnsi="Arial"/>
-          <w:sz w:val="22"/>
-          <w:szCs w:val="22"/>
-        </w:rPr>
-        <w:t xml:space="preserve">The normalized string is broken into overlapping 3-character sequences. For example, "123 oak street" produces trigrams: "123", "23 ", "3 o", " oa", "oak", "ak ", and so on.</w:t>
-      </w:r>
-    </w:p>
-    <w:p>
-      <w:pPr>
-        <w:pStyle w:val="ListParagraph"/>
-        <w:numPr>
-          <w:ilvl w:val="0"/>
-          <w:numId w:val="4"/>
-        </w:numPr>
-        <w:spacing w:after="80"/>
-      </w:pPr>
-      <w:r>
-        <w:rPr>
-          <w:rFonts w:ascii="Arial" w:cs="Arial" w:eastAsia="Arial" w:hAnsi="Arial"/>
-          <w:b/>
-          <w:bCs/>
-          <w:sz w:val="22"/>
-          <w:szCs w:val="22"/>
-        </w:rPr>
-        <w:t xml:space="preserve">Vector Construction: </w:t>
-      </w:r>
-      <w:r>
-        <w:rPr>
-          <w:rFonts w:ascii="Arial" w:cs="Arial" w:eastAsia="Arial" w:hAnsi="Arial"/>
-          <w:sz w:val="22"/>
-          <w:szCs w:val="22"/>
-        </w:rPr>
-        <w:t xml:space="preserve">Each unique trigram becomes a dimension in the vector space. The frequency of each trigram is the value in that dimension.</w:t>
-      </w:r>
-    </w:p>
-    <w:p>
-      <w:pPr>
-        <w:pStyle w:val="ListParagraph"/>
-        <w:numPr>
-          <w:ilvl w:val="0"/>
-          <w:numId w:val="4"/>
-        </w:numPr>
-        <w:spacing w:after="80"/>
-      </w:pPr>
-      <w:r>
-        <w:rPr>
-          <w:rFonts w:ascii="Arial" w:cs="Arial" w:eastAsia="Arial" w:hAnsi="Arial"/>
-          <w:b/>
-          <w:bCs/>
-          <w:sz w:val="22"/>
-          <w:szCs w:val="22"/>
-        </w:rPr>
-        <w:t xml:space="preserve">Cosine Similarity: </w:t>
-      </w:r>
-      <w:r>
-        <w:rPr>
-          <w:rFonts w:ascii="Arial" w:cs="Arial" w:eastAsia="Arial" w:hAnsi="Arial"/>
-          <w:sz w:val="22"/>
-          <w:szCs w:val="22"/>
-        </w:rPr>
-        <w:t xml:space="preserve">The dot product of two vectors divided by the product of their magnitudes gives a similarity score between 0 and 1. Addresses that are slight variations of each other (transposed digits, misspelled street names) will have high similarity.</w:t>
-      </w:r>
-    </w:p>
-    <w:p>
-      <w:pPr>
-        <w:pStyle w:val="ListParagraph"/>
-        <w:numPr>
-          <w:ilvl w:val="0"/>
-          <w:numId w:val="4"/>
-        </w:numPr>
-        <w:spacing w:after="200"/>
-      </w:pPr>
-      <w:r>
-        <w:rPr>
-          <w:rFonts w:ascii="Arial" w:cs="Arial" w:eastAsia="Arial" w:hAnsi="Arial"/>
-          <w:b/>
-          <w:bCs/>
-          <w:sz w:val="22"/>
-          <w:szCs w:val="22"/>
-        </w:rPr>
-        <w:t xml:space="preserve">Disconnect Weighting: </w:t>
-      </w:r>
-      <w:r>
-        <w:rPr>
-          <w:rFonts w:ascii="Arial" w:cs="Arial" w:eastAsia="Arial" w:hAnsi="Arial"/>
-          <w:sz w:val="22"/>
-          <w:szCs w:val="22"/>
-        </w:rPr>
-        <w:t xml:space="preserve">Matches against addresses that have a disconnect record are weighted heavily (up to 60 points) because this is the primary fraud pattern.</w:t>
-      </w:r>
-    </w:p>
-    <w:p>
-      <w:pPr>
-        <w:pStyle w:val="Heading3"/>
-        <w:spacing w:after="120" w:before="200"/>
-      </w:pPr>
-      <w:r>
-        <w:rPr>
-          <w:rFonts w:ascii="Arial" w:cs="Arial" w:eastAsia="Arial" w:hAnsi="Arial"/>
-          <w:b/>
-          <w:bCs/>
-          <w:color w:val="2E86C1"/>
-          <w:sz w:val="24"/>
-          <w:szCs w:val="24"/>
-        </w:rPr>
-        <w:t xml:space="preserve">What It Catches</w:t>
-      </w:r>
-    </w:p>
-    <w:p>
-      <w:pPr>
-        <w:spacing w:after="160" w:line="276"/>
-      </w:pPr>
-      <w:r>
-        <w:rPr>
-          <w:rFonts w:ascii="Arial" w:cs="Arial" w:eastAsia="Arial" w:hAnsi="Arial"/>
-          <w:sz w:val="22"/>
-          <w:szCs w:val="22"/>
-        </w:rPr>
-        <w:t xml:space="preserve">This layer detects subtle address spoofing such as "452 Oak Street" vs "452 Oak St Apt B", transposed house numbers like "4521" vs "4512", and slight name variations like "Robert Martinez" vs "Roberto Martinez". These are common tactics used to evade exact-match detection.</w:t>
-      </w:r>
-    </w:p>
-    <w:p>
-      <w:r>
-        <w:br w:type="page"/>
+        <w:t xml:space="preserve">The GBDT trains on resolved cases where analysts marked the outcome as confirmed_fraud or false_positive. Until enough resolved cases exist, this layer reports "Not yet trained" and its weight is redistributed to the other four layers. Once activated, it trains a sequence of shallow decision trees where each tree corrects the errors of the previous ensemble, minimizing log-loss to produce calibrated fraud probabilities.</w:t>
       </w:r>
     </w:p>
     <w:p>
@@ -2213,7 +4421,7 @@
           <w:sz w:val="28"/>
           <w:szCs w:val="28"/>
         </w:rPr>
-        <w:t xml:space="preserve">3.3 Layer 3: Isolation Forest (Anomaly Detection)</w:t>
+        <w:t xml:space="preserve">6.2 SageMaker Migration Path</w:t>
       </w:r>
     </w:p>
     <w:p>
@@ -2226,24 +4434,29 @@
           <w:sz w:val="22"/>
           <w:szCs w:val="22"/>
         </w:rPr>
-        <w:t xml:space="preserve">The Isolation Forest is an unsupervised machine learning algorithm that detects statistical outliers without needing labeled training data. It works on the principle that anomalous data points are easier to isolate than normal ones.</w:t>
-      </w:r>
-    </w:p>
-    <w:p>
-      <w:pPr>
-        <w:pStyle w:val="Heading3"/>
-        <w:spacing w:after="120" w:before="200"/>
+        <w:t xml:space="preserve">The current implementation runs entirely in TypeScript within the application process. The feature extraction and training data format are designed to be compatible with Amazon SageMaker, so when the system scales beyond what in-process training can handle, the model can be migrated with minimal code changes.</w:t>
+      </w:r>
+    </w:p>
+    <w:p>
+      <w:r>
+        <w:br w:type="page"/>
+      </w:r>
+    </w:p>
+    <w:p>
+      <w:pPr>
+        <w:pStyle w:val="Heading1"/>
+        <w:spacing w:after="200" w:before="360"/>
       </w:pPr>
       <w:r>
         <w:rPr>
           <w:rFonts w:ascii="Arial" w:cs="Arial" w:eastAsia="Arial" w:hAnsi="Arial"/>
           <w:b/>
           <w:bCs/>
-          <w:color w:val="2E86C1"/>
-          <w:sz w:val="24"/>
-          <w:szCs w:val="24"/>
-        </w:rPr>
-        <w:t xml:space="preserve">Algorithm</w:t>
+          <w:color w:val="1B4F72"/>
+          <w:sz w:val="32"/>
+          <w:szCs w:val="32"/>
+        </w:rPr>
+        <w:t xml:space="preserve">7. Scoring Layer 5: Graph Network Analysis</w:t>
       </w:r>
     </w:p>
     <w:p>
@@ -2256,37 +4469,24 @@
           <w:sz w:val="22"/>
           <w:szCs w:val="22"/>
         </w:rPr>
-        <w:t xml:space="preserve">The algorithm builds an ensemble of random binary trees (an "isolation forest"). Each tree randomly selects a feature and a split value, partitioning the data recursively. Normal data points require many splits to isolate because they cluster together. Anomalous points sit in sparse regions of the feature space and get isolated in very few splits.</w:t>
-      </w:r>
-    </w:p>
-    <w:p>
-      <w:pPr>
-        <w:spacing w:after="160" w:line="276"/>
-      </w:pPr>
-      <w:r>
-        <w:rPr>
-          <w:rFonts w:ascii="Arial" w:cs="Arial" w:eastAsia="Arial" w:hAnsi="Arial"/>
-          <w:sz w:val="22"/>
-          <w:szCs w:val="22"/>
-        </w:rPr>
-        <w:t xml:space="preserve">The anomaly score for a data point is calculated as s = 2^(-avgPathLength / c(n)), where avgPathLength is the mean number of splits needed to isolate the point across all trees, and c(n) is a normalization factor. Scores near 1.0 indicate strong anomalies; scores near 0.5 are normal.</w:t>
-      </w:r>
-    </w:p>
-    <w:p>
-      <w:pPr>
-        <w:pStyle w:val="Heading3"/>
-        <w:spacing w:after="120" w:before="200"/>
+        <w:t xml:space="preserve">The graph analysis layer detects fraud rings — coordinated groups of orders linked by shared signals that pairwise comparison would miss.</w:t>
+      </w:r>
+    </w:p>
+    <w:p>
+      <w:pPr>
+        <w:pStyle w:val="Heading2"/>
+        <w:spacing w:after="160" w:before="280"/>
       </w:pPr>
       <w:r>
         <w:rPr>
           <w:rFonts w:ascii="Arial" w:cs="Arial" w:eastAsia="Arial" w:hAnsi="Arial"/>
           <w:b/>
           <w:bCs/>
-          <w:color w:val="2E86C1"/>
-          <w:sz w:val="24"/>
-          <w:szCs w:val="24"/>
-        </w:rPr>
-        <w:t xml:space="preserve">Feature Vector</w:t>
+          <w:color w:val="2C3E50"/>
+          <w:sz w:val="28"/>
+          <w:szCs w:val="28"/>
+        </w:rPr>
+        <w:t xml:space="preserve">7.1 How It Works</w:t>
       </w:r>
     </w:p>
     <w:p>
@@ -2299,7 +4499,103 @@
           <w:sz w:val="22"/>
           <w:szCs w:val="22"/>
         </w:rPr>
-        <w:t xml:space="preserve">Each order is represented as a 10-dimensional feature vector:</w:t>
+        <w:t xml:space="preserve">The system builds a bipartite graph with two types of nodes: order nodes (one per order) and signal nodes (one per unique shared signal — phone hash, email hash, SSN hash, payment hash, normalized address, equipment ID, and agent code). An edge connects every order to each signal it possesses.</w:t>
+      </w:r>
+    </w:p>
+    <w:p>
+      <w:pPr>
+        <w:spacing w:after="160" w:line="276"/>
+      </w:pPr>
+      <w:r>
+        <w:rPr>
+          <w:rFonts w:ascii="Arial" w:cs="Arial" w:eastAsia="Arial" w:hAnsi="Arial"/>
+          <w:sz w:val="22"/>
+          <w:szCs w:val="22"/>
+        </w:rPr>
+        <w:t xml:space="preserve">Connected component analysis via breadth-first search identifies clusters of orders linked through shared signals. Critically, two orders must share at least 2 non-agent signal nodes to be considered linked — a single shared signal is not enough. This prevents coincidental single-signal matches from inflating the graph. For example, if Order A shares a phone hash with Order B, and Order B shares a payment hash with Order C, all three are in the same connected component even though A and C share nothing directly.</w:t>
+      </w:r>
+    </w:p>
+    <w:p>
+      <w:pPr>
+        <w:spacing w:after="160" w:line="276"/>
+      </w:pPr>
+      <w:r>
+        <w:rPr>
+          <w:rFonts w:ascii="Arial" w:cs="Arial" w:eastAsia="Arial" w:hAnsi="Arial"/>
+          <w:sz w:val="22"/>
+          <w:szCs w:val="22"/>
+        </w:rPr>
+        <w:t xml:space="preserve">Each component is scored based on its size (a cluster of 5 different orders linked together is more suspicious than a cluster of 2, because it suggests coordinated fraud across multiple fake identities), density (how interconnected the orders are — do they all share signals with each other, or just loosely through one intermediary?), and signal types (identity signals like SSN carry more weight than address signals, since sharing an SSN is harder to explain innocently).</w:t>
+      </w:r>
+    </w:p>
+    <w:p>
+      <w:pPr>
+        <w:shd w:fill="EBF5FB" w:val="clear"/>
+        <w:spacing w:after="200" w:before="120"/>
+        <w:ind w:left="360" w:right="360"/>
+      </w:pPr>
+      <w:r>
+        <w:rPr>
+          <w:rFonts w:ascii="Arial" w:cs="Arial" w:eastAsia="Arial" w:hAnsi="Arial"/>
+          <w:i/>
+          <w:iCs/>
+          <w:color w:val="2C3E50"/>
+          <w:sz w:val="22"/>
+          <w:szCs w:val="22"/>
+        </w:rPr>
+        <w:t xml:space="preserve">This layer catches coordinated fraud that other layers miss. If Agent PDS-007 submits 5 orders for 5 supposedly different customers, but 3 of those customers share phone numbers with each other (these are the customers' phone hashes, not the agent's), the graph layer links those orders together and flags the cluster as a potential fraud ring — likely the same person using different names, or the agent fabricating orders.</w:t>
+      </w:r>
+    </w:p>
+    <w:p>
+      <w:r>
+        <w:br w:type="page"/>
+      </w:r>
+    </w:p>
+    <w:p>
+      <w:pPr>
+        <w:pStyle w:val="Heading1"/>
+        <w:spacing w:after="200" w:before="360"/>
+      </w:pPr>
+      <w:r>
+        <w:rPr>
+          <w:rFonts w:ascii="Arial" w:cs="Arial" w:eastAsia="Arial" w:hAnsi="Arial"/>
+          <w:b/>
+          <w:bCs/>
+          <w:color w:val="1B4F72"/>
+          <w:sz w:val="32"/>
+          <w:szCs w:val="32"/>
+        </w:rPr>
+        <w:t xml:space="preserve">8. Composite Scoring</w:t>
+      </w:r>
+    </w:p>
+    <w:p>
+      <w:pPr>
+        <w:spacing w:after="160" w:line="276"/>
+      </w:pPr>
+      <w:r>
+        <w:rPr>
+          <w:rFonts w:ascii="Arial" w:cs="Arial" w:eastAsia="Arial" w:hAnsi="Arial"/>
+          <w:sz w:val="22"/>
+          <w:szCs w:val="22"/>
+        </w:rPr>
+        <w:t xml:space="preserve">The composite scorer blends all five layers into a single risk score using a weighted average.</w:t>
+      </w:r>
+    </w:p>
+    <w:p>
+      <w:pPr>
+        <w:pStyle w:val="Heading2"/>
+        <w:spacing w:after="160" w:before="280"/>
+      </w:pPr>
+      <w:r>
+        <w:rPr>
+          <w:rFonts w:ascii="Arial" w:cs="Arial" w:eastAsia="Arial" w:hAnsi="Arial"/>
+          <w:b/>
+          <w:bCs/>
+          <w:color w:val="2C3E50"/>
+          <w:sz w:val="28"/>
+          <w:szCs w:val="28"/>
+        </w:rPr>
+        <w:t xml:space="preserve">8.1 Weight Distribution</w:t>
       </w:r>
     </w:p>
     <w:tbl>
@@ -2316,7 +4612,8 @@
       </w:tblPr>
       <w:tblGrid>
         <w:gridCol w:w="3200"/>
-        <w:gridCol w:w="6160"/>
+        <w:gridCol w:w="3080"/>
+        <w:gridCol w:w="3080"/>
       </w:tblGrid>
       <w:tr>
         <w:tc>
@@ -2346,13 +4643,13 @@
                 <w:sz w:val="22"/>
                 <w:szCs w:val="22"/>
               </w:rPr>
-              <w:t xml:space="preserve">Feature</w:t>
-            </w:r>
-          </w:p>
-        </w:tc>
-        <w:tc>
-          <w:tcPr>
-            <w:tcW w:type="dxa" w:w="6160"/>
+              <w:t xml:space="preserve">Layer</w:t>
+            </w:r>
+          </w:p>
+        </w:tc>
+        <w:tc>
+          <w:tcPr>
+            <w:tcW w:type="dxa" w:w="3080"/>
             <w:tcBorders>
               <w:top w:val="single" w:color="BDC3C7" w:sz="1"/>
               <w:left w:val="single" w:color="BDC3C7" w:sz="1"/>
@@ -2377,7 +4674,38 @@
                 <w:sz w:val="22"/>
                 <w:szCs w:val="22"/>
               </w:rPr>
-              <w:t xml:space="preserve">What It Measures</w:t>
+              <w:t xml:space="preserve">With GBDT Trained</w:t>
+            </w:r>
+          </w:p>
+        </w:tc>
+        <w:tc>
+          <w:tcPr>
+            <w:tcW w:type="dxa" w:w="3080"/>
+            <w:tcBorders>
+              <w:top w:val="single" w:color="BDC3C7" w:sz="1"/>
+              <w:left w:val="single" w:color="BDC3C7" w:sz="1"/>
+              <w:bottom w:val="single" w:color="BDC3C7" w:sz="1"/>
+              <w:right w:val="single" w:color="BDC3C7" w:sz="1"/>
+            </w:tcBorders>
+            <w:shd w:fill="1B4F72" w:val="clear"/>
+            <w:tcMar>
+              <w:top w:type="dxa" w:w="80"/>
+              <w:left w:type="dxa" w:w="120"/>
+              <w:bottom w:type="dxa" w:w="80"/>
+              <w:right w:type="dxa" w:w="120"/>
+            </w:tcMar>
+          </w:tcPr>
+          <w:p>
+            <w:r>
+              <w:rPr>
+                <w:rFonts w:ascii="Arial" w:cs="Arial" w:eastAsia="Arial" w:hAnsi="Arial"/>
+                <w:b/>
+                <w:bCs/>
+                <w:color w:val="FFFFFF"/>
+                <w:sz w:val="22"/>
+                <w:szCs w:val="22"/>
+              </w:rPr>
+              <w:t xml:space="preserve">Without GBDT (Default)</w:t>
             </w:r>
           </w:p>
         </w:tc>
@@ -2400,40 +4728,76 @@
             </w:tcMar>
           </w:tcPr>
           <w:p>
-            <w:r>
-              <w:rPr>
-                <w:rFonts w:ascii="Arial" w:cs="Arial" w:eastAsia="Arial" w:hAnsi="Arial"/>
-                <w:sz w:val="22"/>
-                <w:szCs w:val="22"/>
-              </w:rPr>
-              <w:t xml:space="preserve">Shared Phone Count</w:t>
-            </w:r>
-          </w:p>
-        </w:tc>
-        <w:tc>
-          <w:tcPr>
-            <w:tcW w:type="dxa" w:w="6160"/>
-            <w:tcBorders>
-              <w:top w:val="single" w:color="BDC3C7" w:sz="1"/>
-              <w:left w:val="single" w:color="BDC3C7" w:sz="1"/>
-              <w:bottom w:val="single" w:color="BDC3C7" w:sz="1"/>
-              <w:right w:val="single" w:color="BDC3C7" w:sz="1"/>
-            </w:tcBorders>
-            <w:tcMar>
-              <w:top w:type="dxa" w:w="80"/>
-              <w:left w:type="dxa" w:w="120"/>
-              <w:bottom w:type="dxa" w:w="80"/>
-              <w:right w:type="dxa" w:w="120"/>
-            </w:tcMar>
-          </w:tcPr>
-          <w:p>
-            <w:r>
-              <w:rPr>
-                <w:rFonts w:ascii="Arial" w:cs="Arial" w:eastAsia="Arial" w:hAnsi="Arial"/>
-                <w:sz w:val="22"/>
-                <w:szCs w:val="22"/>
-              </w:rPr>
-              <w:t xml:space="preserve">How many other orders share this phone hash</w:t>
+            <w:pPr>
+              <w:spacing w:after="40"/>
+            </w:pPr>
+            <w:r>
+              <w:rPr>
+                <w:rFonts w:ascii="Arial" w:cs="Arial" w:eastAsia="Arial" w:hAnsi="Arial"/>
+                <w:sz w:val="22"/>
+                <w:szCs w:val="22"/>
+              </w:rPr>
+              <w:t xml:space="preserve">Rule Engine</w:t>
+            </w:r>
+          </w:p>
+        </w:tc>
+        <w:tc>
+          <w:tcPr>
+            <w:tcW w:type="dxa" w:w="3080"/>
+            <w:tcBorders>
+              <w:top w:val="single" w:color="BDC3C7" w:sz="1"/>
+              <w:left w:val="single" w:color="BDC3C7" w:sz="1"/>
+              <w:bottom w:val="single" w:color="BDC3C7" w:sz="1"/>
+              <w:right w:val="single" w:color="BDC3C7" w:sz="1"/>
+            </w:tcBorders>
+            <w:tcMar>
+              <w:top w:type="dxa" w:w="80"/>
+              <w:left w:type="dxa" w:w="120"/>
+              <w:bottom w:type="dxa" w:w="80"/>
+              <w:right w:type="dxa" w:w="120"/>
+            </w:tcMar>
+          </w:tcPr>
+          <w:p>
+            <w:pPr>
+              <w:spacing w:after="40"/>
+            </w:pPr>
+            <w:r>
+              <w:rPr>
+                <w:rFonts w:ascii="Arial" w:cs="Arial" w:eastAsia="Arial" w:hAnsi="Arial"/>
+                <w:sz w:val="22"/>
+                <w:szCs w:val="22"/>
+              </w:rPr>
+              <w:t xml:space="preserve">30%</w:t>
+            </w:r>
+          </w:p>
+        </w:tc>
+        <w:tc>
+          <w:tcPr>
+            <w:tcW w:type="dxa" w:w="3080"/>
+            <w:tcBorders>
+              <w:top w:val="single" w:color="BDC3C7" w:sz="1"/>
+              <w:left w:val="single" w:color="BDC3C7" w:sz="1"/>
+              <w:bottom w:val="single" w:color="BDC3C7" w:sz="1"/>
+              <w:right w:val="single" w:color="BDC3C7" w:sz="1"/>
+            </w:tcBorders>
+            <w:tcMar>
+              <w:top w:type="dxa" w:w="80"/>
+              <w:left w:type="dxa" w:w="120"/>
+              <w:bottom w:type="dxa" w:w="80"/>
+              <w:right w:type="dxa" w:w="120"/>
+            </w:tcMar>
+          </w:tcPr>
+          <w:p>
+            <w:pPr>
+              <w:spacing w:after="40"/>
+            </w:pPr>
+            <w:r>
+              <w:rPr>
+                <w:rFonts w:ascii="Arial" w:cs="Arial" w:eastAsia="Arial" w:hAnsi="Arial"/>
+                <w:sz w:val="22"/>
+                <w:szCs w:val="22"/>
+              </w:rPr>
+              <w:t xml:space="preserve">35%</w:t>
             </w:r>
           </w:p>
         </w:tc>
@@ -2456,40 +4820,76 @@
             </w:tcMar>
           </w:tcPr>
           <w:p>
-            <w:r>
-              <w:rPr>
-                <w:rFonts w:ascii="Arial" w:cs="Arial" w:eastAsia="Arial" w:hAnsi="Arial"/>
-                <w:sz w:val="22"/>
-                <w:szCs w:val="22"/>
-              </w:rPr>
-              <w:t xml:space="preserve">Shared Email Count</w:t>
-            </w:r>
-          </w:p>
-        </w:tc>
-        <w:tc>
-          <w:tcPr>
-            <w:tcW w:type="dxa" w:w="6160"/>
-            <w:tcBorders>
-              <w:top w:val="single" w:color="BDC3C7" w:sz="1"/>
-              <w:left w:val="single" w:color="BDC3C7" w:sz="1"/>
-              <w:bottom w:val="single" w:color="BDC3C7" w:sz="1"/>
-              <w:right w:val="single" w:color="BDC3C7" w:sz="1"/>
-            </w:tcBorders>
-            <w:tcMar>
-              <w:top w:type="dxa" w:w="80"/>
-              <w:left w:type="dxa" w:w="120"/>
-              <w:bottom w:type="dxa" w:w="80"/>
-              <w:right w:type="dxa" w:w="120"/>
-            </w:tcMar>
-          </w:tcPr>
-          <w:p>
-            <w:r>
-              <w:rPr>
-                <w:rFonts w:ascii="Arial" w:cs="Arial" w:eastAsia="Arial" w:hAnsi="Arial"/>
-                <w:sz w:val="22"/>
-                <w:szCs w:val="22"/>
-              </w:rPr>
-              <w:t xml:space="preserve">How many other orders share this email hash</w:t>
+            <w:pPr>
+              <w:spacing w:after="40"/>
+            </w:pPr>
+            <w:r>
+              <w:rPr>
+                <w:rFonts w:ascii="Arial" w:cs="Arial" w:eastAsia="Arial" w:hAnsi="Arial"/>
+                <w:sz w:val="22"/>
+                <w:szCs w:val="22"/>
+              </w:rPr>
+              <w:t xml:space="preserve">Embedding Similarity</w:t>
+            </w:r>
+          </w:p>
+        </w:tc>
+        <w:tc>
+          <w:tcPr>
+            <w:tcW w:type="dxa" w:w="3080"/>
+            <w:tcBorders>
+              <w:top w:val="single" w:color="BDC3C7" w:sz="1"/>
+              <w:left w:val="single" w:color="BDC3C7" w:sz="1"/>
+              <w:bottom w:val="single" w:color="BDC3C7" w:sz="1"/>
+              <w:right w:val="single" w:color="BDC3C7" w:sz="1"/>
+            </w:tcBorders>
+            <w:tcMar>
+              <w:top w:type="dxa" w:w="80"/>
+              <w:left w:type="dxa" w:w="120"/>
+              <w:bottom w:type="dxa" w:w="80"/>
+              <w:right w:type="dxa" w:w="120"/>
+            </w:tcMar>
+          </w:tcPr>
+          <w:p>
+            <w:pPr>
+              <w:spacing w:after="40"/>
+            </w:pPr>
+            <w:r>
+              <w:rPr>
+                <w:rFonts w:ascii="Arial" w:cs="Arial" w:eastAsia="Arial" w:hAnsi="Arial"/>
+                <w:sz w:val="22"/>
+                <w:szCs w:val="22"/>
+              </w:rPr>
+              <w:t xml:space="preserve">20%</w:t>
+            </w:r>
+          </w:p>
+        </w:tc>
+        <w:tc>
+          <w:tcPr>
+            <w:tcW w:type="dxa" w:w="3080"/>
+            <w:tcBorders>
+              <w:top w:val="single" w:color="BDC3C7" w:sz="1"/>
+              <w:left w:val="single" w:color="BDC3C7" w:sz="1"/>
+              <w:bottom w:val="single" w:color="BDC3C7" w:sz="1"/>
+              <w:right w:val="single" w:color="BDC3C7" w:sz="1"/>
+            </w:tcBorders>
+            <w:tcMar>
+              <w:top w:type="dxa" w:w="80"/>
+              <w:left w:type="dxa" w:w="120"/>
+              <w:bottom w:type="dxa" w:w="80"/>
+              <w:right w:type="dxa" w:w="120"/>
+            </w:tcMar>
+          </w:tcPr>
+          <w:p>
+            <w:pPr>
+              <w:spacing w:after="40"/>
+            </w:pPr>
+            <w:r>
+              <w:rPr>
+                <w:rFonts w:ascii="Arial" w:cs="Arial" w:eastAsia="Arial" w:hAnsi="Arial"/>
+                <w:sz w:val="22"/>
+                <w:szCs w:val="22"/>
+              </w:rPr>
+              <w:t xml:space="preserve">25%</w:t>
             </w:r>
           </w:p>
         </w:tc>
@@ -2512,40 +4912,76 @@
             </w:tcMar>
           </w:tcPr>
           <w:p>
-            <w:r>
-              <w:rPr>
-                <w:rFonts w:ascii="Arial" w:cs="Arial" w:eastAsia="Arial" w:hAnsi="Arial"/>
-                <w:sz w:val="22"/>
-                <w:szCs w:val="22"/>
-              </w:rPr>
-              <w:t xml:space="preserve">Shared SSN Count</w:t>
-            </w:r>
-          </w:p>
-        </w:tc>
-        <w:tc>
-          <w:tcPr>
-            <w:tcW w:type="dxa" w:w="6160"/>
-            <w:tcBorders>
-              <w:top w:val="single" w:color="BDC3C7" w:sz="1"/>
-              <w:left w:val="single" w:color="BDC3C7" w:sz="1"/>
-              <w:bottom w:val="single" w:color="BDC3C7" w:sz="1"/>
-              <w:right w:val="single" w:color="BDC3C7" w:sz="1"/>
-            </w:tcBorders>
-            <w:tcMar>
-              <w:top w:type="dxa" w:w="80"/>
-              <w:left w:type="dxa" w:w="120"/>
-              <w:bottom w:type="dxa" w:w="80"/>
-              <w:right w:type="dxa" w:w="120"/>
-            </w:tcMar>
-          </w:tcPr>
-          <w:p>
-            <w:r>
-              <w:rPr>
-                <w:rFonts w:ascii="Arial" w:cs="Arial" w:eastAsia="Arial" w:hAnsi="Arial"/>
-                <w:sz w:val="22"/>
-                <w:szCs w:val="22"/>
-              </w:rPr>
-              <w:t xml:space="preserve">How many other orders share this SSN hash</w:t>
+            <w:pPr>
+              <w:spacing w:after="40"/>
+            </w:pPr>
+            <w:r>
+              <w:rPr>
+                <w:rFonts w:ascii="Arial" w:cs="Arial" w:eastAsia="Arial" w:hAnsi="Arial"/>
+                <w:sz w:val="22"/>
+                <w:szCs w:val="22"/>
+              </w:rPr>
+              <w:t xml:space="preserve">Isolation Forest</w:t>
+            </w:r>
+          </w:p>
+        </w:tc>
+        <w:tc>
+          <w:tcPr>
+            <w:tcW w:type="dxa" w:w="3080"/>
+            <w:tcBorders>
+              <w:top w:val="single" w:color="BDC3C7" w:sz="1"/>
+              <w:left w:val="single" w:color="BDC3C7" w:sz="1"/>
+              <w:bottom w:val="single" w:color="BDC3C7" w:sz="1"/>
+              <w:right w:val="single" w:color="BDC3C7" w:sz="1"/>
+            </w:tcBorders>
+            <w:tcMar>
+              <w:top w:type="dxa" w:w="80"/>
+              <w:left w:type="dxa" w:w="120"/>
+              <w:bottom w:type="dxa" w:w="80"/>
+              <w:right w:type="dxa" w:w="120"/>
+            </w:tcMar>
+          </w:tcPr>
+          <w:p>
+            <w:pPr>
+              <w:spacing w:after="40"/>
+            </w:pPr>
+            <w:r>
+              <w:rPr>
+                <w:rFonts w:ascii="Arial" w:cs="Arial" w:eastAsia="Arial" w:hAnsi="Arial"/>
+                <w:sz w:val="22"/>
+                <w:szCs w:val="22"/>
+              </w:rPr>
+              <w:t xml:space="preserve">15%</w:t>
+            </w:r>
+          </w:p>
+        </w:tc>
+        <w:tc>
+          <w:tcPr>
+            <w:tcW w:type="dxa" w:w="3080"/>
+            <w:tcBorders>
+              <w:top w:val="single" w:color="BDC3C7" w:sz="1"/>
+              <w:left w:val="single" w:color="BDC3C7" w:sz="1"/>
+              <w:bottom w:val="single" w:color="BDC3C7" w:sz="1"/>
+              <w:right w:val="single" w:color="BDC3C7" w:sz="1"/>
+            </w:tcBorders>
+            <w:tcMar>
+              <w:top w:type="dxa" w:w="80"/>
+              <w:left w:type="dxa" w:w="120"/>
+              <w:bottom w:type="dxa" w:w="80"/>
+              <w:right w:type="dxa" w:w="120"/>
+            </w:tcMar>
+          </w:tcPr>
+          <w:p>
+            <w:pPr>
+              <w:spacing w:after="40"/>
+            </w:pPr>
+            <w:r>
+              <w:rPr>
+                <w:rFonts w:ascii="Arial" w:cs="Arial" w:eastAsia="Arial" w:hAnsi="Arial"/>
+                <w:sz w:val="22"/>
+                <w:szCs w:val="22"/>
+              </w:rPr>
+              <w:t xml:space="preserve">20%</w:t>
             </w:r>
           </w:p>
         </w:tc>
@@ -2568,40 +5004,76 @@
             </w:tcMar>
           </w:tcPr>
           <w:p>
-            <w:r>
-              <w:rPr>
-                <w:rFonts w:ascii="Arial" w:cs="Arial" w:eastAsia="Arial" w:hAnsi="Arial"/>
-                <w:sz w:val="22"/>
-                <w:szCs w:val="22"/>
-              </w:rPr>
-              <w:t xml:space="preserve">Shared Payment Count</w:t>
-            </w:r>
-          </w:p>
-        </w:tc>
-        <w:tc>
-          <w:tcPr>
-            <w:tcW w:type="dxa" w:w="6160"/>
-            <w:tcBorders>
-              <w:top w:val="single" w:color="BDC3C7" w:sz="1"/>
-              <w:left w:val="single" w:color="BDC3C7" w:sz="1"/>
-              <w:bottom w:val="single" w:color="BDC3C7" w:sz="1"/>
-              <w:right w:val="single" w:color="BDC3C7" w:sz="1"/>
-            </w:tcBorders>
-            <w:tcMar>
-              <w:top w:type="dxa" w:w="80"/>
-              <w:left w:type="dxa" w:w="120"/>
-              <w:bottom w:type="dxa" w:w="80"/>
-              <w:right w:type="dxa" w:w="120"/>
-            </w:tcMar>
-          </w:tcPr>
-          <w:p>
-            <w:r>
-              <w:rPr>
-                <w:rFonts w:ascii="Arial" w:cs="Arial" w:eastAsia="Arial" w:hAnsi="Arial"/>
-                <w:sz w:val="22"/>
-                <w:szCs w:val="22"/>
-              </w:rPr>
-              <w:t xml:space="preserve">How many other orders share this payment method hash</w:t>
+            <w:pPr>
+              <w:spacing w:after="40"/>
+            </w:pPr>
+            <w:r>
+              <w:rPr>
+                <w:rFonts w:ascii="Arial" w:cs="Arial" w:eastAsia="Arial" w:hAnsi="Arial"/>
+                <w:sz w:val="22"/>
+                <w:szCs w:val="22"/>
+              </w:rPr>
+              <w:t xml:space="preserve">Gradient Boosted Classifier</w:t>
+            </w:r>
+          </w:p>
+        </w:tc>
+        <w:tc>
+          <w:tcPr>
+            <w:tcW w:type="dxa" w:w="3080"/>
+            <w:tcBorders>
+              <w:top w:val="single" w:color="BDC3C7" w:sz="1"/>
+              <w:left w:val="single" w:color="BDC3C7" w:sz="1"/>
+              <w:bottom w:val="single" w:color="BDC3C7" w:sz="1"/>
+              <w:right w:val="single" w:color="BDC3C7" w:sz="1"/>
+            </w:tcBorders>
+            <w:tcMar>
+              <w:top w:type="dxa" w:w="80"/>
+              <w:left w:type="dxa" w:w="120"/>
+              <w:bottom w:type="dxa" w:w="80"/>
+              <w:right w:type="dxa" w:w="120"/>
+            </w:tcMar>
+          </w:tcPr>
+          <w:p>
+            <w:pPr>
+              <w:spacing w:after="40"/>
+            </w:pPr>
+            <w:r>
+              <w:rPr>
+                <w:rFonts w:ascii="Arial" w:cs="Arial" w:eastAsia="Arial" w:hAnsi="Arial"/>
+                <w:sz w:val="22"/>
+                <w:szCs w:val="22"/>
+              </w:rPr>
+              <w:t xml:space="preserve">20%</w:t>
+            </w:r>
+          </w:p>
+        </w:tc>
+        <w:tc>
+          <w:tcPr>
+            <w:tcW w:type="dxa" w:w="3080"/>
+            <w:tcBorders>
+              <w:top w:val="single" w:color="BDC3C7" w:sz="1"/>
+              <w:left w:val="single" w:color="BDC3C7" w:sz="1"/>
+              <w:bottom w:val="single" w:color="BDC3C7" w:sz="1"/>
+              <w:right w:val="single" w:color="BDC3C7" w:sz="1"/>
+            </w:tcBorders>
+            <w:tcMar>
+              <w:top w:type="dxa" w:w="80"/>
+              <w:left w:type="dxa" w:w="120"/>
+              <w:bottom w:type="dxa" w:w="80"/>
+              <w:right w:type="dxa" w:w="120"/>
+            </w:tcMar>
+          </w:tcPr>
+          <w:p>
+            <w:pPr>
+              <w:spacing w:after="40"/>
+            </w:pPr>
+            <w:r>
+              <w:rPr>
+                <w:rFonts w:ascii="Arial" w:cs="Arial" w:eastAsia="Arial" w:hAnsi="Arial"/>
+                <w:sz w:val="22"/>
+                <w:szCs w:val="22"/>
+              </w:rPr>
+              <w:t xml:space="preserve">0% (redistributed)</w:t>
             </w:r>
           </w:p>
         </w:tc>
@@ -2624,320 +5096,76 @@
             </w:tcMar>
           </w:tcPr>
           <w:p>
-            <w:r>
-              <w:rPr>
-                <w:rFonts w:ascii="Arial" w:cs="Arial" w:eastAsia="Arial" w:hAnsi="Arial"/>
-                <w:sz w:val="22"/>
-                <w:szCs w:val="22"/>
-              </w:rPr>
-              <w:t xml:space="preserve">Shared Address Count</w:t>
-            </w:r>
-          </w:p>
-        </w:tc>
-        <w:tc>
-          <w:tcPr>
-            <w:tcW w:type="dxa" w:w="6160"/>
-            <w:tcBorders>
-              <w:top w:val="single" w:color="BDC3C7" w:sz="1"/>
-              <w:left w:val="single" w:color="BDC3C7" w:sz="1"/>
-              <w:bottom w:val="single" w:color="BDC3C7" w:sz="1"/>
-              <w:right w:val="single" w:color="BDC3C7" w:sz="1"/>
-            </w:tcBorders>
-            <w:tcMar>
-              <w:top w:type="dxa" w:w="80"/>
-              <w:left w:type="dxa" w:w="120"/>
-              <w:bottom w:type="dxa" w:w="80"/>
-              <w:right w:type="dxa" w:w="120"/>
-            </w:tcMar>
-          </w:tcPr>
-          <w:p>
-            <w:r>
-              <w:rPr>
-                <w:rFonts w:ascii="Arial" w:cs="Arial" w:eastAsia="Arial" w:hAnsi="Arial"/>
-                <w:sz w:val="22"/>
-                <w:szCs w:val="22"/>
-              </w:rPr>
-              <w:t xml:space="preserve">How many orders at the same normalized address</w:t>
-            </w:r>
-          </w:p>
-        </w:tc>
-      </w:tr>
-      <w:tr>
-        <w:tc>
-          <w:tcPr>
-            <w:tcW w:type="dxa" w:w="3200"/>
-            <w:tcBorders>
-              <w:top w:val="single" w:color="BDC3C7" w:sz="1"/>
-              <w:left w:val="single" w:color="BDC3C7" w:sz="1"/>
-              <w:bottom w:val="single" w:color="BDC3C7" w:sz="1"/>
-              <w:right w:val="single" w:color="BDC3C7" w:sz="1"/>
-            </w:tcBorders>
-            <w:tcMar>
-              <w:top w:type="dxa" w:w="80"/>
-              <w:left w:type="dxa" w:w="120"/>
-              <w:bottom w:type="dxa" w:w="80"/>
-              <w:right w:type="dxa" w:w="120"/>
-            </w:tcMar>
-          </w:tcPr>
-          <w:p>
-            <w:r>
-              <w:rPr>
-                <w:rFonts w:ascii="Arial" w:cs="Arial" w:eastAsia="Arial" w:hAnsi="Arial"/>
-                <w:sz w:val="22"/>
-                <w:szCs w:val="22"/>
-              </w:rPr>
-              <w:t xml:space="preserve">Agent Order Velocity</w:t>
-            </w:r>
-          </w:p>
-        </w:tc>
-        <w:tc>
-          <w:tcPr>
-            <w:tcW w:type="dxa" w:w="6160"/>
-            <w:tcBorders>
-              <w:top w:val="single" w:color="BDC3C7" w:sz="1"/>
-              <w:left w:val="single" w:color="BDC3C7" w:sz="1"/>
-              <w:bottom w:val="single" w:color="BDC3C7" w:sz="1"/>
-              <w:right w:val="single" w:color="BDC3C7" w:sz="1"/>
-            </w:tcBorders>
-            <w:tcMar>
-              <w:top w:type="dxa" w:w="80"/>
-              <w:left w:type="dxa" w:w="120"/>
-              <w:bottom w:type="dxa" w:w="80"/>
-              <w:right w:type="dxa" w:w="120"/>
-            </w:tcMar>
-          </w:tcPr>
-          <w:p>
-            <w:r>
-              <w:rPr>
-                <w:rFonts w:ascii="Arial" w:cs="Arial" w:eastAsia="Arial" w:hAnsi="Arial"/>
-                <w:sz w:val="22"/>
-                <w:szCs w:val="22"/>
-              </w:rPr>
-              <w:t xml:space="preserve">Orders submitted by this agent in the same period</w:t>
-            </w:r>
-          </w:p>
-        </w:tc>
-      </w:tr>
-      <w:tr>
-        <w:tc>
-          <w:tcPr>
-            <w:tcW w:type="dxa" w:w="3200"/>
-            <w:tcBorders>
-              <w:top w:val="single" w:color="BDC3C7" w:sz="1"/>
-              <w:left w:val="single" w:color="BDC3C7" w:sz="1"/>
-              <w:bottom w:val="single" w:color="BDC3C7" w:sz="1"/>
-              <w:right w:val="single" w:color="BDC3C7" w:sz="1"/>
-            </w:tcBorders>
-            <w:tcMar>
-              <w:top w:type="dxa" w:w="80"/>
-              <w:left w:type="dxa" w:w="120"/>
-              <w:bottom w:type="dxa" w:w="80"/>
-              <w:right w:type="dxa" w:w="120"/>
-            </w:tcMar>
-          </w:tcPr>
-          <w:p>
-            <w:r>
-              <w:rPr>
-                <w:rFonts w:ascii="Arial" w:cs="Arial" w:eastAsia="Arial" w:hAnsi="Arial"/>
-                <w:sz w:val="22"/>
-                <w:szCs w:val="22"/>
-              </w:rPr>
-              <w:t xml:space="preserve">Channel Risk Score</w:t>
-            </w:r>
-          </w:p>
-        </w:tc>
-        <w:tc>
-          <w:tcPr>
-            <w:tcW w:type="dxa" w:w="6160"/>
-            <w:tcBorders>
-              <w:top w:val="single" w:color="BDC3C7" w:sz="1"/>
-              <w:left w:val="single" w:color="BDC3C7" w:sz="1"/>
-              <w:bottom w:val="single" w:color="BDC3C7" w:sz="1"/>
-              <w:right w:val="single" w:color="BDC3C7" w:sz="1"/>
-            </w:tcBorders>
-            <w:tcMar>
-              <w:top w:type="dxa" w:w="80"/>
-              <w:left w:type="dxa" w:w="120"/>
-              <w:bottom w:type="dxa" w:w="80"/>
-              <w:right w:type="dxa" w:w="120"/>
-            </w:tcMar>
-          </w:tcPr>
-          <w:p>
-            <w:r>
-              <w:rPr>
-                <w:rFonts w:ascii="Arial" w:cs="Arial" w:eastAsia="Arial" w:hAnsi="Arial"/>
-                <w:sz w:val="22"/>
-                <w:szCs w:val="22"/>
-              </w:rPr>
-              <w:t xml:space="preserve">Numeric encoding of channel fraud propensity</w:t>
-            </w:r>
-          </w:p>
-        </w:tc>
-      </w:tr>
-      <w:tr>
-        <w:tc>
-          <w:tcPr>
-            <w:tcW w:type="dxa" w:w="3200"/>
-            <w:tcBorders>
-              <w:top w:val="single" w:color="BDC3C7" w:sz="1"/>
-              <w:left w:val="single" w:color="BDC3C7" w:sz="1"/>
-              <w:bottom w:val="single" w:color="BDC3C7" w:sz="1"/>
-              <w:right w:val="single" w:color="BDC3C7" w:sz="1"/>
-            </w:tcBorders>
-            <w:tcMar>
-              <w:top w:type="dxa" w:w="80"/>
-              <w:left w:type="dxa" w:w="120"/>
-              <w:bottom w:type="dxa" w:w="80"/>
-              <w:right w:type="dxa" w:w="120"/>
-            </w:tcMar>
-          </w:tcPr>
-          <w:p>
-            <w:r>
-              <w:rPr>
-                <w:rFonts w:ascii="Arial" w:cs="Arial" w:eastAsia="Arial" w:hAnsi="Arial"/>
-                <w:sz w:val="22"/>
-                <w:szCs w:val="22"/>
-              </w:rPr>
-              <w:t xml:space="preserve">Days Since Disconnect</w:t>
-            </w:r>
-          </w:p>
-        </w:tc>
-        <w:tc>
-          <w:tcPr>
-            <w:tcW w:type="dxa" w:w="6160"/>
-            <w:tcBorders>
-              <w:top w:val="single" w:color="BDC3C7" w:sz="1"/>
-              <w:left w:val="single" w:color="BDC3C7" w:sz="1"/>
-              <w:bottom w:val="single" w:color="BDC3C7" w:sz="1"/>
-              <w:right w:val="single" w:color="BDC3C7" w:sz="1"/>
-            </w:tcBorders>
-            <w:tcMar>
-              <w:top w:type="dxa" w:w="80"/>
-              <w:left w:type="dxa" w:w="120"/>
-              <w:bottom w:type="dxa" w:w="80"/>
-              <w:right w:type="dxa" w:w="120"/>
-            </w:tcMar>
-          </w:tcPr>
-          <w:p>
-            <w:r>
-              <w:rPr>
-                <w:rFonts w:ascii="Arial" w:cs="Arial" w:eastAsia="Arial" w:hAnsi="Arial"/>
-                <w:sz w:val="22"/>
-                <w:szCs w:val="22"/>
-              </w:rPr>
-              <w:t xml:space="preserve">Days between disconnect at address and this connect order</w:t>
-            </w:r>
-          </w:p>
-        </w:tc>
-      </w:tr>
-      <w:tr>
-        <w:tc>
-          <w:tcPr>
-            <w:tcW w:type="dxa" w:w="3200"/>
-            <w:tcBorders>
-              <w:top w:val="single" w:color="BDC3C7" w:sz="1"/>
-              <w:left w:val="single" w:color="BDC3C7" w:sz="1"/>
-              <w:bottom w:val="single" w:color="BDC3C7" w:sz="1"/>
-              <w:right w:val="single" w:color="BDC3C7" w:sz="1"/>
-            </w:tcBorders>
-            <w:tcMar>
-              <w:top w:type="dxa" w:w="80"/>
-              <w:left w:type="dxa" w:w="120"/>
-              <w:bottom w:type="dxa" w:w="80"/>
-              <w:right w:type="dxa" w:w="120"/>
-            </w:tcMar>
-          </w:tcPr>
-          <w:p>
-            <w:r>
-              <w:rPr>
-                <w:rFonts w:ascii="Arial" w:cs="Arial" w:eastAsia="Arial" w:hAnsi="Arial"/>
-                <w:sz w:val="22"/>
-                <w:szCs w:val="22"/>
-              </w:rPr>
-              <w:t xml:space="preserve">Delinquent Balance</w:t>
-            </w:r>
-          </w:p>
-        </w:tc>
-        <w:tc>
-          <w:tcPr>
-            <w:tcW w:type="dxa" w:w="6160"/>
-            <w:tcBorders>
-              <w:top w:val="single" w:color="BDC3C7" w:sz="1"/>
-              <w:left w:val="single" w:color="BDC3C7" w:sz="1"/>
-              <w:bottom w:val="single" w:color="BDC3C7" w:sz="1"/>
-              <w:right w:val="single" w:color="BDC3C7" w:sz="1"/>
-            </w:tcBorders>
-            <w:tcMar>
-              <w:top w:type="dxa" w:w="80"/>
-              <w:left w:type="dxa" w:w="120"/>
-              <w:bottom w:type="dxa" w:w="80"/>
-              <w:right w:type="dxa" w:w="120"/>
-            </w:tcMar>
-          </w:tcPr>
-          <w:p>
-            <w:r>
-              <w:rPr>
-                <w:rFonts w:ascii="Arial" w:cs="Arial" w:eastAsia="Arial" w:hAnsi="Arial"/>
-                <w:sz w:val="22"/>
-                <w:szCs w:val="22"/>
-              </w:rPr>
-              <w:t xml:space="preserve">Outstanding balance from prior disconnect at address</w:t>
-            </w:r>
-          </w:p>
-        </w:tc>
-      </w:tr>
-      <w:tr>
-        <w:tc>
-          <w:tcPr>
-            <w:tcW w:type="dxa" w:w="3200"/>
-            <w:tcBorders>
-              <w:top w:val="single" w:color="BDC3C7" w:sz="1"/>
-              <w:left w:val="single" w:color="BDC3C7" w:sz="1"/>
-              <w:bottom w:val="single" w:color="BDC3C7" w:sz="1"/>
-              <w:right w:val="single" w:color="BDC3C7" w:sz="1"/>
-            </w:tcBorders>
-            <w:tcMar>
-              <w:top w:type="dxa" w:w="80"/>
-              <w:left w:type="dxa" w:w="120"/>
-              <w:bottom w:type="dxa" w:w="80"/>
-              <w:right w:type="dxa" w:w="120"/>
-            </w:tcMar>
-          </w:tcPr>
-          <w:p>
-            <w:r>
-              <w:rPr>
-                <w:rFonts w:ascii="Arial" w:cs="Arial" w:eastAsia="Arial" w:hAnsi="Arial"/>
-                <w:sz w:val="22"/>
-                <w:szCs w:val="22"/>
-              </w:rPr>
-              <w:t xml:space="preserve">Promo Usage Flag</w:t>
-            </w:r>
-          </w:p>
-        </w:tc>
-        <w:tc>
-          <w:tcPr>
-            <w:tcW w:type="dxa" w:w="6160"/>
-            <w:tcBorders>
-              <w:top w:val="single" w:color="BDC3C7" w:sz="1"/>
-              <w:left w:val="single" w:color="BDC3C7" w:sz="1"/>
-              <w:bottom w:val="single" w:color="BDC3C7" w:sz="1"/>
-              <w:right w:val="single" w:color="BDC3C7" w:sz="1"/>
-            </w:tcBorders>
-            <w:tcMar>
-              <w:top w:type="dxa" w:w="80"/>
-              <w:left w:type="dxa" w:w="120"/>
-              <w:bottom w:type="dxa" w:w="80"/>
-              <w:right w:type="dxa" w:w="120"/>
-            </w:tcMar>
-          </w:tcPr>
-          <w:p>
-            <w:r>
-              <w:rPr>
-                <w:rFonts w:ascii="Arial" w:cs="Arial" w:eastAsia="Arial" w:hAnsi="Arial"/>
-                <w:sz w:val="22"/>
-                <w:szCs w:val="22"/>
-              </w:rPr>
-              <w:t xml:space="preserve">Whether a promotional code was used on this order</w:t>
+            <w:pPr>
+              <w:spacing w:after="40"/>
+            </w:pPr>
+            <w:r>
+              <w:rPr>
+                <w:rFonts w:ascii="Arial" w:cs="Arial" w:eastAsia="Arial" w:hAnsi="Arial"/>
+                <w:sz w:val="22"/>
+                <w:szCs w:val="22"/>
+              </w:rPr>
+              <w:t xml:space="preserve">Graph Network Analysis</w:t>
+            </w:r>
+          </w:p>
+        </w:tc>
+        <w:tc>
+          <w:tcPr>
+            <w:tcW w:type="dxa" w:w="3080"/>
+            <w:tcBorders>
+              <w:top w:val="single" w:color="BDC3C7" w:sz="1"/>
+              <w:left w:val="single" w:color="BDC3C7" w:sz="1"/>
+              <w:bottom w:val="single" w:color="BDC3C7" w:sz="1"/>
+              <w:right w:val="single" w:color="BDC3C7" w:sz="1"/>
+            </w:tcBorders>
+            <w:tcMar>
+              <w:top w:type="dxa" w:w="80"/>
+              <w:left w:type="dxa" w:w="120"/>
+              <w:bottom w:type="dxa" w:w="80"/>
+              <w:right w:type="dxa" w:w="120"/>
+            </w:tcMar>
+          </w:tcPr>
+          <w:p>
+            <w:pPr>
+              <w:spacing w:after="40"/>
+            </w:pPr>
+            <w:r>
+              <w:rPr>
+                <w:rFonts w:ascii="Arial" w:cs="Arial" w:eastAsia="Arial" w:hAnsi="Arial"/>
+                <w:sz w:val="22"/>
+                <w:szCs w:val="22"/>
+              </w:rPr>
+              <w:t xml:space="preserve">15%</w:t>
+            </w:r>
+          </w:p>
+        </w:tc>
+        <w:tc>
+          <w:tcPr>
+            <w:tcW w:type="dxa" w:w="3080"/>
+            <w:tcBorders>
+              <w:top w:val="single" w:color="BDC3C7" w:sz="1"/>
+              <w:left w:val="single" w:color="BDC3C7" w:sz="1"/>
+              <w:bottom w:val="single" w:color="BDC3C7" w:sz="1"/>
+              <w:right w:val="single" w:color="BDC3C7" w:sz="1"/>
+            </w:tcBorders>
+            <w:tcMar>
+              <w:top w:type="dxa" w:w="80"/>
+              <w:left w:type="dxa" w:w="120"/>
+              <w:bottom w:type="dxa" w:w="80"/>
+              <w:right w:type="dxa" w:w="120"/>
+            </w:tcMar>
+          </w:tcPr>
+          <w:p>
+            <w:pPr>
+              <w:spacing w:after="40"/>
+            </w:pPr>
+            <w:r>
+              <w:rPr>
+                <w:rFonts w:ascii="Arial" w:cs="Arial" w:eastAsia="Arial" w:hAnsi="Arial"/>
+                <w:sz w:val="22"/>
+                <w:szCs w:val="22"/>
+              </w:rPr>
+              <w:t xml:space="preserve">20%</w:t>
             </w:r>
           </w:p>
         </w:tc>
@@ -2958,25 +5186,15 @@
     </w:p>
     <w:p>
       <w:pPr>
-        <w:shd w:fill="EBF5FB" w:val="clear"/>
-        <w:spacing w:after="200" w:before="120"/>
-        <w:ind w:left="360" w:right="360"/>
-      </w:pPr>
-      <w:r>
-        <w:rPr>
-          <w:rFonts w:ascii="Arial" w:cs="Arial" w:eastAsia="Arial" w:hAnsi="Arial"/>
-          <w:i/>
-          <w:iCs/>
-          <w:color w:val="2C3E50"/>
-          <w:sz w:val="22"/>
-          <w:szCs w:val="22"/>
-        </w:rPr>
-        <w:t xml:space="preserve">The Isolation Forest runs from day one with zero training data. It uses a seeded pseudo-random number generator for reproducibility, meaning the same input data always produces the same anomaly scores.</w:t>
-      </w:r>
-    </w:p>
-    <w:p>
-      <w:r>
-        <w:br w:type="page"/>
+        <w:spacing w:after="160" w:line="276"/>
+      </w:pPr>
+      <w:r>
+        <w:rPr>
+          <w:rFonts w:ascii="Arial" w:cs="Arial" w:eastAsia="Arial" w:hAnsi="Arial"/>
+          <w:sz w:val="22"/>
+          <w:szCs w:val="22"/>
+        </w:rPr>
+        <w:t xml:space="preserve">When the GBDT has not been trained, its 20% weight is redistributed proportionally across the other four layers. This means the system produces meaningful composite scores from day one using unsupervised methods, and gradually shifts toward supervised predictions as analysts resolve cases.</w:t>
       </w:r>
     </w:p>
     <w:p>
@@ -2993,7 +5211,7 @@
           <w:sz w:val="28"/>
           <w:szCs w:val="28"/>
         </w:rPr>
-        <w:t xml:space="preserve">3.4 Layer 4: Gradient Boosted Classifier (Predictive Model)</w:t>
+        <w:t xml:space="preserve">8.2 Composite Risk Bands</w:t>
       </w:r>
     </w:p>
     <w:p>
@@ -3006,262 +5224,7 @@
           <w:sz w:val="22"/>
           <w:szCs w:val="22"/>
         </w:rPr>
-        <w:t xml:space="preserve">The Gradient Boosted Decision Tree (GBDT) is a supervised machine learning model that learns to predict fraud probability from resolved case outcomes. Unlike the Isolation Forest which detects general anomalies, the GBDT learns the specific patterns that distinguish confirmed fraud from false positives in your data.</w:t>
-      </w:r>
-    </w:p>
-    <w:p>
-      <w:pPr>
-        <w:pStyle w:val="Heading3"/>
-        <w:spacing w:after="120" w:before="200"/>
-      </w:pPr>
-      <w:r>
-        <w:rPr>
-          <w:rFonts w:ascii="Arial" w:cs="Arial" w:eastAsia="Arial" w:hAnsi="Arial"/>
-          <w:b/>
-          <w:bCs/>
-          <w:color w:val="2E86C1"/>
-          <w:sz w:val="24"/>
-          <w:szCs w:val="24"/>
-        </w:rPr>
-        <w:t xml:space="preserve">Training Requirements</w:t>
-      </w:r>
-    </w:p>
-    <w:p>
-      <w:pPr>
-        <w:spacing w:after="160" w:line="276"/>
-      </w:pPr>
-      <w:r>
-        <w:rPr>
-          <w:rFonts w:ascii="Arial" w:cs="Arial" w:eastAsia="Arial" w:hAnsi="Arial"/>
-          <w:sz w:val="22"/>
-          <w:szCs w:val="22"/>
-        </w:rPr>
-        <w:t xml:space="preserve">The GBDT requires resolved cases with explicit outcomes (confirmed_fraud or false_positive) to train. Until sufficient resolved cases exist, this layer reports "Not yet trained" and its weight is redistributed to the other layers. Once enough cases are resolved (minimum threshold of labeled examples), the model trains automatically.</w:t>
-      </w:r>
-    </w:p>
-    <w:p>
-      <w:pPr>
-        <w:pStyle w:val="Heading3"/>
-        <w:spacing w:after="120" w:before="200"/>
-      </w:pPr>
-      <w:r>
-        <w:rPr>
-          <w:rFonts w:ascii="Arial" w:cs="Arial" w:eastAsia="Arial" w:hAnsi="Arial"/>
-          <w:b/>
-          <w:bCs/>
-          <w:color w:val="2E86C1"/>
-          <w:sz w:val="24"/>
-          <w:szCs w:val="24"/>
-        </w:rPr>
-        <w:t xml:space="preserve">How Gradient Boosting Works</w:t>
-      </w:r>
-    </w:p>
-    <w:p>
-      <w:pPr>
-        <w:spacing w:after="160" w:line="276"/>
-      </w:pPr>
-      <w:r>
-        <w:rPr>
-          <w:rFonts w:ascii="Arial" w:cs="Arial" w:eastAsia="Arial" w:hAnsi="Arial"/>
-          <w:sz w:val="22"/>
-          <w:szCs w:val="22"/>
-        </w:rPr>
-        <w:t xml:space="preserve">The algorithm trains a sequence of shallow decision trees, where each tree corrects the errors of the previous ensemble. It minimizes log-loss (cross-entropy) by computing residuals between predicted probabilities and actual labels, then fitting a new tree to those residuals. The final prediction is the sum of all trees, passed through a sigmoid function to produce a probability between 0 and 1.</w:t>
-      </w:r>
-    </w:p>
-    <w:p>
-      <w:pPr>
-        <w:pStyle w:val="Heading3"/>
-        <w:spacing w:after="120" w:before="200"/>
-      </w:pPr>
-      <w:r>
-        <w:rPr>
-          <w:rFonts w:ascii="Arial" w:cs="Arial" w:eastAsia="Arial" w:hAnsi="Arial"/>
-          <w:b/>
-          <w:bCs/>
-          <w:color w:val="2E86C1"/>
-          <w:sz w:val="24"/>
-          <w:szCs w:val="24"/>
-        </w:rPr>
-        <w:t xml:space="preserve">SageMaker Migration Path</w:t>
-      </w:r>
-    </w:p>
-    <w:p>
-      <w:pPr>
-        <w:spacing w:after="160" w:line="276"/>
-      </w:pPr>
-      <w:r>
-        <w:rPr>
-          <w:rFonts w:ascii="Arial" w:cs="Arial" w:eastAsia="Arial" w:hAnsi="Arial"/>
-          <w:sz w:val="22"/>
-          <w:szCs w:val="22"/>
-        </w:rPr>
-        <w:t xml:space="preserve">The current GBDT implementation runs entirely in TypeScript within the application process. The training data format and feature extraction are designed to be compatible with Amazon SageMaker, so when the system scales beyond what in-process training can handle, the model can be migrated to SageMaker with minimal code changes. The feature vector format, training data schema, and prediction interface are all designed with this migration in mind.</w:t>
-      </w:r>
-    </w:p>
-    <w:p>
-      <w:r>
-        <w:br w:type="page"/>
-      </w:r>
-    </w:p>
-    <w:p>
-      <w:pPr>
-        <w:pStyle w:val="Heading2"/>
-        <w:spacing w:after="160" w:before="280"/>
-      </w:pPr>
-      <w:r>
-        <w:rPr>
-          <w:rFonts w:ascii="Arial" w:cs="Arial" w:eastAsia="Arial" w:hAnsi="Arial"/>
-          <w:b/>
-          <w:bCs/>
-          <w:color w:val="2C3E50"/>
-          <w:sz w:val="28"/>
-          <w:szCs w:val="28"/>
-        </w:rPr>
-        <w:t xml:space="preserve">3.5 Layer 5: Graph Network Analysis (Fraud Ring Detection)</w:t>
-      </w:r>
-    </w:p>
-    <w:p>
-      <w:pPr>
-        <w:spacing w:after="160" w:line="276"/>
-      </w:pPr>
-      <w:r>
-        <w:rPr>
-          <w:rFonts w:ascii="Arial" w:cs="Arial" w:eastAsia="Arial" w:hAnsi="Arial"/>
-          <w:sz w:val="22"/>
-          <w:szCs w:val="22"/>
-        </w:rPr>
-        <w:t xml:space="preserve">The graph analysis layer builds a bipartite graph connecting orders to shared signals, then uses connected component analysis to detect fraud rings that pairwise comparison would miss.</w:t>
-      </w:r>
-    </w:p>
-    <w:p>
-      <w:pPr>
-        <w:pStyle w:val="Heading3"/>
-        <w:spacing w:after="120" w:before="200"/>
-      </w:pPr>
-      <w:r>
-        <w:rPr>
-          <w:rFonts w:ascii="Arial" w:cs="Arial" w:eastAsia="Arial" w:hAnsi="Arial"/>
-          <w:b/>
-          <w:bCs/>
-          <w:color w:val="2E86C1"/>
-          <w:sz w:val="24"/>
-          <w:szCs w:val="24"/>
-        </w:rPr>
-        <w:t xml:space="preserve">Graph Construction</w:t>
-      </w:r>
-    </w:p>
-    <w:p>
-      <w:pPr>
-        <w:spacing w:after="160" w:line="276"/>
-      </w:pPr>
-      <w:r>
-        <w:rPr>
-          <w:rFonts w:ascii="Arial" w:cs="Arial" w:eastAsia="Arial" w:hAnsi="Arial"/>
-          <w:sz w:val="22"/>
-          <w:szCs w:val="22"/>
-        </w:rPr>
-        <w:t xml:space="preserve">The system creates two types of nodes: order nodes (one per order) and signal nodes (one per unique shared signal). Signal nodes represent shared phone hashes, email hashes, SSN hashes, payment method hashes, normalized addresses, and equipment IDs. An edge connects an order to every signal it possesses.</w:t>
-      </w:r>
-    </w:p>
-    <w:p>
-      <w:pPr>
-        <w:pStyle w:val="Heading3"/>
-        <w:spacing w:after="120" w:before="200"/>
-      </w:pPr>
-      <w:r>
-        <w:rPr>
-          <w:rFonts w:ascii="Arial" w:cs="Arial" w:eastAsia="Arial" w:hAnsi="Arial"/>
-          <w:b/>
-          <w:bCs/>
-          <w:color w:val="2E86C1"/>
-          <w:sz w:val="24"/>
-          <w:szCs w:val="24"/>
-        </w:rPr>
-        <w:t xml:space="preserve">Fraud Ring Detection</w:t>
-      </w:r>
-    </w:p>
-    <w:p>
-      <w:pPr>
-        <w:spacing w:after="160" w:line="276"/>
-      </w:pPr>
-      <w:r>
-        <w:rPr>
-          <w:rFonts w:ascii="Arial" w:cs="Arial" w:eastAsia="Arial" w:hAnsi="Arial"/>
-          <w:sz w:val="22"/>
-          <w:szCs w:val="22"/>
-        </w:rPr>
-        <w:t xml:space="preserve">Connected component analysis via breadth-first search identifies clusters of orders linked by shared signals. A cluster of 3 orders that share a phone hash, with 2 of those also sharing an address, forms a connected component. The system scores each component based on its size, density (ratio of actual edges to possible edges), and the nature of shared signals (identity signals like SSN weigh more than address signals).</w:t>
-      </w:r>
-    </w:p>
-    <w:p>
-      <w:pPr>
-        <w:shd w:fill="EBF5FB" w:val="clear"/>
-        <w:spacing w:after="200" w:before="120"/>
-        <w:ind w:left="360" w:right="360"/>
-      </w:pPr>
-      <w:r>
-        <w:rPr>
-          <w:rFonts w:ascii="Arial" w:cs="Arial" w:eastAsia="Arial" w:hAnsi="Arial"/>
-          <w:i/>
-          <w:iCs/>
-          <w:color w:val="2C3E50"/>
-          <w:sz w:val="22"/>
-          <w:szCs w:val="22"/>
-        </w:rPr>
-        <w:t xml:space="preserve">This layer catches coordinated fraud that other layers miss. For example, if Agent PDS-007 submits 5 orders that share 3 phone hashes across them, the graph layer detects this as a potential fraud ring even though no single pair of orders triggers all the rules.</w:t>
-      </w:r>
-    </w:p>
-    <w:p>
-      <w:r>
-        <w:br w:type="page"/>
-      </w:r>
-    </w:p>
-    <w:p>
-      <w:pPr>
-        <w:pStyle w:val="Heading1"/>
-        <w:spacing w:after="200" w:before="360"/>
-      </w:pPr>
-      <w:r>
-        <w:rPr>
-          <w:rFonts w:ascii="Arial" w:cs="Arial" w:eastAsia="Arial" w:hAnsi="Arial"/>
-          <w:b/>
-          <w:bCs/>
-          <w:color w:val="1B4F72"/>
-          <w:sz w:val="32"/>
-          <w:szCs w:val="32"/>
-        </w:rPr>
-        <w:t xml:space="preserve">4. Composite Scoring</w:t>
-      </w:r>
-    </w:p>
-    <w:p>
-      <w:pPr>
-        <w:spacing w:after="160" w:line="276"/>
-      </w:pPr>
-      <w:r>
-        <w:rPr>
-          <w:rFonts w:ascii="Arial" w:cs="Arial" w:eastAsia="Arial" w:hAnsi="Arial"/>
-          <w:sz w:val="22"/>
-          <w:szCs w:val="22"/>
-        </w:rPr>
-        <w:t xml:space="preserve">The composite scorer blends all five layers into a single risk score using a weighted average. The weights are designed to balance deterministic rule-based signals with probabilistic ML signals.</w:t>
-      </w:r>
-    </w:p>
-    <w:p>
-      <w:pPr>
-        <w:pStyle w:val="Heading2"/>
-        <w:spacing w:after="160" w:before="280"/>
-      </w:pPr>
-      <w:r>
-        <w:rPr>
-          <w:rFonts w:ascii="Arial" w:cs="Arial" w:eastAsia="Arial" w:hAnsi="Arial"/>
-          <w:b/>
-          <w:bCs/>
-          <w:color w:val="2C3E50"/>
-          <w:sz w:val="28"/>
-          <w:szCs w:val="28"/>
-        </w:rPr>
-        <w:t xml:space="preserve">4.1 Default Weight Distribution</w:t>
+        <w:t xml:space="preserve">The composite scorer uses slightly different thresholds than the rule engine alone, since ML layers provide additional signal:</w:t>
       </w:r>
     </w:p>
     <w:tbl>
@@ -3277,14 +5240,14 @@
         </w:tblBorders>
       </w:tblPr>
       <w:tblGrid>
-        <w:gridCol w:w="2200"/>
-        <w:gridCol w:w="3580"/>
-        <w:gridCol w:w="3580"/>
+        <w:gridCol w:w="1800"/>
+        <w:gridCol w:w="2400"/>
+        <w:gridCol w:w="5160"/>
       </w:tblGrid>
       <w:tr>
         <w:tc>
           <w:tcPr>
-            <w:tcW w:type="dxa" w:w="2200"/>
+            <w:tcW w:type="dxa" w:w="1800"/>
             <w:tcBorders>
               <w:top w:val="single" w:color="BDC3C7" w:sz="1"/>
               <w:left w:val="single" w:color="BDC3C7" w:sz="1"/>
@@ -3309,13 +5272,13 @@
                 <w:sz w:val="22"/>
                 <w:szCs w:val="22"/>
               </w:rPr>
-              <w:t xml:space="preserve">Layer</w:t>
-            </w:r>
-          </w:p>
-        </w:tc>
-        <w:tc>
-          <w:tcPr>
-            <w:tcW w:type="dxa" w:w="3580"/>
+              <w:t xml:space="preserve">Band</w:t>
+            </w:r>
+          </w:p>
+        </w:tc>
+        <w:tc>
+          <w:tcPr>
+            <w:tcW w:type="dxa" w:w="2400"/>
             <w:tcBorders>
               <w:top w:val="single" w:color="BDC3C7" w:sz="1"/>
               <w:left w:val="single" w:color="BDC3C7" w:sz="1"/>
@@ -3340,13 +5303,13 @@
                 <w:sz w:val="22"/>
                 <w:szCs w:val="22"/>
               </w:rPr>
-              <w:t xml:space="preserve">With GBDT Trained</w:t>
-            </w:r>
-          </w:p>
-        </w:tc>
-        <w:tc>
-          <w:tcPr>
-            <w:tcW w:type="dxa" w:w="3580"/>
+              <w:t xml:space="preserve">Composite Score</w:t>
+            </w:r>
+          </w:p>
+        </w:tc>
+        <w:tc>
+          <w:tcPr>
+            <w:tcW w:type="dxa" w:w="5160"/>
             <w:tcBorders>
               <w:top w:val="single" w:color="BDC3C7" w:sz="1"/>
               <w:left w:val="single" w:color="BDC3C7" w:sz="1"/>
@@ -3371,7 +5334,7 @@
                 <w:sz w:val="22"/>
                 <w:szCs w:val="22"/>
               </w:rPr>
-              <w:t xml:space="preserve">Without GBDT</w:t>
+              <w:t xml:space="preserve">SLA</w:t>
             </w:r>
           </w:p>
         </w:tc>
@@ -3379,82 +5342,91 @@
       <w:tr>
         <w:tc>
           <w:tcPr>
-            <w:tcW w:type="dxa" w:w="2200"/>
-            <w:tcBorders>
-              <w:top w:val="single" w:color="BDC3C7" w:sz="1"/>
-              <w:left w:val="single" w:color="BDC3C7" w:sz="1"/>
-              <w:bottom w:val="single" w:color="BDC3C7" w:sz="1"/>
-              <w:right w:val="single" w:color="BDC3C7" w:sz="1"/>
-            </w:tcBorders>
-            <w:tcMar>
-              <w:top w:type="dxa" w:w="80"/>
-              <w:left w:type="dxa" w:w="120"/>
-              <w:bottom w:type="dxa" w:w="80"/>
-              <w:right w:type="dxa" w:w="120"/>
-            </w:tcMar>
-          </w:tcPr>
-          <w:p>
-            <w:r>
-              <w:rPr>
-                <w:rFonts w:ascii="Arial" w:cs="Arial" w:eastAsia="Arial" w:hAnsi="Arial"/>
-                <w:sz w:val="22"/>
-                <w:szCs w:val="22"/>
-              </w:rPr>
-              <w:t xml:space="preserve">Rule Engine</w:t>
-            </w:r>
-          </w:p>
-        </w:tc>
-        <w:tc>
-          <w:tcPr>
-            <w:tcW w:type="dxa" w:w="3580"/>
-            <w:tcBorders>
-              <w:top w:val="single" w:color="BDC3C7" w:sz="1"/>
-              <w:left w:val="single" w:color="BDC3C7" w:sz="1"/>
-              <w:bottom w:val="single" w:color="BDC3C7" w:sz="1"/>
-              <w:right w:val="single" w:color="BDC3C7" w:sz="1"/>
-            </w:tcBorders>
-            <w:tcMar>
-              <w:top w:type="dxa" w:w="80"/>
-              <w:left w:type="dxa" w:w="120"/>
-              <w:bottom w:type="dxa" w:w="80"/>
-              <w:right w:type="dxa" w:w="120"/>
-            </w:tcMar>
-          </w:tcPr>
-          <w:p>
-            <w:r>
-              <w:rPr>
-                <w:rFonts w:ascii="Arial" w:cs="Arial" w:eastAsia="Arial" w:hAnsi="Arial"/>
-                <w:sz w:val="22"/>
-                <w:szCs w:val="22"/>
-              </w:rPr>
-              <w:t xml:space="preserve">30%</w:t>
-            </w:r>
-          </w:p>
-        </w:tc>
-        <w:tc>
-          <w:tcPr>
-            <w:tcW w:type="dxa" w:w="3580"/>
-            <w:tcBorders>
-              <w:top w:val="single" w:color="BDC3C7" w:sz="1"/>
-              <w:left w:val="single" w:color="BDC3C7" w:sz="1"/>
-              <w:bottom w:val="single" w:color="BDC3C7" w:sz="1"/>
-              <w:right w:val="single" w:color="BDC3C7" w:sz="1"/>
-            </w:tcBorders>
-            <w:tcMar>
-              <w:top w:type="dxa" w:w="80"/>
-              <w:left w:type="dxa" w:w="120"/>
-              <w:bottom w:type="dxa" w:w="80"/>
-              <w:right w:type="dxa" w:w="120"/>
-            </w:tcMar>
-          </w:tcPr>
-          <w:p>
-            <w:r>
-              <w:rPr>
-                <w:rFonts w:ascii="Arial" w:cs="Arial" w:eastAsia="Arial" w:hAnsi="Arial"/>
-                <w:sz w:val="22"/>
-                <w:szCs w:val="22"/>
-              </w:rPr>
-              <w:t xml:space="preserve">35%</w:t>
+            <w:tcW w:type="dxa" w:w="1800"/>
+            <w:tcBorders>
+              <w:top w:val="single" w:color="BDC3C7" w:sz="1"/>
+              <w:left w:val="single" w:color="BDC3C7" w:sz="1"/>
+              <w:bottom w:val="single" w:color="BDC3C7" w:sz="1"/>
+              <w:right w:val="single" w:color="BDC3C7" w:sz="1"/>
+            </w:tcBorders>
+            <w:tcMar>
+              <w:top w:type="dxa" w:w="80"/>
+              <w:left w:type="dxa" w:w="120"/>
+              <w:bottom w:type="dxa" w:w="80"/>
+              <w:right w:type="dxa" w:w="120"/>
+            </w:tcMar>
+          </w:tcPr>
+          <w:p>
+            <w:pPr>
+              <w:spacing w:after="40"/>
+            </w:pPr>
+            <w:r>
+              <w:rPr>
+                <w:rFonts w:ascii="Arial" w:cs="Arial" w:eastAsia="Arial" w:hAnsi="Arial"/>
+                <w:sz w:val="22"/>
+                <w:szCs w:val="22"/>
+              </w:rPr>
+              <w:t xml:space="preserve">Critical</w:t>
+            </w:r>
+          </w:p>
+        </w:tc>
+        <w:tc>
+          <w:tcPr>
+            <w:tcW w:type="dxa" w:w="2400"/>
+            <w:tcBorders>
+              <w:top w:val="single" w:color="BDC3C7" w:sz="1"/>
+              <w:left w:val="single" w:color="BDC3C7" w:sz="1"/>
+              <w:bottom w:val="single" w:color="BDC3C7" w:sz="1"/>
+              <w:right w:val="single" w:color="BDC3C7" w:sz="1"/>
+            </w:tcBorders>
+            <w:tcMar>
+              <w:top w:type="dxa" w:w="80"/>
+              <w:left w:type="dxa" w:w="120"/>
+              <w:bottom w:type="dxa" w:w="80"/>
+              <w:right w:type="dxa" w:w="120"/>
+            </w:tcMar>
+          </w:tcPr>
+          <w:p>
+            <w:pPr>
+              <w:spacing w:after="40"/>
+            </w:pPr>
+            <w:r>
+              <w:rPr>
+                <w:rFonts w:ascii="Arial" w:cs="Arial" w:eastAsia="Arial" w:hAnsi="Arial"/>
+                <w:sz w:val="22"/>
+                <w:szCs w:val="22"/>
+              </w:rPr>
+              <w:t xml:space="preserve">80-100</w:t>
+            </w:r>
+          </w:p>
+        </w:tc>
+        <w:tc>
+          <w:tcPr>
+            <w:tcW w:type="dxa" w:w="5160"/>
+            <w:tcBorders>
+              <w:top w:val="single" w:color="BDC3C7" w:sz="1"/>
+              <w:left w:val="single" w:color="BDC3C7" w:sz="1"/>
+              <w:bottom w:val="single" w:color="BDC3C7" w:sz="1"/>
+              <w:right w:val="single" w:color="BDC3C7" w:sz="1"/>
+            </w:tcBorders>
+            <w:tcMar>
+              <w:top w:type="dxa" w:w="80"/>
+              <w:left w:type="dxa" w:w="120"/>
+              <w:bottom w:type="dxa" w:w="80"/>
+              <w:right w:type="dxa" w:w="120"/>
+            </w:tcMar>
+          </w:tcPr>
+          <w:p>
+            <w:pPr>
+              <w:spacing w:after="40"/>
+            </w:pPr>
+            <w:r>
+              <w:rPr>
+                <w:rFonts w:ascii="Arial" w:cs="Arial" w:eastAsia="Arial" w:hAnsi="Arial"/>
+                <w:sz w:val="22"/>
+                <w:szCs w:val="22"/>
+              </w:rPr>
+              <w:t xml:space="preserve">48-hour SLA. Urgent priority.</w:t>
             </w:r>
           </w:p>
         </w:tc>
@@ -3462,82 +5434,91 @@
       <w:tr>
         <w:tc>
           <w:tcPr>
-            <w:tcW w:type="dxa" w:w="2200"/>
-            <w:tcBorders>
-              <w:top w:val="single" w:color="BDC3C7" w:sz="1"/>
-              <w:left w:val="single" w:color="BDC3C7" w:sz="1"/>
-              <w:bottom w:val="single" w:color="BDC3C7" w:sz="1"/>
-              <w:right w:val="single" w:color="BDC3C7" w:sz="1"/>
-            </w:tcBorders>
-            <w:tcMar>
-              <w:top w:type="dxa" w:w="80"/>
-              <w:left w:type="dxa" w:w="120"/>
-              <w:bottom w:type="dxa" w:w="80"/>
-              <w:right w:type="dxa" w:w="120"/>
-            </w:tcMar>
-          </w:tcPr>
-          <w:p>
-            <w:r>
-              <w:rPr>
-                <w:rFonts w:ascii="Arial" w:cs="Arial" w:eastAsia="Arial" w:hAnsi="Arial"/>
-                <w:sz w:val="22"/>
-                <w:szCs w:val="22"/>
-              </w:rPr>
-              <w:t xml:space="preserve">Embedding Similarity</w:t>
-            </w:r>
-          </w:p>
-        </w:tc>
-        <w:tc>
-          <w:tcPr>
-            <w:tcW w:type="dxa" w:w="3580"/>
-            <w:tcBorders>
-              <w:top w:val="single" w:color="BDC3C7" w:sz="1"/>
-              <w:left w:val="single" w:color="BDC3C7" w:sz="1"/>
-              <w:bottom w:val="single" w:color="BDC3C7" w:sz="1"/>
-              <w:right w:val="single" w:color="BDC3C7" w:sz="1"/>
-            </w:tcBorders>
-            <w:tcMar>
-              <w:top w:type="dxa" w:w="80"/>
-              <w:left w:type="dxa" w:w="120"/>
-              <w:bottom w:type="dxa" w:w="80"/>
-              <w:right w:type="dxa" w:w="120"/>
-            </w:tcMar>
-          </w:tcPr>
-          <w:p>
-            <w:r>
-              <w:rPr>
-                <w:rFonts w:ascii="Arial" w:cs="Arial" w:eastAsia="Arial" w:hAnsi="Arial"/>
-                <w:sz w:val="22"/>
-                <w:szCs w:val="22"/>
-              </w:rPr>
-              <w:t xml:space="preserve">20%</w:t>
-            </w:r>
-          </w:p>
-        </w:tc>
-        <w:tc>
-          <w:tcPr>
-            <w:tcW w:type="dxa" w:w="3580"/>
-            <w:tcBorders>
-              <w:top w:val="single" w:color="BDC3C7" w:sz="1"/>
-              <w:left w:val="single" w:color="BDC3C7" w:sz="1"/>
-              <w:bottom w:val="single" w:color="BDC3C7" w:sz="1"/>
-              <w:right w:val="single" w:color="BDC3C7" w:sz="1"/>
-            </w:tcBorders>
-            <w:tcMar>
-              <w:top w:type="dxa" w:w="80"/>
-              <w:left w:type="dxa" w:w="120"/>
-              <w:bottom w:type="dxa" w:w="80"/>
-              <w:right w:type="dxa" w:w="120"/>
-            </w:tcMar>
-          </w:tcPr>
-          <w:p>
-            <w:r>
-              <w:rPr>
-                <w:rFonts w:ascii="Arial" w:cs="Arial" w:eastAsia="Arial" w:hAnsi="Arial"/>
-                <w:sz w:val="22"/>
-                <w:szCs w:val="22"/>
-              </w:rPr>
-              <w:t xml:space="preserve">25%</w:t>
+            <w:tcW w:type="dxa" w:w="1800"/>
+            <w:tcBorders>
+              <w:top w:val="single" w:color="BDC3C7" w:sz="1"/>
+              <w:left w:val="single" w:color="BDC3C7" w:sz="1"/>
+              <w:bottom w:val="single" w:color="BDC3C7" w:sz="1"/>
+              <w:right w:val="single" w:color="BDC3C7" w:sz="1"/>
+            </w:tcBorders>
+            <w:tcMar>
+              <w:top w:type="dxa" w:w="80"/>
+              <w:left w:type="dxa" w:w="120"/>
+              <w:bottom w:type="dxa" w:w="80"/>
+              <w:right w:type="dxa" w:w="120"/>
+            </w:tcMar>
+          </w:tcPr>
+          <w:p>
+            <w:pPr>
+              <w:spacing w:after="40"/>
+            </w:pPr>
+            <w:r>
+              <w:rPr>
+                <w:rFonts w:ascii="Arial" w:cs="Arial" w:eastAsia="Arial" w:hAnsi="Arial"/>
+                <w:sz w:val="22"/>
+                <w:szCs w:val="22"/>
+              </w:rPr>
+              <w:t xml:space="preserve">High</w:t>
+            </w:r>
+          </w:p>
+        </w:tc>
+        <w:tc>
+          <w:tcPr>
+            <w:tcW w:type="dxa" w:w="2400"/>
+            <w:tcBorders>
+              <w:top w:val="single" w:color="BDC3C7" w:sz="1"/>
+              <w:left w:val="single" w:color="BDC3C7" w:sz="1"/>
+              <w:bottom w:val="single" w:color="BDC3C7" w:sz="1"/>
+              <w:right w:val="single" w:color="BDC3C7" w:sz="1"/>
+            </w:tcBorders>
+            <w:tcMar>
+              <w:top w:type="dxa" w:w="80"/>
+              <w:left w:type="dxa" w:w="120"/>
+              <w:bottom w:type="dxa" w:w="80"/>
+              <w:right w:type="dxa" w:w="120"/>
+            </w:tcMar>
+          </w:tcPr>
+          <w:p>
+            <w:pPr>
+              <w:spacing w:after="40"/>
+            </w:pPr>
+            <w:r>
+              <w:rPr>
+                <w:rFonts w:ascii="Arial" w:cs="Arial" w:eastAsia="Arial" w:hAnsi="Arial"/>
+                <w:sz w:val="22"/>
+                <w:szCs w:val="22"/>
+              </w:rPr>
+              <w:t xml:space="preserve">60-79</w:t>
+            </w:r>
+          </w:p>
+        </w:tc>
+        <w:tc>
+          <w:tcPr>
+            <w:tcW w:type="dxa" w:w="5160"/>
+            <w:tcBorders>
+              <w:top w:val="single" w:color="BDC3C7" w:sz="1"/>
+              <w:left w:val="single" w:color="BDC3C7" w:sz="1"/>
+              <w:bottom w:val="single" w:color="BDC3C7" w:sz="1"/>
+              <w:right w:val="single" w:color="BDC3C7" w:sz="1"/>
+            </w:tcBorders>
+            <w:tcMar>
+              <w:top w:type="dxa" w:w="80"/>
+              <w:left w:type="dxa" w:w="120"/>
+              <w:bottom w:type="dxa" w:w="80"/>
+              <w:right w:type="dxa" w:w="120"/>
+            </w:tcMar>
+          </w:tcPr>
+          <w:p>
+            <w:pPr>
+              <w:spacing w:after="40"/>
+            </w:pPr>
+            <w:r>
+              <w:rPr>
+                <w:rFonts w:ascii="Arial" w:cs="Arial" w:eastAsia="Arial" w:hAnsi="Arial"/>
+                <w:sz w:val="22"/>
+                <w:szCs w:val="22"/>
+              </w:rPr>
+              <w:t xml:space="preserve">48-hour SLA. High priority.</w:t>
             </w:r>
           </w:p>
         </w:tc>
@@ -3545,82 +5526,91 @@
       <w:tr>
         <w:tc>
           <w:tcPr>
-            <w:tcW w:type="dxa" w:w="2200"/>
-            <w:tcBorders>
-              <w:top w:val="single" w:color="BDC3C7" w:sz="1"/>
-              <w:left w:val="single" w:color="BDC3C7" w:sz="1"/>
-              <w:bottom w:val="single" w:color="BDC3C7" w:sz="1"/>
-              <w:right w:val="single" w:color="BDC3C7" w:sz="1"/>
-            </w:tcBorders>
-            <w:tcMar>
-              <w:top w:type="dxa" w:w="80"/>
-              <w:left w:type="dxa" w:w="120"/>
-              <w:bottom w:type="dxa" w:w="80"/>
-              <w:right w:type="dxa" w:w="120"/>
-            </w:tcMar>
-          </w:tcPr>
-          <w:p>
-            <w:r>
-              <w:rPr>
-                <w:rFonts w:ascii="Arial" w:cs="Arial" w:eastAsia="Arial" w:hAnsi="Arial"/>
-                <w:sz w:val="22"/>
-                <w:szCs w:val="22"/>
-              </w:rPr>
-              <w:t xml:space="preserve">Isolation Forest</w:t>
-            </w:r>
-          </w:p>
-        </w:tc>
-        <w:tc>
-          <w:tcPr>
-            <w:tcW w:type="dxa" w:w="3580"/>
-            <w:tcBorders>
-              <w:top w:val="single" w:color="BDC3C7" w:sz="1"/>
-              <w:left w:val="single" w:color="BDC3C7" w:sz="1"/>
-              <w:bottom w:val="single" w:color="BDC3C7" w:sz="1"/>
-              <w:right w:val="single" w:color="BDC3C7" w:sz="1"/>
-            </w:tcBorders>
-            <w:tcMar>
-              <w:top w:type="dxa" w:w="80"/>
-              <w:left w:type="dxa" w:w="120"/>
-              <w:bottom w:type="dxa" w:w="80"/>
-              <w:right w:type="dxa" w:w="120"/>
-            </w:tcMar>
-          </w:tcPr>
-          <w:p>
-            <w:r>
-              <w:rPr>
-                <w:rFonts w:ascii="Arial" w:cs="Arial" w:eastAsia="Arial" w:hAnsi="Arial"/>
-                <w:sz w:val="22"/>
-                <w:szCs w:val="22"/>
-              </w:rPr>
-              <w:t xml:space="preserve">15%</w:t>
-            </w:r>
-          </w:p>
-        </w:tc>
-        <w:tc>
-          <w:tcPr>
-            <w:tcW w:type="dxa" w:w="3580"/>
-            <w:tcBorders>
-              <w:top w:val="single" w:color="BDC3C7" w:sz="1"/>
-              <w:left w:val="single" w:color="BDC3C7" w:sz="1"/>
-              <w:bottom w:val="single" w:color="BDC3C7" w:sz="1"/>
-              <w:right w:val="single" w:color="BDC3C7" w:sz="1"/>
-            </w:tcBorders>
-            <w:tcMar>
-              <w:top w:type="dxa" w:w="80"/>
-              <w:left w:type="dxa" w:w="120"/>
-              <w:bottom w:type="dxa" w:w="80"/>
-              <w:right w:type="dxa" w:w="120"/>
-            </w:tcMar>
-          </w:tcPr>
-          <w:p>
-            <w:r>
-              <w:rPr>
-                <w:rFonts w:ascii="Arial" w:cs="Arial" w:eastAsia="Arial" w:hAnsi="Arial"/>
-                <w:sz w:val="22"/>
-                <w:szCs w:val="22"/>
-              </w:rPr>
-              <w:t xml:space="preserve">20%</w:t>
+            <w:tcW w:type="dxa" w:w="1800"/>
+            <w:tcBorders>
+              <w:top w:val="single" w:color="BDC3C7" w:sz="1"/>
+              <w:left w:val="single" w:color="BDC3C7" w:sz="1"/>
+              <w:bottom w:val="single" w:color="BDC3C7" w:sz="1"/>
+              <w:right w:val="single" w:color="BDC3C7" w:sz="1"/>
+            </w:tcBorders>
+            <w:tcMar>
+              <w:top w:type="dxa" w:w="80"/>
+              <w:left w:type="dxa" w:w="120"/>
+              <w:bottom w:type="dxa" w:w="80"/>
+              <w:right w:type="dxa" w:w="120"/>
+            </w:tcMar>
+          </w:tcPr>
+          <w:p>
+            <w:pPr>
+              <w:spacing w:after="40"/>
+            </w:pPr>
+            <w:r>
+              <w:rPr>
+                <w:rFonts w:ascii="Arial" w:cs="Arial" w:eastAsia="Arial" w:hAnsi="Arial"/>
+                <w:sz w:val="22"/>
+                <w:szCs w:val="22"/>
+              </w:rPr>
+              <w:t xml:space="preserve">Medium</w:t>
+            </w:r>
+          </w:p>
+        </w:tc>
+        <w:tc>
+          <w:tcPr>
+            <w:tcW w:type="dxa" w:w="2400"/>
+            <w:tcBorders>
+              <w:top w:val="single" w:color="BDC3C7" w:sz="1"/>
+              <w:left w:val="single" w:color="BDC3C7" w:sz="1"/>
+              <w:bottom w:val="single" w:color="BDC3C7" w:sz="1"/>
+              <w:right w:val="single" w:color="BDC3C7" w:sz="1"/>
+            </w:tcBorders>
+            <w:tcMar>
+              <w:top w:type="dxa" w:w="80"/>
+              <w:left w:type="dxa" w:w="120"/>
+              <w:bottom w:type="dxa" w:w="80"/>
+              <w:right w:type="dxa" w:w="120"/>
+            </w:tcMar>
+          </w:tcPr>
+          <w:p>
+            <w:pPr>
+              <w:spacing w:after="40"/>
+            </w:pPr>
+            <w:r>
+              <w:rPr>
+                <w:rFonts w:ascii="Arial" w:cs="Arial" w:eastAsia="Arial" w:hAnsi="Arial"/>
+                <w:sz w:val="22"/>
+                <w:szCs w:val="22"/>
+              </w:rPr>
+              <w:t xml:space="preserve">35-59</w:t>
+            </w:r>
+          </w:p>
+        </w:tc>
+        <w:tc>
+          <w:tcPr>
+            <w:tcW w:type="dxa" w:w="5160"/>
+            <w:tcBorders>
+              <w:top w:val="single" w:color="BDC3C7" w:sz="1"/>
+              <w:left w:val="single" w:color="BDC3C7" w:sz="1"/>
+              <w:bottom w:val="single" w:color="BDC3C7" w:sz="1"/>
+              <w:right w:val="single" w:color="BDC3C7" w:sz="1"/>
+            </w:tcBorders>
+            <w:tcMar>
+              <w:top w:type="dxa" w:w="80"/>
+              <w:left w:type="dxa" w:w="120"/>
+              <w:bottom w:type="dxa" w:w="80"/>
+              <w:right w:type="dxa" w:w="120"/>
+            </w:tcMar>
+          </w:tcPr>
+          <w:p>
+            <w:pPr>
+              <w:spacing w:after="40"/>
+            </w:pPr>
+            <w:r>
+              <w:rPr>
+                <w:rFonts w:ascii="Arial" w:cs="Arial" w:eastAsia="Arial" w:hAnsi="Arial"/>
+                <w:sz w:val="22"/>
+                <w:szCs w:val="22"/>
+              </w:rPr>
+              <w:t xml:space="preserve">7-day SLA. Normal priority.</w:t>
             </w:r>
           </w:p>
         </w:tc>
@@ -3628,165 +5618,91 @@
       <w:tr>
         <w:tc>
           <w:tcPr>
-            <w:tcW w:type="dxa" w:w="2200"/>
-            <w:tcBorders>
-              <w:top w:val="single" w:color="BDC3C7" w:sz="1"/>
-              <w:left w:val="single" w:color="BDC3C7" w:sz="1"/>
-              <w:bottom w:val="single" w:color="BDC3C7" w:sz="1"/>
-              <w:right w:val="single" w:color="BDC3C7" w:sz="1"/>
-            </w:tcBorders>
-            <w:tcMar>
-              <w:top w:type="dxa" w:w="80"/>
-              <w:left w:type="dxa" w:w="120"/>
-              <w:bottom w:type="dxa" w:w="80"/>
-              <w:right w:type="dxa" w:w="120"/>
-            </w:tcMar>
-          </w:tcPr>
-          <w:p>
-            <w:r>
-              <w:rPr>
-                <w:rFonts w:ascii="Arial" w:cs="Arial" w:eastAsia="Arial" w:hAnsi="Arial"/>
-                <w:sz w:val="22"/>
-                <w:szCs w:val="22"/>
-              </w:rPr>
-              <w:t xml:space="preserve">Gradient Boosted Classifier</w:t>
-            </w:r>
-          </w:p>
-        </w:tc>
-        <w:tc>
-          <w:tcPr>
-            <w:tcW w:type="dxa" w:w="3580"/>
-            <w:tcBorders>
-              <w:top w:val="single" w:color="BDC3C7" w:sz="1"/>
-              <w:left w:val="single" w:color="BDC3C7" w:sz="1"/>
-              <w:bottom w:val="single" w:color="BDC3C7" w:sz="1"/>
-              <w:right w:val="single" w:color="BDC3C7" w:sz="1"/>
-            </w:tcBorders>
-            <w:tcMar>
-              <w:top w:type="dxa" w:w="80"/>
-              <w:left w:type="dxa" w:w="120"/>
-              <w:bottom w:type="dxa" w:w="80"/>
-              <w:right w:type="dxa" w:w="120"/>
-            </w:tcMar>
-          </w:tcPr>
-          <w:p>
-            <w:r>
-              <w:rPr>
-                <w:rFonts w:ascii="Arial" w:cs="Arial" w:eastAsia="Arial" w:hAnsi="Arial"/>
-                <w:sz w:val="22"/>
-                <w:szCs w:val="22"/>
-              </w:rPr>
-              <w:t xml:space="preserve">20%</w:t>
-            </w:r>
-          </w:p>
-        </w:tc>
-        <w:tc>
-          <w:tcPr>
-            <w:tcW w:type="dxa" w:w="3580"/>
-            <w:tcBorders>
-              <w:top w:val="single" w:color="BDC3C7" w:sz="1"/>
-              <w:left w:val="single" w:color="BDC3C7" w:sz="1"/>
-              <w:bottom w:val="single" w:color="BDC3C7" w:sz="1"/>
-              <w:right w:val="single" w:color="BDC3C7" w:sz="1"/>
-            </w:tcBorders>
-            <w:tcMar>
-              <w:top w:type="dxa" w:w="80"/>
-              <w:left w:type="dxa" w:w="120"/>
-              <w:bottom w:type="dxa" w:w="80"/>
-              <w:right w:type="dxa" w:w="120"/>
-            </w:tcMar>
-          </w:tcPr>
-          <w:p>
-            <w:r>
-              <w:rPr>
-                <w:rFonts w:ascii="Arial" w:cs="Arial" w:eastAsia="Arial" w:hAnsi="Arial"/>
-                <w:sz w:val="22"/>
-                <w:szCs w:val="22"/>
-              </w:rPr>
-              <w:t xml:space="preserve">0% (redistributed)</w:t>
-            </w:r>
-          </w:p>
-        </w:tc>
-      </w:tr>
-      <w:tr>
-        <w:tc>
-          <w:tcPr>
-            <w:tcW w:type="dxa" w:w="2200"/>
-            <w:tcBorders>
-              <w:top w:val="single" w:color="BDC3C7" w:sz="1"/>
-              <w:left w:val="single" w:color="BDC3C7" w:sz="1"/>
-              <w:bottom w:val="single" w:color="BDC3C7" w:sz="1"/>
-              <w:right w:val="single" w:color="BDC3C7" w:sz="1"/>
-            </w:tcBorders>
-            <w:tcMar>
-              <w:top w:type="dxa" w:w="80"/>
-              <w:left w:type="dxa" w:w="120"/>
-              <w:bottom w:type="dxa" w:w="80"/>
-              <w:right w:type="dxa" w:w="120"/>
-            </w:tcMar>
-          </w:tcPr>
-          <w:p>
-            <w:r>
-              <w:rPr>
-                <w:rFonts w:ascii="Arial" w:cs="Arial" w:eastAsia="Arial" w:hAnsi="Arial"/>
-                <w:sz w:val="22"/>
-                <w:szCs w:val="22"/>
-              </w:rPr>
-              <w:t xml:space="preserve">Graph Network Analysis</w:t>
-            </w:r>
-          </w:p>
-        </w:tc>
-        <w:tc>
-          <w:tcPr>
-            <w:tcW w:type="dxa" w:w="3580"/>
-            <w:tcBorders>
-              <w:top w:val="single" w:color="BDC3C7" w:sz="1"/>
-              <w:left w:val="single" w:color="BDC3C7" w:sz="1"/>
-              <w:bottom w:val="single" w:color="BDC3C7" w:sz="1"/>
-              <w:right w:val="single" w:color="BDC3C7" w:sz="1"/>
-            </w:tcBorders>
-            <w:tcMar>
-              <w:top w:type="dxa" w:w="80"/>
-              <w:left w:type="dxa" w:w="120"/>
-              <w:bottom w:type="dxa" w:w="80"/>
-              <w:right w:type="dxa" w:w="120"/>
-            </w:tcMar>
-          </w:tcPr>
-          <w:p>
-            <w:r>
-              <w:rPr>
-                <w:rFonts w:ascii="Arial" w:cs="Arial" w:eastAsia="Arial" w:hAnsi="Arial"/>
-                <w:sz w:val="22"/>
-                <w:szCs w:val="22"/>
-              </w:rPr>
-              <w:t xml:space="preserve">15%</w:t>
-            </w:r>
-          </w:p>
-        </w:tc>
-        <w:tc>
-          <w:tcPr>
-            <w:tcW w:type="dxa" w:w="3580"/>
-            <w:tcBorders>
-              <w:top w:val="single" w:color="BDC3C7" w:sz="1"/>
-              <w:left w:val="single" w:color="BDC3C7" w:sz="1"/>
-              <w:bottom w:val="single" w:color="BDC3C7" w:sz="1"/>
-              <w:right w:val="single" w:color="BDC3C7" w:sz="1"/>
-            </w:tcBorders>
-            <w:tcMar>
-              <w:top w:type="dxa" w:w="80"/>
-              <w:left w:type="dxa" w:w="120"/>
-              <w:bottom w:type="dxa" w:w="80"/>
-              <w:right w:type="dxa" w:w="120"/>
-            </w:tcMar>
-          </w:tcPr>
-          <w:p>
-            <w:r>
-              <w:rPr>
-                <w:rFonts w:ascii="Arial" w:cs="Arial" w:eastAsia="Arial" w:hAnsi="Arial"/>
-                <w:sz w:val="22"/>
-                <w:szCs w:val="22"/>
-              </w:rPr>
-              <w:t xml:space="preserve">20%</w:t>
+            <w:tcW w:type="dxa" w:w="1800"/>
+            <w:tcBorders>
+              <w:top w:val="single" w:color="BDC3C7" w:sz="1"/>
+              <w:left w:val="single" w:color="BDC3C7" w:sz="1"/>
+              <w:bottom w:val="single" w:color="BDC3C7" w:sz="1"/>
+              <w:right w:val="single" w:color="BDC3C7" w:sz="1"/>
+            </w:tcBorders>
+            <w:tcMar>
+              <w:top w:type="dxa" w:w="80"/>
+              <w:left w:type="dxa" w:w="120"/>
+              <w:bottom w:type="dxa" w:w="80"/>
+              <w:right w:type="dxa" w:w="120"/>
+            </w:tcMar>
+          </w:tcPr>
+          <w:p>
+            <w:pPr>
+              <w:spacing w:after="40"/>
+            </w:pPr>
+            <w:r>
+              <w:rPr>
+                <w:rFonts w:ascii="Arial" w:cs="Arial" w:eastAsia="Arial" w:hAnsi="Arial"/>
+                <w:sz w:val="22"/>
+                <w:szCs w:val="22"/>
+              </w:rPr>
+              <w:t xml:space="preserve">Low</w:t>
+            </w:r>
+          </w:p>
+        </w:tc>
+        <w:tc>
+          <w:tcPr>
+            <w:tcW w:type="dxa" w:w="2400"/>
+            <w:tcBorders>
+              <w:top w:val="single" w:color="BDC3C7" w:sz="1"/>
+              <w:left w:val="single" w:color="BDC3C7" w:sz="1"/>
+              <w:bottom w:val="single" w:color="BDC3C7" w:sz="1"/>
+              <w:right w:val="single" w:color="BDC3C7" w:sz="1"/>
+            </w:tcBorders>
+            <w:tcMar>
+              <w:top w:type="dxa" w:w="80"/>
+              <w:left w:type="dxa" w:w="120"/>
+              <w:bottom w:type="dxa" w:w="80"/>
+              <w:right w:type="dxa" w:w="120"/>
+            </w:tcMar>
+          </w:tcPr>
+          <w:p>
+            <w:pPr>
+              <w:spacing w:after="40"/>
+            </w:pPr>
+            <w:r>
+              <w:rPr>
+                <w:rFonts w:ascii="Arial" w:cs="Arial" w:eastAsia="Arial" w:hAnsi="Arial"/>
+                <w:sz w:val="22"/>
+                <w:szCs w:val="22"/>
+              </w:rPr>
+              <w:t xml:space="preserve">0-34</w:t>
+            </w:r>
+          </w:p>
+        </w:tc>
+        <w:tc>
+          <w:tcPr>
+            <w:tcW w:type="dxa" w:w="5160"/>
+            <w:tcBorders>
+              <w:top w:val="single" w:color="BDC3C7" w:sz="1"/>
+              <w:left w:val="single" w:color="BDC3C7" w:sz="1"/>
+              <w:bottom w:val="single" w:color="BDC3C7" w:sz="1"/>
+              <w:right w:val="single" w:color="BDC3C7" w:sz="1"/>
+            </w:tcBorders>
+            <w:tcMar>
+              <w:top w:type="dxa" w:w="80"/>
+              <w:left w:type="dxa" w:w="120"/>
+              <w:bottom w:type="dxa" w:w="80"/>
+              <w:right w:type="dxa" w:w="120"/>
+            </w:tcMar>
+          </w:tcPr>
+          <w:p>
+            <w:pPr>
+              <w:spacing w:after="40"/>
+            </w:pPr>
+            <w:r>
+              <w:rPr>
+                <w:rFonts w:ascii="Arial" w:cs="Arial" w:eastAsia="Arial" w:hAnsi="Arial"/>
+                <w:sz w:val="22"/>
+                <w:szCs w:val="22"/>
+              </w:rPr>
+              <w:t xml:space="preserve">7-day SLA. Low priority.</w:t>
             </w:r>
           </w:p>
         </w:tc>
@@ -3803,19 +5719,6 @@
           <w:szCs w:val="22"/>
         </w:rPr>
         <w:t xml:space="preserve"/>
-      </w:r>
-    </w:p>
-    <w:p>
-      <w:pPr>
-        <w:spacing w:after="160" w:line="276"/>
-      </w:pPr>
-      <w:r>
-        <w:rPr>
-          <w:rFonts w:ascii="Arial" w:cs="Arial" w:eastAsia="Arial" w:hAnsi="Arial"/>
-          <w:sz w:val="22"/>
-          <w:szCs w:val="22"/>
-        </w:rPr>
-        <w:t xml:space="preserve">When the GBDT has not been trained on resolved cases, its 20% weight is redistributed proportionally across the other four layers. This ensures the system produces meaningful scores from day one using only unsupervised methods, and gradually shifts toward supervised predictions as case resolutions accumulate.</w:t>
       </w:r>
     </w:p>
     <w:p>
@@ -3832,7 +5735,287 @@
           <w:sz w:val="28"/>
           <w:szCs w:val="28"/>
         </w:rPr>
-        <w:t xml:space="preserve">4.2 Risk Bands</w:t>
+        <w:t xml:space="preserve">8.3 Explainability</w:t>
+      </w:r>
+    </w:p>
+    <w:p>
+      <w:pPr>
+        <w:spacing w:after="160" w:line="276"/>
+      </w:pPr>
+      <w:r>
+        <w:rPr>
+          <w:rFonts w:ascii="Arial" w:cs="Arial" w:eastAsia="Arial" w:hAnsi="Arial"/>
+          <w:sz w:val="22"/>
+          <w:szCs w:val="22"/>
+        </w:rPr>
+        <w:t xml:space="preserve">Every composite score includes the individual score from each layer, the weight applied, whether the layer was active, a human-readable explanation of what each layer detected, and a list of ML-generated evidence items. The case detail page renders this as a visual breakdown with per-layer score bars so analysts can see exactly what drove the assessment.</w:t>
+      </w:r>
+    </w:p>
+    <w:p>
+      <w:r>
+        <w:br w:type="page"/>
+      </w:r>
+    </w:p>
+    <w:p>
+      <w:pPr>
+        <w:pStyle w:val="Heading1"/>
+        <w:spacing w:after="200" w:before="360"/>
+      </w:pPr>
+      <w:r>
+        <w:rPr>
+          <w:rFonts w:ascii="Arial" w:cs="Arial" w:eastAsia="Arial" w:hAnsi="Arial"/>
+          <w:b/>
+          <w:bCs/>
+          <w:color w:val="1B4F72"/>
+          <w:sz w:val="32"/>
+          <w:szCs w:val="32"/>
+        </w:rPr>
+        <w:t xml:space="preserve">9. AI-Powered Features</w:t>
+      </w:r>
+    </w:p>
+    <w:p>
+      <w:pPr>
+        <w:spacing w:after="160" w:line="276"/>
+      </w:pPr>
+      <w:r>
+        <w:rPr>
+          <w:rFonts w:ascii="Arial" w:cs="Arial" w:eastAsia="Arial" w:hAnsi="Arial"/>
+          <w:sz w:val="22"/>
+          <w:szCs w:val="22"/>
+        </w:rPr>
+        <w:t xml:space="preserve">FraudShield integrates with Anthropic Claude for intelligent investigation assistance. All AI features gracefully degrade when the ANTHROPIC_API_KEY environment variable is not configured — the system falls back to rule-based summaries generated from the evidence data.</w:t>
+      </w:r>
+    </w:p>
+    <w:p>
+      <w:pPr>
+        <w:pStyle w:val="Heading2"/>
+        <w:spacing w:after="160" w:before="280"/>
+      </w:pPr>
+      <w:r>
+        <w:rPr>
+          <w:rFonts w:ascii="Arial" w:cs="Arial" w:eastAsia="Arial" w:hAnsi="Arial"/>
+          <w:b/>
+          <w:bCs/>
+          <w:color w:val="2C3E50"/>
+          <w:sz w:val="28"/>
+          <w:szCs w:val="28"/>
+        </w:rPr>
+        <w:t xml:space="preserve">9.1 Case Summaries</w:t>
+      </w:r>
+    </w:p>
+    <w:p>
+      <w:pPr>
+        <w:spacing w:after="160" w:line="276"/>
+      </w:pPr>
+      <w:r>
+        <w:rPr>
+          <w:rFonts w:ascii="Arial" w:cs="Arial" w:eastAsia="Arial" w:hAnsi="Arial"/>
+          <w:sz w:val="22"/>
+          <w:szCs w:val="22"/>
+        </w:rPr>
+        <w:t xml:space="preserve">When an analyst opens a case, the system generates a summary by sending the full case context to Claude: order details, all evidence items from every scoring layer, the agent's historical performance stats (what percentage of this agent's orders are flagged), disconnect history at the address, and the composite score breakdown. Claude produces a narrative summary explaining why this case is flagged and what the analyst should investigate first.</w:t>
+      </w:r>
+    </w:p>
+    <w:p>
+      <w:pPr>
+        <w:spacing w:after="160" w:line="276"/>
+      </w:pPr>
+      <w:r>
+        <w:rPr>
+          <w:rFonts w:ascii="Arial" w:cs="Arial" w:eastAsia="Arial" w:hAnsi="Arial"/>
+          <w:sz w:val="22"/>
+          <w:szCs w:val="22"/>
+        </w:rPr>
+        <w:t xml:space="preserve">When the API key is not configured, the system generates a deterministic summary from the evidence data — it leads with the strongest signal, adds supporting evidence, and notes the channel context. This ensures every case has a readable summary regardless of AI availability.</w:t>
+      </w:r>
+    </w:p>
+    <w:p>
+      <w:pPr>
+        <w:pStyle w:val="Heading2"/>
+        <w:spacing w:after="160" w:before="280"/>
+      </w:pPr>
+      <w:r>
+        <w:rPr>
+          <w:rFonts w:ascii="Arial" w:cs="Arial" w:eastAsia="Arial" w:hAnsi="Arial"/>
+          <w:b/>
+          <w:bCs/>
+          <w:color w:val="2C3E50"/>
+          <w:sz w:val="28"/>
+          <w:szCs w:val="28"/>
+        </w:rPr>
+        <w:t xml:space="preserve">9.2 Analyst Chat</w:t>
+      </w:r>
+    </w:p>
+    <w:p>
+      <w:pPr>
+        <w:spacing w:after="160" w:line="276"/>
+      </w:pPr>
+      <w:r>
+        <w:rPr>
+          <w:rFonts w:ascii="Arial" w:cs="Arial" w:eastAsia="Arial" w:hAnsi="Arial"/>
+          <w:sz w:val="22"/>
+          <w:szCs w:val="22"/>
+        </w:rPr>
+        <w:t xml:space="preserve">Each case detail page includes a conversational AI interface. The chat injects the full case context into the first message so the model can answer case-specific questions like "What other orders has this agent submitted?" or "How does this address compare to the disconnect pattern?" Conversation history is maintained throughout the session.</w:t>
+      </w:r>
+    </w:p>
+    <w:p>
+      <w:pPr>
+        <w:pStyle w:val="Heading2"/>
+        <w:spacing w:after="160" w:before="280"/>
+      </w:pPr>
+      <w:r>
+        <w:rPr>
+          <w:rFonts w:ascii="Arial" w:cs="Arial" w:eastAsia="Arial" w:hAnsi="Arial"/>
+          <w:b/>
+          <w:bCs/>
+          <w:color w:val="2C3E50"/>
+          <w:sz w:val="28"/>
+          <w:szCs w:val="28"/>
+        </w:rPr>
+        <w:t xml:space="preserve">9.3 Feedback Learning</w:t>
+      </w:r>
+    </w:p>
+    <w:p>
+      <w:pPr>
+        <w:spacing w:after="160" w:line="276"/>
+      </w:pPr>
+      <w:r>
+        <w:rPr>
+          <w:rFonts w:ascii="Arial" w:cs="Arial" w:eastAsia="Arial" w:hAnsi="Arial"/>
+          <w:sz w:val="22"/>
+          <w:szCs w:val="22"/>
+        </w:rPr>
+        <w:t xml:space="preserve">The feedback system analyzes resolved case outcomes to compute: precision rate (percentage of high-risk scores that were confirmed fraud), average scores by resolution type, accuracy per risk band, and false positive patterns. Based on this analysis, it recommends weight adjustments to the composite scorer to improve future accuracy.</w:t>
+      </w:r>
+    </w:p>
+    <w:p>
+      <w:r>
+        <w:br w:type="page"/>
+      </w:r>
+    </w:p>
+    <w:p>
+      <w:pPr>
+        <w:pStyle w:val="Heading1"/>
+        <w:spacing w:after="200" w:before="360"/>
+      </w:pPr>
+      <w:r>
+        <w:rPr>
+          <w:rFonts w:ascii="Arial" w:cs="Arial" w:eastAsia="Arial" w:hAnsi="Arial"/>
+          <w:b/>
+          <w:bCs/>
+          <w:color w:val="1B4F72"/>
+          <w:sz w:val="32"/>
+          <w:szCs w:val="32"/>
+        </w:rPr>
+        <w:t xml:space="preserve">10. Case Management</w:t>
+      </w:r>
+    </w:p>
+    <w:p>
+      <w:pPr>
+        <w:pStyle w:val="Heading2"/>
+        <w:spacing w:after="160" w:before="280"/>
+      </w:pPr>
+      <w:r>
+        <w:rPr>
+          <w:rFonts w:ascii="Arial" w:cs="Arial" w:eastAsia="Arial" w:hAnsi="Arial"/>
+          <w:b/>
+          <w:bCs/>
+          <w:color w:val="2C3E50"/>
+          <w:sz w:val="28"/>
+          <w:szCs w:val="28"/>
+        </w:rPr>
+        <w:t xml:space="preserve">10.1 Dashboard</w:t>
+      </w:r>
+    </w:p>
+    <w:p>
+      <w:pPr>
+        <w:spacing w:after="160" w:line="276"/>
+      </w:pPr>
+      <w:r>
+        <w:rPr>
+          <w:rFonts w:ascii="Arial" w:cs="Arial" w:eastAsia="Arial" w:hAnsi="Arial"/>
+          <w:sz w:val="22"/>
+          <w:szCs w:val="22"/>
+        </w:rPr>
+        <w:t xml:space="preserve">The main dashboard shows real-time counters for each risk band (Critical, High, Medium, Low), average risk score, and total open cases. The case queue lists all cases sortable by risk score, status, customer name, order date, agent ID, and SLA.</w:t>
+      </w:r>
+    </w:p>
+    <w:p>
+      <w:pPr>
+        <w:pStyle w:val="Heading2"/>
+        <w:spacing w:after="160" w:before="280"/>
+      </w:pPr>
+      <w:r>
+        <w:rPr>
+          <w:rFonts w:ascii="Arial" w:cs="Arial" w:eastAsia="Arial" w:hAnsi="Arial"/>
+          <w:b/>
+          <w:bCs/>
+          <w:color w:val="2C3E50"/>
+          <w:sz w:val="28"/>
+          <w:szCs w:val="28"/>
+        </w:rPr>
+        <w:t xml:space="preserve">10.2 Case Detail</w:t>
+      </w:r>
+    </w:p>
+    <w:p>
+      <w:pPr>
+        <w:spacing w:after="160" w:line="276"/>
+      </w:pPr>
+      <w:r>
+        <w:rPr>
+          <w:rFonts w:ascii="Arial" w:cs="Arial" w:eastAsia="Arial" w:hAnsi="Arial"/>
+          <w:sz w:val="22"/>
+          <w:szCs w:val="22"/>
+        </w:rPr>
+        <w:t xml:space="preserve">Each case page shows: order information, all evidence items grouped by source, the ML scoring breakdown with per-layer bars, the AI summary (or fallback rule-based summary), the analyst chat interface, anomaly alerts, and the full audit trail of actions taken on the case.</w:t>
+      </w:r>
+    </w:p>
+    <w:p>
+      <w:pPr>
+        <w:pStyle w:val="Heading2"/>
+        <w:spacing w:after="160" w:before="280"/>
+      </w:pPr>
+      <w:r>
+        <w:rPr>
+          <w:rFonts w:ascii="Arial" w:cs="Arial" w:eastAsia="Arial" w:hAnsi="Arial"/>
+          <w:b/>
+          <w:bCs/>
+          <w:color w:val="2C3E50"/>
+          <w:sz w:val="28"/>
+          <w:szCs w:val="28"/>
+        </w:rPr>
+        <w:t xml:space="preserve">10.3 Resolution</w:t>
+      </w:r>
+    </w:p>
+    <w:p>
+      <w:pPr>
+        <w:spacing w:after="160" w:line="276"/>
+      </w:pPr>
+      <w:r>
+        <w:rPr>
+          <w:rFonts w:ascii="Arial" w:cs="Arial" w:eastAsia="Arial" w:hAnsi="Arial"/>
+          <w:sz w:val="22"/>
+          <w:szCs w:val="22"/>
+        </w:rPr>
+        <w:t xml:space="preserve">Analysts resolve cases as confirmed fraud, false positive, or inconclusive. Resolutions are timestamped and logged in the audit trail. Confirmed fraud and false positive resolutions become training data for the gradient boosted classifier and feed into the feedback analytics.</w:t>
+      </w:r>
+    </w:p>
+    <w:p>
+      <w:pPr>
+        <w:pStyle w:val="Heading2"/>
+        <w:spacing w:after="160" w:before="280"/>
+      </w:pPr>
+      <w:r>
+        <w:rPr>
+          <w:rFonts w:ascii="Arial" w:cs="Arial" w:eastAsia="Arial" w:hAnsi="Arial"/>
+          <w:b/>
+          <w:bCs/>
+          <w:color w:val="2C3E50"/>
+          <w:sz w:val="28"/>
+          <w:szCs w:val="28"/>
+        </w:rPr>
+        <w:t xml:space="preserve">10.4 Role-Based Access</w:t>
       </w:r>
     </w:p>
     <w:tbl>
@@ -3848,13 +6031,13 @@
         </w:tblBorders>
       </w:tblPr>
       <w:tblGrid>
-        <w:gridCol w:w="3200"/>
-        <w:gridCol w:w="6160"/>
+        <w:gridCol w:w="2400"/>
+        <w:gridCol w:w="6960"/>
       </w:tblGrid>
       <w:tr>
         <w:tc>
           <w:tcPr>
-            <w:tcW w:type="dxa" w:w="3200"/>
+            <w:tcW w:type="dxa" w:w="2400"/>
             <w:tcBorders>
               <w:top w:val="single" w:color="BDC3C7" w:sz="1"/>
               <w:left w:val="single" w:color="BDC3C7" w:sz="1"/>
@@ -3879,13 +6062,13 @@
                 <w:sz w:val="22"/>
                 <w:szCs w:val="22"/>
               </w:rPr>
-              <w:t xml:space="preserve">Risk Band</w:t>
-            </w:r>
-          </w:p>
-        </w:tc>
-        <w:tc>
-          <w:tcPr>
-            <w:tcW w:type="dxa" w:w="6160"/>
+              <w:t xml:space="preserve">Role</w:t>
+            </w:r>
+          </w:p>
+        </w:tc>
+        <w:tc>
+          <w:tcPr>
+            <w:tcW w:type="dxa" w:w="6960"/>
             <w:tcBorders>
               <w:top w:val="single" w:color="BDC3C7" w:sz="1"/>
               <w:left w:val="single" w:color="BDC3C7" w:sz="1"/>
@@ -3910,7 +6093,7 @@
                 <w:sz w:val="22"/>
                 <w:szCs w:val="22"/>
               </w:rPr>
-              <w:t xml:space="preserve">Score Range and Response</w:t>
+              <w:t xml:space="preserve">Permissions</w:t>
             </w:r>
           </w:p>
         </w:tc>
@@ -3918,55 +6101,61 @@
       <w:tr>
         <w:tc>
           <w:tcPr>
-            <w:tcW w:type="dxa" w:w="3200"/>
-            <w:tcBorders>
-              <w:top w:val="single" w:color="BDC3C7" w:sz="1"/>
-              <w:left w:val="single" w:color="BDC3C7" w:sz="1"/>
-              <w:bottom w:val="single" w:color="BDC3C7" w:sz="1"/>
-              <w:right w:val="single" w:color="BDC3C7" w:sz="1"/>
-            </w:tcBorders>
-            <w:tcMar>
-              <w:top w:type="dxa" w:w="80"/>
-              <w:left w:type="dxa" w:w="120"/>
-              <w:bottom w:type="dxa" w:w="80"/>
-              <w:right w:type="dxa" w:w="120"/>
-            </w:tcMar>
-          </w:tcPr>
-          <w:p>
-            <w:r>
-              <w:rPr>
-                <w:rFonts w:ascii="Arial" w:cs="Arial" w:eastAsia="Arial" w:hAnsi="Arial"/>
-                <w:sz w:val="22"/>
-                <w:szCs w:val="22"/>
-              </w:rPr>
-              <w:t xml:space="preserve">Critical</w:t>
-            </w:r>
-          </w:p>
-        </w:tc>
-        <w:tc>
-          <w:tcPr>
-            <w:tcW w:type="dxa" w:w="6160"/>
-            <w:tcBorders>
-              <w:top w:val="single" w:color="BDC3C7" w:sz="1"/>
-              <w:left w:val="single" w:color="BDC3C7" w:sz="1"/>
-              <w:bottom w:val="single" w:color="BDC3C7" w:sz="1"/>
-              <w:right w:val="single" w:color="BDC3C7" w:sz="1"/>
-            </w:tcBorders>
-            <w:tcMar>
-              <w:top w:type="dxa" w:w="80"/>
-              <w:left w:type="dxa" w:w="120"/>
-              <w:bottom w:type="dxa" w:w="80"/>
-              <w:right w:type="dxa" w:w="120"/>
-            </w:tcMar>
-          </w:tcPr>
-          <w:p>
-            <w:r>
-              <w:rPr>
-                <w:rFonts w:ascii="Arial" w:cs="Arial" w:eastAsia="Arial" w:hAnsi="Arial"/>
-                <w:sz w:val="22"/>
-                <w:szCs w:val="22"/>
-              </w:rPr>
-              <w:t xml:space="preserve">80-100: Immediate investigation required. 48-hour SLA. Assigned urgently.</w:t>
+            <w:tcW w:type="dxa" w:w="2400"/>
+            <w:tcBorders>
+              <w:top w:val="single" w:color="BDC3C7" w:sz="1"/>
+              <w:left w:val="single" w:color="BDC3C7" w:sz="1"/>
+              <w:bottom w:val="single" w:color="BDC3C7" w:sz="1"/>
+              <w:right w:val="single" w:color="BDC3C7" w:sz="1"/>
+            </w:tcBorders>
+            <w:tcMar>
+              <w:top w:type="dxa" w:w="80"/>
+              <w:left w:type="dxa" w:w="120"/>
+              <w:bottom w:type="dxa" w:w="80"/>
+              <w:right w:type="dxa" w:w="120"/>
+            </w:tcMar>
+          </w:tcPr>
+          <w:p>
+            <w:pPr>
+              <w:spacing w:after="40"/>
+            </w:pPr>
+            <w:r>
+              <w:rPr>
+                <w:rFonts w:ascii="Arial" w:cs="Arial" w:eastAsia="Arial" w:hAnsi="Arial"/>
+                <w:sz w:val="22"/>
+                <w:szCs w:val="22"/>
+              </w:rPr>
+              <w:t xml:space="preserve">Analyst</w:t>
+            </w:r>
+          </w:p>
+        </w:tc>
+        <w:tc>
+          <w:tcPr>
+            <w:tcW w:type="dxa" w:w="6960"/>
+            <w:tcBorders>
+              <w:top w:val="single" w:color="BDC3C7" w:sz="1"/>
+              <w:left w:val="single" w:color="BDC3C7" w:sz="1"/>
+              <w:bottom w:val="single" w:color="BDC3C7" w:sz="1"/>
+              <w:right w:val="single" w:color="BDC3C7" w:sz="1"/>
+            </w:tcBorders>
+            <w:tcMar>
+              <w:top w:type="dxa" w:w="80"/>
+              <w:left w:type="dxa" w:w="120"/>
+              <w:bottom w:type="dxa" w:w="80"/>
+              <w:right w:type="dxa" w:w="120"/>
+            </w:tcMar>
+          </w:tcPr>
+          <w:p>
+            <w:pPr>
+              <w:spacing w:after="40"/>
+            </w:pPr>
+            <w:r>
+              <w:rPr>
+                <w:rFonts w:ascii="Arial" w:cs="Arial" w:eastAsia="Arial" w:hAnsi="Arial"/>
+                <w:sz w:val="22"/>
+                <w:szCs w:val="22"/>
+              </w:rPr>
+              <w:t xml:space="preserve">View and work cases, add comments, resolve cases</w:t>
             </w:r>
           </w:p>
         </w:tc>
@@ -3974,55 +6163,61 @@
       <w:tr>
         <w:tc>
           <w:tcPr>
-            <w:tcW w:type="dxa" w:w="3200"/>
-            <w:tcBorders>
-              <w:top w:val="single" w:color="BDC3C7" w:sz="1"/>
-              <w:left w:val="single" w:color="BDC3C7" w:sz="1"/>
-              <w:bottom w:val="single" w:color="BDC3C7" w:sz="1"/>
-              <w:right w:val="single" w:color="BDC3C7" w:sz="1"/>
-            </w:tcBorders>
-            <w:tcMar>
-              <w:top w:type="dxa" w:w="80"/>
-              <w:left w:type="dxa" w:w="120"/>
-              <w:bottom w:type="dxa" w:w="80"/>
-              <w:right w:type="dxa" w:w="120"/>
-            </w:tcMar>
-          </w:tcPr>
-          <w:p>
-            <w:r>
-              <w:rPr>
-                <w:rFonts w:ascii="Arial" w:cs="Arial" w:eastAsia="Arial" w:hAnsi="Arial"/>
-                <w:sz w:val="22"/>
-                <w:szCs w:val="22"/>
-              </w:rPr>
-              <w:t xml:space="preserve">High</w:t>
-            </w:r>
-          </w:p>
-        </w:tc>
-        <w:tc>
-          <w:tcPr>
-            <w:tcW w:type="dxa" w:w="6160"/>
-            <w:tcBorders>
-              <w:top w:val="single" w:color="BDC3C7" w:sz="1"/>
-              <w:left w:val="single" w:color="BDC3C7" w:sz="1"/>
-              <w:bottom w:val="single" w:color="BDC3C7" w:sz="1"/>
-              <w:right w:val="single" w:color="BDC3C7" w:sz="1"/>
-            </w:tcBorders>
-            <w:tcMar>
-              <w:top w:type="dxa" w:w="80"/>
-              <w:left w:type="dxa" w:w="120"/>
-              <w:bottom w:type="dxa" w:w="80"/>
-              <w:right w:type="dxa" w:w="120"/>
-            </w:tcMar>
-          </w:tcPr>
-          <w:p>
-            <w:r>
-              <w:rPr>
-                <w:rFonts w:ascii="Arial" w:cs="Arial" w:eastAsia="Arial" w:hAnsi="Arial"/>
-                <w:sz w:val="22"/>
-                <w:szCs w:val="22"/>
-              </w:rPr>
-              <w:t xml:space="preserve">60-79: Priority review. 48-hour SLA. High priority queue.</w:t>
+            <w:tcW w:type="dxa" w:w="2400"/>
+            <w:tcBorders>
+              <w:top w:val="single" w:color="BDC3C7" w:sz="1"/>
+              <w:left w:val="single" w:color="BDC3C7" w:sz="1"/>
+              <w:bottom w:val="single" w:color="BDC3C7" w:sz="1"/>
+              <w:right w:val="single" w:color="BDC3C7" w:sz="1"/>
+            </w:tcBorders>
+            <w:tcMar>
+              <w:top w:type="dxa" w:w="80"/>
+              <w:left w:type="dxa" w:w="120"/>
+              <w:bottom w:type="dxa" w:w="80"/>
+              <w:right w:type="dxa" w:w="120"/>
+            </w:tcMar>
+          </w:tcPr>
+          <w:p>
+            <w:pPr>
+              <w:spacing w:after="40"/>
+            </w:pPr>
+            <w:r>
+              <w:rPr>
+                <w:rFonts w:ascii="Arial" w:cs="Arial" w:eastAsia="Arial" w:hAnsi="Arial"/>
+                <w:sz w:val="22"/>
+                <w:szCs w:val="22"/>
+              </w:rPr>
+              <w:t xml:space="preserve">Manager</w:t>
+            </w:r>
+          </w:p>
+        </w:tc>
+        <w:tc>
+          <w:tcPr>
+            <w:tcW w:type="dxa" w:w="6960"/>
+            <w:tcBorders>
+              <w:top w:val="single" w:color="BDC3C7" w:sz="1"/>
+              <w:left w:val="single" w:color="BDC3C7" w:sz="1"/>
+              <w:bottom w:val="single" w:color="BDC3C7" w:sz="1"/>
+              <w:right w:val="single" w:color="BDC3C7" w:sz="1"/>
+            </w:tcBorders>
+            <w:tcMar>
+              <w:top w:type="dxa" w:w="80"/>
+              <w:left w:type="dxa" w:w="120"/>
+              <w:bottom w:type="dxa" w:w="80"/>
+              <w:right w:type="dxa" w:w="120"/>
+            </w:tcMar>
+          </w:tcPr>
+          <w:p>
+            <w:pPr>
+              <w:spacing w:after="40"/>
+            </w:pPr>
+            <w:r>
+              <w:rPr>
+                <w:rFonts w:ascii="Arial" w:cs="Arial" w:eastAsia="Arial" w:hAnsi="Arial"/>
+                <w:sz w:val="22"/>
+                <w:szCs w:val="22"/>
+              </w:rPr>
+              <w:t xml:space="preserve">All analyst permissions plus assign cases, view team metrics, access feedback analytics</w:t>
             </w:r>
           </w:p>
         </w:tc>
@@ -4030,111 +6225,61 @@
       <w:tr>
         <w:tc>
           <w:tcPr>
-            <w:tcW w:type="dxa" w:w="3200"/>
-            <w:tcBorders>
-              <w:top w:val="single" w:color="BDC3C7" w:sz="1"/>
-              <w:left w:val="single" w:color="BDC3C7" w:sz="1"/>
-              <w:bottom w:val="single" w:color="BDC3C7" w:sz="1"/>
-              <w:right w:val="single" w:color="BDC3C7" w:sz="1"/>
-            </w:tcBorders>
-            <w:tcMar>
-              <w:top w:type="dxa" w:w="80"/>
-              <w:left w:type="dxa" w:w="120"/>
-              <w:bottom w:type="dxa" w:w="80"/>
-              <w:right w:type="dxa" w:w="120"/>
-            </w:tcMar>
-          </w:tcPr>
-          <w:p>
-            <w:r>
-              <w:rPr>
-                <w:rFonts w:ascii="Arial" w:cs="Arial" w:eastAsia="Arial" w:hAnsi="Arial"/>
-                <w:sz w:val="22"/>
-                <w:szCs w:val="22"/>
-              </w:rPr>
-              <w:t xml:space="preserve">Medium</w:t>
-            </w:r>
-          </w:p>
-        </w:tc>
-        <w:tc>
-          <w:tcPr>
-            <w:tcW w:type="dxa" w:w="6160"/>
-            <w:tcBorders>
-              <w:top w:val="single" w:color="BDC3C7" w:sz="1"/>
-              <w:left w:val="single" w:color="BDC3C7" w:sz="1"/>
-              <w:bottom w:val="single" w:color="BDC3C7" w:sz="1"/>
-              <w:right w:val="single" w:color="BDC3C7" w:sz="1"/>
-            </w:tcBorders>
-            <w:tcMar>
-              <w:top w:type="dxa" w:w="80"/>
-              <w:left w:type="dxa" w:w="120"/>
-              <w:bottom w:type="dxa" w:w="80"/>
-              <w:right w:type="dxa" w:w="120"/>
-            </w:tcMar>
-          </w:tcPr>
-          <w:p>
-            <w:r>
-              <w:rPr>
-                <w:rFonts w:ascii="Arial" w:cs="Arial" w:eastAsia="Arial" w:hAnsi="Arial"/>
-                <w:sz w:val="22"/>
-                <w:szCs w:val="22"/>
-              </w:rPr>
-              <w:t xml:space="preserve">35-59: Standard investigation. 7-day SLA. Normal priority.</w:t>
-            </w:r>
-          </w:p>
-        </w:tc>
-      </w:tr>
-      <w:tr>
-        <w:tc>
-          <w:tcPr>
-            <w:tcW w:type="dxa" w:w="3200"/>
-            <w:tcBorders>
-              <w:top w:val="single" w:color="BDC3C7" w:sz="1"/>
-              <w:left w:val="single" w:color="BDC3C7" w:sz="1"/>
-              <w:bottom w:val="single" w:color="BDC3C7" w:sz="1"/>
-              <w:right w:val="single" w:color="BDC3C7" w:sz="1"/>
-            </w:tcBorders>
-            <w:tcMar>
-              <w:top w:type="dxa" w:w="80"/>
-              <w:left w:type="dxa" w:w="120"/>
-              <w:bottom w:type="dxa" w:w="80"/>
-              <w:right w:type="dxa" w:w="120"/>
-            </w:tcMar>
-          </w:tcPr>
-          <w:p>
-            <w:r>
-              <w:rPr>
-                <w:rFonts w:ascii="Arial" w:cs="Arial" w:eastAsia="Arial" w:hAnsi="Arial"/>
-                <w:sz w:val="22"/>
-                <w:szCs w:val="22"/>
-              </w:rPr>
-              <w:t xml:space="preserve">Low</w:t>
-            </w:r>
-          </w:p>
-        </w:tc>
-        <w:tc>
-          <w:tcPr>
-            <w:tcW w:type="dxa" w:w="6160"/>
-            <w:tcBorders>
-              <w:top w:val="single" w:color="BDC3C7" w:sz="1"/>
-              <w:left w:val="single" w:color="BDC3C7" w:sz="1"/>
-              <w:bottom w:val="single" w:color="BDC3C7" w:sz="1"/>
-              <w:right w:val="single" w:color="BDC3C7" w:sz="1"/>
-            </w:tcBorders>
-            <w:tcMar>
-              <w:top w:type="dxa" w:w="80"/>
-              <w:left w:type="dxa" w:w="120"/>
-              <w:bottom w:type="dxa" w:w="80"/>
-              <w:right w:type="dxa" w:w="120"/>
-            </w:tcMar>
-          </w:tcPr>
-          <w:p>
-            <w:r>
-              <w:rPr>
-                <w:rFonts w:ascii="Arial" w:cs="Arial" w:eastAsia="Arial" w:hAnsi="Arial"/>
-                <w:sz w:val="22"/>
-                <w:szCs w:val="22"/>
-              </w:rPr>
-              <w:t xml:space="preserve">0-34: Low concern. 7-day SLA. Low priority. May auto-dismiss.</w:t>
+            <w:tcW w:type="dxa" w:w="2400"/>
+            <w:tcBorders>
+              <w:top w:val="single" w:color="BDC3C7" w:sz="1"/>
+              <w:left w:val="single" w:color="BDC3C7" w:sz="1"/>
+              <w:bottom w:val="single" w:color="BDC3C7" w:sz="1"/>
+              <w:right w:val="single" w:color="BDC3C7" w:sz="1"/>
+            </w:tcBorders>
+            <w:tcMar>
+              <w:top w:type="dxa" w:w="80"/>
+              <w:left w:type="dxa" w:w="120"/>
+              <w:bottom w:type="dxa" w:w="80"/>
+              <w:right w:type="dxa" w:w="120"/>
+            </w:tcMar>
+          </w:tcPr>
+          <w:p>
+            <w:pPr>
+              <w:spacing w:after="40"/>
+            </w:pPr>
+            <w:r>
+              <w:rPr>
+                <w:rFonts w:ascii="Arial" w:cs="Arial" w:eastAsia="Arial" w:hAnsi="Arial"/>
+                <w:sz w:val="22"/>
+                <w:szCs w:val="22"/>
+              </w:rPr>
+              <w:t xml:space="preserve">Admin</w:t>
+            </w:r>
+          </w:p>
+        </w:tc>
+        <w:tc>
+          <w:tcPr>
+            <w:tcW w:type="dxa" w:w="6960"/>
+            <w:tcBorders>
+              <w:top w:val="single" w:color="BDC3C7" w:sz="1"/>
+              <w:left w:val="single" w:color="BDC3C7" w:sz="1"/>
+              <w:bottom w:val="single" w:color="BDC3C7" w:sz="1"/>
+              <w:right w:val="single" w:color="BDC3C7" w:sz="1"/>
+            </w:tcBorders>
+            <w:tcMar>
+              <w:top w:type="dxa" w:w="80"/>
+              <w:left w:type="dxa" w:w="120"/>
+              <w:bottom w:type="dxa" w:w="80"/>
+              <w:right w:type="dxa" w:w="120"/>
+            </w:tcMar>
+          </w:tcPr>
+          <w:p>
+            <w:pPr>
+              <w:spacing w:after="40"/>
+            </w:pPr>
+            <w:r>
+              <w:rPr>
+                <w:rFonts w:ascii="Arial" w:cs="Arial" w:eastAsia="Arial" w:hAnsi="Arial"/>
+                <w:sz w:val="22"/>
+                <w:szCs w:val="22"/>
+              </w:rPr>
+              <w:t xml:space="preserve">Full system access including rescoring, batch operations, user management</w:t>
             </w:r>
           </w:p>
         </w:tc>
@@ -4151,6 +6296,41 @@
           <w:szCs w:val="22"/>
         </w:rPr>
         <w:t xml:space="preserve"/>
+      </w:r>
+    </w:p>
+    <w:p>
+      <w:pPr>
+        <w:spacing w:after="160" w:line="276"/>
+      </w:pPr>
+      <w:r>
+        <w:rPr>
+          <w:rFonts w:ascii="Arial" w:cs="Arial" w:eastAsia="Arial" w:hAnsi="Arial"/>
+          <w:sz w:val="22"/>
+          <w:szCs w:val="22"/>
+        </w:rPr>
+        <w:t xml:space="preserve">Authentication is handled via Google OAuth through NextAuth.js v5. An optional ALLOWED_EMAIL_DOMAIN environment variable restricts sign-in to a specific organization domain.</w:t>
+      </w:r>
+    </w:p>
+    <w:p>
+      <w:r>
+        <w:br w:type="page"/>
+      </w:r>
+    </w:p>
+    <w:p>
+      <w:pPr>
+        <w:pStyle w:val="Heading1"/>
+        <w:spacing w:after="200" w:before="360"/>
+      </w:pPr>
+      <w:r>
+        <w:rPr>
+          <w:rFonts w:ascii="Arial" w:cs="Arial" w:eastAsia="Arial" w:hAnsi="Arial"/>
+          <w:b/>
+          <w:bCs/>
+          <w:color w:val="1B4F72"/>
+          <w:sz w:val="32"/>
+          <w:szCs w:val="32"/>
+        </w:rPr>
+        <w:t xml:space="preserve">11. API Reference</w:t>
       </w:r>
     </w:p>
     <w:p>
@@ -4167,382 +6347,7 @@
           <w:sz w:val="28"/>
           <w:szCs w:val="28"/>
         </w:rPr>
-        <w:t xml:space="preserve">4.3 Explainability</w:t>
-      </w:r>
-    </w:p>
-    <w:p>
-      <w:pPr>
-        <w:spacing w:after="160" w:line="276"/>
-      </w:pPr>
-      <w:r>
-        <w:rPr>
-          <w:rFonts w:ascii="Arial" w:cs="Arial" w:eastAsia="Arial" w:hAnsi="Arial"/>
-          <w:sz w:val="22"/>
-          <w:szCs w:val="22"/>
-        </w:rPr>
-        <w:t xml:space="preserve">Every composite score includes a full breakdown: the individual score from each layer, the weight applied, whether the layer was active, a human-readable explanation of what each layer detected, and a list of ML-generated evidence items. This transparency is critical for analyst trust and regulatory compliance. No score is a black box.</w:t>
-      </w:r>
-    </w:p>
-    <w:p>
-      <w:r>
-        <w:br w:type="page"/>
-      </w:r>
-    </w:p>
-    <w:p>
-      <w:pPr>
-        <w:pStyle w:val="Heading1"/>
-        <w:spacing w:after="200" w:before="360"/>
-      </w:pPr>
-      <w:r>
-        <w:rPr>
-          <w:rFonts w:ascii="Arial" w:cs="Arial" w:eastAsia="Arial" w:hAnsi="Arial"/>
-          <w:b/>
-          <w:bCs/>
-          <w:color w:val="1B4F72"/>
-          <w:sz w:val="32"/>
-          <w:szCs w:val="32"/>
-        </w:rPr>
-        <w:t xml:space="preserve">5. AI-Powered Features</w:t>
-      </w:r>
-    </w:p>
-    <w:p>
-      <w:pPr>
-        <w:spacing w:after="160" w:line="276"/>
-      </w:pPr>
-      <w:r>
-        <w:rPr>
-          <w:rFonts w:ascii="Arial" w:cs="Arial" w:eastAsia="Arial" w:hAnsi="Arial"/>
-          <w:sz w:val="22"/>
-          <w:szCs w:val="22"/>
-        </w:rPr>
-        <w:t xml:space="preserve">FraudShield integrates with Anthropic Claude to provide intelligent investigation assistance. All AI features gracefully degrade when the API key is not configured, falling back to rule-based summaries.</w:t>
-      </w:r>
-    </w:p>
-    <w:p>
-      <w:pPr>
-        <w:pStyle w:val="Heading2"/>
-        <w:spacing w:after="160" w:before="280"/>
-      </w:pPr>
-      <w:r>
-        <w:rPr>
-          <w:rFonts w:ascii="Arial" w:cs="Arial" w:eastAsia="Arial" w:hAnsi="Arial"/>
-          <w:b/>
-          <w:bCs/>
-          <w:color w:val="2C3E50"/>
-          <w:sz w:val="28"/>
-          <w:szCs w:val="28"/>
-        </w:rPr>
-        <w:t xml:space="preserve">5.1 Case Summaries</w:t>
-      </w:r>
-    </w:p>
-    <w:p>
-      <w:pPr>
-        <w:spacing w:after="160" w:line="276"/>
-      </w:pPr>
-      <w:r>
-        <w:rPr>
-          <w:rFonts w:ascii="Arial" w:cs="Arial" w:eastAsia="Arial" w:hAnsi="Arial"/>
-          <w:sz w:val="22"/>
-          <w:szCs w:val="22"/>
-        </w:rPr>
-        <w:t xml:space="preserve">When an analyst opens a case, the system generates a comprehensive summary using Claude. The prompt includes the full order details, all evidence items from every scoring layer, the agent performance statistics (what percentage of this agent's orders are flagged), historical disconnect data at the address, and the composite score breakdown. Claude produces a narrative summary explaining why this case is flagged and what an analyst should investigate first.</w:t>
-      </w:r>
-    </w:p>
-    <w:p>
-      <w:pPr>
-        <w:pStyle w:val="Heading2"/>
-        <w:spacing w:after="160" w:before="280"/>
-      </w:pPr>
-      <w:r>
-        <w:rPr>
-          <w:rFonts w:ascii="Arial" w:cs="Arial" w:eastAsia="Arial" w:hAnsi="Arial"/>
-          <w:b/>
-          <w:bCs/>
-          <w:color w:val="2C3E50"/>
-          <w:sz w:val="28"/>
-          <w:szCs w:val="28"/>
-        </w:rPr>
-        <w:t xml:space="preserve">5.2 Analyst Chat</w:t>
-      </w:r>
-    </w:p>
-    <w:p>
-      <w:pPr>
-        <w:spacing w:after="160" w:line="276"/>
-      </w:pPr>
-      <w:r>
-        <w:rPr>
-          <w:rFonts w:ascii="Arial" w:cs="Arial" w:eastAsia="Arial" w:hAnsi="Arial"/>
-          <w:sz w:val="22"/>
-          <w:szCs w:val="22"/>
-        </w:rPr>
-        <w:t xml:space="preserve">Each case detail page includes a conversational AI interface where analysts can ask follow-up questions about the case. The chat maintains conversation history and injects the full case context into the first message. Analysts can ask questions like "What other orders has this agent submitted?" or "How does this address compare to the disconnect pattern?" and receive contextual answers grounded in the actual case data.</w:t>
-      </w:r>
-    </w:p>
-    <w:p>
-      <w:pPr>
-        <w:pStyle w:val="Heading2"/>
-        <w:spacing w:after="160" w:before="280"/>
-      </w:pPr>
-      <w:r>
-        <w:rPr>
-          <w:rFonts w:ascii="Arial" w:cs="Arial" w:eastAsia="Arial" w:hAnsi="Arial"/>
-          <w:b/>
-          <w:bCs/>
-          <w:color w:val="2C3E50"/>
-          <w:sz w:val="28"/>
-          <w:szCs w:val="28"/>
-        </w:rPr>
-        <w:t xml:space="preserve">5.3 Feedback Learning System</w:t>
-      </w:r>
-    </w:p>
-    <w:p>
-      <w:pPr>
-        <w:spacing w:after="160" w:line="276"/>
-      </w:pPr>
-      <w:r>
-        <w:rPr>
-          <w:rFonts w:ascii="Arial" w:cs="Arial" w:eastAsia="Arial" w:hAnsi="Arial"/>
-          <w:sz w:val="22"/>
-          <w:szCs w:val="22"/>
-        </w:rPr>
-        <w:t xml:space="preserve">The feedback system analyzes resolved case outcomes to identify patterns in scoring accuracy. It computes precision rates (what percentage of high-risk scores were confirmed fraud), average scores by resolution type, risk band accuracy (how well each band predicts outcomes), and false positive patterns. Based on this analysis, it recommends weight adjustments to improve future scoring accuracy.</w:t>
-      </w:r>
-    </w:p>
-    <w:p>
-      <w:pPr>
-        <w:pStyle w:val="Heading2"/>
-        <w:spacing w:after="160" w:before="280"/>
-      </w:pPr>
-      <w:r>
-        <w:rPr>
-          <w:rFonts w:ascii="Arial" w:cs="Arial" w:eastAsia="Arial" w:hAnsi="Arial"/>
-          <w:b/>
-          <w:bCs/>
-          <w:color w:val="2C3E50"/>
-          <w:sz w:val="28"/>
-          <w:szCs w:val="28"/>
-        </w:rPr>
-        <w:t xml:space="preserve">5.4 Statistical Anomaly Detection</w:t>
-      </w:r>
-    </w:p>
-    <w:p>
-      <w:pPr>
-        <w:spacing w:after="160" w:line="276"/>
-      </w:pPr>
-      <w:r>
-        <w:rPr>
-          <w:rFonts w:ascii="Arial" w:cs="Arial" w:eastAsia="Arial" w:hAnsi="Arial"/>
-          <w:sz w:val="22"/>
-          <w:szCs w:val="22"/>
-        </w:rPr>
-        <w:t xml:space="preserve">A z-score based anomaly detection layer runs independently to flag orders that are statistical outliers across key metrics. This supplements the Isolation Forest with a simpler, more interpretable anomaly signal that analysts can quickly understand.</w:t>
-      </w:r>
-    </w:p>
-    <w:p>
-      <w:r>
-        <w:br w:type="page"/>
-      </w:r>
-    </w:p>
-    <w:p>
-      <w:pPr>
-        <w:pStyle w:val="Heading1"/>
-        <w:spacing w:after="200" w:before="360"/>
-      </w:pPr>
-      <w:r>
-        <w:rPr>
-          <w:rFonts w:ascii="Arial" w:cs="Arial" w:eastAsia="Arial" w:hAnsi="Arial"/>
-          <w:b/>
-          <w:bCs/>
-          <w:color w:val="1B4F72"/>
-          <w:sz w:val="32"/>
-          <w:szCs w:val="32"/>
-        </w:rPr>
-        <w:t xml:space="preserve">6. Case Management Workflow</w:t>
-      </w:r>
-    </w:p>
-    <w:p>
-      <w:pPr>
-        <w:spacing w:after="160" w:line="276"/>
-      </w:pPr>
-      <w:r>
-        <w:rPr>
-          <w:rFonts w:ascii="Arial" w:cs="Arial" w:eastAsia="Arial" w:hAnsi="Arial"/>
-          <w:sz w:val="22"/>
-          <w:szCs w:val="22"/>
-        </w:rPr>
-        <w:t xml:space="preserve">The analyst dashboard provides a complete case management system for investigating and resolving fraud cases.</w:t>
-      </w:r>
-    </w:p>
-    <w:p>
-      <w:pPr>
-        <w:pStyle w:val="Heading2"/>
-        <w:spacing w:after="160" w:before="280"/>
-      </w:pPr>
-      <w:r>
-        <w:rPr>
-          <w:rFonts w:ascii="Arial" w:cs="Arial" w:eastAsia="Arial" w:hAnsi="Arial"/>
-          <w:b/>
-          <w:bCs/>
-          <w:color w:val="2C3E50"/>
-          <w:sz w:val="28"/>
-          <w:szCs w:val="28"/>
-        </w:rPr>
-        <w:t xml:space="preserve">6.1 Dashboard</w:t>
-      </w:r>
-    </w:p>
-    <w:p>
-      <w:pPr>
-        <w:spacing w:after="160" w:line="276"/>
-      </w:pPr>
-      <w:r>
-        <w:rPr>
-          <w:rFonts w:ascii="Arial" w:cs="Arial" w:eastAsia="Arial" w:hAnsi="Arial"/>
-          <w:sz w:val="22"/>
-          <w:szCs w:val="22"/>
-        </w:rPr>
-        <w:t xml:space="preserve">The main dashboard displays all open cases with sortable columns for risk score, risk band, customer name, order date, agent ID, and SLA status. Cases are color-coded by risk band: red for Critical, orange for High, yellow for Medium, and green for Low. Real-time counters show the distribution across risk bands.</w:t>
-      </w:r>
-    </w:p>
-    <w:p>
-      <w:pPr>
-        <w:pStyle w:val="Heading2"/>
-        <w:spacing w:after="160" w:before="280"/>
-      </w:pPr>
-      <w:r>
-        <w:rPr>
-          <w:rFonts w:ascii="Arial" w:cs="Arial" w:eastAsia="Arial" w:hAnsi="Arial"/>
-          <w:b/>
-          <w:bCs/>
-          <w:color w:val="2C3E50"/>
-          <w:sz w:val="28"/>
-          <w:szCs w:val="28"/>
-        </w:rPr>
-        <w:t xml:space="preserve">6.2 Case Detail View</w:t>
-      </w:r>
-    </w:p>
-    <w:p>
-      <w:pPr>
-        <w:spacing w:after="160" w:line="276"/>
-      </w:pPr>
-      <w:r>
-        <w:rPr>
-          <w:rFonts w:ascii="Arial" w:cs="Arial" w:eastAsia="Arial" w:hAnsi="Arial"/>
-          <w:sz w:val="22"/>
-          <w:szCs w:val="22"/>
-        </w:rPr>
-        <w:t xml:space="preserve">Each case detail page includes the order information, all evidence items grouped by source, the ML scoring breakdown with per-layer score bars, the AI-generated summary, the analyst chat interface, anomaly alerts, and a full audit trail of actions taken on the case.</w:t>
-      </w:r>
-    </w:p>
-    <w:p>
-      <w:pPr>
-        <w:pStyle w:val="Heading2"/>
-        <w:spacing w:after="160" w:before="280"/>
-      </w:pPr>
-      <w:r>
-        <w:rPr>
-          <w:rFonts w:ascii="Arial" w:cs="Arial" w:eastAsia="Arial" w:hAnsi="Arial"/>
-          <w:b/>
-          <w:bCs/>
-          <w:color w:val="2C3E50"/>
-          <w:sz w:val="28"/>
-          <w:szCs w:val="28"/>
-        </w:rPr>
-        <w:t xml:space="preserve">6.3 Resolution Workflow</w:t>
-      </w:r>
-    </w:p>
-    <w:p>
-      <w:pPr>
-        <w:spacing w:after="160" w:line="276"/>
-      </w:pPr>
-      <w:r>
-        <w:rPr>
-          <w:rFonts w:ascii="Arial" w:cs="Arial" w:eastAsia="Arial" w:hAnsi="Arial"/>
-          <w:sz w:val="22"/>
-          <w:szCs w:val="22"/>
-        </w:rPr>
-        <w:t xml:space="preserve">Analysts resolve cases as one of three outcomes: confirmed fraud (the order is genuinely fraudulent), false positive (the order is legitimate despite the risk signals), or inconclusive (insufficient evidence to determine). Resolutions feed back into the GBDT training data and the feedback learning system.</w:t>
-      </w:r>
-    </w:p>
-    <w:p>
-      <w:pPr>
-        <w:pStyle w:val="Heading2"/>
-        <w:spacing w:after="160" w:before="280"/>
-      </w:pPr>
-      <w:r>
-        <w:rPr>
-          <w:rFonts w:ascii="Arial" w:cs="Arial" w:eastAsia="Arial" w:hAnsi="Arial"/>
-          <w:b/>
-          <w:bCs/>
-          <w:color w:val="2C3E50"/>
-          <w:sz w:val="28"/>
-          <w:szCs w:val="28"/>
-        </w:rPr>
-        <w:t xml:space="preserve">6.4 Role-Based Access</w:t>
-      </w:r>
-    </w:p>
-    <w:p>
-      <w:pPr>
-        <w:spacing w:after="160" w:line="276"/>
-      </w:pPr>
-      <w:r>
-        <w:rPr>
-          <w:rFonts w:ascii="Arial" w:cs="Arial" w:eastAsia="Arial" w:hAnsi="Arial"/>
-          <w:sz w:val="22"/>
-          <w:szCs w:val="22"/>
-        </w:rPr>
-        <w:t xml:space="preserve">The system supports three user roles: analyst (can view and work cases), manager (can assign cases, view team metrics, access feedback analytics), and admin (full system access including rescoring, batch operations, and user management). Authentication is handled via Google OAuth through NextAuth.js.</w:t>
-      </w:r>
-    </w:p>
-    <w:p>
-      <w:r>
-        <w:br w:type="page"/>
-      </w:r>
-    </w:p>
-    <w:p>
-      <w:pPr>
-        <w:pStyle w:val="Heading1"/>
-        <w:spacing w:after="200" w:before="360"/>
-      </w:pPr>
-      <w:r>
-        <w:rPr>
-          <w:rFonts w:ascii="Arial" w:cs="Arial" w:eastAsia="Arial" w:hAnsi="Arial"/>
-          <w:b/>
-          <w:bCs/>
-          <w:color w:val="1B4F72"/>
-          <w:sz w:val="32"/>
-          <w:szCs w:val="32"/>
-        </w:rPr>
-        <w:t xml:space="preserve">7. API Reference</w:t>
-      </w:r>
-    </w:p>
-    <w:p>
-      <w:pPr>
-        <w:spacing w:after="160" w:line="276"/>
-      </w:pPr>
-      <w:r>
-        <w:rPr>
-          <w:rFonts w:ascii="Arial" w:cs="Arial" w:eastAsia="Arial" w:hAnsi="Arial"/>
-          <w:sz w:val="22"/>
-          <w:szCs w:val="22"/>
-        </w:rPr>
-        <w:t xml:space="preserve">All endpoints require authentication and return JSON. The base URL depends on your deployment.</w:t>
-      </w:r>
-    </w:p>
-    <w:p>
-      <w:pPr>
-        <w:pStyle w:val="Heading2"/>
-        <w:spacing w:after="160" w:before="280"/>
-      </w:pPr>
-      <w:r>
-        <w:rPr>
-          <w:rFonts w:ascii="Arial" w:cs="Arial" w:eastAsia="Arial" w:hAnsi="Arial"/>
-          <w:b/>
-          <w:bCs/>
-          <w:color w:val="2C3E50"/>
-          <w:sz w:val="28"/>
-          <w:szCs w:val="28"/>
-        </w:rPr>
-        <w:t xml:space="preserve">7.1 Scoring Endpoints</w:t>
+        <w:t xml:space="preserve">11.1 Scoring</w:t>
       </w:r>
     </w:p>
     <w:tbl>
@@ -4558,13 +6363,13 @@
         </w:tblBorders>
       </w:tblPr>
       <w:tblGrid>
-        <w:gridCol w:w="3200"/>
-        <w:gridCol w:w="6160"/>
+        <w:gridCol w:w="3600"/>
+        <w:gridCol w:w="5760"/>
       </w:tblGrid>
       <w:tr>
         <w:tc>
           <w:tcPr>
-            <w:tcW w:type="dxa" w:w="3200"/>
+            <w:tcW w:type="dxa" w:w="3600"/>
             <w:tcBorders>
               <w:top w:val="single" w:color="BDC3C7" w:sz="1"/>
               <w:left w:val="single" w:color="BDC3C7" w:sz="1"/>
@@ -4595,7 +6400,7 @@
         </w:tc>
         <w:tc>
           <w:tcPr>
-            <w:tcW w:type="dxa" w:w="6160"/>
+            <w:tcW w:type="dxa" w:w="5760"/>
             <w:tcBorders>
               <w:top w:val="single" w:color="BDC3C7" w:sz="1"/>
               <w:left w:val="single" w:color="BDC3C7" w:sz="1"/>
@@ -4628,21 +6433,24 @@
       <w:tr>
         <w:tc>
           <w:tcPr>
-            <w:tcW w:type="dxa" w:w="3200"/>
-            <w:tcBorders>
-              <w:top w:val="single" w:color="BDC3C7" w:sz="1"/>
-              <w:left w:val="single" w:color="BDC3C7" w:sz="1"/>
-              <w:bottom w:val="single" w:color="BDC3C7" w:sz="1"/>
-              <w:right w:val="single" w:color="BDC3C7" w:sz="1"/>
-            </w:tcBorders>
-            <w:tcMar>
-              <w:top w:type="dxa" w:w="80"/>
-              <w:left w:type="dxa" w:w="120"/>
-              <w:bottom w:type="dxa" w:w="80"/>
-              <w:right w:type="dxa" w:w="120"/>
-            </w:tcMar>
-          </w:tcPr>
-          <w:p>
+            <w:tcW w:type="dxa" w:w="3600"/>
+            <w:tcBorders>
+              <w:top w:val="single" w:color="BDC3C7" w:sz="1"/>
+              <w:left w:val="single" w:color="BDC3C7" w:sz="1"/>
+              <w:bottom w:val="single" w:color="BDC3C7" w:sz="1"/>
+              <w:right w:val="single" w:color="BDC3C7" w:sz="1"/>
+            </w:tcBorders>
+            <w:tcMar>
+              <w:top w:type="dxa" w:w="80"/>
+              <w:left w:type="dxa" w:w="120"/>
+              <w:bottom w:type="dxa" w:w="80"/>
+              <w:right w:type="dxa" w:w="120"/>
+            </w:tcMar>
+          </w:tcPr>
+          <w:p>
+            <w:pPr>
+              <w:spacing w:after="40"/>
+            </w:pPr>
             <w:r>
               <w:rPr>
                 <w:rFonts w:ascii="Arial" w:cs="Arial" w:eastAsia="Arial" w:hAnsi="Arial"/>
@@ -4655,28 +6463,31 @@
         </w:tc>
         <w:tc>
           <w:tcPr>
-            <w:tcW w:type="dxa" w:w="6160"/>
-            <w:tcBorders>
-              <w:top w:val="single" w:color="BDC3C7" w:sz="1"/>
-              <w:left w:val="single" w:color="BDC3C7" w:sz="1"/>
-              <w:bottom w:val="single" w:color="BDC3C7" w:sz="1"/>
-              <w:right w:val="single" w:color="BDC3C7" w:sz="1"/>
-            </w:tcBorders>
-            <w:tcMar>
-              <w:top w:type="dxa" w:w="80"/>
-              <w:left w:type="dxa" w:w="120"/>
-              <w:bottom w:type="dxa" w:w="80"/>
-              <w:right w:type="dxa" w:w="120"/>
-            </w:tcMar>
-          </w:tcPr>
-          <w:p>
-            <w:r>
-              <w:rPr>
-                <w:rFonts w:ascii="Arial" w:cs="Arial" w:eastAsia="Arial" w:hAnsi="Arial"/>
-                <w:sz w:val="22"/>
-                <w:szCs w:val="22"/>
-              </w:rPr>
-              <w:t xml:space="preserve">Score a single order. Accepts order JSON, returns risk score, risk band, and evidence.</w:t>
+            <w:tcW w:type="dxa" w:w="5760"/>
+            <w:tcBorders>
+              <w:top w:val="single" w:color="BDC3C7" w:sz="1"/>
+              <w:left w:val="single" w:color="BDC3C7" w:sz="1"/>
+              <w:bottom w:val="single" w:color="BDC3C7" w:sz="1"/>
+              <w:right w:val="single" w:color="BDC3C7" w:sz="1"/>
+            </w:tcBorders>
+            <w:tcMar>
+              <w:top w:type="dxa" w:w="80"/>
+              <w:left w:type="dxa" w:w="120"/>
+              <w:bottom w:type="dxa" w:w="80"/>
+              <w:right w:type="dxa" w:w="120"/>
+            </w:tcMar>
+          </w:tcPr>
+          <w:p>
+            <w:pPr>
+              <w:spacing w:after="40"/>
+            </w:pPr>
+            <w:r>
+              <w:rPr>
+                <w:rFonts w:ascii="Arial" w:cs="Arial" w:eastAsia="Arial" w:hAnsi="Arial"/>
+                <w:sz w:val="22"/>
+                <w:szCs w:val="22"/>
+              </w:rPr>
+              <w:t xml:space="preserve">Score a single order. Returns risk score, band, and evidence.</w:t>
             </w:r>
           </w:p>
         </w:tc>
@@ -4684,21 +6495,24 @@
       <w:tr>
         <w:tc>
           <w:tcPr>
-            <w:tcW w:type="dxa" w:w="3200"/>
-            <w:tcBorders>
-              <w:top w:val="single" w:color="BDC3C7" w:sz="1"/>
-              <w:left w:val="single" w:color="BDC3C7" w:sz="1"/>
-              <w:bottom w:val="single" w:color="BDC3C7" w:sz="1"/>
-              <w:right w:val="single" w:color="BDC3C7" w:sz="1"/>
-            </w:tcBorders>
-            <w:tcMar>
-              <w:top w:type="dxa" w:w="80"/>
-              <w:left w:type="dxa" w:w="120"/>
-              <w:bottom w:type="dxa" w:w="80"/>
-              <w:right w:type="dxa" w:w="120"/>
-            </w:tcMar>
-          </w:tcPr>
-          <w:p>
+            <w:tcW w:type="dxa" w:w="3600"/>
+            <w:tcBorders>
+              <w:top w:val="single" w:color="BDC3C7" w:sz="1"/>
+              <w:left w:val="single" w:color="BDC3C7" w:sz="1"/>
+              <w:bottom w:val="single" w:color="BDC3C7" w:sz="1"/>
+              <w:right w:val="single" w:color="BDC3C7" w:sz="1"/>
+            </w:tcBorders>
+            <w:tcMar>
+              <w:top w:type="dxa" w:w="80"/>
+              <w:left w:type="dxa" w:w="120"/>
+              <w:bottom w:type="dxa" w:w="80"/>
+              <w:right w:type="dxa" w:w="120"/>
+            </w:tcMar>
+          </w:tcPr>
+          <w:p>
+            <w:pPr>
+              <w:spacing w:after="40"/>
+            </w:pPr>
             <w:r>
               <w:rPr>
                 <w:rFonts w:ascii="Arial" w:cs="Arial" w:eastAsia="Arial" w:hAnsi="Arial"/>
@@ -4711,28 +6525,31 @@
         </w:tc>
         <w:tc>
           <w:tcPr>
-            <w:tcW w:type="dxa" w:w="6160"/>
-            <w:tcBorders>
-              <w:top w:val="single" w:color="BDC3C7" w:sz="1"/>
-              <w:left w:val="single" w:color="BDC3C7" w:sz="1"/>
-              <w:bottom w:val="single" w:color="BDC3C7" w:sz="1"/>
-              <w:right w:val="single" w:color="BDC3C7" w:sz="1"/>
-            </w:tcBorders>
-            <w:tcMar>
-              <w:top w:type="dxa" w:w="80"/>
-              <w:left w:type="dxa" w:w="120"/>
-              <w:bottom w:type="dxa" w:w="80"/>
-              <w:right w:type="dxa" w:w="120"/>
-            </w:tcMar>
-          </w:tcPr>
-          <w:p>
-            <w:r>
-              <w:rPr>
-                <w:rFonts w:ascii="Arial" w:cs="Arial" w:eastAsia="Arial" w:hAnsi="Arial"/>
-                <w:sz w:val="22"/>
-                <w:szCs w:val="22"/>
-              </w:rPr>
-              <w:t xml:space="preserve">Batch score all unscored connect orders in the database.</w:t>
+            <w:tcW w:type="dxa" w:w="5760"/>
+            <w:tcBorders>
+              <w:top w:val="single" w:color="BDC3C7" w:sz="1"/>
+              <w:left w:val="single" w:color="BDC3C7" w:sz="1"/>
+              <w:bottom w:val="single" w:color="BDC3C7" w:sz="1"/>
+              <w:right w:val="single" w:color="BDC3C7" w:sz="1"/>
+            </w:tcBorders>
+            <w:tcMar>
+              <w:top w:type="dxa" w:w="80"/>
+              <w:left w:type="dxa" w:w="120"/>
+              <w:bottom w:type="dxa" w:w="80"/>
+              <w:right w:type="dxa" w:w="120"/>
+            </w:tcMar>
+          </w:tcPr>
+          <w:p>
+            <w:pPr>
+              <w:spacing w:after="40"/>
+            </w:pPr>
+            <w:r>
+              <w:rPr>
+                <w:rFonts w:ascii="Arial" w:cs="Arial" w:eastAsia="Arial" w:hAnsi="Arial"/>
+                <w:sz w:val="22"/>
+                <w:szCs w:val="22"/>
+              </w:rPr>
+              <w:t xml:space="preserve">Batch score all unscored connect orders.</w:t>
             </w:r>
           </w:p>
         </w:tc>
@@ -4740,21 +6557,24 @@
       <w:tr>
         <w:tc>
           <w:tcPr>
-            <w:tcW w:type="dxa" w:w="3200"/>
-            <w:tcBorders>
-              <w:top w:val="single" w:color="BDC3C7" w:sz="1"/>
-              <w:left w:val="single" w:color="BDC3C7" w:sz="1"/>
-              <w:bottom w:val="single" w:color="BDC3C7" w:sz="1"/>
-              <w:right w:val="single" w:color="BDC3C7" w:sz="1"/>
-            </w:tcBorders>
-            <w:tcMar>
-              <w:top w:type="dxa" w:w="80"/>
-              <w:left w:type="dxa" w:w="120"/>
-              <w:bottom w:type="dxa" w:w="80"/>
-              <w:right w:type="dxa" w:w="120"/>
-            </w:tcMar>
-          </w:tcPr>
-          <w:p>
+            <w:tcW w:type="dxa" w:w="3600"/>
+            <w:tcBorders>
+              <w:top w:val="single" w:color="BDC3C7" w:sz="1"/>
+              <w:left w:val="single" w:color="BDC3C7" w:sz="1"/>
+              <w:bottom w:val="single" w:color="BDC3C7" w:sz="1"/>
+              <w:right w:val="single" w:color="BDC3C7" w:sz="1"/>
+            </w:tcBorders>
+            <w:tcMar>
+              <w:top w:type="dxa" w:w="80"/>
+              <w:left w:type="dxa" w:w="120"/>
+              <w:bottom w:type="dxa" w:w="80"/>
+              <w:right w:type="dxa" w:w="120"/>
+            </w:tcMar>
+          </w:tcPr>
+          <w:p>
+            <w:pPr>
+              <w:spacing w:after="40"/>
+            </w:pPr>
             <w:r>
               <w:rPr>
                 <w:rFonts w:ascii="Arial" w:cs="Arial" w:eastAsia="Arial" w:hAnsi="Arial"/>
@@ -4767,28 +6587,31 @@
         </w:tc>
         <w:tc>
           <w:tcPr>
-            <w:tcW w:type="dxa" w:w="6160"/>
-            <w:tcBorders>
-              <w:top w:val="single" w:color="BDC3C7" w:sz="1"/>
-              <w:left w:val="single" w:color="BDC3C7" w:sz="1"/>
-              <w:bottom w:val="single" w:color="BDC3C7" w:sz="1"/>
-              <w:right w:val="single" w:color="BDC3C7" w:sz="1"/>
-            </w:tcBorders>
-            <w:tcMar>
-              <w:top w:type="dxa" w:w="80"/>
-              <w:left w:type="dxa" w:w="120"/>
-              <w:bottom w:type="dxa" w:w="80"/>
-              <w:right w:type="dxa" w:w="120"/>
-            </w:tcMar>
-          </w:tcPr>
-          <w:p>
-            <w:r>
-              <w:rPr>
-                <w:rFonts w:ascii="Arial" w:cs="Arial" w:eastAsia="Arial" w:hAnsi="Arial"/>
-                <w:sz w:val="22"/>
-                <w:szCs w:val="22"/>
-              </w:rPr>
-              <w:t xml:space="preserve">Delete all existing cases and re-score everything. Admin only. Use after pipeline updates.</w:t>
+            <w:tcW w:type="dxa" w:w="5760"/>
+            <w:tcBorders>
+              <w:top w:val="single" w:color="BDC3C7" w:sz="1"/>
+              <w:left w:val="single" w:color="BDC3C7" w:sz="1"/>
+              <w:bottom w:val="single" w:color="BDC3C7" w:sz="1"/>
+              <w:right w:val="single" w:color="BDC3C7" w:sz="1"/>
+            </w:tcBorders>
+            <w:tcMar>
+              <w:top w:type="dxa" w:w="80"/>
+              <w:left w:type="dxa" w:w="120"/>
+              <w:bottom w:type="dxa" w:w="80"/>
+              <w:right w:type="dxa" w:w="120"/>
+            </w:tcMar>
+          </w:tcPr>
+          <w:p>
+            <w:pPr>
+              <w:spacing w:after="40"/>
+            </w:pPr>
+            <w:r>
+              <w:rPr>
+                <w:rFonts w:ascii="Arial" w:cs="Arial" w:eastAsia="Arial" w:hAnsi="Arial"/>
+                <w:sz w:val="22"/>
+                <w:szCs w:val="22"/>
+              </w:rPr>
+              <w:t xml:space="preserve">Delete all cases and re-score everything. Admin only.</w:t>
             </w:r>
           </w:p>
         </w:tc>
@@ -4796,21 +6619,24 @@
       <w:tr>
         <w:tc>
           <w:tcPr>
-            <w:tcW w:type="dxa" w:w="3200"/>
-            <w:tcBorders>
-              <w:top w:val="single" w:color="BDC3C7" w:sz="1"/>
-              <w:left w:val="single" w:color="BDC3C7" w:sz="1"/>
-              <w:bottom w:val="single" w:color="BDC3C7" w:sz="1"/>
-              <w:right w:val="single" w:color="BDC3C7" w:sz="1"/>
-            </w:tcBorders>
-            <w:tcMar>
-              <w:top w:type="dxa" w:w="80"/>
-              <w:left w:type="dxa" w:w="120"/>
-              <w:bottom w:type="dxa" w:w="80"/>
-              <w:right w:type="dxa" w:w="120"/>
-            </w:tcMar>
-          </w:tcPr>
-          <w:p>
+            <w:tcW w:type="dxa" w:w="3600"/>
+            <w:tcBorders>
+              <w:top w:val="single" w:color="BDC3C7" w:sz="1"/>
+              <w:left w:val="single" w:color="BDC3C7" w:sz="1"/>
+              <w:bottom w:val="single" w:color="BDC3C7" w:sz="1"/>
+              <w:right w:val="single" w:color="BDC3C7" w:sz="1"/>
+            </w:tcBorders>
+            <w:tcMar>
+              <w:top w:type="dxa" w:w="80"/>
+              <w:left w:type="dxa" w:w="120"/>
+              <w:bottom w:type="dxa" w:w="80"/>
+              <w:right w:type="dxa" w:w="120"/>
+            </w:tcMar>
+          </w:tcPr>
+          <w:p>
+            <w:pPr>
+              <w:spacing w:after="40"/>
+            </w:pPr>
             <w:r>
               <w:rPr>
                 <w:rFonts w:ascii="Arial" w:cs="Arial" w:eastAsia="Arial" w:hAnsi="Arial"/>
@@ -4823,28 +6649,31 @@
         </w:tc>
         <w:tc>
           <w:tcPr>
-            <w:tcW w:type="dxa" w:w="6160"/>
-            <w:tcBorders>
-              <w:top w:val="single" w:color="BDC3C7" w:sz="1"/>
-              <w:left w:val="single" w:color="BDC3C7" w:sz="1"/>
-              <w:bottom w:val="single" w:color="BDC3C7" w:sz="1"/>
-              <w:right w:val="single" w:color="BDC3C7" w:sz="1"/>
-            </w:tcBorders>
-            <w:tcMar>
-              <w:top w:type="dxa" w:w="80"/>
-              <w:left w:type="dxa" w:w="120"/>
-              <w:bottom w:type="dxa" w:w="80"/>
-              <w:right w:type="dxa" w:w="120"/>
-            </w:tcMar>
-          </w:tcPr>
-          <w:p>
-            <w:r>
-              <w:rPr>
-                <w:rFonts w:ascii="Arial" w:cs="Arial" w:eastAsia="Arial" w:hAnsi="Arial"/>
-                <w:sz w:val="22"/>
-                <w:szCs w:val="22"/>
-              </w:rPr>
-              <w:t xml:space="preserve">Get the full ML scoring breakdown for a specific case, including all layer scores.</w:t>
+            <w:tcW w:type="dxa" w:w="5760"/>
+            <w:tcBorders>
+              <w:top w:val="single" w:color="BDC3C7" w:sz="1"/>
+              <w:left w:val="single" w:color="BDC3C7" w:sz="1"/>
+              <w:bottom w:val="single" w:color="BDC3C7" w:sz="1"/>
+              <w:right w:val="single" w:color="BDC3C7" w:sz="1"/>
+            </w:tcBorders>
+            <w:tcMar>
+              <w:top w:type="dxa" w:w="80"/>
+              <w:left w:type="dxa" w:w="120"/>
+              <w:bottom w:type="dxa" w:w="80"/>
+              <w:right w:type="dxa" w:w="120"/>
+            </w:tcMar>
+          </w:tcPr>
+          <w:p>
+            <w:pPr>
+              <w:spacing w:after="40"/>
+            </w:pPr>
+            <w:r>
+              <w:rPr>
+                <w:rFonts w:ascii="Arial" w:cs="Arial" w:eastAsia="Arial" w:hAnsi="Arial"/>
+                <w:sz w:val="22"/>
+                <w:szCs w:val="22"/>
+              </w:rPr>
+              <w:t xml:space="preserve">Full ML scoring breakdown for a case.</w:t>
             </w:r>
           </w:p>
         </w:tc>
@@ -4877,7 +6706,7 @@
           <w:sz w:val="28"/>
           <w:szCs w:val="28"/>
         </w:rPr>
-        <w:t xml:space="preserve">7.2 AI Endpoints</w:t>
+        <w:t xml:space="preserve">11.2 AI</w:t>
       </w:r>
     </w:p>
     <w:tbl>
@@ -4893,13 +6722,13 @@
         </w:tblBorders>
       </w:tblPr>
       <w:tblGrid>
-        <w:gridCol w:w="3200"/>
-        <w:gridCol w:w="6160"/>
+        <w:gridCol w:w="3600"/>
+        <w:gridCol w:w="5760"/>
       </w:tblGrid>
       <w:tr>
         <w:tc>
           <w:tcPr>
-            <w:tcW w:type="dxa" w:w="3200"/>
+            <w:tcW w:type="dxa" w:w="3600"/>
             <w:tcBorders>
               <w:top w:val="single" w:color="BDC3C7" w:sz="1"/>
               <w:left w:val="single" w:color="BDC3C7" w:sz="1"/>
@@ -4930,7 +6759,7 @@
         </w:tc>
         <w:tc>
           <w:tcPr>
-            <w:tcW w:type="dxa" w:w="6160"/>
+            <w:tcW w:type="dxa" w:w="5760"/>
             <w:tcBorders>
               <w:top w:val="single" w:color="BDC3C7" w:sz="1"/>
               <w:left w:val="single" w:color="BDC3C7" w:sz="1"/>
@@ -4963,21 +6792,24 @@
       <w:tr>
         <w:tc>
           <w:tcPr>
-            <w:tcW w:type="dxa" w:w="3200"/>
-            <w:tcBorders>
-              <w:top w:val="single" w:color="BDC3C7" w:sz="1"/>
-              <w:left w:val="single" w:color="BDC3C7" w:sz="1"/>
-              <w:bottom w:val="single" w:color="BDC3C7" w:sz="1"/>
-              <w:right w:val="single" w:color="BDC3C7" w:sz="1"/>
-            </w:tcBorders>
-            <w:tcMar>
-              <w:top w:type="dxa" w:w="80"/>
-              <w:left w:type="dxa" w:w="120"/>
-              <w:bottom w:type="dxa" w:w="80"/>
-              <w:right w:type="dxa" w:w="120"/>
-            </w:tcMar>
-          </w:tcPr>
-          <w:p>
+            <w:tcW w:type="dxa" w:w="3600"/>
+            <w:tcBorders>
+              <w:top w:val="single" w:color="BDC3C7" w:sz="1"/>
+              <w:left w:val="single" w:color="BDC3C7" w:sz="1"/>
+              <w:bottom w:val="single" w:color="BDC3C7" w:sz="1"/>
+              <w:right w:val="single" w:color="BDC3C7" w:sz="1"/>
+            </w:tcBorders>
+            <w:tcMar>
+              <w:top w:type="dxa" w:w="80"/>
+              <w:left w:type="dxa" w:w="120"/>
+              <w:bottom w:type="dxa" w:w="80"/>
+              <w:right w:type="dxa" w:w="120"/>
+            </w:tcMar>
+          </w:tcPr>
+          <w:p>
+            <w:pPr>
+              <w:spacing w:after="40"/>
+            </w:pPr>
             <w:r>
               <w:rPr>
                 <w:rFonts w:ascii="Arial" w:cs="Arial" w:eastAsia="Arial" w:hAnsi="Arial"/>
@@ -4990,28 +6822,31 @@
         </w:tc>
         <w:tc>
           <w:tcPr>
-            <w:tcW w:type="dxa" w:w="6160"/>
-            <w:tcBorders>
-              <w:top w:val="single" w:color="BDC3C7" w:sz="1"/>
-              <w:left w:val="single" w:color="BDC3C7" w:sz="1"/>
-              <w:bottom w:val="single" w:color="BDC3C7" w:sz="1"/>
-              <w:right w:val="single" w:color="BDC3C7" w:sz="1"/>
-            </w:tcBorders>
-            <w:tcMar>
-              <w:top w:type="dxa" w:w="80"/>
-              <w:left w:type="dxa" w:w="120"/>
-              <w:bottom w:type="dxa" w:w="80"/>
-              <w:right w:type="dxa" w:w="120"/>
-            </w:tcMar>
-          </w:tcPr>
-          <w:p>
-            <w:r>
-              <w:rPr>
-                <w:rFonts w:ascii="Arial" w:cs="Arial" w:eastAsia="Arial" w:hAnsi="Arial"/>
-                <w:sz w:val="22"/>
-                <w:szCs w:val="22"/>
-              </w:rPr>
-              <w:t xml:space="preserve">Generate an AI-powered case summary. Falls back to rule-based summary if Claude unavailable.</w:t>
+            <w:tcW w:type="dxa" w:w="5760"/>
+            <w:tcBorders>
+              <w:top w:val="single" w:color="BDC3C7" w:sz="1"/>
+              <w:left w:val="single" w:color="BDC3C7" w:sz="1"/>
+              <w:bottom w:val="single" w:color="BDC3C7" w:sz="1"/>
+              <w:right w:val="single" w:color="BDC3C7" w:sz="1"/>
+            </w:tcBorders>
+            <w:tcMar>
+              <w:top w:type="dxa" w:w="80"/>
+              <w:left w:type="dxa" w:w="120"/>
+              <w:bottom w:type="dxa" w:w="80"/>
+              <w:right w:type="dxa" w:w="120"/>
+            </w:tcMar>
+          </w:tcPr>
+          <w:p>
+            <w:pPr>
+              <w:spacing w:after="40"/>
+            </w:pPr>
+            <w:r>
+              <w:rPr>
+                <w:rFonts w:ascii="Arial" w:cs="Arial" w:eastAsia="Arial" w:hAnsi="Arial"/>
+                <w:sz w:val="22"/>
+                <w:szCs w:val="22"/>
+              </w:rPr>
+              <w:t xml:space="preserve">AI case summary. Falls back to rule-based summary.</w:t>
             </w:r>
           </w:p>
         </w:tc>
@@ -5019,21 +6854,24 @@
       <w:tr>
         <w:tc>
           <w:tcPr>
-            <w:tcW w:type="dxa" w:w="3200"/>
-            <w:tcBorders>
-              <w:top w:val="single" w:color="BDC3C7" w:sz="1"/>
-              <w:left w:val="single" w:color="BDC3C7" w:sz="1"/>
-              <w:bottom w:val="single" w:color="BDC3C7" w:sz="1"/>
-              <w:right w:val="single" w:color="BDC3C7" w:sz="1"/>
-            </w:tcBorders>
-            <w:tcMar>
-              <w:top w:type="dxa" w:w="80"/>
-              <w:left w:type="dxa" w:w="120"/>
-              <w:bottom w:type="dxa" w:w="80"/>
-              <w:right w:type="dxa" w:w="120"/>
-            </w:tcMar>
-          </w:tcPr>
-          <w:p>
+            <w:tcW w:type="dxa" w:w="3600"/>
+            <w:tcBorders>
+              <w:top w:val="single" w:color="BDC3C7" w:sz="1"/>
+              <w:left w:val="single" w:color="BDC3C7" w:sz="1"/>
+              <w:bottom w:val="single" w:color="BDC3C7" w:sz="1"/>
+              <w:right w:val="single" w:color="BDC3C7" w:sz="1"/>
+            </w:tcBorders>
+            <w:tcMar>
+              <w:top w:type="dxa" w:w="80"/>
+              <w:left w:type="dxa" w:w="120"/>
+              <w:bottom w:type="dxa" w:w="80"/>
+              <w:right w:type="dxa" w:w="120"/>
+            </w:tcMar>
+          </w:tcPr>
+          <w:p>
+            <w:pPr>
+              <w:spacing w:after="40"/>
+            </w:pPr>
             <w:r>
               <w:rPr>
                 <w:rFonts w:ascii="Arial" w:cs="Arial" w:eastAsia="Arial" w:hAnsi="Arial"/>
@@ -5046,28 +6884,31 @@
         </w:tc>
         <w:tc>
           <w:tcPr>
-            <w:tcW w:type="dxa" w:w="6160"/>
-            <w:tcBorders>
-              <w:top w:val="single" w:color="BDC3C7" w:sz="1"/>
-              <w:left w:val="single" w:color="BDC3C7" w:sz="1"/>
-              <w:bottom w:val="single" w:color="BDC3C7" w:sz="1"/>
-              <w:right w:val="single" w:color="BDC3C7" w:sz="1"/>
-            </w:tcBorders>
-            <w:tcMar>
-              <w:top w:type="dxa" w:w="80"/>
-              <w:left w:type="dxa" w:w="120"/>
-              <w:bottom w:type="dxa" w:w="80"/>
-              <w:right w:type="dxa" w:w="120"/>
-            </w:tcMar>
-          </w:tcPr>
-          <w:p>
-            <w:r>
-              <w:rPr>
-                <w:rFonts w:ascii="Arial" w:cs="Arial" w:eastAsia="Arial" w:hAnsi="Arial"/>
-                <w:sz w:val="22"/>
-                <w:szCs w:val="22"/>
-              </w:rPr>
-              <w:t xml:space="preserve">Send a message to the AI analyst chat. Includes conversation history.</w:t>
+            <w:tcW w:type="dxa" w:w="5760"/>
+            <w:tcBorders>
+              <w:top w:val="single" w:color="BDC3C7" w:sz="1"/>
+              <w:left w:val="single" w:color="BDC3C7" w:sz="1"/>
+              <w:bottom w:val="single" w:color="BDC3C7" w:sz="1"/>
+              <w:right w:val="single" w:color="BDC3C7" w:sz="1"/>
+            </w:tcBorders>
+            <w:tcMar>
+              <w:top w:type="dxa" w:w="80"/>
+              <w:left w:type="dxa" w:w="120"/>
+              <w:bottom w:type="dxa" w:w="80"/>
+              <w:right w:type="dxa" w:w="120"/>
+            </w:tcMar>
+          </w:tcPr>
+          <w:p>
+            <w:pPr>
+              <w:spacing w:after="40"/>
+            </w:pPr>
+            <w:r>
+              <w:rPr>
+                <w:rFonts w:ascii="Arial" w:cs="Arial" w:eastAsia="Arial" w:hAnsi="Arial"/>
+                <w:sz w:val="22"/>
+                <w:szCs w:val="22"/>
+              </w:rPr>
+              <w:t xml:space="preserve">Analyst chat with conversation history.</w:t>
             </w:r>
           </w:p>
         </w:tc>
@@ -5075,21 +6916,24 @@
       <w:tr>
         <w:tc>
           <w:tcPr>
-            <w:tcW w:type="dxa" w:w="3200"/>
-            <w:tcBorders>
-              <w:top w:val="single" w:color="BDC3C7" w:sz="1"/>
-              <w:left w:val="single" w:color="BDC3C7" w:sz="1"/>
-              <w:bottom w:val="single" w:color="BDC3C7" w:sz="1"/>
-              <w:right w:val="single" w:color="BDC3C7" w:sz="1"/>
-            </w:tcBorders>
-            <w:tcMar>
-              <w:top w:type="dxa" w:w="80"/>
-              <w:left w:type="dxa" w:w="120"/>
-              <w:bottom w:type="dxa" w:w="80"/>
-              <w:right w:type="dxa" w:w="120"/>
-            </w:tcMar>
-          </w:tcPr>
-          <w:p>
+            <w:tcW w:type="dxa" w:w="3600"/>
+            <w:tcBorders>
+              <w:top w:val="single" w:color="BDC3C7" w:sz="1"/>
+              <w:left w:val="single" w:color="BDC3C7" w:sz="1"/>
+              <w:bottom w:val="single" w:color="BDC3C7" w:sz="1"/>
+              <w:right w:val="single" w:color="BDC3C7" w:sz="1"/>
+            </w:tcBorders>
+            <w:tcMar>
+              <w:top w:type="dxa" w:w="80"/>
+              <w:left w:type="dxa" w:w="120"/>
+              <w:bottom w:type="dxa" w:w="80"/>
+              <w:right w:type="dxa" w:w="120"/>
+            </w:tcMar>
+          </w:tcPr>
+          <w:p>
+            <w:pPr>
+              <w:spacing w:after="40"/>
+            </w:pPr>
             <w:r>
               <w:rPr>
                 <w:rFonts w:ascii="Arial" w:cs="Arial" w:eastAsia="Arial" w:hAnsi="Arial"/>
@@ -5102,28 +6946,31 @@
         </w:tc>
         <w:tc>
           <w:tcPr>
-            <w:tcW w:type="dxa" w:w="6160"/>
-            <w:tcBorders>
-              <w:top w:val="single" w:color="BDC3C7" w:sz="1"/>
-              <w:left w:val="single" w:color="BDC3C7" w:sz="1"/>
-              <w:bottom w:val="single" w:color="BDC3C7" w:sz="1"/>
-              <w:right w:val="single" w:color="BDC3C7" w:sz="1"/>
-            </w:tcBorders>
-            <w:tcMar>
-              <w:top w:type="dxa" w:w="80"/>
-              <w:left w:type="dxa" w:w="120"/>
-              <w:bottom w:type="dxa" w:w="80"/>
-              <w:right w:type="dxa" w:w="120"/>
-            </w:tcMar>
-          </w:tcPr>
-          <w:p>
-            <w:r>
-              <w:rPr>
-                <w:rFonts w:ascii="Arial" w:cs="Arial" w:eastAsia="Arial" w:hAnsi="Arial"/>
-                <w:sz w:val="22"/>
-                <w:szCs w:val="22"/>
-              </w:rPr>
-              <w:t xml:space="preserve">Check whether the AI integration (Anthropic API key) is configured.</w:t>
+            <w:tcW w:type="dxa" w:w="5760"/>
+            <w:tcBorders>
+              <w:top w:val="single" w:color="BDC3C7" w:sz="1"/>
+              <w:left w:val="single" w:color="BDC3C7" w:sz="1"/>
+              <w:bottom w:val="single" w:color="BDC3C7" w:sz="1"/>
+              <w:right w:val="single" w:color="BDC3C7" w:sz="1"/>
+            </w:tcBorders>
+            <w:tcMar>
+              <w:top w:type="dxa" w:w="80"/>
+              <w:left w:type="dxa" w:w="120"/>
+              <w:bottom w:type="dxa" w:w="80"/>
+              <w:right w:type="dxa" w:w="120"/>
+            </w:tcMar>
+          </w:tcPr>
+          <w:p>
+            <w:pPr>
+              <w:spacing w:after="40"/>
+            </w:pPr>
+            <w:r>
+              <w:rPr>
+                <w:rFonts w:ascii="Arial" w:cs="Arial" w:eastAsia="Arial" w:hAnsi="Arial"/>
+                <w:sz w:val="22"/>
+                <w:szCs w:val="22"/>
+              </w:rPr>
+              <w:t xml:space="preserve">Check if Anthropic API key is configured.</w:t>
             </w:r>
           </w:p>
         </w:tc>
@@ -5131,21 +6978,24 @@
       <w:tr>
         <w:tc>
           <w:tcPr>
-            <w:tcW w:type="dxa" w:w="3200"/>
-            <w:tcBorders>
-              <w:top w:val="single" w:color="BDC3C7" w:sz="1"/>
-              <w:left w:val="single" w:color="BDC3C7" w:sz="1"/>
-              <w:bottom w:val="single" w:color="BDC3C7" w:sz="1"/>
-              <w:right w:val="single" w:color="BDC3C7" w:sz="1"/>
-            </w:tcBorders>
-            <w:tcMar>
-              <w:top w:type="dxa" w:w="80"/>
-              <w:left w:type="dxa" w:w="120"/>
-              <w:bottom w:type="dxa" w:w="80"/>
-              <w:right w:type="dxa" w:w="120"/>
-            </w:tcMar>
-          </w:tcPr>
-          <w:p>
+            <w:tcW w:type="dxa" w:w="3600"/>
+            <w:tcBorders>
+              <w:top w:val="single" w:color="BDC3C7" w:sz="1"/>
+              <w:left w:val="single" w:color="BDC3C7" w:sz="1"/>
+              <w:bottom w:val="single" w:color="BDC3C7" w:sz="1"/>
+              <w:right w:val="single" w:color="BDC3C7" w:sz="1"/>
+            </w:tcBorders>
+            <w:tcMar>
+              <w:top w:type="dxa" w:w="80"/>
+              <w:left w:type="dxa" w:w="120"/>
+              <w:bottom w:type="dxa" w:w="80"/>
+              <w:right w:type="dxa" w:w="120"/>
+            </w:tcMar>
+          </w:tcPr>
+          <w:p>
+            <w:pPr>
+              <w:spacing w:after="40"/>
+            </w:pPr>
             <w:r>
               <w:rPr>
                 <w:rFonts w:ascii="Arial" w:cs="Arial" w:eastAsia="Arial" w:hAnsi="Arial"/>
@@ -5158,28 +7008,31 @@
         </w:tc>
         <w:tc>
           <w:tcPr>
-            <w:tcW w:type="dxa" w:w="6160"/>
-            <w:tcBorders>
-              <w:top w:val="single" w:color="BDC3C7" w:sz="1"/>
-              <w:left w:val="single" w:color="BDC3C7" w:sz="1"/>
-              <w:bottom w:val="single" w:color="BDC3C7" w:sz="1"/>
-              <w:right w:val="single" w:color="BDC3C7" w:sz="1"/>
-            </w:tcBorders>
-            <w:tcMar>
-              <w:top w:type="dxa" w:w="80"/>
-              <w:left w:type="dxa" w:w="120"/>
-              <w:bottom w:type="dxa" w:w="80"/>
-              <w:right w:type="dxa" w:w="120"/>
-            </w:tcMar>
-          </w:tcPr>
-          <w:p>
-            <w:r>
-              <w:rPr>
-                <w:rFonts w:ascii="Arial" w:cs="Arial" w:eastAsia="Arial" w:hAnsi="Arial"/>
-                <w:sz w:val="22"/>
-                <w:szCs w:val="22"/>
-              </w:rPr>
-              <w:t xml:space="preserve">Retrieve scoring accuracy analytics from resolved cases.</w:t>
+            <w:tcW w:type="dxa" w:w="5760"/>
+            <w:tcBorders>
+              <w:top w:val="single" w:color="BDC3C7" w:sz="1"/>
+              <w:left w:val="single" w:color="BDC3C7" w:sz="1"/>
+              <w:bottom w:val="single" w:color="BDC3C7" w:sz="1"/>
+              <w:right w:val="single" w:color="BDC3C7" w:sz="1"/>
+            </w:tcBorders>
+            <w:tcMar>
+              <w:top w:type="dxa" w:w="80"/>
+              <w:left w:type="dxa" w:w="120"/>
+              <w:bottom w:type="dxa" w:w="80"/>
+              <w:right w:type="dxa" w:w="120"/>
+            </w:tcMar>
+          </w:tcPr>
+          <w:p>
+            <w:pPr>
+              <w:spacing w:after="40"/>
+            </w:pPr>
+            <w:r>
+              <w:rPr>
+                <w:rFonts w:ascii="Arial" w:cs="Arial" w:eastAsia="Arial" w:hAnsi="Arial"/>
+                <w:sz w:val="22"/>
+                <w:szCs w:val="22"/>
+              </w:rPr>
+              <w:t xml:space="preserve">Scoring accuracy analytics from resolved cases.</w:t>
             </w:r>
           </w:p>
         </w:tc>
@@ -5187,21 +7040,24 @@
       <w:tr>
         <w:tc>
           <w:tcPr>
-            <w:tcW w:type="dxa" w:w="3200"/>
-            <w:tcBorders>
-              <w:top w:val="single" w:color="BDC3C7" w:sz="1"/>
-              <w:left w:val="single" w:color="BDC3C7" w:sz="1"/>
-              <w:bottom w:val="single" w:color="BDC3C7" w:sz="1"/>
-              <w:right w:val="single" w:color="BDC3C7" w:sz="1"/>
-            </w:tcBorders>
-            <w:tcMar>
-              <w:top w:type="dxa" w:w="80"/>
-              <w:left w:type="dxa" w:w="120"/>
-              <w:bottom w:type="dxa" w:w="80"/>
-              <w:right w:type="dxa" w:w="120"/>
-            </w:tcMar>
-          </w:tcPr>
-          <w:p>
+            <w:tcW w:type="dxa" w:w="3600"/>
+            <w:tcBorders>
+              <w:top w:val="single" w:color="BDC3C7" w:sz="1"/>
+              <w:left w:val="single" w:color="BDC3C7" w:sz="1"/>
+              <w:bottom w:val="single" w:color="BDC3C7" w:sz="1"/>
+              <w:right w:val="single" w:color="BDC3C7" w:sz="1"/>
+            </w:tcBorders>
+            <w:tcMar>
+              <w:top w:type="dxa" w:w="80"/>
+              <w:left w:type="dxa" w:w="120"/>
+              <w:bottom w:type="dxa" w:w="80"/>
+              <w:right w:type="dxa" w:w="120"/>
+            </w:tcMar>
+          </w:tcPr>
+          <w:p>
+            <w:pPr>
+              <w:spacing w:after="40"/>
+            </w:pPr>
             <w:r>
               <w:rPr>
                 <w:rFonts w:ascii="Arial" w:cs="Arial" w:eastAsia="Arial" w:hAnsi="Arial"/>
@@ -5214,28 +7070,31 @@
         </w:tc>
         <w:tc>
           <w:tcPr>
-            <w:tcW w:type="dxa" w:w="6160"/>
-            <w:tcBorders>
-              <w:top w:val="single" w:color="BDC3C7" w:sz="1"/>
-              <w:left w:val="single" w:color="BDC3C7" w:sz="1"/>
-              <w:bottom w:val="single" w:color="BDC3C7" w:sz="1"/>
-              <w:right w:val="single" w:color="BDC3C7" w:sz="1"/>
-            </w:tcBorders>
-            <w:tcMar>
-              <w:top w:type="dxa" w:w="80"/>
-              <w:left w:type="dxa" w:w="120"/>
-              <w:bottom w:type="dxa" w:w="80"/>
-              <w:right w:type="dxa" w:w="120"/>
-            </w:tcMar>
-          </w:tcPr>
-          <w:p>
-            <w:r>
-              <w:rPr>
-                <w:rFonts w:ascii="Arial" w:cs="Arial" w:eastAsia="Arial" w:hAnsi="Arial"/>
-                <w:sz w:val="22"/>
-                <w:szCs w:val="22"/>
-              </w:rPr>
-              <w:t xml:space="preserve">Get statistical anomaly detection results for a specific case.</w:t>
+            <w:tcW w:type="dxa" w:w="5760"/>
+            <w:tcBorders>
+              <w:top w:val="single" w:color="BDC3C7" w:sz="1"/>
+              <w:left w:val="single" w:color="BDC3C7" w:sz="1"/>
+              <w:bottom w:val="single" w:color="BDC3C7" w:sz="1"/>
+              <w:right w:val="single" w:color="BDC3C7" w:sz="1"/>
+            </w:tcBorders>
+            <w:tcMar>
+              <w:top w:type="dxa" w:w="80"/>
+              <w:left w:type="dxa" w:w="120"/>
+              <w:bottom w:type="dxa" w:w="80"/>
+              <w:right w:type="dxa" w:w="120"/>
+            </w:tcMar>
+          </w:tcPr>
+          <w:p>
+            <w:pPr>
+              <w:spacing w:after="40"/>
+            </w:pPr>
+            <w:r>
+              <w:rPr>
+                <w:rFonts w:ascii="Arial" w:cs="Arial" w:eastAsia="Arial" w:hAnsi="Arial"/>
+                <w:sz w:val="22"/>
+                <w:szCs w:val="22"/>
+              </w:rPr>
+              <w:t xml:space="preserve">Statistical anomaly detection for a case.</w:t>
             </w:r>
           </w:p>
         </w:tc>
@@ -5273,20 +7132,7 @@
           <w:sz w:val="32"/>
           <w:szCs w:val="32"/>
         </w:rPr>
-        <w:t xml:space="preserve">8. Database Schema</w:t>
-      </w:r>
-    </w:p>
-    <w:p>
-      <w:pPr>
-        <w:spacing w:after="160" w:line="276"/>
-      </w:pPr>
-      <w:r>
-        <w:rPr>
-          <w:rFonts w:ascii="Arial" w:cs="Arial" w:eastAsia="Arial" w:hAnsi="Arial"/>
-          <w:sz w:val="22"/>
-          <w:szCs w:val="22"/>
-        </w:rPr>
-        <w:t xml:space="preserve">The PostgreSQL database uses the following core tables:</w:t>
+        <w:t xml:space="preserve">12. Database Schema</w:t>
       </w:r>
     </w:p>
     <w:tbl>
@@ -5302,13 +7148,13 @@
         </w:tblBorders>
       </w:tblPr>
       <w:tblGrid>
-        <w:gridCol w:w="3200"/>
-        <w:gridCol w:w="6160"/>
+        <w:gridCol w:w="2400"/>
+        <w:gridCol w:w="6960"/>
       </w:tblGrid>
       <w:tr>
         <w:tc>
           <w:tcPr>
-            <w:tcW w:type="dxa" w:w="3200"/>
+            <w:tcW w:type="dxa" w:w="2400"/>
             <w:tcBorders>
               <w:top w:val="single" w:color="BDC3C7" w:sz="1"/>
               <w:left w:val="single" w:color="BDC3C7" w:sz="1"/>
@@ -5339,7 +7185,7 @@
         </w:tc>
         <w:tc>
           <w:tcPr>
-            <w:tcW w:type="dxa" w:w="6160"/>
+            <w:tcW w:type="dxa" w:w="6960"/>
             <w:tcBorders>
               <w:top w:val="single" w:color="BDC3C7" w:sz="1"/>
               <w:left w:val="single" w:color="BDC3C7" w:sz="1"/>
@@ -5372,21 +7218,24 @@
       <w:tr>
         <w:tc>
           <w:tcPr>
-            <w:tcW w:type="dxa" w:w="3200"/>
-            <w:tcBorders>
-              <w:top w:val="single" w:color="BDC3C7" w:sz="1"/>
-              <w:left w:val="single" w:color="BDC3C7" w:sz="1"/>
-              <w:bottom w:val="single" w:color="BDC3C7" w:sz="1"/>
-              <w:right w:val="single" w:color="BDC3C7" w:sz="1"/>
-            </w:tcBorders>
-            <w:tcMar>
-              <w:top w:type="dxa" w:w="80"/>
-              <w:left w:type="dxa" w:w="120"/>
-              <w:bottom w:type="dxa" w:w="80"/>
-              <w:right w:type="dxa" w:w="120"/>
-            </w:tcMar>
-          </w:tcPr>
-          <w:p>
+            <w:tcW w:type="dxa" w:w="2400"/>
+            <w:tcBorders>
+              <w:top w:val="single" w:color="BDC3C7" w:sz="1"/>
+              <w:left w:val="single" w:color="BDC3C7" w:sz="1"/>
+              <w:bottom w:val="single" w:color="BDC3C7" w:sz="1"/>
+              <w:right w:val="single" w:color="BDC3C7" w:sz="1"/>
+            </w:tcBorders>
+            <w:tcMar>
+              <w:top w:type="dxa" w:w="80"/>
+              <w:left w:type="dxa" w:w="120"/>
+              <w:bottom w:type="dxa" w:w="80"/>
+              <w:right w:type="dxa" w:w="120"/>
+            </w:tcMar>
+          </w:tcPr>
+          <w:p>
+            <w:pPr>
+              <w:spacing w:after="40"/>
+            </w:pPr>
             <w:r>
               <w:rPr>
                 <w:rFonts w:ascii="Arial" w:cs="Arial" w:eastAsia="Arial" w:hAnsi="Arial"/>
@@ -5399,28 +7248,31 @@
         </w:tc>
         <w:tc>
           <w:tcPr>
-            <w:tcW w:type="dxa" w:w="6160"/>
-            <w:tcBorders>
-              <w:top w:val="single" w:color="BDC3C7" w:sz="1"/>
-              <w:left w:val="single" w:color="BDC3C7" w:sz="1"/>
-              <w:bottom w:val="single" w:color="BDC3C7" w:sz="1"/>
-              <w:right w:val="single" w:color="BDC3C7" w:sz="1"/>
-            </w:tcBorders>
-            <w:tcMar>
-              <w:top w:type="dxa" w:w="80"/>
-              <w:left w:type="dxa" w:w="120"/>
-              <w:bottom w:type="dxa" w:w="80"/>
-              <w:right w:type="dxa" w:w="120"/>
-            </w:tcMar>
-          </w:tcPr>
-          <w:p>
-            <w:r>
-              <w:rPr>
-                <w:rFonts w:ascii="Arial" w:cs="Arial" w:eastAsia="Arial" w:hAnsi="Arial"/>
-                <w:sz w:val="22"/>
-                <w:szCs w:val="22"/>
-              </w:rPr>
-              <w:t xml:space="preserve">User accounts with role (analyst/manager/admin), team, and login tracking</w:t>
+            <w:tcW w:type="dxa" w:w="6960"/>
+            <w:tcBorders>
+              <w:top w:val="single" w:color="BDC3C7" w:sz="1"/>
+              <w:left w:val="single" w:color="BDC3C7" w:sz="1"/>
+              <w:bottom w:val="single" w:color="BDC3C7" w:sz="1"/>
+              <w:right w:val="single" w:color="BDC3C7" w:sz="1"/>
+            </w:tcBorders>
+            <w:tcMar>
+              <w:top w:type="dxa" w:w="80"/>
+              <w:left w:type="dxa" w:w="120"/>
+              <w:bottom w:type="dxa" w:w="80"/>
+              <w:right w:type="dxa" w:w="120"/>
+            </w:tcMar>
+          </w:tcPr>
+          <w:p>
+            <w:pPr>
+              <w:spacing w:after="40"/>
+            </w:pPr>
+            <w:r>
+              <w:rPr>
+                <w:rFonts w:ascii="Arial" w:cs="Arial" w:eastAsia="Arial" w:hAnsi="Arial"/>
+                <w:sz w:val="22"/>
+                <w:szCs w:val="22"/>
+              </w:rPr>
+              <w:t xml:space="preserve">Accounts with role (analyst/manager/admin), team, login tracking</w:t>
             </w:r>
           </w:p>
         </w:tc>
@@ -5428,21 +7280,24 @@
       <w:tr>
         <w:tc>
           <w:tcPr>
-            <w:tcW w:type="dxa" w:w="3200"/>
-            <w:tcBorders>
-              <w:top w:val="single" w:color="BDC3C7" w:sz="1"/>
-              <w:left w:val="single" w:color="BDC3C7" w:sz="1"/>
-              <w:bottom w:val="single" w:color="BDC3C7" w:sz="1"/>
-              <w:right w:val="single" w:color="BDC3C7" w:sz="1"/>
-            </w:tcBorders>
-            <w:tcMar>
-              <w:top w:type="dxa" w:w="80"/>
-              <w:left w:type="dxa" w:w="120"/>
-              <w:bottom w:type="dxa" w:w="80"/>
-              <w:right w:type="dxa" w:w="120"/>
-            </w:tcMar>
-          </w:tcPr>
-          <w:p>
+            <w:tcW w:type="dxa" w:w="2400"/>
+            <w:tcBorders>
+              <w:top w:val="single" w:color="BDC3C7" w:sz="1"/>
+              <w:left w:val="single" w:color="BDC3C7" w:sz="1"/>
+              <w:bottom w:val="single" w:color="BDC3C7" w:sz="1"/>
+              <w:right w:val="single" w:color="BDC3C7" w:sz="1"/>
+            </w:tcBorders>
+            <w:tcMar>
+              <w:top w:type="dxa" w:w="80"/>
+              <w:left w:type="dxa" w:w="120"/>
+              <w:bottom w:type="dxa" w:w="80"/>
+              <w:right w:type="dxa" w:w="120"/>
+            </w:tcMar>
+          </w:tcPr>
+          <w:p>
+            <w:pPr>
+              <w:spacing w:after="40"/>
+            </w:pPr>
             <w:r>
               <w:rPr>
                 <w:rFonts w:ascii="Arial" w:cs="Arial" w:eastAsia="Arial" w:hAnsi="Arial"/>
@@ -5455,28 +7310,31 @@
         </w:tc>
         <w:tc>
           <w:tcPr>
-            <w:tcW w:type="dxa" w:w="6160"/>
-            <w:tcBorders>
-              <w:top w:val="single" w:color="BDC3C7" w:sz="1"/>
-              <w:left w:val="single" w:color="BDC3C7" w:sz="1"/>
-              <w:bottom w:val="single" w:color="BDC3C7" w:sz="1"/>
-              <w:right w:val="single" w:color="BDC3C7" w:sz="1"/>
-            </w:tcBorders>
-            <w:tcMar>
-              <w:top w:type="dxa" w:w="80"/>
-              <w:left w:type="dxa" w:w="120"/>
-              <w:bottom w:type="dxa" w:w="80"/>
-              <w:right w:type="dxa" w:w="120"/>
-            </w:tcMar>
-          </w:tcPr>
-          <w:p>
-            <w:r>
-              <w:rPr>
-                <w:rFonts w:ascii="Arial" w:cs="Arial" w:eastAsia="Arial" w:hAnsi="Arial"/>
-                <w:sz w:val="22"/>
-                <w:szCs w:val="22"/>
-              </w:rPr>
-              <w:t xml:space="preserve">Raw service orders with all fields: customer info, hashes, agent, channel, promo</w:t>
+            <w:tcW w:type="dxa" w:w="6960"/>
+            <w:tcBorders>
+              <w:top w:val="single" w:color="BDC3C7" w:sz="1"/>
+              <w:left w:val="single" w:color="BDC3C7" w:sz="1"/>
+              <w:bottom w:val="single" w:color="BDC3C7" w:sz="1"/>
+              <w:right w:val="single" w:color="BDC3C7" w:sz="1"/>
+            </w:tcBorders>
+            <w:tcMar>
+              <w:top w:type="dxa" w:w="80"/>
+              <w:left w:type="dxa" w:w="120"/>
+              <w:bottom w:type="dxa" w:w="80"/>
+              <w:right w:type="dxa" w:w="120"/>
+            </w:tcMar>
+          </w:tcPr>
+          <w:p>
+            <w:pPr>
+              <w:spacing w:after="40"/>
+            </w:pPr>
+            <w:r>
+              <w:rPr>
+                <w:rFonts w:ascii="Arial" w:cs="Arial" w:eastAsia="Arial" w:hAnsi="Arial"/>
+                <w:sz w:val="22"/>
+                <w:szCs w:val="22"/>
+              </w:rPr>
+              <w:t xml:space="preserve">Raw service orders: customer info, identity hashes, agent, channel</w:t>
             </w:r>
           </w:p>
         </w:tc>
@@ -5484,21 +7342,24 @@
       <w:tr>
         <w:tc>
           <w:tcPr>
-            <w:tcW w:type="dxa" w:w="3200"/>
-            <w:tcBorders>
-              <w:top w:val="single" w:color="BDC3C7" w:sz="1"/>
-              <w:left w:val="single" w:color="BDC3C7" w:sz="1"/>
-              <w:bottom w:val="single" w:color="BDC3C7" w:sz="1"/>
-              <w:right w:val="single" w:color="BDC3C7" w:sz="1"/>
-            </w:tcBorders>
-            <w:tcMar>
-              <w:top w:type="dxa" w:w="80"/>
-              <w:left w:type="dxa" w:w="120"/>
-              <w:bottom w:type="dxa" w:w="80"/>
-              <w:right w:type="dxa" w:w="120"/>
-            </w:tcMar>
-          </w:tcPr>
-          <w:p>
+            <w:tcW w:type="dxa" w:w="2400"/>
+            <w:tcBorders>
+              <w:top w:val="single" w:color="BDC3C7" w:sz="1"/>
+              <w:left w:val="single" w:color="BDC3C7" w:sz="1"/>
+              <w:bottom w:val="single" w:color="BDC3C7" w:sz="1"/>
+              <w:right w:val="single" w:color="BDC3C7" w:sz="1"/>
+            </w:tcBorders>
+            <w:tcMar>
+              <w:top w:type="dxa" w:w="80"/>
+              <w:left w:type="dxa" w:w="120"/>
+              <w:bottom w:type="dxa" w:w="80"/>
+              <w:right w:type="dxa" w:w="120"/>
+            </w:tcMar>
+          </w:tcPr>
+          <w:p>
+            <w:pPr>
+              <w:spacing w:after="40"/>
+            </w:pPr>
             <w:r>
               <w:rPr>
                 <w:rFonts w:ascii="Arial" w:cs="Arial" w:eastAsia="Arial" w:hAnsi="Arial"/>
@@ -5511,28 +7372,31 @@
         </w:tc>
         <w:tc>
           <w:tcPr>
-            <w:tcW w:type="dxa" w:w="6160"/>
-            <w:tcBorders>
-              <w:top w:val="single" w:color="BDC3C7" w:sz="1"/>
-              <w:left w:val="single" w:color="BDC3C7" w:sz="1"/>
-              <w:bottom w:val="single" w:color="BDC3C7" w:sz="1"/>
-              <w:right w:val="single" w:color="BDC3C7" w:sz="1"/>
-            </w:tcBorders>
-            <w:tcMar>
-              <w:top w:type="dxa" w:w="80"/>
-              <w:left w:type="dxa" w:w="120"/>
-              <w:bottom w:type="dxa" w:w="80"/>
-              <w:right w:type="dxa" w:w="120"/>
-            </w:tcMar>
-          </w:tcPr>
-          <w:p>
-            <w:r>
-              <w:rPr>
-                <w:rFonts w:ascii="Arial" w:cs="Arial" w:eastAsia="Arial" w:hAnsi="Arial"/>
-                <w:sz w:val="22"/>
-                <w:szCs w:val="22"/>
-              </w:rPr>
-              <w:t xml:space="preserve">Scored fraud cases linked 1:1 to orders. Contains risk score, band, evidence, status, assignment, resolution</w:t>
+            <w:tcW w:type="dxa" w:w="6960"/>
+            <w:tcBorders>
+              <w:top w:val="single" w:color="BDC3C7" w:sz="1"/>
+              <w:left w:val="single" w:color="BDC3C7" w:sz="1"/>
+              <w:bottom w:val="single" w:color="BDC3C7" w:sz="1"/>
+              <w:right w:val="single" w:color="BDC3C7" w:sz="1"/>
+            </w:tcBorders>
+            <w:tcMar>
+              <w:top w:type="dxa" w:w="80"/>
+              <w:left w:type="dxa" w:w="120"/>
+              <w:bottom w:type="dxa" w:w="80"/>
+              <w:right w:type="dxa" w:w="120"/>
+            </w:tcMar>
+          </w:tcPr>
+          <w:p>
+            <w:pPr>
+              <w:spacing w:after="40"/>
+            </w:pPr>
+            <w:r>
+              <w:rPr>
+                <w:rFonts w:ascii="Arial" w:cs="Arial" w:eastAsia="Arial" w:hAnsi="Arial"/>
+                <w:sz w:val="22"/>
+                <w:szCs w:val="22"/>
+              </w:rPr>
+              <w:t xml:space="preserve">Scored fraud cases (1:1 with orders): score, band, evidence, status, assignment, resolution</w:t>
             </w:r>
           </w:p>
         </w:tc>
@@ -5540,21 +7404,24 @@
       <w:tr>
         <w:tc>
           <w:tcPr>
-            <w:tcW w:type="dxa" w:w="3200"/>
-            <w:tcBorders>
-              <w:top w:val="single" w:color="BDC3C7" w:sz="1"/>
-              <w:left w:val="single" w:color="BDC3C7" w:sz="1"/>
-              <w:bottom w:val="single" w:color="BDC3C7" w:sz="1"/>
-              <w:right w:val="single" w:color="BDC3C7" w:sz="1"/>
-            </w:tcBorders>
-            <w:tcMar>
-              <w:top w:type="dxa" w:w="80"/>
-              <w:left w:type="dxa" w:w="120"/>
-              <w:bottom w:type="dxa" w:w="80"/>
-              <w:right w:type="dxa" w:w="120"/>
-            </w:tcMar>
-          </w:tcPr>
-          <w:p>
+            <w:tcW w:type="dxa" w:w="2400"/>
+            <w:tcBorders>
+              <w:top w:val="single" w:color="BDC3C7" w:sz="1"/>
+              <w:left w:val="single" w:color="BDC3C7" w:sz="1"/>
+              <w:bottom w:val="single" w:color="BDC3C7" w:sz="1"/>
+              <w:right w:val="single" w:color="BDC3C7" w:sz="1"/>
+            </w:tcBorders>
+            <w:tcMar>
+              <w:top w:type="dxa" w:w="80"/>
+              <w:left w:type="dxa" w:w="120"/>
+              <w:bottom w:type="dxa" w:w="80"/>
+              <w:right w:type="dxa" w:w="120"/>
+            </w:tcMar>
+          </w:tcPr>
+          <w:p>
+            <w:pPr>
+              <w:spacing w:after="40"/>
+            </w:pPr>
             <w:r>
               <w:rPr>
                 <w:rFonts w:ascii="Arial" w:cs="Arial" w:eastAsia="Arial" w:hAnsi="Arial"/>
@@ -5567,28 +7434,31 @@
         </w:tc>
         <w:tc>
           <w:tcPr>
-            <w:tcW w:type="dxa" w:w="6160"/>
-            <w:tcBorders>
-              <w:top w:val="single" w:color="BDC3C7" w:sz="1"/>
-              <w:left w:val="single" w:color="BDC3C7" w:sz="1"/>
-              <w:bottom w:val="single" w:color="BDC3C7" w:sz="1"/>
-              <w:right w:val="single" w:color="BDC3C7" w:sz="1"/>
-            </w:tcBorders>
-            <w:tcMar>
-              <w:top w:type="dxa" w:w="80"/>
-              <w:left w:type="dxa" w:w="120"/>
-              <w:bottom w:type="dxa" w:w="80"/>
-              <w:right w:type="dxa" w:w="120"/>
-            </w:tcMar>
-          </w:tcPr>
-          <w:p>
-            <w:r>
-              <w:rPr>
-                <w:rFonts w:ascii="Arial" w:cs="Arial" w:eastAsia="Arial" w:hAnsi="Arial"/>
-                <w:sz w:val="22"/>
-                <w:szCs w:val="22"/>
-              </w:rPr>
-              <w:t xml:space="preserve">Notes, status changes, and audit trail entries per case</w:t>
+            <w:tcW w:type="dxa" w:w="6960"/>
+            <w:tcBorders>
+              <w:top w:val="single" w:color="BDC3C7" w:sz="1"/>
+              <w:left w:val="single" w:color="BDC3C7" w:sz="1"/>
+              <w:bottom w:val="single" w:color="BDC3C7" w:sz="1"/>
+              <w:right w:val="single" w:color="BDC3C7" w:sz="1"/>
+            </w:tcBorders>
+            <w:tcMar>
+              <w:top w:type="dxa" w:w="80"/>
+              <w:left w:type="dxa" w:w="120"/>
+              <w:bottom w:type="dxa" w:w="80"/>
+              <w:right w:type="dxa" w:w="120"/>
+            </w:tcMar>
+          </w:tcPr>
+          <w:p>
+            <w:pPr>
+              <w:spacing w:after="40"/>
+            </w:pPr>
+            <w:r>
+              <w:rPr>
+                <w:rFonts w:ascii="Arial" w:cs="Arial" w:eastAsia="Arial" w:hAnsi="Arial"/>
+                <w:sz w:val="22"/>
+                <w:szCs w:val="22"/>
+              </w:rPr>
+              <w:t xml:space="preserve">Notes and audit entries per case</w:t>
             </w:r>
           </w:p>
         </w:tc>
@@ -5596,21 +7466,24 @@
       <w:tr>
         <w:tc>
           <w:tcPr>
-            <w:tcW w:type="dxa" w:w="3200"/>
-            <w:tcBorders>
-              <w:top w:val="single" w:color="BDC3C7" w:sz="1"/>
-              <w:left w:val="single" w:color="BDC3C7" w:sz="1"/>
-              <w:bottom w:val="single" w:color="BDC3C7" w:sz="1"/>
-              <w:right w:val="single" w:color="BDC3C7" w:sz="1"/>
-            </w:tcBorders>
-            <w:tcMar>
-              <w:top w:type="dxa" w:w="80"/>
-              <w:left w:type="dxa" w:w="120"/>
-              <w:bottom w:type="dxa" w:w="80"/>
-              <w:right w:type="dxa" w:w="120"/>
-            </w:tcMar>
-          </w:tcPr>
-          <w:p>
+            <w:tcW w:type="dxa" w:w="2400"/>
+            <w:tcBorders>
+              <w:top w:val="single" w:color="BDC3C7" w:sz="1"/>
+              <w:left w:val="single" w:color="BDC3C7" w:sz="1"/>
+              <w:bottom w:val="single" w:color="BDC3C7" w:sz="1"/>
+              <w:right w:val="single" w:color="BDC3C7" w:sz="1"/>
+            </w:tcBorders>
+            <w:tcMar>
+              <w:top w:type="dxa" w:w="80"/>
+              <w:left w:type="dxa" w:w="120"/>
+              <w:bottom w:type="dxa" w:w="80"/>
+              <w:right w:type="dxa" w:w="120"/>
+            </w:tcMar>
+          </w:tcPr>
+          <w:p>
+            <w:pPr>
+              <w:spacing w:after="40"/>
+            </w:pPr>
             <w:r>
               <w:rPr>
                 <w:rFonts w:ascii="Arial" w:cs="Arial" w:eastAsia="Arial" w:hAnsi="Arial"/>
@@ -5623,21 +7496,24 @@
         </w:tc>
         <w:tc>
           <w:tcPr>
-            <w:tcW w:type="dxa" w:w="6160"/>
-            <w:tcBorders>
-              <w:top w:val="single" w:color="BDC3C7" w:sz="1"/>
-              <w:left w:val="single" w:color="BDC3C7" w:sz="1"/>
-              <w:bottom w:val="single" w:color="BDC3C7" w:sz="1"/>
-              <w:right w:val="single" w:color="BDC3C7" w:sz="1"/>
-            </w:tcBorders>
-            <w:tcMar>
-              <w:top w:type="dxa" w:w="80"/>
-              <w:left w:type="dxa" w:w="120"/>
-              <w:bottom w:type="dxa" w:w="80"/>
-              <w:right w:type="dxa" w:w="120"/>
-            </w:tcMar>
-          </w:tcPr>
-          <w:p>
+            <w:tcW w:type="dxa" w:w="6960"/>
+            <w:tcBorders>
+              <w:top w:val="single" w:color="BDC3C7" w:sz="1"/>
+              <w:left w:val="single" w:color="BDC3C7" w:sz="1"/>
+              <w:bottom w:val="single" w:color="BDC3C7" w:sz="1"/>
+              <w:right w:val="single" w:color="BDC3C7" w:sz="1"/>
+            </w:tcBorders>
+            <w:tcMar>
+              <w:top w:type="dxa" w:w="80"/>
+              <w:left w:type="dxa" w:w="120"/>
+              <w:bottom w:type="dxa" w:w="80"/>
+              <w:right w:type="dxa" w:w="120"/>
+            </w:tcMar>
+          </w:tcPr>
+          <w:p>
+            <w:pPr>
+              <w:spacing w:after="40"/>
+            </w:pPr>
             <w:r>
               <w:rPr>
                 <w:rFonts w:ascii="Arial" w:cs="Arial" w:eastAsia="Arial" w:hAnsi="Arial"/>
@@ -5652,21 +7528,24 @@
       <w:tr>
         <w:tc>
           <w:tcPr>
-            <w:tcW w:type="dxa" w:w="3200"/>
-            <w:tcBorders>
-              <w:top w:val="single" w:color="BDC3C7" w:sz="1"/>
-              <w:left w:val="single" w:color="BDC3C7" w:sz="1"/>
-              <w:bottom w:val="single" w:color="BDC3C7" w:sz="1"/>
-              <w:right w:val="single" w:color="BDC3C7" w:sz="1"/>
-            </w:tcBorders>
-            <w:tcMar>
-              <w:top w:type="dxa" w:w="80"/>
-              <w:left w:type="dxa" w:w="120"/>
-              <w:bottom w:type="dxa" w:w="80"/>
-              <w:right w:type="dxa" w:w="120"/>
-            </w:tcMar>
-          </w:tcPr>
-          <w:p>
+            <w:tcW w:type="dxa" w:w="2400"/>
+            <w:tcBorders>
+              <w:top w:val="single" w:color="BDC3C7" w:sz="1"/>
+              <w:left w:val="single" w:color="BDC3C7" w:sz="1"/>
+              <w:bottom w:val="single" w:color="BDC3C7" w:sz="1"/>
+              <w:right w:val="single" w:color="BDC3C7" w:sz="1"/>
+            </w:tcBorders>
+            <w:tcMar>
+              <w:top w:type="dxa" w:w="80"/>
+              <w:left w:type="dxa" w:w="120"/>
+              <w:bottom w:type="dxa" w:w="80"/>
+              <w:right w:type="dxa" w:w="120"/>
+            </w:tcMar>
+          </w:tcPr>
+          <w:p>
+            <w:pPr>
+              <w:spacing w:after="40"/>
+            </w:pPr>
             <w:r>
               <w:rPr>
                 <w:rFonts w:ascii="Arial" w:cs="Arial" w:eastAsia="Arial" w:hAnsi="Arial"/>
@@ -5679,28 +7558,31 @@
         </w:tc>
         <w:tc>
           <w:tcPr>
-            <w:tcW w:type="dxa" w:w="6160"/>
-            <w:tcBorders>
-              <w:top w:val="single" w:color="BDC3C7" w:sz="1"/>
-              <w:left w:val="single" w:color="BDC3C7" w:sz="1"/>
-              <w:bottom w:val="single" w:color="BDC3C7" w:sz="1"/>
-              <w:right w:val="single" w:color="BDC3C7" w:sz="1"/>
-            </w:tcBorders>
-            <w:tcMar>
-              <w:top w:type="dxa" w:w="80"/>
-              <w:left w:type="dxa" w:w="120"/>
-              <w:bottom w:type="dxa" w:w="80"/>
-              <w:right w:type="dxa" w:w="120"/>
-            </w:tcMar>
-          </w:tcPr>
-          <w:p>
-            <w:r>
-              <w:rPr>
-                <w:rFonts w:ascii="Arial" w:cs="Arial" w:eastAsia="Arial" w:hAnsi="Arial"/>
-                <w:sz w:val="22"/>
-                <w:szCs w:val="22"/>
-              </w:rPr>
-              <w:t xml:space="preserve">Immutable compliance trail of every action taken in the system</w:t>
+            <w:tcW w:type="dxa" w:w="6960"/>
+            <w:tcBorders>
+              <w:top w:val="single" w:color="BDC3C7" w:sz="1"/>
+              <w:left w:val="single" w:color="BDC3C7" w:sz="1"/>
+              <w:bottom w:val="single" w:color="BDC3C7" w:sz="1"/>
+              <w:right w:val="single" w:color="BDC3C7" w:sz="1"/>
+            </w:tcBorders>
+            <w:tcMar>
+              <w:top w:type="dxa" w:w="80"/>
+              <w:left w:type="dxa" w:w="120"/>
+              <w:bottom w:type="dxa" w:w="80"/>
+              <w:right w:type="dxa" w:w="120"/>
+            </w:tcMar>
+          </w:tcPr>
+          <w:p>
+            <w:pPr>
+              <w:spacing w:after="40"/>
+            </w:pPr>
+            <w:r>
+              <w:rPr>
+                <w:rFonts w:ascii="Arial" w:cs="Arial" w:eastAsia="Arial" w:hAnsi="Arial"/>
+                <w:sz w:val="22"/>
+                <w:szCs w:val="22"/>
+              </w:rPr>
+              <w:t xml:space="preserve">Immutable compliance trail of every system action</w:t>
             </w:r>
           </w:p>
         </w:tc>
@@ -5729,7 +7611,7 @@
           <w:sz w:val="22"/>
           <w:szCs w:val="22"/>
         </w:rPr>
-        <w:t xml:space="preserve">All identity fields (phone, email, SSN, payment method) are stored as one-way hashes for privacy. The system never stores raw PII in these fields; it only needs to detect when two orders share the same value.</w:t>
+        <w:t xml:space="preserve">All identity fields (phone, email, SSN, payment method) are stored as one-way hashes. The system never stores raw PII in these columns — it only needs to detect when two orders share the same underlying value.</w:t>
       </w:r>
     </w:p>
     <w:p>
@@ -5751,7 +7633,7 @@
           <w:sz w:val="32"/>
           <w:szCs w:val="32"/>
         </w:rPr>
-        <w:t xml:space="preserve">9. Deployment &amp; Operations</w:t>
+        <w:t xml:space="preserve">13. Deployment</w:t>
       </w:r>
     </w:p>
     <w:p>
@@ -5768,7 +7650,7 @@
           <w:sz w:val="28"/>
           <w:szCs w:val="28"/>
         </w:rPr>
-        <w:t xml:space="preserve">9.1 Deployment Process</w:t>
+        <w:t xml:space="preserve">13.1 Process</w:t>
       </w:r>
     </w:p>
     <w:p>
@@ -5781,99 +7663,7 @@
           <w:sz w:val="22"/>
           <w:szCs w:val="22"/>
         </w:rPr>
-        <w:t xml:space="preserve">FraudShield deploys automatically via Vercel. The workflow is simple: push code to the GitHub repository and Vercel detects the push, builds the Next.js application, and deploys it to production. There is no manual build step.</w:t>
-      </w:r>
-    </w:p>
-    <w:p>
-      <w:pPr>
-        <w:pStyle w:val="ListParagraph"/>
-        <w:numPr>
-          <w:ilvl w:val="0"/>
-          <w:numId w:val="5"/>
-        </w:numPr>
-        <w:spacing w:after="80"/>
-      </w:pPr>
-      <w:r>
-        <w:rPr>
-          <w:rFonts w:ascii="Arial" w:cs="Arial" w:eastAsia="Arial" w:hAnsi="Arial"/>
-          <w:sz w:val="22"/>
-          <w:szCs w:val="22"/>
-        </w:rPr>
-        <w:t xml:space="preserve">Make code changes locally</w:t>
-      </w:r>
-    </w:p>
-    <w:p>
-      <w:pPr>
-        <w:pStyle w:val="ListParagraph"/>
-        <w:numPr>
-          <w:ilvl w:val="0"/>
-          <w:numId w:val="5"/>
-        </w:numPr>
-        <w:spacing w:after="80"/>
-      </w:pPr>
-      <w:r>
-        <w:rPr>
-          <w:rFonts w:ascii="Arial" w:cs="Arial" w:eastAsia="Arial" w:hAnsi="Arial"/>
-          <w:sz w:val="22"/>
-          <w:szCs w:val="22"/>
-        </w:rPr>
-        <w:t xml:space="preserve">Commit changes: </w:t>
-      </w:r>
-      <w:r>
-        <w:rPr>
-          <w:rFonts w:ascii="Arial" w:cs="Arial" w:eastAsia="Arial" w:hAnsi="Arial"/>
-          <w:i/>
-          <w:iCs/>
-          <w:sz w:val="22"/>
-          <w:szCs w:val="22"/>
-        </w:rPr>
-        <w:t xml:space="preserve">git add . &amp;&amp; git commit -m "description"</w:t>
-      </w:r>
-    </w:p>
-    <w:p>
-      <w:pPr>
-        <w:pStyle w:val="ListParagraph"/>
-        <w:numPr>
-          <w:ilvl w:val="0"/>
-          <w:numId w:val="5"/>
-        </w:numPr>
-        <w:spacing w:after="80"/>
-      </w:pPr>
-      <w:r>
-        <w:rPr>
-          <w:rFonts w:ascii="Arial" w:cs="Arial" w:eastAsia="Arial" w:hAnsi="Arial"/>
-          <w:sz w:val="22"/>
-          <w:szCs w:val="22"/>
-        </w:rPr>
-        <w:t xml:space="preserve">Push to GitHub: </w:t>
-      </w:r>
-      <w:r>
-        <w:rPr>
-          <w:rFonts w:ascii="Arial" w:cs="Arial" w:eastAsia="Arial" w:hAnsi="Arial"/>
-          <w:i/>
-          <w:iCs/>
-          <w:sz w:val="22"/>
-          <w:szCs w:val="22"/>
-        </w:rPr>
-        <w:t xml:space="preserve">git push</w:t>
-      </w:r>
-    </w:p>
-    <w:p>
-      <w:pPr>
-        <w:pStyle w:val="ListParagraph"/>
-        <w:numPr>
-          <w:ilvl w:val="0"/>
-          <w:numId w:val="5"/>
-        </w:numPr>
-        <w:spacing w:after="200"/>
-      </w:pPr>
-      <w:r>
-        <w:rPr>
-          <w:rFonts w:ascii="Arial" w:cs="Arial" w:eastAsia="Arial" w:hAnsi="Arial"/>
-          <w:sz w:val="22"/>
-          <w:szCs w:val="22"/>
-        </w:rPr>
-        <w:t xml:space="preserve">Vercel auto-deploys within 1-2 minutes</w:t>
+        <w:t xml:space="preserve">FraudShield deploys automatically via Vercel. Push to the main branch on GitHub and Vercel builds and deploys within 1-2 minutes. No manual build step.</w:t>
       </w:r>
     </w:p>
     <w:p>
@@ -5890,7 +7680,7 @@
           <w:sz w:val="28"/>
           <w:szCs w:val="28"/>
         </w:rPr>
-        <w:t xml:space="preserve">9.2 Environment Variables</w:t>
+        <w:t xml:space="preserve">13.2 Environment Variables</w:t>
       </w:r>
     </w:p>
     <w:tbl>
@@ -5906,13 +7696,14 @@
         </w:tblBorders>
       </w:tblPr>
       <w:tblGrid>
-        <w:gridCol w:w="3200"/>
-        <w:gridCol w:w="6160"/>
+        <w:gridCol w:w="3000"/>
+        <w:gridCol w:w="1200"/>
+        <w:gridCol w:w="5160"/>
       </w:tblGrid>
       <w:tr>
         <w:tc>
           <w:tcPr>
-            <w:tcW w:type="dxa" w:w="3200"/>
+            <w:tcW w:type="dxa" w:w="3000"/>
             <w:tcBorders>
               <w:top w:val="single" w:color="BDC3C7" w:sz="1"/>
               <w:left w:val="single" w:color="BDC3C7" w:sz="1"/>
@@ -5943,7 +7734,7 @@
         </w:tc>
         <w:tc>
           <w:tcPr>
-            <w:tcW w:type="dxa" w:w="6160"/>
+            <w:tcW w:type="dxa" w:w="1200"/>
             <w:tcBorders>
               <w:top w:val="single" w:color="BDC3C7" w:sz="1"/>
               <w:left w:val="single" w:color="BDC3C7" w:sz="1"/>
@@ -5968,6 +7759,37 @@
                 <w:sz w:val="22"/>
                 <w:szCs w:val="22"/>
               </w:rPr>
+              <w:t xml:space="preserve">Required</w:t>
+            </w:r>
+          </w:p>
+        </w:tc>
+        <w:tc>
+          <w:tcPr>
+            <w:tcW w:type="dxa" w:w="5160"/>
+            <w:tcBorders>
+              <w:top w:val="single" w:color="BDC3C7" w:sz="1"/>
+              <w:left w:val="single" w:color="BDC3C7" w:sz="1"/>
+              <w:bottom w:val="single" w:color="BDC3C7" w:sz="1"/>
+              <w:right w:val="single" w:color="BDC3C7" w:sz="1"/>
+            </w:tcBorders>
+            <w:shd w:fill="1B4F72" w:val="clear"/>
+            <w:tcMar>
+              <w:top w:type="dxa" w:w="80"/>
+              <w:left w:type="dxa" w:w="120"/>
+              <w:bottom w:type="dxa" w:w="80"/>
+              <w:right w:type="dxa" w:w="120"/>
+            </w:tcMar>
+          </w:tcPr>
+          <w:p>
+            <w:r>
+              <w:rPr>
+                <w:rFonts w:ascii="Arial" w:cs="Arial" w:eastAsia="Arial" w:hAnsi="Arial"/>
+                <w:b/>
+                <w:bCs/>
+                <w:color w:val="FFFFFF"/>
+                <w:sz w:val="22"/>
+                <w:szCs w:val="22"/>
+              </w:rPr>
               <w:t xml:space="preserve">Purpose</w:t>
             </w:r>
           </w:p>
@@ -5976,21 +7798,24 @@
       <w:tr>
         <w:tc>
           <w:tcPr>
-            <w:tcW w:type="dxa" w:w="3200"/>
-            <w:tcBorders>
-              <w:top w:val="single" w:color="BDC3C7" w:sz="1"/>
-              <w:left w:val="single" w:color="BDC3C7" w:sz="1"/>
-              <w:bottom w:val="single" w:color="BDC3C7" w:sz="1"/>
-              <w:right w:val="single" w:color="BDC3C7" w:sz="1"/>
-            </w:tcBorders>
-            <w:tcMar>
-              <w:top w:type="dxa" w:w="80"/>
-              <w:left w:type="dxa" w:w="120"/>
-              <w:bottom w:type="dxa" w:w="80"/>
-              <w:right w:type="dxa" w:w="120"/>
-            </w:tcMar>
-          </w:tcPr>
-          <w:p>
+            <w:tcW w:type="dxa" w:w="3000"/>
+            <w:tcBorders>
+              <w:top w:val="single" w:color="BDC3C7" w:sz="1"/>
+              <w:left w:val="single" w:color="BDC3C7" w:sz="1"/>
+              <w:bottom w:val="single" w:color="BDC3C7" w:sz="1"/>
+              <w:right w:val="single" w:color="BDC3C7" w:sz="1"/>
+            </w:tcBorders>
+            <w:tcMar>
+              <w:top w:type="dxa" w:w="80"/>
+              <w:left w:type="dxa" w:w="120"/>
+              <w:bottom w:type="dxa" w:w="80"/>
+              <w:right w:type="dxa" w:w="120"/>
+            </w:tcMar>
+          </w:tcPr>
+          <w:p>
+            <w:pPr>
+              <w:spacing w:after="40"/>
+            </w:pPr>
             <w:r>
               <w:rPr>
                 <w:rFonts w:ascii="Arial" w:cs="Arial" w:eastAsia="Arial" w:hAnsi="Arial"/>
@@ -6003,21 +7828,54 @@
         </w:tc>
         <w:tc>
           <w:tcPr>
-            <w:tcW w:type="dxa" w:w="6160"/>
-            <w:tcBorders>
-              <w:top w:val="single" w:color="BDC3C7" w:sz="1"/>
-              <w:left w:val="single" w:color="BDC3C7" w:sz="1"/>
-              <w:bottom w:val="single" w:color="BDC3C7" w:sz="1"/>
-              <w:right w:val="single" w:color="BDC3C7" w:sz="1"/>
-            </w:tcBorders>
-            <w:tcMar>
-              <w:top w:type="dxa" w:w="80"/>
-              <w:left w:type="dxa" w:w="120"/>
-              <w:bottom w:type="dxa" w:w="80"/>
-              <w:right w:type="dxa" w:w="120"/>
-            </w:tcMar>
-          </w:tcPr>
-          <w:p>
+            <w:tcW w:type="dxa" w:w="1200"/>
+            <w:tcBorders>
+              <w:top w:val="single" w:color="BDC3C7" w:sz="1"/>
+              <w:left w:val="single" w:color="BDC3C7" w:sz="1"/>
+              <w:bottom w:val="single" w:color="BDC3C7" w:sz="1"/>
+              <w:right w:val="single" w:color="BDC3C7" w:sz="1"/>
+            </w:tcBorders>
+            <w:tcMar>
+              <w:top w:type="dxa" w:w="80"/>
+              <w:left w:type="dxa" w:w="120"/>
+              <w:bottom w:type="dxa" w:w="80"/>
+              <w:right w:type="dxa" w:w="120"/>
+            </w:tcMar>
+          </w:tcPr>
+          <w:p>
+            <w:pPr>
+              <w:spacing w:after="40"/>
+            </w:pPr>
+            <w:r>
+              <w:rPr>
+                <w:rFonts w:ascii="Arial" w:cs="Arial" w:eastAsia="Arial" w:hAnsi="Arial"/>
+                <w:sz w:val="22"/>
+                <w:szCs w:val="22"/>
+              </w:rPr>
+              <w:t xml:space="preserve">Yes</w:t>
+            </w:r>
+          </w:p>
+        </w:tc>
+        <w:tc>
+          <w:tcPr>
+            <w:tcW w:type="dxa" w:w="5160"/>
+            <w:tcBorders>
+              <w:top w:val="single" w:color="BDC3C7" w:sz="1"/>
+              <w:left w:val="single" w:color="BDC3C7" w:sz="1"/>
+              <w:bottom w:val="single" w:color="BDC3C7" w:sz="1"/>
+              <w:right w:val="single" w:color="BDC3C7" w:sz="1"/>
+            </w:tcBorders>
+            <w:tcMar>
+              <w:top w:type="dxa" w:w="80"/>
+              <w:left w:type="dxa" w:w="120"/>
+              <w:bottom w:type="dxa" w:w="80"/>
+              <w:right w:type="dxa" w:w="120"/>
+            </w:tcMar>
+          </w:tcPr>
+          <w:p>
+            <w:pPr>
+              <w:spacing w:after="40"/>
+            </w:pPr>
             <w:r>
               <w:rPr>
                 <w:rFonts w:ascii="Arial" w:cs="Arial" w:eastAsia="Arial" w:hAnsi="Arial"/>
@@ -6032,55 +7890,91 @@
       <w:tr>
         <w:tc>
           <w:tcPr>
-            <w:tcW w:type="dxa" w:w="3200"/>
-            <w:tcBorders>
-              <w:top w:val="single" w:color="BDC3C7" w:sz="1"/>
-              <w:left w:val="single" w:color="BDC3C7" w:sz="1"/>
-              <w:bottom w:val="single" w:color="BDC3C7" w:sz="1"/>
-              <w:right w:val="single" w:color="BDC3C7" w:sz="1"/>
-            </w:tcBorders>
-            <w:tcMar>
-              <w:top w:type="dxa" w:w="80"/>
-              <w:left w:type="dxa" w:w="120"/>
-              <w:bottom w:type="dxa" w:w="80"/>
-              <w:right w:type="dxa" w:w="120"/>
-            </w:tcMar>
-          </w:tcPr>
-          <w:p>
-            <w:r>
-              <w:rPr>
-                <w:rFonts w:ascii="Arial" w:cs="Arial" w:eastAsia="Arial" w:hAnsi="Arial"/>
-                <w:sz w:val="22"/>
-                <w:szCs w:val="22"/>
-              </w:rPr>
-              <w:t xml:space="preserve">NEXTAUTH_SECRET</w:t>
-            </w:r>
-          </w:p>
-        </w:tc>
-        <w:tc>
-          <w:tcPr>
-            <w:tcW w:type="dxa" w:w="6160"/>
-            <w:tcBorders>
-              <w:top w:val="single" w:color="BDC3C7" w:sz="1"/>
-              <w:left w:val="single" w:color="BDC3C7" w:sz="1"/>
-              <w:bottom w:val="single" w:color="BDC3C7" w:sz="1"/>
-              <w:right w:val="single" w:color="BDC3C7" w:sz="1"/>
-            </w:tcBorders>
-            <w:tcMar>
-              <w:top w:type="dxa" w:w="80"/>
-              <w:left w:type="dxa" w:w="120"/>
-              <w:bottom w:type="dxa" w:w="80"/>
-              <w:right w:type="dxa" w:w="120"/>
-            </w:tcMar>
-          </w:tcPr>
-          <w:p>
-            <w:r>
-              <w:rPr>
-                <w:rFonts w:ascii="Arial" w:cs="Arial" w:eastAsia="Arial" w:hAnsi="Arial"/>
-                <w:sz w:val="22"/>
-                <w:szCs w:val="22"/>
-              </w:rPr>
-              <w:t xml:space="preserve">Session encryption key for NextAuth</w:t>
+            <w:tcW w:type="dxa" w:w="3000"/>
+            <w:tcBorders>
+              <w:top w:val="single" w:color="BDC3C7" w:sz="1"/>
+              <w:left w:val="single" w:color="BDC3C7" w:sz="1"/>
+              <w:bottom w:val="single" w:color="BDC3C7" w:sz="1"/>
+              <w:right w:val="single" w:color="BDC3C7" w:sz="1"/>
+            </w:tcBorders>
+            <w:tcMar>
+              <w:top w:type="dxa" w:w="80"/>
+              <w:left w:type="dxa" w:w="120"/>
+              <w:bottom w:type="dxa" w:w="80"/>
+              <w:right w:type="dxa" w:w="120"/>
+            </w:tcMar>
+          </w:tcPr>
+          <w:p>
+            <w:pPr>
+              <w:spacing w:after="40"/>
+            </w:pPr>
+            <w:r>
+              <w:rPr>
+                <w:rFonts w:ascii="Arial" w:cs="Arial" w:eastAsia="Arial" w:hAnsi="Arial"/>
+                <w:sz w:val="22"/>
+                <w:szCs w:val="22"/>
+              </w:rPr>
+              <w:t xml:space="preserve">AUTH_SECRET</w:t>
+            </w:r>
+          </w:p>
+        </w:tc>
+        <w:tc>
+          <w:tcPr>
+            <w:tcW w:type="dxa" w:w="1200"/>
+            <w:tcBorders>
+              <w:top w:val="single" w:color="BDC3C7" w:sz="1"/>
+              <w:left w:val="single" w:color="BDC3C7" w:sz="1"/>
+              <w:bottom w:val="single" w:color="BDC3C7" w:sz="1"/>
+              <w:right w:val="single" w:color="BDC3C7" w:sz="1"/>
+            </w:tcBorders>
+            <w:tcMar>
+              <w:top w:type="dxa" w:w="80"/>
+              <w:left w:type="dxa" w:w="120"/>
+              <w:bottom w:type="dxa" w:w="80"/>
+              <w:right w:type="dxa" w:w="120"/>
+            </w:tcMar>
+          </w:tcPr>
+          <w:p>
+            <w:pPr>
+              <w:spacing w:after="40"/>
+            </w:pPr>
+            <w:r>
+              <w:rPr>
+                <w:rFonts w:ascii="Arial" w:cs="Arial" w:eastAsia="Arial" w:hAnsi="Arial"/>
+                <w:sz w:val="22"/>
+                <w:szCs w:val="22"/>
+              </w:rPr>
+              <w:t xml:space="preserve">Yes</w:t>
+            </w:r>
+          </w:p>
+        </w:tc>
+        <w:tc>
+          <w:tcPr>
+            <w:tcW w:type="dxa" w:w="5160"/>
+            <w:tcBorders>
+              <w:top w:val="single" w:color="BDC3C7" w:sz="1"/>
+              <w:left w:val="single" w:color="BDC3C7" w:sz="1"/>
+              <w:bottom w:val="single" w:color="BDC3C7" w:sz="1"/>
+              <w:right w:val="single" w:color="BDC3C7" w:sz="1"/>
+            </w:tcBorders>
+            <w:tcMar>
+              <w:top w:type="dxa" w:w="80"/>
+              <w:left w:type="dxa" w:w="120"/>
+              <w:bottom w:type="dxa" w:w="80"/>
+              <w:right w:type="dxa" w:w="120"/>
+            </w:tcMar>
+          </w:tcPr>
+          <w:p>
+            <w:pPr>
+              <w:spacing w:after="40"/>
+            </w:pPr>
+            <w:r>
+              <w:rPr>
+                <w:rFonts w:ascii="Arial" w:cs="Arial" w:eastAsia="Arial" w:hAnsi="Arial"/>
+                <w:sz w:val="22"/>
+                <w:szCs w:val="22"/>
+              </w:rPr>
+              <w:t xml:space="preserve">Session encryption key</w:t>
             </w:r>
           </w:p>
         </w:tc>
@@ -6088,55 +7982,91 @@
       <w:tr>
         <w:tc>
           <w:tcPr>
-            <w:tcW w:type="dxa" w:w="3200"/>
-            <w:tcBorders>
-              <w:top w:val="single" w:color="BDC3C7" w:sz="1"/>
-              <w:left w:val="single" w:color="BDC3C7" w:sz="1"/>
-              <w:bottom w:val="single" w:color="BDC3C7" w:sz="1"/>
-              <w:right w:val="single" w:color="BDC3C7" w:sz="1"/>
-            </w:tcBorders>
-            <w:tcMar>
-              <w:top w:type="dxa" w:w="80"/>
-              <w:left w:type="dxa" w:w="120"/>
-              <w:bottom w:type="dxa" w:w="80"/>
-              <w:right w:type="dxa" w:w="120"/>
-            </w:tcMar>
-          </w:tcPr>
-          <w:p>
-            <w:r>
-              <w:rPr>
-                <w:rFonts w:ascii="Arial" w:cs="Arial" w:eastAsia="Arial" w:hAnsi="Arial"/>
-                <w:sz w:val="22"/>
-                <w:szCs w:val="22"/>
-              </w:rPr>
-              <w:t xml:space="preserve">NEXTAUTH_URL</w:t>
-            </w:r>
-          </w:p>
-        </w:tc>
-        <w:tc>
-          <w:tcPr>
-            <w:tcW w:type="dxa" w:w="6160"/>
-            <w:tcBorders>
-              <w:top w:val="single" w:color="BDC3C7" w:sz="1"/>
-              <w:left w:val="single" w:color="BDC3C7" w:sz="1"/>
-              <w:bottom w:val="single" w:color="BDC3C7" w:sz="1"/>
-              <w:right w:val="single" w:color="BDC3C7" w:sz="1"/>
-            </w:tcBorders>
-            <w:tcMar>
-              <w:top w:type="dxa" w:w="80"/>
-              <w:left w:type="dxa" w:w="120"/>
-              <w:bottom w:type="dxa" w:w="80"/>
-              <w:right w:type="dxa" w:w="120"/>
-            </w:tcMar>
-          </w:tcPr>
-          <w:p>
-            <w:r>
-              <w:rPr>
-                <w:rFonts w:ascii="Arial" w:cs="Arial" w:eastAsia="Arial" w:hAnsi="Arial"/>
-                <w:sz w:val="22"/>
-                <w:szCs w:val="22"/>
-              </w:rPr>
-              <w:t xml:space="preserve">Production URL for OAuth callbacks</w:t>
+            <w:tcW w:type="dxa" w:w="3000"/>
+            <w:tcBorders>
+              <w:top w:val="single" w:color="BDC3C7" w:sz="1"/>
+              <w:left w:val="single" w:color="BDC3C7" w:sz="1"/>
+              <w:bottom w:val="single" w:color="BDC3C7" w:sz="1"/>
+              <w:right w:val="single" w:color="BDC3C7" w:sz="1"/>
+            </w:tcBorders>
+            <w:tcMar>
+              <w:top w:type="dxa" w:w="80"/>
+              <w:left w:type="dxa" w:w="120"/>
+              <w:bottom w:type="dxa" w:w="80"/>
+              <w:right w:type="dxa" w:w="120"/>
+            </w:tcMar>
+          </w:tcPr>
+          <w:p>
+            <w:pPr>
+              <w:spacing w:after="40"/>
+            </w:pPr>
+            <w:r>
+              <w:rPr>
+                <w:rFonts w:ascii="Arial" w:cs="Arial" w:eastAsia="Arial" w:hAnsi="Arial"/>
+                <w:sz w:val="22"/>
+                <w:szCs w:val="22"/>
+              </w:rPr>
+              <w:t xml:space="preserve">GOOGLE_CLIENT_ID</w:t>
+            </w:r>
+          </w:p>
+        </w:tc>
+        <w:tc>
+          <w:tcPr>
+            <w:tcW w:type="dxa" w:w="1200"/>
+            <w:tcBorders>
+              <w:top w:val="single" w:color="BDC3C7" w:sz="1"/>
+              <w:left w:val="single" w:color="BDC3C7" w:sz="1"/>
+              <w:bottom w:val="single" w:color="BDC3C7" w:sz="1"/>
+              <w:right w:val="single" w:color="BDC3C7" w:sz="1"/>
+            </w:tcBorders>
+            <w:tcMar>
+              <w:top w:type="dxa" w:w="80"/>
+              <w:left w:type="dxa" w:w="120"/>
+              <w:bottom w:type="dxa" w:w="80"/>
+              <w:right w:type="dxa" w:w="120"/>
+            </w:tcMar>
+          </w:tcPr>
+          <w:p>
+            <w:pPr>
+              <w:spacing w:after="40"/>
+            </w:pPr>
+            <w:r>
+              <w:rPr>
+                <w:rFonts w:ascii="Arial" w:cs="Arial" w:eastAsia="Arial" w:hAnsi="Arial"/>
+                <w:sz w:val="22"/>
+                <w:szCs w:val="22"/>
+              </w:rPr>
+              <w:t xml:space="preserve">Yes</w:t>
+            </w:r>
+          </w:p>
+        </w:tc>
+        <w:tc>
+          <w:tcPr>
+            <w:tcW w:type="dxa" w:w="5160"/>
+            <w:tcBorders>
+              <w:top w:val="single" w:color="BDC3C7" w:sz="1"/>
+              <w:left w:val="single" w:color="BDC3C7" w:sz="1"/>
+              <w:bottom w:val="single" w:color="BDC3C7" w:sz="1"/>
+              <w:right w:val="single" w:color="BDC3C7" w:sz="1"/>
+            </w:tcBorders>
+            <w:tcMar>
+              <w:top w:type="dxa" w:w="80"/>
+              <w:left w:type="dxa" w:w="120"/>
+              <w:bottom w:type="dxa" w:w="80"/>
+              <w:right w:type="dxa" w:w="120"/>
+            </w:tcMar>
+          </w:tcPr>
+          <w:p>
+            <w:pPr>
+              <w:spacing w:after="40"/>
+            </w:pPr>
+            <w:r>
+              <w:rPr>
+                <w:rFonts w:ascii="Arial" w:cs="Arial" w:eastAsia="Arial" w:hAnsi="Arial"/>
+                <w:sz w:val="22"/>
+                <w:szCs w:val="22"/>
+              </w:rPr>
+              <w:t xml:space="preserve">Google OAuth client ID</w:t>
             </w:r>
           </w:p>
         </w:tc>
@@ -6144,55 +8074,91 @@
       <w:tr>
         <w:tc>
           <w:tcPr>
-            <w:tcW w:type="dxa" w:w="3200"/>
-            <w:tcBorders>
-              <w:top w:val="single" w:color="BDC3C7" w:sz="1"/>
-              <w:left w:val="single" w:color="BDC3C7" w:sz="1"/>
-              <w:bottom w:val="single" w:color="BDC3C7" w:sz="1"/>
-              <w:right w:val="single" w:color="BDC3C7" w:sz="1"/>
-            </w:tcBorders>
-            <w:tcMar>
-              <w:top w:type="dxa" w:w="80"/>
-              <w:left w:type="dxa" w:w="120"/>
-              <w:bottom w:type="dxa" w:w="80"/>
-              <w:right w:type="dxa" w:w="120"/>
-            </w:tcMar>
-          </w:tcPr>
-          <w:p>
-            <w:r>
-              <w:rPr>
-                <w:rFonts w:ascii="Arial" w:cs="Arial" w:eastAsia="Arial" w:hAnsi="Arial"/>
-                <w:sz w:val="22"/>
-                <w:szCs w:val="22"/>
-              </w:rPr>
-              <w:t xml:space="preserve">GOOGLE_CLIENT_ID</w:t>
-            </w:r>
-          </w:p>
-        </w:tc>
-        <w:tc>
-          <w:tcPr>
-            <w:tcW w:type="dxa" w:w="6160"/>
-            <w:tcBorders>
-              <w:top w:val="single" w:color="BDC3C7" w:sz="1"/>
-              <w:left w:val="single" w:color="BDC3C7" w:sz="1"/>
-              <w:bottom w:val="single" w:color="BDC3C7" w:sz="1"/>
-              <w:right w:val="single" w:color="BDC3C7" w:sz="1"/>
-            </w:tcBorders>
-            <w:tcMar>
-              <w:top w:type="dxa" w:w="80"/>
-              <w:left w:type="dxa" w:w="120"/>
-              <w:bottom w:type="dxa" w:w="80"/>
-              <w:right w:type="dxa" w:w="120"/>
-            </w:tcMar>
-          </w:tcPr>
-          <w:p>
-            <w:r>
-              <w:rPr>
-                <w:rFonts w:ascii="Arial" w:cs="Arial" w:eastAsia="Arial" w:hAnsi="Arial"/>
-                <w:sz w:val="22"/>
-                <w:szCs w:val="22"/>
-              </w:rPr>
-              <w:t xml:space="preserve">Google OAuth client ID</w:t>
+            <w:tcW w:type="dxa" w:w="3000"/>
+            <w:tcBorders>
+              <w:top w:val="single" w:color="BDC3C7" w:sz="1"/>
+              <w:left w:val="single" w:color="BDC3C7" w:sz="1"/>
+              <w:bottom w:val="single" w:color="BDC3C7" w:sz="1"/>
+              <w:right w:val="single" w:color="BDC3C7" w:sz="1"/>
+            </w:tcBorders>
+            <w:tcMar>
+              <w:top w:type="dxa" w:w="80"/>
+              <w:left w:type="dxa" w:w="120"/>
+              <w:bottom w:type="dxa" w:w="80"/>
+              <w:right w:type="dxa" w:w="120"/>
+            </w:tcMar>
+          </w:tcPr>
+          <w:p>
+            <w:pPr>
+              <w:spacing w:after="40"/>
+            </w:pPr>
+            <w:r>
+              <w:rPr>
+                <w:rFonts w:ascii="Arial" w:cs="Arial" w:eastAsia="Arial" w:hAnsi="Arial"/>
+                <w:sz w:val="22"/>
+                <w:szCs w:val="22"/>
+              </w:rPr>
+              <w:t xml:space="preserve">GOOGLE_CLIENT_SECRET</w:t>
+            </w:r>
+          </w:p>
+        </w:tc>
+        <w:tc>
+          <w:tcPr>
+            <w:tcW w:type="dxa" w:w="1200"/>
+            <w:tcBorders>
+              <w:top w:val="single" w:color="BDC3C7" w:sz="1"/>
+              <w:left w:val="single" w:color="BDC3C7" w:sz="1"/>
+              <w:bottom w:val="single" w:color="BDC3C7" w:sz="1"/>
+              <w:right w:val="single" w:color="BDC3C7" w:sz="1"/>
+            </w:tcBorders>
+            <w:tcMar>
+              <w:top w:type="dxa" w:w="80"/>
+              <w:left w:type="dxa" w:w="120"/>
+              <w:bottom w:type="dxa" w:w="80"/>
+              <w:right w:type="dxa" w:w="120"/>
+            </w:tcMar>
+          </w:tcPr>
+          <w:p>
+            <w:pPr>
+              <w:spacing w:after="40"/>
+            </w:pPr>
+            <w:r>
+              <w:rPr>
+                <w:rFonts w:ascii="Arial" w:cs="Arial" w:eastAsia="Arial" w:hAnsi="Arial"/>
+                <w:sz w:val="22"/>
+                <w:szCs w:val="22"/>
+              </w:rPr>
+              <w:t xml:space="preserve">Yes</w:t>
+            </w:r>
+          </w:p>
+        </w:tc>
+        <w:tc>
+          <w:tcPr>
+            <w:tcW w:type="dxa" w:w="5160"/>
+            <w:tcBorders>
+              <w:top w:val="single" w:color="BDC3C7" w:sz="1"/>
+              <w:left w:val="single" w:color="BDC3C7" w:sz="1"/>
+              <w:bottom w:val="single" w:color="BDC3C7" w:sz="1"/>
+              <w:right w:val="single" w:color="BDC3C7" w:sz="1"/>
+            </w:tcBorders>
+            <w:tcMar>
+              <w:top w:type="dxa" w:w="80"/>
+              <w:left w:type="dxa" w:w="120"/>
+              <w:bottom w:type="dxa" w:w="80"/>
+              <w:right w:type="dxa" w:w="120"/>
+            </w:tcMar>
+          </w:tcPr>
+          <w:p>
+            <w:pPr>
+              <w:spacing w:after="40"/>
+            </w:pPr>
+            <w:r>
+              <w:rPr>
+                <w:rFonts w:ascii="Arial" w:cs="Arial" w:eastAsia="Arial" w:hAnsi="Arial"/>
+                <w:sz w:val="22"/>
+                <w:szCs w:val="22"/>
+              </w:rPr>
+              <w:t xml:space="preserve">Google OAuth client secret</w:t>
             </w:r>
           </w:p>
         </w:tc>
@@ -6200,55 +8166,91 @@
       <w:tr>
         <w:tc>
           <w:tcPr>
-            <w:tcW w:type="dxa" w:w="3200"/>
-            <w:tcBorders>
-              <w:top w:val="single" w:color="BDC3C7" w:sz="1"/>
-              <w:left w:val="single" w:color="BDC3C7" w:sz="1"/>
-              <w:bottom w:val="single" w:color="BDC3C7" w:sz="1"/>
-              <w:right w:val="single" w:color="BDC3C7" w:sz="1"/>
-            </w:tcBorders>
-            <w:tcMar>
-              <w:top w:type="dxa" w:w="80"/>
-              <w:left w:type="dxa" w:w="120"/>
-              <w:bottom w:type="dxa" w:w="80"/>
-              <w:right w:type="dxa" w:w="120"/>
-            </w:tcMar>
-          </w:tcPr>
-          <w:p>
-            <w:r>
-              <w:rPr>
-                <w:rFonts w:ascii="Arial" w:cs="Arial" w:eastAsia="Arial" w:hAnsi="Arial"/>
-                <w:sz w:val="22"/>
-                <w:szCs w:val="22"/>
-              </w:rPr>
-              <w:t xml:space="preserve">GOOGLE_CLIENT_SECRET</w:t>
-            </w:r>
-          </w:p>
-        </w:tc>
-        <w:tc>
-          <w:tcPr>
-            <w:tcW w:type="dxa" w:w="6160"/>
-            <w:tcBorders>
-              <w:top w:val="single" w:color="BDC3C7" w:sz="1"/>
-              <w:left w:val="single" w:color="BDC3C7" w:sz="1"/>
-              <w:bottom w:val="single" w:color="BDC3C7" w:sz="1"/>
-              <w:right w:val="single" w:color="BDC3C7" w:sz="1"/>
-            </w:tcBorders>
-            <w:tcMar>
-              <w:top w:type="dxa" w:w="80"/>
-              <w:left w:type="dxa" w:w="120"/>
-              <w:bottom w:type="dxa" w:w="80"/>
-              <w:right w:type="dxa" w:w="120"/>
-            </w:tcMar>
-          </w:tcPr>
-          <w:p>
-            <w:r>
-              <w:rPr>
-                <w:rFonts w:ascii="Arial" w:cs="Arial" w:eastAsia="Arial" w:hAnsi="Arial"/>
-                <w:sz w:val="22"/>
-                <w:szCs w:val="22"/>
-              </w:rPr>
-              <w:t xml:space="preserve">Google OAuth client secret</w:t>
+            <w:tcW w:type="dxa" w:w="3000"/>
+            <w:tcBorders>
+              <w:top w:val="single" w:color="BDC3C7" w:sz="1"/>
+              <w:left w:val="single" w:color="BDC3C7" w:sz="1"/>
+              <w:bottom w:val="single" w:color="BDC3C7" w:sz="1"/>
+              <w:right w:val="single" w:color="BDC3C7" w:sz="1"/>
+            </w:tcBorders>
+            <w:tcMar>
+              <w:top w:type="dxa" w:w="80"/>
+              <w:left w:type="dxa" w:w="120"/>
+              <w:bottom w:type="dxa" w:w="80"/>
+              <w:right w:type="dxa" w:w="120"/>
+            </w:tcMar>
+          </w:tcPr>
+          <w:p>
+            <w:pPr>
+              <w:spacing w:after="40"/>
+            </w:pPr>
+            <w:r>
+              <w:rPr>
+                <w:rFonts w:ascii="Arial" w:cs="Arial" w:eastAsia="Arial" w:hAnsi="Arial"/>
+                <w:sz w:val="22"/>
+                <w:szCs w:val="22"/>
+              </w:rPr>
+              <w:t xml:space="preserve">ANTHROPIC_API_KEY</w:t>
+            </w:r>
+          </w:p>
+        </w:tc>
+        <w:tc>
+          <w:tcPr>
+            <w:tcW w:type="dxa" w:w="1200"/>
+            <w:tcBorders>
+              <w:top w:val="single" w:color="BDC3C7" w:sz="1"/>
+              <w:left w:val="single" w:color="BDC3C7" w:sz="1"/>
+              <w:bottom w:val="single" w:color="BDC3C7" w:sz="1"/>
+              <w:right w:val="single" w:color="BDC3C7" w:sz="1"/>
+            </w:tcBorders>
+            <w:tcMar>
+              <w:top w:type="dxa" w:w="80"/>
+              <w:left w:type="dxa" w:w="120"/>
+              <w:bottom w:type="dxa" w:w="80"/>
+              <w:right w:type="dxa" w:w="120"/>
+            </w:tcMar>
+          </w:tcPr>
+          <w:p>
+            <w:pPr>
+              <w:spacing w:after="40"/>
+            </w:pPr>
+            <w:r>
+              <w:rPr>
+                <w:rFonts w:ascii="Arial" w:cs="Arial" w:eastAsia="Arial" w:hAnsi="Arial"/>
+                <w:sz w:val="22"/>
+                <w:szCs w:val="22"/>
+              </w:rPr>
+              <w:t xml:space="preserve">No</w:t>
+            </w:r>
+          </w:p>
+        </w:tc>
+        <w:tc>
+          <w:tcPr>
+            <w:tcW w:type="dxa" w:w="5160"/>
+            <w:tcBorders>
+              <w:top w:val="single" w:color="BDC3C7" w:sz="1"/>
+              <w:left w:val="single" w:color="BDC3C7" w:sz="1"/>
+              <w:bottom w:val="single" w:color="BDC3C7" w:sz="1"/>
+              <w:right w:val="single" w:color="BDC3C7" w:sz="1"/>
+            </w:tcBorders>
+            <w:tcMar>
+              <w:top w:type="dxa" w:w="80"/>
+              <w:left w:type="dxa" w:w="120"/>
+              <w:bottom w:type="dxa" w:w="80"/>
+              <w:right w:type="dxa" w:w="120"/>
+            </w:tcMar>
+          </w:tcPr>
+          <w:p>
+            <w:pPr>
+              <w:spacing w:after="40"/>
+            </w:pPr>
+            <w:r>
+              <w:rPr>
+                <w:rFonts w:ascii="Arial" w:cs="Arial" w:eastAsia="Arial" w:hAnsi="Arial"/>
+                <w:sz w:val="22"/>
+                <w:szCs w:val="22"/>
+              </w:rPr>
+              <w:t xml:space="preserve">Enables Claude-powered summaries and chat</w:t>
             </w:r>
           </w:p>
         </w:tc>
@@ -6256,55 +8258,183 @@
       <w:tr>
         <w:tc>
           <w:tcPr>
-            <w:tcW w:type="dxa" w:w="3200"/>
-            <w:tcBorders>
-              <w:top w:val="single" w:color="BDC3C7" w:sz="1"/>
-              <w:left w:val="single" w:color="BDC3C7" w:sz="1"/>
-              <w:bottom w:val="single" w:color="BDC3C7" w:sz="1"/>
-              <w:right w:val="single" w:color="BDC3C7" w:sz="1"/>
-            </w:tcBorders>
-            <w:tcMar>
-              <w:top w:type="dxa" w:w="80"/>
-              <w:left w:type="dxa" w:w="120"/>
-              <w:bottom w:type="dxa" w:w="80"/>
-              <w:right w:type="dxa" w:w="120"/>
-            </w:tcMar>
-          </w:tcPr>
-          <w:p>
-            <w:r>
-              <w:rPr>
-                <w:rFonts w:ascii="Arial" w:cs="Arial" w:eastAsia="Arial" w:hAnsi="Arial"/>
-                <w:sz w:val="22"/>
-                <w:szCs w:val="22"/>
-              </w:rPr>
-              <w:t xml:space="preserve">ANTHROPIC_API_KEY</w:t>
-            </w:r>
-          </w:p>
-        </w:tc>
-        <w:tc>
-          <w:tcPr>
-            <w:tcW w:type="dxa" w:w="6160"/>
-            <w:tcBorders>
-              <w:top w:val="single" w:color="BDC3C7" w:sz="1"/>
-              <w:left w:val="single" w:color="BDC3C7" w:sz="1"/>
-              <w:bottom w:val="single" w:color="BDC3C7" w:sz="1"/>
-              <w:right w:val="single" w:color="BDC3C7" w:sz="1"/>
-            </w:tcBorders>
-            <w:tcMar>
-              <w:top w:type="dxa" w:w="80"/>
-              <w:left w:type="dxa" w:w="120"/>
-              <w:bottom w:type="dxa" w:w="80"/>
-              <w:right w:type="dxa" w:w="120"/>
-            </w:tcMar>
-          </w:tcPr>
-          <w:p>
-            <w:r>
-              <w:rPr>
-                <w:rFonts w:ascii="Arial" w:cs="Arial" w:eastAsia="Arial" w:hAnsi="Arial"/>
-                <w:sz w:val="22"/>
-                <w:szCs w:val="22"/>
-              </w:rPr>
-              <w:t xml:space="preserve">Anthropic API key for Claude-powered features (optional)</w:t>
+            <w:tcW w:type="dxa" w:w="3000"/>
+            <w:tcBorders>
+              <w:top w:val="single" w:color="BDC3C7" w:sz="1"/>
+              <w:left w:val="single" w:color="BDC3C7" w:sz="1"/>
+              <w:bottom w:val="single" w:color="BDC3C7" w:sz="1"/>
+              <w:right w:val="single" w:color="BDC3C7" w:sz="1"/>
+            </w:tcBorders>
+            <w:tcMar>
+              <w:top w:type="dxa" w:w="80"/>
+              <w:left w:type="dxa" w:w="120"/>
+              <w:bottom w:type="dxa" w:w="80"/>
+              <w:right w:type="dxa" w:w="120"/>
+            </w:tcMar>
+          </w:tcPr>
+          <w:p>
+            <w:pPr>
+              <w:spacing w:after="40"/>
+            </w:pPr>
+            <w:r>
+              <w:rPr>
+                <w:rFonts w:ascii="Arial" w:cs="Arial" w:eastAsia="Arial" w:hAnsi="Arial"/>
+                <w:sz w:val="22"/>
+                <w:szCs w:val="22"/>
+              </w:rPr>
+              <w:t xml:space="preserve">ALLOWED_EMAIL_DOMAIN</w:t>
+            </w:r>
+          </w:p>
+        </w:tc>
+        <w:tc>
+          <w:tcPr>
+            <w:tcW w:type="dxa" w:w="1200"/>
+            <w:tcBorders>
+              <w:top w:val="single" w:color="BDC3C7" w:sz="1"/>
+              <w:left w:val="single" w:color="BDC3C7" w:sz="1"/>
+              <w:bottom w:val="single" w:color="BDC3C7" w:sz="1"/>
+              <w:right w:val="single" w:color="BDC3C7" w:sz="1"/>
+            </w:tcBorders>
+            <w:tcMar>
+              <w:top w:type="dxa" w:w="80"/>
+              <w:left w:type="dxa" w:w="120"/>
+              <w:bottom w:type="dxa" w:w="80"/>
+              <w:right w:type="dxa" w:w="120"/>
+            </w:tcMar>
+          </w:tcPr>
+          <w:p>
+            <w:pPr>
+              <w:spacing w:after="40"/>
+            </w:pPr>
+            <w:r>
+              <w:rPr>
+                <w:rFonts w:ascii="Arial" w:cs="Arial" w:eastAsia="Arial" w:hAnsi="Arial"/>
+                <w:sz w:val="22"/>
+                <w:szCs w:val="22"/>
+              </w:rPr>
+              <w:t xml:space="preserve">No</w:t>
+            </w:r>
+          </w:p>
+        </w:tc>
+        <w:tc>
+          <w:tcPr>
+            <w:tcW w:type="dxa" w:w="5160"/>
+            <w:tcBorders>
+              <w:top w:val="single" w:color="BDC3C7" w:sz="1"/>
+              <w:left w:val="single" w:color="BDC3C7" w:sz="1"/>
+              <w:bottom w:val="single" w:color="BDC3C7" w:sz="1"/>
+              <w:right w:val="single" w:color="BDC3C7" w:sz="1"/>
+            </w:tcBorders>
+            <w:tcMar>
+              <w:top w:type="dxa" w:w="80"/>
+              <w:left w:type="dxa" w:w="120"/>
+              <w:bottom w:type="dxa" w:w="80"/>
+              <w:right w:type="dxa" w:w="120"/>
+            </w:tcMar>
+          </w:tcPr>
+          <w:p>
+            <w:pPr>
+              <w:spacing w:after="40"/>
+            </w:pPr>
+            <w:r>
+              <w:rPr>
+                <w:rFonts w:ascii="Arial" w:cs="Arial" w:eastAsia="Arial" w:hAnsi="Arial"/>
+                <w:sz w:val="22"/>
+                <w:szCs w:val="22"/>
+              </w:rPr>
+              <w:t xml:space="preserve">Restricts Google sign-in to a domain</w:t>
+            </w:r>
+          </w:p>
+        </w:tc>
+      </w:tr>
+      <w:tr>
+        <w:tc>
+          <w:tcPr>
+            <w:tcW w:type="dxa" w:w="3000"/>
+            <w:tcBorders>
+              <w:top w:val="single" w:color="BDC3C7" w:sz="1"/>
+              <w:left w:val="single" w:color="BDC3C7" w:sz="1"/>
+              <w:bottom w:val="single" w:color="BDC3C7" w:sz="1"/>
+              <w:right w:val="single" w:color="BDC3C7" w:sz="1"/>
+            </w:tcBorders>
+            <w:tcMar>
+              <w:top w:type="dxa" w:w="80"/>
+              <w:left w:type="dxa" w:w="120"/>
+              <w:bottom w:type="dxa" w:w="80"/>
+              <w:right w:type="dxa" w:w="120"/>
+            </w:tcMar>
+          </w:tcPr>
+          <w:p>
+            <w:pPr>
+              <w:spacing w:after="40"/>
+            </w:pPr>
+            <w:r>
+              <w:rPr>
+                <w:rFonts w:ascii="Arial" w:cs="Arial" w:eastAsia="Arial" w:hAnsi="Arial"/>
+                <w:sz w:val="22"/>
+                <w:szCs w:val="22"/>
+              </w:rPr>
+              <w:t xml:space="preserve">AUTH_DEV_MODE</w:t>
+            </w:r>
+          </w:p>
+        </w:tc>
+        <w:tc>
+          <w:tcPr>
+            <w:tcW w:type="dxa" w:w="1200"/>
+            <w:tcBorders>
+              <w:top w:val="single" w:color="BDC3C7" w:sz="1"/>
+              <w:left w:val="single" w:color="BDC3C7" w:sz="1"/>
+              <w:bottom w:val="single" w:color="BDC3C7" w:sz="1"/>
+              <w:right w:val="single" w:color="BDC3C7" w:sz="1"/>
+            </w:tcBorders>
+            <w:tcMar>
+              <w:top w:type="dxa" w:w="80"/>
+              <w:left w:type="dxa" w:w="120"/>
+              <w:bottom w:type="dxa" w:w="80"/>
+              <w:right w:type="dxa" w:w="120"/>
+            </w:tcMar>
+          </w:tcPr>
+          <w:p>
+            <w:pPr>
+              <w:spacing w:after="40"/>
+            </w:pPr>
+            <w:r>
+              <w:rPr>
+                <w:rFonts w:ascii="Arial" w:cs="Arial" w:eastAsia="Arial" w:hAnsi="Arial"/>
+                <w:sz w:val="22"/>
+                <w:szCs w:val="22"/>
+              </w:rPr>
+              <w:t xml:space="preserve">No</w:t>
+            </w:r>
+          </w:p>
+        </w:tc>
+        <w:tc>
+          <w:tcPr>
+            <w:tcW w:type="dxa" w:w="5160"/>
+            <w:tcBorders>
+              <w:top w:val="single" w:color="BDC3C7" w:sz="1"/>
+              <w:left w:val="single" w:color="BDC3C7" w:sz="1"/>
+              <w:bottom w:val="single" w:color="BDC3C7" w:sz="1"/>
+              <w:right w:val="single" w:color="BDC3C7" w:sz="1"/>
+            </w:tcBorders>
+            <w:tcMar>
+              <w:top w:type="dxa" w:w="80"/>
+              <w:left w:type="dxa" w:w="120"/>
+              <w:bottom w:type="dxa" w:w="80"/>
+              <w:right w:type="dxa" w:w="120"/>
+            </w:tcMar>
+          </w:tcPr>
+          <w:p>
+            <w:pPr>
+              <w:spacing w:after="40"/>
+            </w:pPr>
+            <w:r>
+              <w:rPr>
+                <w:rFonts w:ascii="Arial" w:cs="Arial" w:eastAsia="Arial" w:hAnsi="Arial"/>
+                <w:sz w:val="22"/>
+                <w:szCs w:val="22"/>
+              </w:rPr>
+              <w:t xml:space="preserve">Set to "true" to enable email/password login</w:t>
             </w:r>
           </w:p>
         </w:tc>
@@ -6321,24 +8451,6 @@
           <w:szCs w:val="22"/>
         </w:rPr>
         <w:t xml:space="preserve"/>
-      </w:r>
-    </w:p>
-    <w:p>
-      <w:pPr>
-        <w:shd w:fill="EBF5FB" w:val="clear"/>
-        <w:spacing w:after="200" w:before="120"/>
-        <w:ind w:left="360" w:right="360"/>
-      </w:pPr>
-      <w:r>
-        <w:rPr>
-          <w:rFonts w:ascii="Arial" w:cs="Arial" w:eastAsia="Arial" w:hAnsi="Arial"/>
-          <w:i/>
-          <w:iCs/>
-          <w:color w:val="2C3E50"/>
-          <w:sz w:val="22"/>
-          <w:szCs w:val="22"/>
-        </w:rPr>
-        <w:t xml:space="preserve">The ANTHROPIC_API_KEY is optional. When not set, AI features gracefully fall back to rule-based summaries. All ML scoring layers (embeddings, Isolation Forest, graph analysis) work without it since they run entirely in TypeScript.</w:t>
       </w:r>
     </w:p>
     <w:p>
@@ -6355,7 +8467,7 @@
           <w:sz w:val="28"/>
           <w:szCs w:val="28"/>
         </w:rPr>
-        <w:t xml:space="preserve">9.3 Future Roadmap</w:t>
+        <w:t xml:space="preserve">13.3 Roadmap</w:t>
       </w:r>
     </w:p>
     <w:p>
@@ -6383,7 +8495,7 @@
           <w:sz w:val="22"/>
           <w:szCs w:val="22"/>
         </w:rPr>
-        <w:t xml:space="preserve">Direct API integration with Spectrum's Order Management System for real-time order ingestion instead of CSV uploads</w:t>
+        <w:t xml:space="preserve">Direct API integration with Spectrum Order Management System for real-time order ingestion.</w:t>
       </w:r>
     </w:p>
     <w:p>
@@ -6403,15 +8515,15 @@
           <w:sz w:val="22"/>
           <w:szCs w:val="22"/>
         </w:rPr>
-        <w:t xml:space="preserve">Amazon SageMaker Migration: </w:t>
-      </w:r>
-      <w:r>
-        <w:rPr>
-          <w:rFonts w:ascii="Arial" w:cs="Arial" w:eastAsia="Arial" w:hAnsi="Arial"/>
-          <w:sz w:val="22"/>
-          <w:szCs w:val="22"/>
-        </w:rPr>
-        <w:t xml:space="preserve">Move the GBDT model training to SageMaker for scalable model management, A/B testing, and automatic retraining</w:t>
+        <w:t xml:space="preserve">SageMaker Migration: </w:t>
+      </w:r>
+      <w:r>
+        <w:rPr>
+          <w:rFonts w:ascii="Arial" w:cs="Arial" w:eastAsia="Arial" w:hAnsi="Arial"/>
+          <w:sz w:val="22"/>
+          <w:szCs w:val="22"/>
+        </w:rPr>
+        <w:t xml:space="preserve">Move GBDT training to Amazon SageMaker for scalable model management and automatic retraining.</w:t>
       </w:r>
     </w:p>
     <w:p>
@@ -6439,7 +8551,7 @@
           <w:sz w:val="22"/>
           <w:szCs w:val="22"/>
         </w:rPr>
-        <w:t xml:space="preserve">Push notifications to upstream systems when critical-risk orders are detected</w:t>
+        <w:t xml:space="preserve">Push notifications to upstream systems when critical-risk orders are detected.</w:t>
       </w:r>
     </w:p>
     <w:p>
@@ -6449,7 +8561,7 @@
           <w:ilvl w:val="0"/>
           <w:numId w:val="2"/>
         </w:numPr>
-        <w:spacing w:after="200"/>
+        <w:spacing w:after="80"/>
       </w:pPr>
       <w:r>
         <w:rPr>
@@ -6467,7 +8579,7 @@
           <w:sz w:val="22"/>
           <w:szCs w:val="22"/>
         </w:rPr>
-        <w:t xml:space="preserve">Cross-reference new orders against the full Spectrum customer database for disconnect history, not just orders in the FraudShield system</w:t>
+        <w:t xml:space="preserve">Cross-reference new orders against the full Spectrum customer database for disconnect history, not just orders within FraudShield.</w:t>
       </w:r>
     </w:p>
     <w:sectPr>
@@ -6620,7 +8732,7 @@
         <w:sz w:val="18"/>
         <w:szCs w:val="18"/>
       </w:rPr>
-      <w:t xml:space="preserve">	Technical Documentation</w:t>
+      <w:t xml:space="preserve">	Technical Documentation v2.0</w:t>
     </w:r>
   </w:p>
 </w:hdr>
@@ -6726,7 +8838,7 @@
     <w:lvl w:ilvl="1" w15:tentative="1">
       <w:start w:val="1"/>
       <w:numFmt w:val="bullet"/>
-      <w:lvlText w:val="○"/>
+      <w:lvlText w:val="◦"/>
       <w:lvlJc w:val="left"/>
       <w:pPr>
         <w:ind w:left="1440" w:hanging="360"/>
@@ -6758,6 +8870,30 @@
     </w:lvl>
   </w:abstractNum>
   <w:abstractNum w:abstractNumId="5" w15:restartNumberingAfterBreak="0">
+    <w:multiLevelType w:val="hybridMultilevel"/>
+    <w:lvl w:ilvl="0" w15:tentative="1">
+      <w:start w:val="1"/>
+      <w:numFmt w:val="decimal"/>
+      <w:lvlText w:val="%1."/>
+      <w:lvlJc w:val="left"/>
+      <w:pPr>
+        <w:ind w:left="720" w:hanging="360"/>
+      </w:pPr>
+    </w:lvl>
+  </w:abstractNum>
+  <w:abstractNum w:abstractNumId="6" w15:restartNumberingAfterBreak="0">
+    <w:multiLevelType w:val="hybridMultilevel"/>
+    <w:lvl w:ilvl="0" w15:tentative="1">
+      <w:start w:val="1"/>
+      <w:numFmt w:val="decimal"/>
+      <w:lvlText w:val="%1."/>
+      <w:lvlJc w:val="left"/>
+      <w:pPr>
+        <w:ind w:left="720" w:hanging="360"/>
+      </w:pPr>
+    </w:lvl>
+  </w:abstractNum>
+  <w:abstractNum w:abstractNumId="7" w15:restartNumberingAfterBreak="0">
     <w:multiLevelType w:val="hybridMultilevel"/>
     <w:lvl w:ilvl="0" w15:tentative="1">
       <w:start w:val="1"/>
@@ -6789,12 +8925,6 @@
   </w:num>
   <w:num w:numId="4">
     <w:abstractNumId w:val="4"/>
-    <w:lvlOverride w:ilvl="0">
-      <w:startOverride w:val="1"/>
-    </w:lvlOverride>
-  </w:num>
-  <w:num w:numId="5">
-    <w:abstractNumId w:val="5"/>
     <w:lvlOverride w:ilvl="0">
       <w:startOverride w:val="1"/>
     </w:lvlOverride>
